--- a/參考文件/期中報告繳交區/115期中報告-趨勢分析.docx
+++ b/參考文件/期中報告繳交區/115期中報告-趨勢分析.docx
@@ -18,9 +18,6 @@
       <w:pPr>
         <w:spacing w:before="180" w:after="180"/>
         <w:ind w:firstLine="540"/>
-        <w:rPr>
-          <w:rFonts w:hint="eastAsia"/>
-        </w:rPr>
       </w:pPr>
       <w:r>
         <w:t>本章針對</w:t>
@@ -62,9 +59,6 @@
     <w:p>
       <w:pPr>
         <w:pStyle w:val="3"/>
-        <w:rPr>
-          <w:rFonts w:hint="eastAsia"/>
-        </w:rPr>
       </w:pPr>
       <w:r>
         <w:rPr>
@@ -233,9 +227,6 @@
       <w:pPr>
         <w:spacing w:before="180" w:after="180"/>
         <w:ind w:firstLine="540"/>
-        <w:rPr>
-          <w:rFonts w:hint="eastAsia"/>
-        </w:rPr>
       </w:pPr>
       <w:r>
         <w:t>從圖</w:t>
@@ -466,28 +457,6 @@
         <w:lastRenderedPageBreak/>
         <w:t>修復進度帶動人潮影響。</w:t>
       </w:r>
-    </w:p>
-    <w:p>
-      <w:pPr>
-        <w:widowControl/>
-        <w:spacing w:beforeLines="0" w:before="0" w:afterLines="0" w:after="160" w:line="278" w:lineRule="auto"/>
-        <w:ind w:firstLineChars="0" w:firstLine="0"/>
-        <w:jc w:val="left"/>
-        <w:rPr>
-          <w:rFonts w:hint="eastAsia"/>
-        </w:rPr>
-      </w:pPr>
-      <w:r>
-        <w:br w:type="page"/>
-      </w:r>
-    </w:p>
-    <w:p>
-      <w:pPr>
-        <w:pStyle w:val="af"/>
-        <w:keepNext/>
-        <w:spacing w:before="180" w:after="180"/>
-        <w:ind w:firstLineChars="0" w:firstLine="0"/>
-      </w:pPr>
     </w:p>
     <w:p>
       <w:pPr>
@@ -4162,35 +4131,27 @@
           <w:tcPr>
             <w:tcW w:w="1442" w:type="dxa"/>
             <w:tcBorders>
-              <w:top w:val="nil"/>
+              <w:top w:val="single" w:sz="4" w:space="0" w:color="auto"/>
               <w:left w:val="nil"/>
               <w:bottom w:val="single" w:sz="4" w:space="0" w:color="auto"/>
               <w:right w:val="single" w:sz="4" w:space="0" w:color="auto"/>
-            </w:tcBorders>
-            <w:noWrap/>
-            <w:vAlign w:val="center"/>
-            <w:hideMark/>
-          </w:tcPr>
-          <w:p>
-            <w:pPr>
-              <w:widowControl/>
-              <w:spacing w:beforeLines="0" w:before="0" w:afterLines="0" w:after="0" w:line="240" w:lineRule="auto"/>
-              <w:ind w:firstLineChars="0" w:firstLine="0"/>
-              <w:jc w:val="right"/>
-              <w:rPr>
-                <w:rFonts w:ascii="標楷體" w:hAnsi="標楷體" w:cs="Calibri"/>
-                <w:color w:val="000000"/>
-                <w:kern w:val="0"/>
-              </w:rPr>
-            </w:pPr>
-            <w:r>
-              <w:rPr>
-                <w:rFonts w:ascii="標楷體" w:hAnsi="標楷體" w:cs="Calibri"/>
-                <w:color w:val="000000"/>
-                <w:kern w:val="0"/>
-              </w:rPr>
-              <w:t>NA</w:t>
-            </w:r>
+              <w:tl2br w:val="single" w:sz="4" w:space="0" w:color="auto"/>
+            </w:tcBorders>
+            <w:noWrap/>
+            <w:vAlign w:val="center"/>
+          </w:tcPr>
+          <w:p>
+            <w:pPr>
+              <w:widowControl/>
+              <w:spacing w:beforeLines="0" w:before="0" w:afterLines="0" w:after="0" w:line="240" w:lineRule="auto"/>
+              <w:ind w:firstLineChars="0" w:firstLine="0"/>
+              <w:jc w:val="right"/>
+              <w:rPr>
+                <w:rFonts w:ascii="標楷體" w:hAnsi="標楷體" w:cs="Calibri"/>
+                <w:color w:val="000000"/>
+                <w:kern w:val="0"/>
+              </w:rPr>
+            </w:pPr>
           </w:p>
         </w:tc>
         <w:tc>
@@ -4268,10 +4229,11 @@
             <w:tcW w:w="1442" w:type="dxa"/>
             <w:vMerge w:val="restart"/>
             <w:tcBorders>
-              <w:top w:val="nil"/>
+              <w:top w:val="single" w:sz="4" w:space="0" w:color="auto"/>
               <w:left w:val="double" w:sz="6" w:space="0" w:color="auto"/>
               <w:bottom w:val="single" w:sz="4" w:space="0" w:color="auto"/>
               <w:right w:val="single" w:sz="4" w:space="0" w:color="auto"/>
+              <w:tl2br w:val="single" w:sz="4" w:space="0" w:color="auto"/>
             </w:tcBorders>
             <w:noWrap/>
             <w:vAlign w:val="center"/>
@@ -4289,14 +4251,6 @@
                 <w:kern w:val="0"/>
               </w:rPr>
             </w:pPr>
-            <w:r>
-              <w:rPr>
-                <w:rFonts w:cs="Times New Roman"/>
-                <w:color w:val="000000"/>
-                <w:kern w:val="0"/>
-              </w:rPr>
-              <w:t>NA</w:t>
-            </w:r>
           </w:p>
         </w:tc>
         <w:tc>
@@ -4371,35 +4325,27 @@
           <w:tcPr>
             <w:tcW w:w="1442" w:type="dxa"/>
             <w:tcBorders>
-              <w:top w:val="nil"/>
+              <w:top w:val="single" w:sz="4" w:space="0" w:color="auto"/>
               <w:left w:val="nil"/>
               <w:bottom w:val="single" w:sz="4" w:space="0" w:color="auto"/>
               <w:right w:val="single" w:sz="4" w:space="0" w:color="auto"/>
-            </w:tcBorders>
-            <w:noWrap/>
-            <w:vAlign w:val="center"/>
-            <w:hideMark/>
-          </w:tcPr>
-          <w:p>
-            <w:pPr>
-              <w:widowControl/>
-              <w:spacing w:beforeLines="0" w:before="0" w:afterLines="0" w:after="0" w:line="240" w:lineRule="auto"/>
-              <w:ind w:firstLineChars="0" w:firstLine="0"/>
-              <w:jc w:val="right"/>
-              <w:rPr>
-                <w:rFonts w:ascii="標楷體" w:hAnsi="標楷體" w:cs="Calibri"/>
-                <w:color w:val="000000"/>
-                <w:kern w:val="0"/>
-              </w:rPr>
-            </w:pPr>
-            <w:r>
-              <w:rPr>
-                <w:rFonts w:ascii="標楷體" w:hAnsi="標楷體" w:cs="Calibri"/>
-                <w:color w:val="000000"/>
-                <w:kern w:val="0"/>
-              </w:rPr>
-              <w:t>NA</w:t>
-            </w:r>
+              <w:tl2br w:val="single" w:sz="4" w:space="0" w:color="auto"/>
+            </w:tcBorders>
+            <w:noWrap/>
+            <w:vAlign w:val="center"/>
+          </w:tcPr>
+          <w:p>
+            <w:pPr>
+              <w:widowControl/>
+              <w:spacing w:beforeLines="0" w:before="0" w:afterLines="0" w:after="0" w:line="240" w:lineRule="auto"/>
+              <w:ind w:firstLineChars="0" w:firstLine="0"/>
+              <w:jc w:val="right"/>
+              <w:rPr>
+                <w:rFonts w:ascii="標楷體" w:hAnsi="標楷體" w:cs="Calibri"/>
+                <w:color w:val="000000"/>
+                <w:kern w:val="0"/>
+              </w:rPr>
+            </w:pPr>
           </w:p>
         </w:tc>
         <w:tc>
@@ -4477,10 +4423,11 @@
             <w:tcW w:w="1442" w:type="dxa"/>
             <w:vMerge/>
             <w:tcBorders>
-              <w:top w:val="nil"/>
+              <w:top w:val="single" w:sz="4" w:space="0" w:color="auto"/>
               <w:left w:val="double" w:sz="6" w:space="0" w:color="auto"/>
               <w:bottom w:val="single" w:sz="4" w:space="0" w:color="auto"/>
               <w:right w:val="single" w:sz="4" w:space="0" w:color="auto"/>
+              <w:tl2br w:val="single" w:sz="4" w:space="0" w:color="auto"/>
             </w:tcBorders>
             <w:vAlign w:val="center"/>
             <w:hideMark/>
@@ -4641,35 +4588,27 @@
           <w:tcPr>
             <w:tcW w:w="1442" w:type="dxa"/>
             <w:tcBorders>
-              <w:top w:val="nil"/>
+              <w:top w:val="single" w:sz="4" w:space="0" w:color="auto"/>
               <w:left w:val="nil"/>
               <w:bottom w:val="single" w:sz="4" w:space="0" w:color="auto"/>
               <w:right w:val="single" w:sz="4" w:space="0" w:color="auto"/>
-            </w:tcBorders>
-            <w:noWrap/>
-            <w:vAlign w:val="center"/>
-            <w:hideMark/>
-          </w:tcPr>
-          <w:p>
-            <w:pPr>
-              <w:widowControl/>
-              <w:spacing w:beforeLines="0" w:before="0" w:afterLines="0" w:after="0" w:line="240" w:lineRule="auto"/>
-              <w:ind w:firstLineChars="0" w:firstLine="0"/>
-              <w:jc w:val="right"/>
-              <w:rPr>
-                <w:rFonts w:ascii="標楷體" w:hAnsi="標楷體" w:cs="Calibri"/>
-                <w:color w:val="000000"/>
-                <w:kern w:val="0"/>
-              </w:rPr>
-            </w:pPr>
-            <w:r>
-              <w:rPr>
-                <w:rFonts w:ascii="標楷體" w:hAnsi="標楷體" w:cs="Calibri"/>
-                <w:color w:val="000000"/>
-                <w:kern w:val="0"/>
-              </w:rPr>
-              <w:t>NA</w:t>
-            </w:r>
+              <w:tl2br w:val="single" w:sz="4" w:space="0" w:color="auto"/>
+            </w:tcBorders>
+            <w:noWrap/>
+            <w:vAlign w:val="center"/>
+          </w:tcPr>
+          <w:p>
+            <w:pPr>
+              <w:widowControl/>
+              <w:spacing w:beforeLines="0" w:before="0" w:afterLines="0" w:after="0" w:line="240" w:lineRule="auto"/>
+              <w:ind w:firstLineChars="0" w:firstLine="0"/>
+              <w:jc w:val="right"/>
+              <w:rPr>
+                <w:rFonts w:ascii="標楷體" w:hAnsi="標楷體" w:cs="Calibri"/>
+                <w:color w:val="000000"/>
+                <w:kern w:val="0"/>
+              </w:rPr>
+            </w:pPr>
           </w:p>
         </w:tc>
         <w:tc>
@@ -4713,10 +4652,11 @@
             <w:tcW w:w="1442" w:type="dxa"/>
             <w:vMerge w:val="restart"/>
             <w:tcBorders>
-              <w:top w:val="nil"/>
+              <w:top w:val="single" w:sz="4" w:space="0" w:color="auto"/>
               <w:left w:val="single" w:sz="4" w:space="0" w:color="auto"/>
               <w:bottom w:val="single" w:sz="4" w:space="0" w:color="auto"/>
               <w:right w:val="single" w:sz="4" w:space="0" w:color="auto"/>
+              <w:tl2br w:val="single" w:sz="4" w:space="0" w:color="auto"/>
             </w:tcBorders>
             <w:noWrap/>
             <w:vAlign w:val="center"/>
@@ -4734,14 +4674,6 @@
                 <w:kern w:val="0"/>
               </w:rPr>
             </w:pPr>
-            <w:r>
-              <w:rPr>
-                <w:rFonts w:cs="Times New Roman"/>
-                <w:color w:val="000000"/>
-                <w:kern w:val="0"/>
-              </w:rPr>
-              <w:t>NA</w:t>
-            </w:r>
           </w:p>
         </w:tc>
       </w:tr>
@@ -4850,35 +4782,27 @@
           <w:tcPr>
             <w:tcW w:w="1442" w:type="dxa"/>
             <w:tcBorders>
-              <w:top w:val="nil"/>
+              <w:top w:val="single" w:sz="4" w:space="0" w:color="auto"/>
               <w:left w:val="nil"/>
               <w:bottom w:val="single" w:sz="4" w:space="0" w:color="auto"/>
               <w:right w:val="single" w:sz="4" w:space="0" w:color="auto"/>
-            </w:tcBorders>
-            <w:noWrap/>
-            <w:vAlign w:val="center"/>
-            <w:hideMark/>
-          </w:tcPr>
-          <w:p>
-            <w:pPr>
-              <w:widowControl/>
-              <w:spacing w:beforeLines="0" w:before="0" w:afterLines="0" w:after="0" w:line="240" w:lineRule="auto"/>
-              <w:ind w:firstLineChars="0" w:firstLine="0"/>
-              <w:jc w:val="right"/>
-              <w:rPr>
-                <w:rFonts w:ascii="標楷體" w:hAnsi="標楷體" w:cs="Calibri"/>
-                <w:color w:val="000000"/>
-                <w:kern w:val="0"/>
-              </w:rPr>
-            </w:pPr>
-            <w:r>
-              <w:rPr>
-                <w:rFonts w:ascii="標楷體" w:hAnsi="標楷體" w:cs="Calibri"/>
-                <w:color w:val="000000"/>
-                <w:kern w:val="0"/>
-              </w:rPr>
-              <w:t>NA</w:t>
-            </w:r>
+              <w:tl2br w:val="single" w:sz="4" w:space="0" w:color="auto"/>
+            </w:tcBorders>
+            <w:noWrap/>
+            <w:vAlign w:val="center"/>
+          </w:tcPr>
+          <w:p>
+            <w:pPr>
+              <w:widowControl/>
+              <w:spacing w:beforeLines="0" w:before="0" w:afterLines="0" w:after="0" w:line="240" w:lineRule="auto"/>
+              <w:ind w:firstLineChars="0" w:firstLine="0"/>
+              <w:jc w:val="right"/>
+              <w:rPr>
+                <w:rFonts w:ascii="標楷體" w:hAnsi="標楷體" w:cs="Calibri"/>
+                <w:color w:val="000000"/>
+                <w:kern w:val="0"/>
+              </w:rPr>
+            </w:pPr>
           </w:p>
         </w:tc>
         <w:tc>
@@ -4913,10 +4837,11 @@
             <w:tcW w:w="1442" w:type="dxa"/>
             <w:vMerge/>
             <w:tcBorders>
-              <w:top w:val="nil"/>
+              <w:top w:val="single" w:sz="4" w:space="0" w:color="auto"/>
               <w:left w:val="single" w:sz="4" w:space="0" w:color="auto"/>
               <w:bottom w:val="single" w:sz="4" w:space="0" w:color="auto"/>
               <w:right w:val="single" w:sz="4" w:space="0" w:color="auto"/>
+              <w:tl2br w:val="single" w:sz="4" w:space="0" w:color="auto"/>
             </w:tcBorders>
             <w:vAlign w:val="center"/>
             <w:hideMark/>
@@ -6128,7 +6053,31 @@
                 <w:color w:val="000000"/>
                 <w:kern w:val="0"/>
               </w:rPr>
-              <w:t>普通       (含TPASS)</w:t>
+              <w:t xml:space="preserve">普通       </w:t>
+            </w:r>
+            <w:r>
+              <w:rPr>
+                <w:rFonts w:ascii="標楷體" w:hAnsi="標楷體" w:cs="Calibri"/>
+                <w:color w:val="000000"/>
+                <w:kern w:val="0"/>
+              </w:rPr>
+              <w:t>（</w:t>
+            </w:r>
+            <w:r>
+              <w:rPr>
+                <w:rFonts w:ascii="標楷體" w:hAnsi="標楷體" w:cs="Calibri"/>
+                <w:color w:val="000000"/>
+                <w:kern w:val="0"/>
+              </w:rPr>
+              <w:t>含TPASS</w:t>
+            </w:r>
+            <w:r>
+              <w:rPr>
+                <w:rFonts w:ascii="標楷體" w:hAnsi="標楷體" w:cs="Calibri"/>
+                <w:color w:val="000000"/>
+                <w:kern w:val="0"/>
+              </w:rPr>
+              <w:t>）</w:t>
             </w:r>
           </w:p>
         </w:tc>
@@ -8551,9 +8500,6 @@
       <w:pPr>
         <w:spacing w:before="180" w:after="180"/>
         <w:ind w:firstLineChars="0" w:firstLine="0"/>
-        <w:rPr>
-          <w:rFonts w:hint="eastAsia"/>
-        </w:rPr>
       </w:pPr>
     </w:p>
     <w:p>
@@ -8580,7 +8526,10 @@
         <w:t>年花蓮市區客運的搭車持卡身分以普通（含</w:t>
       </w:r>
       <w:r>
-        <w:t>TPASS)</w:t>
+        <w:t>TPASS</w:t>
+      </w:r>
+      <w:r>
+        <w:t>）</w:t>
       </w:r>
       <w:r>
         <w:t>票佔多數，總搭車人次</w:t>
@@ -8694,7 +8643,10 @@
         <w:t>，顯示出普通（含</w:t>
       </w:r>
       <w:r>
-        <w:t>TPASS)</w:t>
+        <w:t>TPASS</w:t>
+      </w:r>
+      <w:r>
+        <w:t>）</w:t>
       </w:r>
       <w:r>
         <w:t>持卡身分之人佔比已逐漸上升。</w:t>
@@ -8712,7 +8664,10 @@
         <w:t>年佔比最高皆是普通（含</w:t>
       </w:r>
       <w:r>
-        <w:t>TPASS)</w:t>
+        <w:t>TPASS</w:t>
+      </w:r>
+      <w:r>
+        <w:t>）</w:t>
       </w:r>
       <w:r>
         <w:t>票，雖逐年下降但幅度不明顯，成長率波動極大的是</w:t>
@@ -8807,9 +8762,6 @@
         <w:spacing w:before="180" w:after="180"/>
         <w:ind w:firstLine="540"/>
         <w:jc w:val="center"/>
-        <w:rPr>
-          <w:rFonts w:hint="eastAsia"/>
-        </w:rPr>
       </w:pPr>
       <w:r>
         <w:rPr>
@@ -8919,9 +8871,6 @@
         <w:keepNext/>
         <w:spacing w:before="180" w:after="180"/>
         <w:ind w:firstLine="540"/>
-        <w:rPr>
-          <w:rFonts w:hint="eastAsia"/>
-        </w:rPr>
       </w:pPr>
       <w:r>
         <w:rPr>
@@ -10999,9 +10948,6 @@
       <w:pPr>
         <w:spacing w:before="180" w:after="180"/>
         <w:ind w:firstLineChars="0" w:firstLine="480"/>
-        <w:rPr>
-          <w:rFonts w:hint="eastAsia"/>
-        </w:rPr>
       </w:pPr>
       <w:r>
         <w:rPr>
@@ -11122,9 +11068,6 @@
       <w:pPr>
         <w:spacing w:before="180" w:after="180"/>
         <w:ind w:firstLineChars="0" w:firstLine="480"/>
-        <w:rPr>
-          <w:rFonts w:hint="eastAsia"/>
-        </w:rPr>
       </w:pPr>
       <w:r>
         <w:rPr>
@@ -12618,14 +12561,14 @@
           <w:tcPr>
             <w:tcW w:w="1453" w:type="dxa"/>
             <w:tcBorders>
-              <w:top w:val="nil"/>
+              <w:top w:val="single" w:sz="4" w:space="0" w:color="auto"/>
               <w:left w:val="nil"/>
               <w:bottom w:val="single" w:sz="4" w:space="0" w:color="auto"/>
               <w:right w:val="single" w:sz="4" w:space="0" w:color="auto"/>
-            </w:tcBorders>
-            <w:noWrap/>
-            <w:vAlign w:val="center"/>
-            <w:hideMark/>
+              <w:tl2br w:val="single" w:sz="4" w:space="0" w:color="auto"/>
+            </w:tcBorders>
+            <w:noWrap/>
+            <w:vAlign w:val="center"/>
           </w:tcPr>
           <w:p>
             <w:pPr>
@@ -12639,49 +12582,33 @@
                 <w:kern w:val="0"/>
               </w:rPr>
             </w:pPr>
-            <w:r>
+          </w:p>
+        </w:tc>
+        <w:tc>
+          <w:tcPr>
+            <w:tcW w:w="1453" w:type="dxa"/>
+            <w:tcBorders>
+              <w:top w:val="single" w:sz="4" w:space="0" w:color="auto"/>
+              <w:left w:val="nil"/>
+              <w:bottom w:val="single" w:sz="4" w:space="0" w:color="auto"/>
+              <w:right w:val="single" w:sz="4" w:space="0" w:color="auto"/>
+              <w:tl2br w:val="single" w:sz="4" w:space="0" w:color="auto"/>
+            </w:tcBorders>
+            <w:noWrap/>
+            <w:vAlign w:val="center"/>
+          </w:tcPr>
+          <w:p>
+            <w:pPr>
+              <w:widowControl/>
+              <w:spacing w:beforeLines="0" w:before="0" w:afterLines="0" w:after="0" w:line="240" w:lineRule="auto"/>
+              <w:ind w:firstLineChars="0" w:firstLine="0"/>
+              <w:jc w:val="right"/>
               <w:rPr>
                 <w:rFonts w:cs="Times New Roman"/>
                 <w:color w:val="000000"/>
                 <w:kern w:val="0"/>
               </w:rPr>
-              <w:t>NA</w:t>
-            </w:r>
-          </w:p>
-        </w:tc>
-        <w:tc>
-          <w:tcPr>
-            <w:tcW w:w="1453" w:type="dxa"/>
-            <w:tcBorders>
-              <w:top w:val="nil"/>
-              <w:left w:val="nil"/>
-              <w:bottom w:val="single" w:sz="4" w:space="0" w:color="auto"/>
-              <w:right w:val="single" w:sz="4" w:space="0" w:color="auto"/>
-            </w:tcBorders>
-            <w:noWrap/>
-            <w:vAlign w:val="center"/>
-            <w:hideMark/>
-          </w:tcPr>
-          <w:p>
-            <w:pPr>
-              <w:widowControl/>
-              <w:spacing w:beforeLines="0" w:before="0" w:afterLines="0" w:after="0" w:line="240" w:lineRule="auto"/>
-              <w:ind w:firstLineChars="0" w:firstLine="0"/>
-              <w:jc w:val="right"/>
-              <w:rPr>
-                <w:rFonts w:cs="Times New Roman"/>
-                <w:color w:val="000000"/>
-                <w:kern w:val="0"/>
-              </w:rPr>
-            </w:pPr>
-            <w:r>
-              <w:rPr>
-                <w:rFonts w:cs="Times New Roman"/>
-                <w:color w:val="000000"/>
-                <w:kern w:val="0"/>
-              </w:rPr>
-              <w:t>NA</w:t>
-            </w:r>
+            </w:pPr>
           </w:p>
         </w:tc>
         <w:tc>
@@ -12724,14 +12651,14 @@
             <w:tcW w:w="1453" w:type="dxa"/>
             <w:vMerge w:val="restart"/>
             <w:tcBorders>
-              <w:top w:val="nil"/>
+              <w:top w:val="single" w:sz="4" w:space="0" w:color="auto"/>
               <w:left w:val="double" w:sz="6" w:space="0" w:color="auto"/>
               <w:bottom w:val="single" w:sz="4" w:space="0" w:color="auto"/>
               <w:right w:val="single" w:sz="4" w:space="0" w:color="auto"/>
-            </w:tcBorders>
-            <w:noWrap/>
-            <w:vAlign w:val="center"/>
-            <w:hideMark/>
+              <w:tl2br w:val="single" w:sz="4" w:space="0" w:color="auto"/>
+            </w:tcBorders>
+            <w:noWrap/>
+            <w:vAlign w:val="center"/>
           </w:tcPr>
           <w:p>
             <w:pPr>
@@ -12745,14 +12672,6 @@
                 <w:kern w:val="0"/>
               </w:rPr>
             </w:pPr>
-            <w:r>
-              <w:rPr>
-                <w:rFonts w:cs="Times New Roman"/>
-                <w:color w:val="000000"/>
-                <w:kern w:val="0"/>
-              </w:rPr>
-              <w:t>NA</w:t>
-            </w:r>
           </w:p>
         </w:tc>
         <w:tc>
@@ -12760,14 +12679,14 @@
             <w:tcW w:w="1453" w:type="dxa"/>
             <w:vMerge w:val="restart"/>
             <w:tcBorders>
-              <w:top w:val="nil"/>
+              <w:top w:val="single" w:sz="4" w:space="0" w:color="auto"/>
               <w:left w:val="nil"/>
               <w:bottom w:val="single" w:sz="4" w:space="0" w:color="auto"/>
               <w:right w:val="single" w:sz="4" w:space="0" w:color="auto"/>
-            </w:tcBorders>
-            <w:noWrap/>
-            <w:vAlign w:val="center"/>
-            <w:hideMark/>
+              <w:tl2br w:val="single" w:sz="4" w:space="0" w:color="auto"/>
+            </w:tcBorders>
+            <w:noWrap/>
+            <w:vAlign w:val="center"/>
           </w:tcPr>
           <w:p>
             <w:pPr>
@@ -12781,14 +12700,6 @@
                 <w:kern w:val="0"/>
               </w:rPr>
             </w:pPr>
-            <w:r>
-              <w:rPr>
-                <w:rFonts w:cs="Times New Roman"/>
-                <w:color w:val="000000"/>
-                <w:kern w:val="0"/>
-              </w:rPr>
-              <w:t>NA</w:t>
-            </w:r>
           </w:p>
         </w:tc>
       </w:tr>
@@ -12827,14 +12738,14 @@
           <w:tcPr>
             <w:tcW w:w="1453" w:type="dxa"/>
             <w:tcBorders>
-              <w:top w:val="nil"/>
+              <w:top w:val="single" w:sz="4" w:space="0" w:color="auto"/>
               <w:left w:val="nil"/>
               <w:bottom w:val="single" w:sz="4" w:space="0" w:color="auto"/>
               <w:right w:val="single" w:sz="4" w:space="0" w:color="auto"/>
-            </w:tcBorders>
-            <w:noWrap/>
-            <w:vAlign w:val="center"/>
-            <w:hideMark/>
+              <w:tl2br w:val="single" w:sz="4" w:space="0" w:color="auto"/>
+            </w:tcBorders>
+            <w:noWrap/>
+            <w:vAlign w:val="center"/>
           </w:tcPr>
           <w:p>
             <w:pPr>
@@ -12848,49 +12759,33 @@
                 <w:kern w:val="0"/>
               </w:rPr>
             </w:pPr>
-            <w:r>
+          </w:p>
+        </w:tc>
+        <w:tc>
+          <w:tcPr>
+            <w:tcW w:w="1453" w:type="dxa"/>
+            <w:tcBorders>
+              <w:top w:val="single" w:sz="4" w:space="0" w:color="auto"/>
+              <w:left w:val="nil"/>
+              <w:bottom w:val="single" w:sz="4" w:space="0" w:color="auto"/>
+              <w:right w:val="single" w:sz="4" w:space="0" w:color="auto"/>
+              <w:tl2br w:val="single" w:sz="4" w:space="0" w:color="auto"/>
+            </w:tcBorders>
+            <w:noWrap/>
+            <w:vAlign w:val="center"/>
+          </w:tcPr>
+          <w:p>
+            <w:pPr>
+              <w:widowControl/>
+              <w:spacing w:beforeLines="0" w:before="0" w:afterLines="0" w:after="0" w:line="240" w:lineRule="auto"/>
+              <w:ind w:firstLineChars="0" w:firstLine="0"/>
+              <w:jc w:val="right"/>
               <w:rPr>
                 <w:rFonts w:cs="Times New Roman"/>
                 <w:color w:val="000000"/>
                 <w:kern w:val="0"/>
               </w:rPr>
-              <w:t>NA</w:t>
-            </w:r>
-          </w:p>
-        </w:tc>
-        <w:tc>
-          <w:tcPr>
-            <w:tcW w:w="1453" w:type="dxa"/>
-            <w:tcBorders>
-              <w:top w:val="nil"/>
-              <w:left w:val="nil"/>
-              <w:bottom w:val="single" w:sz="4" w:space="0" w:color="auto"/>
-              <w:right w:val="single" w:sz="4" w:space="0" w:color="auto"/>
-            </w:tcBorders>
-            <w:noWrap/>
-            <w:vAlign w:val="center"/>
-            <w:hideMark/>
-          </w:tcPr>
-          <w:p>
-            <w:pPr>
-              <w:widowControl/>
-              <w:spacing w:beforeLines="0" w:before="0" w:afterLines="0" w:after="0" w:line="240" w:lineRule="auto"/>
-              <w:ind w:firstLineChars="0" w:firstLine="0"/>
-              <w:jc w:val="right"/>
-              <w:rPr>
-                <w:rFonts w:cs="Times New Roman"/>
-                <w:color w:val="000000"/>
-                <w:kern w:val="0"/>
-              </w:rPr>
-            </w:pPr>
-            <w:r>
-              <w:rPr>
-                <w:rFonts w:cs="Times New Roman"/>
-                <w:color w:val="000000"/>
-                <w:kern w:val="0"/>
-              </w:rPr>
-              <w:t>NA</w:t>
-            </w:r>
+            </w:pPr>
           </w:p>
         </w:tc>
         <w:tc>
@@ -12933,13 +12828,13 @@
             <w:tcW w:w="1453" w:type="dxa"/>
             <w:vMerge/>
             <w:tcBorders>
-              <w:top w:val="nil"/>
+              <w:top w:val="single" w:sz="4" w:space="0" w:color="auto"/>
               <w:left w:val="double" w:sz="6" w:space="0" w:color="auto"/>
               <w:bottom w:val="single" w:sz="4" w:space="0" w:color="auto"/>
               <w:right w:val="single" w:sz="4" w:space="0" w:color="auto"/>
-            </w:tcBorders>
-            <w:vAlign w:val="center"/>
-            <w:hideMark/>
+              <w:tl2br w:val="single" w:sz="4" w:space="0" w:color="auto"/>
+            </w:tcBorders>
+            <w:vAlign w:val="center"/>
           </w:tcPr>
           <w:p>
             <w:pPr>
@@ -12960,13 +12855,13 @@
             <w:tcW w:w="1453" w:type="dxa"/>
             <w:vMerge/>
             <w:tcBorders>
-              <w:top w:val="nil"/>
+              <w:top w:val="single" w:sz="4" w:space="0" w:color="auto"/>
               <w:left w:val="nil"/>
               <w:bottom w:val="single" w:sz="4" w:space="0" w:color="auto"/>
               <w:right w:val="single" w:sz="4" w:space="0" w:color="auto"/>
-            </w:tcBorders>
-            <w:vAlign w:val="center"/>
-            <w:hideMark/>
+              <w:tl2br w:val="single" w:sz="4" w:space="0" w:color="auto"/>
+            </w:tcBorders>
+            <w:vAlign w:val="center"/>
           </w:tcPr>
           <w:p>
             <w:pPr>
@@ -13027,14 +12922,14 @@
           <w:tcPr>
             <w:tcW w:w="1453" w:type="dxa"/>
             <w:tcBorders>
-              <w:top w:val="nil"/>
+              <w:top w:val="single" w:sz="4" w:space="0" w:color="auto"/>
               <w:left w:val="nil"/>
               <w:bottom w:val="single" w:sz="4" w:space="0" w:color="auto"/>
               <w:right w:val="single" w:sz="4" w:space="0" w:color="auto"/>
-            </w:tcBorders>
-            <w:noWrap/>
-            <w:vAlign w:val="center"/>
-            <w:hideMark/>
+              <w:tl2br w:val="single" w:sz="4" w:space="0" w:color="auto"/>
+            </w:tcBorders>
+            <w:noWrap/>
+            <w:vAlign w:val="center"/>
           </w:tcPr>
           <w:p>
             <w:pPr>
@@ -13048,49 +12943,33 @@
                 <w:kern w:val="0"/>
               </w:rPr>
             </w:pPr>
-            <w:r>
+          </w:p>
+        </w:tc>
+        <w:tc>
+          <w:tcPr>
+            <w:tcW w:w="1453" w:type="dxa"/>
+            <w:tcBorders>
+              <w:top w:val="single" w:sz="4" w:space="0" w:color="auto"/>
+              <w:left w:val="nil"/>
+              <w:bottom w:val="single" w:sz="4" w:space="0" w:color="auto"/>
+              <w:right w:val="single" w:sz="4" w:space="0" w:color="auto"/>
+              <w:tl2br w:val="single" w:sz="4" w:space="0" w:color="auto"/>
+            </w:tcBorders>
+            <w:noWrap/>
+            <w:vAlign w:val="center"/>
+          </w:tcPr>
+          <w:p>
+            <w:pPr>
+              <w:widowControl/>
+              <w:spacing w:beforeLines="0" w:before="0" w:afterLines="0" w:after="0" w:line="240" w:lineRule="auto"/>
+              <w:ind w:firstLineChars="0" w:firstLine="0"/>
+              <w:jc w:val="right"/>
               <w:rPr>
                 <w:rFonts w:cs="Times New Roman"/>
                 <w:color w:val="000000"/>
                 <w:kern w:val="0"/>
               </w:rPr>
-              <w:t>NA</w:t>
-            </w:r>
-          </w:p>
-        </w:tc>
-        <w:tc>
-          <w:tcPr>
-            <w:tcW w:w="1453" w:type="dxa"/>
-            <w:tcBorders>
-              <w:top w:val="nil"/>
-              <w:left w:val="nil"/>
-              <w:bottom w:val="single" w:sz="4" w:space="0" w:color="auto"/>
-              <w:right w:val="single" w:sz="4" w:space="0" w:color="auto"/>
-            </w:tcBorders>
-            <w:noWrap/>
-            <w:vAlign w:val="center"/>
-            <w:hideMark/>
-          </w:tcPr>
-          <w:p>
-            <w:pPr>
-              <w:widowControl/>
-              <w:spacing w:beforeLines="0" w:before="0" w:afterLines="0" w:after="0" w:line="240" w:lineRule="auto"/>
-              <w:ind w:firstLineChars="0" w:firstLine="0"/>
-              <w:jc w:val="right"/>
-              <w:rPr>
-                <w:rFonts w:cs="Times New Roman"/>
-                <w:color w:val="000000"/>
-                <w:kern w:val="0"/>
-              </w:rPr>
-            </w:pPr>
-            <w:r>
-              <w:rPr>
-                <w:rFonts w:cs="Times New Roman"/>
-                <w:color w:val="000000"/>
-                <w:kern w:val="0"/>
-              </w:rPr>
-              <w:t>NA</w:t>
-            </w:r>
+            </w:pPr>
           </w:p>
         </w:tc>
         <w:tc>
@@ -13133,14 +13012,14 @@
             <w:tcW w:w="1453" w:type="dxa"/>
             <w:vMerge w:val="restart"/>
             <w:tcBorders>
-              <w:top w:val="nil"/>
+              <w:top w:val="single" w:sz="4" w:space="0" w:color="auto"/>
               <w:left w:val="double" w:sz="6" w:space="0" w:color="auto"/>
               <w:bottom w:val="single" w:sz="4" w:space="0" w:color="auto"/>
               <w:right w:val="single" w:sz="4" w:space="0" w:color="auto"/>
-            </w:tcBorders>
-            <w:noWrap/>
-            <w:vAlign w:val="center"/>
-            <w:hideMark/>
+              <w:tl2br w:val="single" w:sz="4" w:space="0" w:color="auto"/>
+            </w:tcBorders>
+            <w:noWrap/>
+            <w:vAlign w:val="center"/>
           </w:tcPr>
           <w:p>
             <w:pPr>
@@ -13154,14 +13033,6 @@
                 <w:kern w:val="0"/>
               </w:rPr>
             </w:pPr>
-            <w:r>
-              <w:rPr>
-                <w:rFonts w:cs="Times New Roman"/>
-                <w:color w:val="000000"/>
-                <w:kern w:val="0"/>
-              </w:rPr>
-              <w:t>NA</w:t>
-            </w:r>
           </w:p>
         </w:tc>
         <w:tc>
@@ -13169,14 +13040,14 @@
             <w:tcW w:w="1453" w:type="dxa"/>
             <w:vMerge w:val="restart"/>
             <w:tcBorders>
-              <w:top w:val="nil"/>
+              <w:top w:val="single" w:sz="4" w:space="0" w:color="auto"/>
               <w:left w:val="nil"/>
               <w:bottom w:val="single" w:sz="4" w:space="0" w:color="auto"/>
               <w:right w:val="single" w:sz="4" w:space="0" w:color="auto"/>
-            </w:tcBorders>
-            <w:noWrap/>
-            <w:vAlign w:val="center"/>
-            <w:hideMark/>
+              <w:tl2br w:val="single" w:sz="4" w:space="0" w:color="auto"/>
+            </w:tcBorders>
+            <w:noWrap/>
+            <w:vAlign w:val="center"/>
           </w:tcPr>
           <w:p>
             <w:pPr>
@@ -13190,14 +13061,6 @@
                 <w:kern w:val="0"/>
               </w:rPr>
             </w:pPr>
-            <w:r>
-              <w:rPr>
-                <w:rFonts w:cs="Times New Roman"/>
-                <w:color w:val="000000"/>
-                <w:kern w:val="0"/>
-              </w:rPr>
-              <w:t>NA</w:t>
-            </w:r>
           </w:p>
         </w:tc>
       </w:tr>
@@ -13236,14 +13099,14 @@
           <w:tcPr>
             <w:tcW w:w="1453" w:type="dxa"/>
             <w:tcBorders>
-              <w:top w:val="nil"/>
+              <w:top w:val="single" w:sz="4" w:space="0" w:color="auto"/>
               <w:left w:val="nil"/>
               <w:bottom w:val="single" w:sz="4" w:space="0" w:color="auto"/>
               <w:right w:val="single" w:sz="4" w:space="0" w:color="auto"/>
-            </w:tcBorders>
-            <w:noWrap/>
-            <w:vAlign w:val="center"/>
-            <w:hideMark/>
+              <w:tl2br w:val="single" w:sz="4" w:space="0" w:color="auto"/>
+            </w:tcBorders>
+            <w:noWrap/>
+            <w:vAlign w:val="center"/>
           </w:tcPr>
           <w:p>
             <w:pPr>
@@ -13257,49 +13120,33 @@
                 <w:kern w:val="0"/>
               </w:rPr>
             </w:pPr>
-            <w:r>
+          </w:p>
+        </w:tc>
+        <w:tc>
+          <w:tcPr>
+            <w:tcW w:w="1453" w:type="dxa"/>
+            <w:tcBorders>
+              <w:top w:val="single" w:sz="4" w:space="0" w:color="auto"/>
+              <w:left w:val="nil"/>
+              <w:bottom w:val="single" w:sz="4" w:space="0" w:color="auto"/>
+              <w:right w:val="single" w:sz="4" w:space="0" w:color="auto"/>
+              <w:tl2br w:val="single" w:sz="4" w:space="0" w:color="auto"/>
+            </w:tcBorders>
+            <w:noWrap/>
+            <w:vAlign w:val="center"/>
+          </w:tcPr>
+          <w:p>
+            <w:pPr>
+              <w:widowControl/>
+              <w:spacing w:beforeLines="0" w:before="0" w:afterLines="0" w:after="0" w:line="240" w:lineRule="auto"/>
+              <w:ind w:firstLineChars="0" w:firstLine="0"/>
+              <w:jc w:val="right"/>
               <w:rPr>
                 <w:rFonts w:cs="Times New Roman"/>
                 <w:color w:val="000000"/>
                 <w:kern w:val="0"/>
               </w:rPr>
-              <w:t>NA</w:t>
-            </w:r>
-          </w:p>
-        </w:tc>
-        <w:tc>
-          <w:tcPr>
-            <w:tcW w:w="1453" w:type="dxa"/>
-            <w:tcBorders>
-              <w:top w:val="nil"/>
-              <w:left w:val="nil"/>
-              <w:bottom w:val="single" w:sz="4" w:space="0" w:color="auto"/>
-              <w:right w:val="single" w:sz="4" w:space="0" w:color="auto"/>
-            </w:tcBorders>
-            <w:noWrap/>
-            <w:vAlign w:val="center"/>
-            <w:hideMark/>
-          </w:tcPr>
-          <w:p>
-            <w:pPr>
-              <w:widowControl/>
-              <w:spacing w:beforeLines="0" w:before="0" w:afterLines="0" w:after="0" w:line="240" w:lineRule="auto"/>
-              <w:ind w:firstLineChars="0" w:firstLine="0"/>
-              <w:jc w:val="right"/>
-              <w:rPr>
-                <w:rFonts w:cs="Times New Roman"/>
-                <w:color w:val="000000"/>
-                <w:kern w:val="0"/>
-              </w:rPr>
-            </w:pPr>
-            <w:r>
-              <w:rPr>
-                <w:rFonts w:cs="Times New Roman"/>
-                <w:color w:val="000000"/>
-                <w:kern w:val="0"/>
-              </w:rPr>
-              <w:t>NA</w:t>
-            </w:r>
+            </w:pPr>
           </w:p>
         </w:tc>
         <w:tc>
@@ -13342,13 +13189,13 @@
             <w:tcW w:w="1453" w:type="dxa"/>
             <w:vMerge/>
             <w:tcBorders>
-              <w:top w:val="nil"/>
+              <w:top w:val="single" w:sz="4" w:space="0" w:color="auto"/>
               <w:left w:val="double" w:sz="6" w:space="0" w:color="auto"/>
               <w:bottom w:val="single" w:sz="4" w:space="0" w:color="auto"/>
               <w:right w:val="single" w:sz="4" w:space="0" w:color="auto"/>
-            </w:tcBorders>
-            <w:vAlign w:val="center"/>
-            <w:hideMark/>
+              <w:tl2br w:val="single" w:sz="4" w:space="0" w:color="auto"/>
+            </w:tcBorders>
+            <w:vAlign w:val="center"/>
           </w:tcPr>
           <w:p>
             <w:pPr>
@@ -13369,13 +13216,13 @@
             <w:tcW w:w="1453" w:type="dxa"/>
             <w:vMerge/>
             <w:tcBorders>
-              <w:top w:val="nil"/>
+              <w:top w:val="single" w:sz="4" w:space="0" w:color="auto"/>
               <w:left w:val="nil"/>
               <w:bottom w:val="single" w:sz="4" w:space="0" w:color="auto"/>
               <w:right w:val="single" w:sz="4" w:space="0" w:color="auto"/>
-            </w:tcBorders>
-            <w:vAlign w:val="center"/>
-            <w:hideMark/>
+              <w:tl2br w:val="single" w:sz="4" w:space="0" w:color="auto"/>
+            </w:tcBorders>
+            <w:vAlign w:val="center"/>
           </w:tcPr>
           <w:p>
             <w:pPr>
@@ -13440,10 +13287,10 @@
               <w:left w:val="nil"/>
               <w:bottom w:val="single" w:sz="4" w:space="0" w:color="auto"/>
               <w:right w:val="single" w:sz="4" w:space="0" w:color="auto"/>
-            </w:tcBorders>
-            <w:noWrap/>
-            <w:vAlign w:val="center"/>
-            <w:hideMark/>
+              <w:tl2br w:val="single" w:sz="4" w:space="0" w:color="auto"/>
+            </w:tcBorders>
+            <w:noWrap/>
+            <w:vAlign w:val="center"/>
           </w:tcPr>
           <w:p>
             <w:pPr>
@@ -13457,14 +13304,6 @@
                 <w:kern w:val="0"/>
               </w:rPr>
             </w:pPr>
-            <w:r>
-              <w:rPr>
-                <w:rFonts w:cs="Times New Roman"/>
-                <w:color w:val="000000"/>
-                <w:kern w:val="0"/>
-              </w:rPr>
-              <w:t>NA</w:t>
-            </w:r>
           </w:p>
         </w:tc>
         <w:tc>
@@ -13475,10 +13314,10 @@
               <w:left w:val="nil"/>
               <w:bottom w:val="single" w:sz="4" w:space="0" w:color="auto"/>
               <w:right w:val="single" w:sz="4" w:space="0" w:color="auto"/>
-            </w:tcBorders>
-            <w:noWrap/>
-            <w:vAlign w:val="center"/>
-            <w:hideMark/>
+              <w:tl2br w:val="single" w:sz="4" w:space="0" w:color="auto"/>
+            </w:tcBorders>
+            <w:noWrap/>
+            <w:vAlign w:val="center"/>
           </w:tcPr>
           <w:p>
             <w:pPr>
@@ -13492,14 +13331,6 @@
                 <w:kern w:val="0"/>
               </w:rPr>
             </w:pPr>
-            <w:r>
-              <w:rPr>
-                <w:rFonts w:cs="Times New Roman"/>
-                <w:color w:val="000000"/>
-                <w:kern w:val="0"/>
-              </w:rPr>
-              <w:t>NA</w:t>
-            </w:r>
           </w:p>
         </w:tc>
         <w:tc>
@@ -13546,10 +13377,10 @@
               <w:left w:val="double" w:sz="6" w:space="0" w:color="auto"/>
               <w:bottom w:val="single" w:sz="4" w:space="0" w:color="auto"/>
               <w:right w:val="single" w:sz="4" w:space="0" w:color="auto"/>
-            </w:tcBorders>
-            <w:noWrap/>
-            <w:vAlign w:val="center"/>
-            <w:hideMark/>
+              <w:tl2br w:val="single" w:sz="4" w:space="0" w:color="auto"/>
+            </w:tcBorders>
+            <w:noWrap/>
+            <w:vAlign w:val="center"/>
           </w:tcPr>
           <w:p>
             <w:pPr>
@@ -13563,14 +13394,6 @@
                 <w:kern w:val="0"/>
               </w:rPr>
             </w:pPr>
-            <w:r>
-              <w:rPr>
-                <w:rFonts w:cs="Times New Roman"/>
-                <w:color w:val="000000"/>
-                <w:kern w:val="0"/>
-              </w:rPr>
-              <w:t>NA</w:t>
-            </w:r>
           </w:p>
         </w:tc>
         <w:tc>
@@ -13582,10 +13405,10 @@
               <w:left w:val="nil"/>
               <w:bottom w:val="single" w:sz="4" w:space="0" w:color="auto"/>
               <w:right w:val="single" w:sz="4" w:space="0" w:color="auto"/>
-            </w:tcBorders>
-            <w:noWrap/>
-            <w:vAlign w:val="center"/>
-            <w:hideMark/>
+              <w:tl2br w:val="single" w:sz="4" w:space="0" w:color="auto"/>
+            </w:tcBorders>
+            <w:noWrap/>
+            <w:vAlign w:val="center"/>
           </w:tcPr>
           <w:p>
             <w:pPr>
@@ -13599,14 +13422,6 @@
                 <w:kern w:val="0"/>
               </w:rPr>
             </w:pPr>
-            <w:r>
-              <w:rPr>
-                <w:rFonts w:cs="Times New Roman"/>
-                <w:color w:val="000000"/>
-                <w:kern w:val="0"/>
-              </w:rPr>
-              <w:t>NA</w:t>
-            </w:r>
           </w:p>
         </w:tc>
       </w:tr>
@@ -13645,14 +13460,14 @@
           <w:tcPr>
             <w:tcW w:w="1453" w:type="dxa"/>
             <w:tcBorders>
-              <w:top w:val="nil"/>
+              <w:top w:val="single" w:sz="4" w:space="0" w:color="auto"/>
               <w:left w:val="nil"/>
               <w:bottom w:val="single" w:sz="4" w:space="0" w:color="auto"/>
               <w:right w:val="single" w:sz="4" w:space="0" w:color="auto"/>
-            </w:tcBorders>
-            <w:noWrap/>
-            <w:vAlign w:val="center"/>
-            <w:hideMark/>
+              <w:tl2br w:val="single" w:sz="4" w:space="0" w:color="auto"/>
+            </w:tcBorders>
+            <w:noWrap/>
+            <w:vAlign w:val="center"/>
           </w:tcPr>
           <w:p>
             <w:pPr>
@@ -13666,49 +13481,33 @@
                 <w:kern w:val="0"/>
               </w:rPr>
             </w:pPr>
-            <w:r>
+          </w:p>
+        </w:tc>
+        <w:tc>
+          <w:tcPr>
+            <w:tcW w:w="1453" w:type="dxa"/>
+            <w:tcBorders>
+              <w:top w:val="single" w:sz="4" w:space="0" w:color="auto"/>
+              <w:left w:val="nil"/>
+              <w:bottom w:val="single" w:sz="4" w:space="0" w:color="auto"/>
+              <w:right w:val="single" w:sz="4" w:space="0" w:color="auto"/>
+              <w:tl2br w:val="single" w:sz="4" w:space="0" w:color="auto"/>
+            </w:tcBorders>
+            <w:noWrap/>
+            <w:vAlign w:val="center"/>
+          </w:tcPr>
+          <w:p>
+            <w:pPr>
+              <w:widowControl/>
+              <w:spacing w:beforeLines="0" w:before="0" w:afterLines="0" w:after="0" w:line="240" w:lineRule="auto"/>
+              <w:ind w:firstLineChars="0" w:firstLine="0"/>
+              <w:jc w:val="right"/>
               <w:rPr>
                 <w:rFonts w:cs="Times New Roman"/>
                 <w:color w:val="000000"/>
                 <w:kern w:val="0"/>
               </w:rPr>
-              <w:t>NA</w:t>
-            </w:r>
-          </w:p>
-        </w:tc>
-        <w:tc>
-          <w:tcPr>
-            <w:tcW w:w="1453" w:type="dxa"/>
-            <w:tcBorders>
-              <w:top w:val="nil"/>
-              <w:left w:val="nil"/>
-              <w:bottom w:val="single" w:sz="4" w:space="0" w:color="auto"/>
-              <w:right w:val="single" w:sz="4" w:space="0" w:color="auto"/>
-            </w:tcBorders>
-            <w:noWrap/>
-            <w:vAlign w:val="center"/>
-            <w:hideMark/>
-          </w:tcPr>
-          <w:p>
-            <w:pPr>
-              <w:widowControl/>
-              <w:spacing w:beforeLines="0" w:before="0" w:afterLines="0" w:after="0" w:line="240" w:lineRule="auto"/>
-              <w:ind w:firstLineChars="0" w:firstLine="0"/>
-              <w:jc w:val="right"/>
-              <w:rPr>
-                <w:rFonts w:cs="Times New Roman"/>
-                <w:color w:val="000000"/>
-                <w:kern w:val="0"/>
-              </w:rPr>
-            </w:pPr>
-            <w:r>
-              <w:rPr>
-                <w:rFonts w:cs="Times New Roman"/>
-                <w:color w:val="000000"/>
-                <w:kern w:val="0"/>
-              </w:rPr>
-              <w:t>NA</w:t>
-            </w:r>
+            </w:pPr>
           </w:p>
         </w:tc>
         <w:tc>
@@ -13751,13 +13550,13 @@
             <w:tcW w:w="1453" w:type="dxa"/>
             <w:vMerge/>
             <w:tcBorders>
-              <w:top w:val="nil"/>
+              <w:top w:val="single" w:sz="4" w:space="0" w:color="auto"/>
               <w:left w:val="double" w:sz="6" w:space="0" w:color="auto"/>
               <w:bottom w:val="single" w:sz="4" w:space="0" w:color="auto"/>
               <w:right w:val="single" w:sz="4" w:space="0" w:color="auto"/>
-            </w:tcBorders>
-            <w:vAlign w:val="center"/>
-            <w:hideMark/>
+              <w:tl2br w:val="single" w:sz="4" w:space="0" w:color="auto"/>
+            </w:tcBorders>
+            <w:vAlign w:val="center"/>
           </w:tcPr>
           <w:p>
             <w:pPr>
@@ -13778,13 +13577,13 @@
             <w:tcW w:w="1453" w:type="dxa"/>
             <w:vMerge/>
             <w:tcBorders>
-              <w:top w:val="nil"/>
+              <w:top w:val="single" w:sz="4" w:space="0" w:color="auto"/>
               <w:left w:val="nil"/>
               <w:bottom w:val="single" w:sz="4" w:space="0" w:color="auto"/>
               <w:right w:val="single" w:sz="4" w:space="0" w:color="auto"/>
-            </w:tcBorders>
-            <w:vAlign w:val="center"/>
-            <w:hideMark/>
+              <w:tl2br w:val="single" w:sz="4" w:space="0" w:color="auto"/>
+            </w:tcBorders>
+            <w:vAlign w:val="center"/>
           </w:tcPr>
           <w:p>
             <w:pPr>
@@ -13845,14 +13644,14 @@
           <w:tcPr>
             <w:tcW w:w="1453" w:type="dxa"/>
             <w:tcBorders>
-              <w:top w:val="nil"/>
+              <w:top w:val="single" w:sz="4" w:space="0" w:color="auto"/>
               <w:left w:val="nil"/>
               <w:bottom w:val="single" w:sz="4" w:space="0" w:color="auto"/>
               <w:right w:val="single" w:sz="4" w:space="0" w:color="auto"/>
-            </w:tcBorders>
-            <w:noWrap/>
-            <w:vAlign w:val="center"/>
-            <w:hideMark/>
+              <w:tl2br w:val="single" w:sz="4" w:space="0" w:color="auto"/>
+            </w:tcBorders>
+            <w:noWrap/>
+            <w:vAlign w:val="center"/>
           </w:tcPr>
           <w:p>
             <w:pPr>
@@ -13866,49 +13665,33 @@
                 <w:kern w:val="0"/>
               </w:rPr>
             </w:pPr>
-            <w:r>
+          </w:p>
+        </w:tc>
+        <w:tc>
+          <w:tcPr>
+            <w:tcW w:w="1453" w:type="dxa"/>
+            <w:tcBorders>
+              <w:top w:val="single" w:sz="4" w:space="0" w:color="auto"/>
+              <w:left w:val="nil"/>
+              <w:bottom w:val="single" w:sz="4" w:space="0" w:color="auto"/>
+              <w:right w:val="single" w:sz="4" w:space="0" w:color="auto"/>
+              <w:tl2br w:val="single" w:sz="4" w:space="0" w:color="auto"/>
+            </w:tcBorders>
+            <w:noWrap/>
+            <w:vAlign w:val="center"/>
+          </w:tcPr>
+          <w:p>
+            <w:pPr>
+              <w:widowControl/>
+              <w:spacing w:beforeLines="0" w:before="0" w:afterLines="0" w:after="0" w:line="240" w:lineRule="auto"/>
+              <w:ind w:firstLineChars="0" w:firstLine="0"/>
+              <w:jc w:val="right"/>
               <w:rPr>
                 <w:rFonts w:cs="Times New Roman"/>
                 <w:color w:val="000000"/>
                 <w:kern w:val="0"/>
               </w:rPr>
-              <w:t>NA</w:t>
-            </w:r>
-          </w:p>
-        </w:tc>
-        <w:tc>
-          <w:tcPr>
-            <w:tcW w:w="1453" w:type="dxa"/>
-            <w:tcBorders>
-              <w:top w:val="nil"/>
-              <w:left w:val="nil"/>
-              <w:bottom w:val="single" w:sz="4" w:space="0" w:color="auto"/>
-              <w:right w:val="single" w:sz="4" w:space="0" w:color="auto"/>
-            </w:tcBorders>
-            <w:noWrap/>
-            <w:vAlign w:val="center"/>
-            <w:hideMark/>
-          </w:tcPr>
-          <w:p>
-            <w:pPr>
-              <w:widowControl/>
-              <w:spacing w:beforeLines="0" w:before="0" w:afterLines="0" w:after="0" w:line="240" w:lineRule="auto"/>
-              <w:ind w:firstLineChars="0" w:firstLine="0"/>
-              <w:jc w:val="right"/>
-              <w:rPr>
-                <w:rFonts w:cs="Times New Roman"/>
-                <w:color w:val="000000"/>
-                <w:kern w:val="0"/>
-              </w:rPr>
-            </w:pPr>
-            <w:r>
-              <w:rPr>
-                <w:rFonts w:cs="Times New Roman"/>
-                <w:color w:val="000000"/>
-                <w:kern w:val="0"/>
-              </w:rPr>
-              <w:t>NA</w:t>
-            </w:r>
+            </w:pPr>
           </w:p>
         </w:tc>
         <w:tc>
@@ -13951,14 +13734,14 @@
             <w:tcW w:w="1453" w:type="dxa"/>
             <w:vMerge w:val="restart"/>
             <w:tcBorders>
-              <w:top w:val="nil"/>
+              <w:top w:val="single" w:sz="4" w:space="0" w:color="auto"/>
               <w:left w:val="double" w:sz="6" w:space="0" w:color="auto"/>
               <w:bottom w:val="single" w:sz="4" w:space="0" w:color="auto"/>
               <w:right w:val="single" w:sz="4" w:space="0" w:color="auto"/>
-            </w:tcBorders>
-            <w:noWrap/>
-            <w:vAlign w:val="center"/>
-            <w:hideMark/>
+              <w:tl2br w:val="single" w:sz="4" w:space="0" w:color="auto"/>
+            </w:tcBorders>
+            <w:noWrap/>
+            <w:vAlign w:val="center"/>
           </w:tcPr>
           <w:p>
             <w:pPr>
@@ -13972,14 +13755,6 @@
                 <w:kern w:val="0"/>
               </w:rPr>
             </w:pPr>
-            <w:r>
-              <w:rPr>
-                <w:rFonts w:cs="Times New Roman"/>
-                <w:color w:val="000000"/>
-                <w:kern w:val="0"/>
-              </w:rPr>
-              <w:t>NA</w:t>
-            </w:r>
           </w:p>
         </w:tc>
         <w:tc>
@@ -13987,14 +13762,14 @@
             <w:tcW w:w="1453" w:type="dxa"/>
             <w:vMerge w:val="restart"/>
             <w:tcBorders>
-              <w:top w:val="nil"/>
+              <w:top w:val="single" w:sz="4" w:space="0" w:color="auto"/>
               <w:left w:val="nil"/>
               <w:bottom w:val="single" w:sz="4" w:space="0" w:color="auto"/>
               <w:right w:val="single" w:sz="4" w:space="0" w:color="auto"/>
-            </w:tcBorders>
-            <w:noWrap/>
-            <w:vAlign w:val="center"/>
-            <w:hideMark/>
+              <w:tl2br w:val="single" w:sz="4" w:space="0" w:color="auto"/>
+            </w:tcBorders>
+            <w:noWrap/>
+            <w:vAlign w:val="center"/>
           </w:tcPr>
           <w:p>
             <w:pPr>
@@ -14008,14 +13783,6 @@
                 <w:kern w:val="0"/>
               </w:rPr>
             </w:pPr>
-            <w:r>
-              <w:rPr>
-                <w:rFonts w:cs="Times New Roman"/>
-                <w:color w:val="000000"/>
-                <w:kern w:val="0"/>
-              </w:rPr>
-              <w:t>NA</w:t>
-            </w:r>
           </w:p>
         </w:tc>
       </w:tr>
@@ -14054,14 +13821,14 @@
           <w:tcPr>
             <w:tcW w:w="1453" w:type="dxa"/>
             <w:tcBorders>
-              <w:top w:val="nil"/>
+              <w:top w:val="single" w:sz="4" w:space="0" w:color="auto"/>
               <w:left w:val="nil"/>
               <w:bottom w:val="single" w:sz="4" w:space="0" w:color="auto"/>
               <w:right w:val="single" w:sz="4" w:space="0" w:color="auto"/>
-            </w:tcBorders>
-            <w:noWrap/>
-            <w:vAlign w:val="center"/>
-            <w:hideMark/>
+              <w:tl2br w:val="single" w:sz="4" w:space="0" w:color="auto"/>
+            </w:tcBorders>
+            <w:noWrap/>
+            <w:vAlign w:val="center"/>
           </w:tcPr>
           <w:p>
             <w:pPr>
@@ -14075,49 +13842,33 @@
                 <w:kern w:val="0"/>
               </w:rPr>
             </w:pPr>
-            <w:r>
+          </w:p>
+        </w:tc>
+        <w:tc>
+          <w:tcPr>
+            <w:tcW w:w="1453" w:type="dxa"/>
+            <w:tcBorders>
+              <w:top w:val="single" w:sz="4" w:space="0" w:color="auto"/>
+              <w:left w:val="nil"/>
+              <w:bottom w:val="single" w:sz="4" w:space="0" w:color="auto"/>
+              <w:right w:val="single" w:sz="4" w:space="0" w:color="auto"/>
+              <w:tl2br w:val="single" w:sz="4" w:space="0" w:color="auto"/>
+            </w:tcBorders>
+            <w:noWrap/>
+            <w:vAlign w:val="center"/>
+          </w:tcPr>
+          <w:p>
+            <w:pPr>
+              <w:widowControl/>
+              <w:spacing w:beforeLines="0" w:before="0" w:afterLines="0" w:after="0" w:line="240" w:lineRule="auto"/>
+              <w:ind w:firstLineChars="0" w:firstLine="0"/>
+              <w:jc w:val="right"/>
               <w:rPr>
                 <w:rFonts w:cs="Times New Roman"/>
                 <w:color w:val="000000"/>
                 <w:kern w:val="0"/>
               </w:rPr>
-              <w:t>NA</w:t>
-            </w:r>
-          </w:p>
-        </w:tc>
-        <w:tc>
-          <w:tcPr>
-            <w:tcW w:w="1453" w:type="dxa"/>
-            <w:tcBorders>
-              <w:top w:val="nil"/>
-              <w:left w:val="nil"/>
-              <w:bottom w:val="single" w:sz="4" w:space="0" w:color="auto"/>
-              <w:right w:val="single" w:sz="4" w:space="0" w:color="auto"/>
-            </w:tcBorders>
-            <w:noWrap/>
-            <w:vAlign w:val="center"/>
-            <w:hideMark/>
-          </w:tcPr>
-          <w:p>
-            <w:pPr>
-              <w:widowControl/>
-              <w:spacing w:beforeLines="0" w:before="0" w:afterLines="0" w:after="0" w:line="240" w:lineRule="auto"/>
-              <w:ind w:firstLineChars="0" w:firstLine="0"/>
-              <w:jc w:val="right"/>
-              <w:rPr>
-                <w:rFonts w:cs="Times New Roman"/>
-                <w:color w:val="000000"/>
-                <w:kern w:val="0"/>
-              </w:rPr>
-            </w:pPr>
-            <w:r>
-              <w:rPr>
-                <w:rFonts w:cs="Times New Roman"/>
-                <w:color w:val="000000"/>
-                <w:kern w:val="0"/>
-              </w:rPr>
-              <w:t>NA</w:t>
-            </w:r>
+            </w:pPr>
           </w:p>
         </w:tc>
         <w:tc>
@@ -14160,13 +13911,13 @@
             <w:tcW w:w="1453" w:type="dxa"/>
             <w:vMerge/>
             <w:tcBorders>
-              <w:top w:val="nil"/>
+              <w:top w:val="single" w:sz="4" w:space="0" w:color="auto"/>
               <w:left w:val="double" w:sz="6" w:space="0" w:color="auto"/>
               <w:bottom w:val="single" w:sz="4" w:space="0" w:color="auto"/>
               <w:right w:val="single" w:sz="4" w:space="0" w:color="auto"/>
-            </w:tcBorders>
-            <w:vAlign w:val="center"/>
-            <w:hideMark/>
+              <w:tl2br w:val="single" w:sz="4" w:space="0" w:color="auto"/>
+            </w:tcBorders>
+            <w:vAlign w:val="center"/>
           </w:tcPr>
           <w:p>
             <w:pPr>
@@ -14187,13 +13938,13 @@
             <w:tcW w:w="1453" w:type="dxa"/>
             <w:vMerge/>
             <w:tcBorders>
-              <w:top w:val="nil"/>
+              <w:top w:val="single" w:sz="4" w:space="0" w:color="auto"/>
               <w:left w:val="nil"/>
               <w:bottom w:val="single" w:sz="4" w:space="0" w:color="auto"/>
               <w:right w:val="single" w:sz="4" w:space="0" w:color="auto"/>
-            </w:tcBorders>
-            <w:vAlign w:val="center"/>
-            <w:hideMark/>
+              <w:tl2br w:val="single" w:sz="4" w:space="0" w:color="auto"/>
+            </w:tcBorders>
+            <w:vAlign w:val="center"/>
           </w:tcPr>
           <w:p>
             <w:pPr>
@@ -14624,9 +14375,6 @@
       <w:pPr>
         <w:spacing w:before="180" w:after="180"/>
         <w:ind w:firstLineChars="0" w:firstLine="0"/>
-        <w:rPr>
-          <w:rFonts w:hint="eastAsia"/>
-        </w:rPr>
       </w:pPr>
       <w:r>
         <w:lastRenderedPageBreak/>
@@ -14954,9 +14702,6 @@
       <w:pPr>
         <w:spacing w:before="180" w:after="180"/>
         <w:ind w:firstLine="540"/>
-        <w:rPr>
-          <w:rFonts w:hint="eastAsia"/>
-        </w:rPr>
       </w:pPr>
       <w:r>
         <w:t>由圖</w:t>
@@ -15215,9 +14960,6 @@
         <w:spacing w:before="180" w:after="180"/>
         <w:ind w:firstLine="540"/>
         <w:jc w:val="center"/>
-        <w:rPr>
-          <w:rFonts w:hint="eastAsia"/>
-        </w:rPr>
       </w:pPr>
       <w:r>
         <w:rPr>
@@ -18051,9 +17793,6 @@
       <w:pPr>
         <w:spacing w:before="180" w:after="180"/>
         <w:ind w:firstLine="540"/>
-        <w:rPr>
-          <w:rFonts w:hint="eastAsia"/>
-        </w:rPr>
       </w:pPr>
       <w:r>
         <w:t>114</w:t>
@@ -19983,9 +19722,6 @@
       <w:pPr>
         <w:spacing w:before="180" w:after="180"/>
         <w:ind w:firstLine="540"/>
-        <w:rPr>
-          <w:rFonts w:hint="eastAsia"/>
-        </w:rPr>
       </w:pPr>
       <w:r>
         <w:t>114</w:t>
@@ -20144,9 +19880,6 @@
       <w:pPr>
         <w:spacing w:before="180" w:after="180"/>
         <w:ind w:firstLineChars="0" w:firstLine="288"/>
-        <w:rPr>
-          <w:rFonts w:hint="eastAsia"/>
-        </w:rPr>
       </w:pPr>
       <w:r>
         <w:rPr>
@@ -20207,9 +19940,6 @@
       <w:pPr>
         <w:spacing w:before="180" w:after="180"/>
         <w:ind w:firstLineChars="0" w:firstLine="288"/>
-        <w:rPr>
-          <w:rFonts w:hint="eastAsia"/>
-        </w:rPr>
       </w:pPr>
       <w:r>
         <w:rPr>
@@ -20234,9 +19964,6 @@
       <w:pPr>
         <w:spacing w:before="180" w:after="180"/>
         <w:ind w:firstLineChars="0" w:firstLine="288"/>
-        <w:rPr>
-          <w:rFonts w:hint="eastAsia"/>
-        </w:rPr>
       </w:pPr>
       <w:r>
         <w:rPr>
@@ -20273,22 +20000,13 @@
         <w:rPr>
           <w:rFonts w:hint="eastAsia"/>
         </w:rPr>
-        <w:t>公路</w:t>
-      </w:r>
-      <w:r>
-        <w:rPr>
-          <w:rFonts w:hint="eastAsia"/>
-        </w:rPr>
-        <w:t>客運運量趨勢</w:t>
+        <w:t>公路客運運量趨勢</w:t>
       </w:r>
     </w:p>
     <w:p>
       <w:pPr>
         <w:spacing w:before="180" w:after="180"/>
         <w:ind w:firstLine="540"/>
-        <w:rPr>
-          <w:rFonts w:hint="eastAsia"/>
-        </w:rPr>
       </w:pPr>
       <w:r>
         <w:t>本章針對公路客運，分析其運量</w:t>
@@ -20339,9 +20057,6 @@
     <w:p>
       <w:pPr>
         <w:pStyle w:val="3"/>
-        <w:rPr>
-          <w:rFonts w:hint="eastAsia"/>
-        </w:rPr>
       </w:pPr>
       <w:r>
         <w:rPr>
@@ -20393,9 +20108,6 @@
         <w:pStyle w:val="a9"/>
         <w:spacing w:before="180" w:after="180"/>
         <w:ind w:left="480" w:firstLineChars="0" w:firstLine="0"/>
-        <w:rPr>
-          <w:rFonts w:hint="eastAsia"/>
-        </w:rPr>
       </w:pPr>
       <w:r>
         <w:rPr>
@@ -20415,9 +20127,6 @@
         <w:pStyle w:val="a9"/>
         <w:spacing w:before="180" w:after="180"/>
         <w:ind w:left="480" w:firstLineChars="0" w:firstLine="0"/>
-        <w:rPr>
-          <w:rFonts w:hint="eastAsia"/>
-        </w:rPr>
       </w:pPr>
       <w:r>
         <w:rPr>
@@ -20511,9 +20220,6 @@
         <w:pStyle w:val="a9"/>
         <w:spacing w:before="180" w:after="180"/>
         <w:ind w:left="480" w:firstLineChars="0" w:firstLine="0"/>
-        <w:rPr>
-          <w:rFonts w:hint="eastAsia"/>
-        </w:rPr>
       </w:pPr>
       <w:r>
         <w:rPr>
@@ -20533,9 +20239,6 @@
         <w:pStyle w:val="a9"/>
         <w:spacing w:before="180" w:after="180"/>
         <w:ind w:left="480" w:firstLineChars="0" w:firstLine="0"/>
-        <w:rPr>
-          <w:rFonts w:hint="eastAsia"/>
-        </w:rPr>
       </w:pPr>
       <w:r>
         <w:rPr>
@@ -20701,9 +20404,6 @@
         <w:pStyle w:val="a9"/>
         <w:spacing w:before="180" w:after="180"/>
         <w:ind w:left="480" w:firstLineChars="0" w:firstLine="0"/>
-        <w:rPr>
-          <w:rFonts w:hint="eastAsia"/>
-        </w:rPr>
       </w:pPr>
       <w:r>
         <w:rPr>
@@ -21099,14 +20799,11 @@
               <w:spacing w:beforeLines="0" w:before="0" w:afterLines="0" w:after="0" w:line="240" w:lineRule="auto"/>
               <w:ind w:firstLineChars="0" w:firstLine="0"/>
               <w:jc w:val="right"/>
+            </w:pPr>
+            <w:r>
               <w:rPr>
                 <w:rFonts w:hint="eastAsia"/>
               </w:rPr>
-            </w:pPr>
-            <w:r>
-              <w:rPr>
-                <w:rFonts w:hint="eastAsia"/>
-              </w:rPr>
               <w:t>年份</w:t>
             </w:r>
           </w:p>
@@ -21114,9 +20811,6 @@
             <w:pPr>
               <w:spacing w:beforeLines="0" w:before="0" w:afterLines="0" w:after="0" w:line="240" w:lineRule="auto"/>
               <w:ind w:firstLineChars="0" w:firstLine="0"/>
-              <w:rPr>
-                <w:rFonts w:hint="eastAsia"/>
-              </w:rPr>
             </w:pPr>
             <w:r>
               <w:rPr>
@@ -22156,9 +21850,6 @@
       <w:pPr>
         <w:spacing w:before="180" w:after="180"/>
         <w:ind w:firstLineChars="0" w:firstLine="0"/>
-        <w:rPr>
-          <w:rFonts w:hint="eastAsia"/>
-        </w:rPr>
       </w:pPr>
       <w:r>
         <w:tab/>
@@ -22735,14 +22426,11 @@
             <w:pPr>
               <w:spacing w:beforeLines="0" w:before="0" w:afterLines="0" w:after="0" w:line="240" w:lineRule="auto"/>
               <w:ind w:firstLineChars="0" w:firstLine="0"/>
+            </w:pPr>
+            <w:r>
               <w:rPr>
                 <w:rFonts w:hint="eastAsia"/>
               </w:rPr>
-            </w:pPr>
-            <w:r>
-              <w:rPr>
-                <w:rFonts w:hint="eastAsia"/>
-              </w:rPr>
               <w:t>持卡身分</w:t>
             </w:r>
           </w:p>
@@ -22750,9 +22438,6 @@
             <w:pPr>
               <w:spacing w:beforeLines="0" w:before="0" w:afterLines="0" w:after="0" w:line="240" w:lineRule="auto"/>
               <w:ind w:firstLineChars="0" w:firstLine="0"/>
-              <w:rPr>
-                <w:rFonts w:hint="eastAsia"/>
-              </w:rPr>
             </w:pPr>
           </w:p>
         </w:tc>
@@ -23132,9 +22817,6 @@
               <w:spacing w:beforeLines="0" w:before="0" w:afterLines="0" w:after="0" w:line="240" w:lineRule="auto"/>
               <w:ind w:firstLineChars="0" w:firstLine="0"/>
               <w:jc w:val="center"/>
-              <w:rPr>
-                <w:rFonts w:hint="eastAsia"/>
-              </w:rPr>
             </w:pPr>
             <w:r>
               <w:rPr>
@@ -23213,9 +22895,6 @@
               <w:spacing w:beforeLines="0" w:before="0" w:afterLines="0" w:after="0" w:line="240" w:lineRule="auto"/>
               <w:ind w:firstLineChars="0" w:firstLine="0"/>
               <w:jc w:val="right"/>
-              <w:rPr>
-                <w:rFonts w:hint="eastAsia"/>
-              </w:rPr>
             </w:pPr>
             <w:r>
               <w:t>69.8%</w:t>
@@ -24495,9 +24174,6 @@
       <w:pPr>
         <w:spacing w:before="180" w:after="180"/>
         <w:ind w:firstLineChars="0" w:firstLine="480"/>
-        <w:rPr>
-          <w:rFonts w:hint="eastAsia"/>
-        </w:rPr>
       </w:pPr>
       <w:r>
         <w:rPr>
@@ -24624,219 +24300,6 @@
           <w:rFonts w:hint="eastAsia"/>
         </w:rPr>
         <w:t>）。</w:t>
-      </w:r>
-    </w:p>
-    <w:p>
-      <w:pPr>
-        <w:spacing w:before="180" w:after="180"/>
-        <w:ind w:firstLineChars="0" w:firstLine="480"/>
-        <w:rPr>
-          <w:rFonts w:hint="eastAsia"/>
-        </w:rPr>
-      </w:pPr>
-      <w:r>
-        <w:rPr>
-          <w:rFonts w:hint="eastAsia"/>
-        </w:rPr>
-        <w:lastRenderedPageBreak/>
-        <w:t>觀察</w:t>
-      </w:r>
-      <w:r>
-        <w:rPr>
-          <w:rFonts w:hint="eastAsia"/>
-        </w:rPr>
-        <w:t>112</w:t>
-      </w:r>
-      <w:r>
-        <w:rPr>
-          <w:rFonts w:hint="eastAsia"/>
-        </w:rPr>
-        <w:t>年至</w:t>
-      </w:r>
-      <w:r>
-        <w:rPr>
-          <w:rFonts w:hint="eastAsia"/>
-        </w:rPr>
-        <w:t>114</w:t>
-      </w:r>
-      <w:r>
-        <w:rPr>
-          <w:rFonts w:hint="eastAsia"/>
-        </w:rPr>
-        <w:t>年各身分變化趨勢，「普通（含</w:t>
-      </w:r>
-      <w:r>
-        <w:rPr>
-          <w:rFonts w:hint="eastAsia"/>
-        </w:rPr>
-        <w:t>TPASS</w:t>
-      </w:r>
-      <w:r>
-        <w:rPr>
-          <w:rFonts w:hint="eastAsia"/>
-        </w:rPr>
-        <w:t>）」運量於</w:t>
-      </w:r>
-      <w:r>
-        <w:rPr>
-          <w:rFonts w:hint="eastAsia"/>
-        </w:rPr>
-        <w:t>113</w:t>
-      </w:r>
-      <w:r>
-        <w:rPr>
-          <w:rFonts w:hint="eastAsia"/>
-        </w:rPr>
-        <w:t>年達高峰後，</w:t>
-      </w:r>
-      <w:r>
-        <w:rPr>
-          <w:rFonts w:hint="eastAsia"/>
-        </w:rPr>
-        <w:t>114</w:t>
-      </w:r>
-      <w:r>
-        <w:rPr>
-          <w:rFonts w:hint="eastAsia"/>
-        </w:rPr>
-        <w:t>年衰退</w:t>
-      </w:r>
-      <w:r>
-        <w:rPr>
-          <w:rFonts w:hint="eastAsia"/>
-        </w:rPr>
-        <w:t>23.6%</w:t>
-      </w:r>
-      <w:r>
-        <w:rPr>
-          <w:rFonts w:hint="eastAsia"/>
-        </w:rPr>
-        <w:t>。「敬老優待」</w:t>
-      </w:r>
-      <w:r>
-        <w:rPr>
-          <w:rFonts w:hint="eastAsia"/>
-        </w:rPr>
-        <w:t>114</w:t>
-      </w:r>
-      <w:r>
-        <w:rPr>
-          <w:rFonts w:hint="eastAsia"/>
-        </w:rPr>
-        <w:t>年運量雖微幅下跌</w:t>
-      </w:r>
-      <w:r>
-        <w:rPr>
-          <w:rFonts w:hint="eastAsia"/>
-        </w:rPr>
-        <w:t>5.9%</w:t>
-      </w:r>
-      <w:r>
-        <w:rPr>
-          <w:rFonts w:hint="eastAsia"/>
-        </w:rPr>
-        <w:t>，但整體占比由</w:t>
-      </w:r>
-      <w:r>
-        <w:rPr>
-          <w:rFonts w:hint="eastAsia"/>
-        </w:rPr>
-        <w:t>112</w:t>
-      </w:r>
-      <w:r>
-        <w:rPr>
-          <w:rFonts w:hint="eastAsia"/>
-        </w:rPr>
-        <w:t>年之</w:t>
-      </w:r>
-      <w:r>
-        <w:rPr>
-          <w:rFonts w:hint="eastAsia"/>
-        </w:rPr>
-        <w:t>18.3%</w:t>
-      </w:r>
-      <w:r>
-        <w:rPr>
-          <w:rFonts w:hint="eastAsia"/>
-        </w:rPr>
-        <w:t>逐年提升至</w:t>
-      </w:r>
-      <w:r>
-        <w:rPr>
-          <w:rFonts w:hint="eastAsia"/>
-        </w:rPr>
-        <w:t>32.9%</w:t>
-      </w:r>
-      <w:r>
-        <w:rPr>
-          <w:rFonts w:hint="eastAsia"/>
-        </w:rPr>
-        <w:t>。「愛心優待」為唯一連續兩年運量正成長之類別，占比逐年升至</w:t>
-      </w:r>
-      <w:r>
-        <w:rPr>
-          <w:rFonts w:hint="eastAsia"/>
-        </w:rPr>
-        <w:t>12.9%</w:t>
-      </w:r>
-      <w:r>
-        <w:rPr>
-          <w:rFonts w:hint="eastAsia"/>
-        </w:rPr>
-        <w:t>。反之，「學生」與「其他優待」運量及占比皆連續兩年下滑，其中學生占比由</w:t>
-      </w:r>
-      <w:r>
-        <w:rPr>
-          <w:rFonts w:hint="eastAsia"/>
-        </w:rPr>
-        <w:t>11.0%</w:t>
-      </w:r>
-      <w:r>
-        <w:rPr>
-          <w:rFonts w:hint="eastAsia"/>
-        </w:rPr>
-        <w:t>萎縮至</w:t>
-      </w:r>
-      <w:r>
-        <w:rPr>
-          <w:rFonts w:hint="eastAsia"/>
-        </w:rPr>
-        <w:t>6.5%</w:t>
-      </w:r>
-      <w:r>
-        <w:rPr>
-          <w:rFonts w:hint="eastAsia"/>
-        </w:rPr>
-        <w:t>；而「無法區別」之資料量與占比則呈逐年遞增。</w:t>
-      </w:r>
-    </w:p>
-    <w:p>
-      <w:pPr>
-        <w:spacing w:before="180" w:after="180"/>
-        <w:ind w:firstLineChars="0" w:firstLine="480"/>
-        <w:rPr>
-          <w:rFonts w:hint="eastAsia"/>
-        </w:rPr>
-      </w:pPr>
-      <w:r>
-        <w:rPr>
-          <w:rFonts w:hint="eastAsia"/>
-        </w:rPr>
-        <w:t>整體而言，持卡身分結構已逐漸集中於「普通」及「敬老優待」，且敬老與愛心優待族群之占比顯著擴張，學生族群則呈現萎縮。未來可依循此客群結構之變化，作為運能資源配置與服務規劃調整之依據。</w:t>
-      </w:r>
-    </w:p>
-    <w:p>
-      <w:pPr>
-        <w:pStyle w:val="3"/>
-        <w:rPr>
-          <w:rFonts w:hint="eastAsia"/>
-        </w:rPr>
-      </w:pPr>
-      <w:r>
-        <w:rPr>
-          <w:rFonts w:hint="eastAsia"/>
-        </w:rPr>
-        <w:t>定期票分析</w:t>
       </w:r>
     </w:p>
     <w:p>
@@ -24845,6 +24308,210 @@
         <w:ind w:firstLineChars="0" w:firstLine="480"/>
       </w:pPr>
       <w:r>
+        <w:rPr>
+          <w:rFonts w:hint="eastAsia"/>
+        </w:rPr>
+        <w:lastRenderedPageBreak/>
+        <w:t>觀察</w:t>
+      </w:r>
+      <w:r>
+        <w:rPr>
+          <w:rFonts w:hint="eastAsia"/>
+        </w:rPr>
+        <w:t>112</w:t>
+      </w:r>
+      <w:r>
+        <w:rPr>
+          <w:rFonts w:hint="eastAsia"/>
+        </w:rPr>
+        <w:t>年至</w:t>
+      </w:r>
+      <w:r>
+        <w:rPr>
+          <w:rFonts w:hint="eastAsia"/>
+        </w:rPr>
+        <w:t>114</w:t>
+      </w:r>
+      <w:r>
+        <w:rPr>
+          <w:rFonts w:hint="eastAsia"/>
+        </w:rPr>
+        <w:t>年各身分變化趨勢，「普通（含</w:t>
+      </w:r>
+      <w:r>
+        <w:rPr>
+          <w:rFonts w:hint="eastAsia"/>
+        </w:rPr>
+        <w:t>TPASS</w:t>
+      </w:r>
+      <w:r>
+        <w:rPr>
+          <w:rFonts w:hint="eastAsia"/>
+        </w:rPr>
+        <w:t>）」運量於</w:t>
+      </w:r>
+      <w:r>
+        <w:rPr>
+          <w:rFonts w:hint="eastAsia"/>
+        </w:rPr>
+        <w:t>113</w:t>
+      </w:r>
+      <w:r>
+        <w:rPr>
+          <w:rFonts w:hint="eastAsia"/>
+        </w:rPr>
+        <w:t>年達高峰後，</w:t>
+      </w:r>
+      <w:r>
+        <w:rPr>
+          <w:rFonts w:hint="eastAsia"/>
+        </w:rPr>
+        <w:t>114</w:t>
+      </w:r>
+      <w:r>
+        <w:rPr>
+          <w:rFonts w:hint="eastAsia"/>
+        </w:rPr>
+        <w:t>年衰退</w:t>
+      </w:r>
+      <w:r>
+        <w:rPr>
+          <w:rFonts w:hint="eastAsia"/>
+        </w:rPr>
+        <w:t>23.6%</w:t>
+      </w:r>
+      <w:r>
+        <w:rPr>
+          <w:rFonts w:hint="eastAsia"/>
+        </w:rPr>
+        <w:t>。「敬老優待」</w:t>
+      </w:r>
+      <w:r>
+        <w:rPr>
+          <w:rFonts w:hint="eastAsia"/>
+        </w:rPr>
+        <w:t>114</w:t>
+      </w:r>
+      <w:r>
+        <w:rPr>
+          <w:rFonts w:hint="eastAsia"/>
+        </w:rPr>
+        <w:t>年運量雖微幅下跌</w:t>
+      </w:r>
+      <w:r>
+        <w:rPr>
+          <w:rFonts w:hint="eastAsia"/>
+        </w:rPr>
+        <w:t>5.9%</w:t>
+      </w:r>
+      <w:r>
+        <w:rPr>
+          <w:rFonts w:hint="eastAsia"/>
+        </w:rPr>
+        <w:t>，但整體占比由</w:t>
+      </w:r>
+      <w:r>
+        <w:rPr>
+          <w:rFonts w:hint="eastAsia"/>
+        </w:rPr>
+        <w:t>112</w:t>
+      </w:r>
+      <w:r>
+        <w:rPr>
+          <w:rFonts w:hint="eastAsia"/>
+        </w:rPr>
+        <w:t>年之</w:t>
+      </w:r>
+      <w:r>
+        <w:rPr>
+          <w:rFonts w:hint="eastAsia"/>
+        </w:rPr>
+        <w:t>18.3%</w:t>
+      </w:r>
+      <w:r>
+        <w:rPr>
+          <w:rFonts w:hint="eastAsia"/>
+        </w:rPr>
+        <w:t>逐年提升至</w:t>
+      </w:r>
+      <w:r>
+        <w:rPr>
+          <w:rFonts w:hint="eastAsia"/>
+        </w:rPr>
+        <w:t>32.9%</w:t>
+      </w:r>
+      <w:r>
+        <w:rPr>
+          <w:rFonts w:hint="eastAsia"/>
+        </w:rPr>
+        <w:t>。「愛心優待」為唯一連續兩年運量正成長之類別，占比逐年升至</w:t>
+      </w:r>
+      <w:r>
+        <w:rPr>
+          <w:rFonts w:hint="eastAsia"/>
+        </w:rPr>
+        <w:t>12.9%</w:t>
+      </w:r>
+      <w:r>
+        <w:rPr>
+          <w:rFonts w:hint="eastAsia"/>
+        </w:rPr>
+        <w:t>。反之，「學生」與「其他優待」運量及占比皆連續兩年下滑，其中學生占比由</w:t>
+      </w:r>
+      <w:r>
+        <w:rPr>
+          <w:rFonts w:hint="eastAsia"/>
+        </w:rPr>
+        <w:t>11.0%</w:t>
+      </w:r>
+      <w:r>
+        <w:rPr>
+          <w:rFonts w:hint="eastAsia"/>
+        </w:rPr>
+        <w:t>萎縮至</w:t>
+      </w:r>
+      <w:r>
+        <w:rPr>
+          <w:rFonts w:hint="eastAsia"/>
+        </w:rPr>
+        <w:t>6.5%</w:t>
+      </w:r>
+      <w:r>
+        <w:rPr>
+          <w:rFonts w:hint="eastAsia"/>
+        </w:rPr>
+        <w:t>；而「無法區別」之資料量與占比則呈逐年遞增。</w:t>
+      </w:r>
+    </w:p>
+    <w:p>
+      <w:pPr>
+        <w:spacing w:before="180" w:after="180"/>
+        <w:ind w:firstLineChars="0" w:firstLine="480"/>
+      </w:pPr>
+      <w:r>
+        <w:rPr>
+          <w:rFonts w:hint="eastAsia"/>
+        </w:rPr>
+        <w:t>整體而言，持卡身分結構已逐漸集中於「普通」及「敬老優待」，且敬老與愛心優待族群之占比顯著擴張，學生族群則呈現萎縮。未來可依循此客群結構之變化，作為運能資源配置與服務規劃調整之依據。</w:t>
+      </w:r>
+    </w:p>
+    <w:p>
+      <w:pPr>
+        <w:pStyle w:val="3"/>
+      </w:pPr>
+      <w:r>
+        <w:rPr>
+          <w:rFonts w:hint="eastAsia"/>
+        </w:rPr>
+        <w:t>定期票分析</w:t>
+      </w:r>
+    </w:p>
+    <w:p>
+      <w:pPr>
+        <w:spacing w:before="180" w:after="180"/>
+        <w:ind w:firstLineChars="0" w:firstLine="480"/>
+      </w:pPr>
+      <w:r>
         <w:t>依據「票政協作平台」之「票種次類型代碼表」，本章節將相關票種次類型統一定義為「定期票」，並以花東地區為分析範圍，針對三類定期票進行探討，分別為：花蓮縣</w:t>
       </w:r>
       <w:r>
@@ -24857,7 +24524,13 @@
         <w:t>399</w:t>
       </w:r>
       <w:r>
-        <w:t>及台東縣</w:t>
+        <w:t>及</w:t>
+      </w:r>
+      <w:r>
+        <w:t>臺東</w:t>
+      </w:r>
+      <w:r>
+        <w:t>縣</w:t>
       </w:r>
       <w:r>
         <w:t>299</w:t>
@@ -25198,9 +24871,6 @@
             <w:pPr>
               <w:spacing w:beforeLines="0" w:before="0" w:afterLines="0" w:after="0" w:line="240" w:lineRule="auto"/>
               <w:ind w:firstLineChars="0" w:firstLine="0"/>
-              <w:rPr>
-                <w:rFonts w:hint="eastAsia"/>
-              </w:rPr>
             </w:pPr>
             <w:r>
               <w:rPr>
@@ -25809,7 +25479,10 @@
               <w:jc w:val="center"/>
             </w:pPr>
             <w:r>
-              <w:t>台東縣</w:t>
+              <w:t>臺東</w:t>
+            </w:r>
+            <w:r>
+              <w:t>縣</w:t>
             </w:r>
             <w:r>
               <w:t>299</w:t>
@@ -26488,19 +26161,7 @@
       <w:pPr>
         <w:spacing w:before="180" w:after="180"/>
         <w:ind w:firstLineChars="0" w:firstLine="0"/>
-        <w:rPr>
-          <w:rFonts w:hint="eastAsia"/>
-        </w:rPr>
       </w:pPr>
-    </w:p>
-    <w:p>
-      <w:pPr>
-        <w:spacing w:before="180" w:after="180"/>
-        <w:ind w:firstLineChars="0" w:firstLine="0"/>
-        <w:rPr>
-          <w:rFonts w:hint="eastAsia"/>
-        </w:rPr>
-      </w:pPr>
       <w:r>
         <w:tab/>
       </w:r>
@@ -26568,7 +26229,19 @@
         <w:rPr>
           <w:rFonts w:hint="eastAsia"/>
         </w:rPr>
-        <w:t>」及「台東縣</w:t>
+        <w:t>」及「</w:t>
+      </w:r>
+      <w:r>
+        <w:rPr>
+          <w:rFonts w:hint="eastAsia"/>
+        </w:rPr>
+        <w:t>臺東</w:t>
+      </w:r>
+      <w:r>
+        <w:rPr>
+          <w:rFonts w:hint="eastAsia"/>
+        </w:rPr>
+        <w:t>縣</w:t>
       </w:r>
       <w:r>
         <w:rPr>
@@ -26623,9 +26296,6 @@
       <w:pPr>
         <w:spacing w:before="180" w:after="180"/>
         <w:ind w:firstLineChars="0" w:firstLine="480"/>
-        <w:rPr>
-          <w:rFonts w:hint="eastAsia"/>
-        </w:rPr>
       </w:pPr>
       <w:r>
         <w:rPr>
@@ -26679,7 +26349,19 @@
         <w:rPr>
           <w:rFonts w:hint="eastAsia"/>
         </w:rPr>
-        <w:t>」與「台東縣</w:t>
+        <w:t>」與「</w:t>
+      </w:r>
+      <w:r>
+        <w:rPr>
+          <w:rFonts w:hint="eastAsia"/>
+        </w:rPr>
+        <w:t>臺東</w:t>
+      </w:r>
+      <w:r>
+        <w:rPr>
+          <w:rFonts w:hint="eastAsia"/>
+        </w:rPr>
+        <w:t>縣</w:t>
       </w:r>
       <w:r>
         <w:rPr>
@@ -26751,7 +26433,19 @@
         <w:rPr>
           <w:rFonts w:hint="eastAsia"/>
         </w:rPr>
-        <w:t>」與「台東縣</w:t>
+        <w:t>」與「</w:t>
+      </w:r>
+      <w:r>
+        <w:rPr>
+          <w:rFonts w:hint="eastAsia"/>
+        </w:rPr>
+        <w:t>臺東</w:t>
+      </w:r>
+      <w:r>
+        <w:rPr>
+          <w:rFonts w:hint="eastAsia"/>
+        </w:rPr>
+        <w:t>縣</w:t>
       </w:r>
       <w:r>
         <w:rPr>
@@ -26794,9 +26488,6 @@
       <w:pPr>
         <w:spacing w:before="180" w:after="180"/>
         <w:ind w:firstLineChars="0" w:firstLine="480"/>
-        <w:rPr>
-          <w:rFonts w:hint="eastAsia"/>
-        </w:rPr>
       </w:pPr>
       <w:r>
         <w:rPr>
@@ -26904,9 +26595,6 @@
     <w:p>
       <w:pPr>
         <w:pStyle w:val="3"/>
-        <w:rPr>
-          <w:rFonts w:hint="eastAsia"/>
-        </w:rPr>
       </w:pPr>
       <w:r>
         <w:t>年運量分析</w:t>
@@ -27018,127 +26706,127 @@
         <w:rPr>
           <w:rFonts w:hint="eastAsia"/>
         </w:rPr>
+        <w:t>1145</w:t>
+      </w:r>
+      <w:r>
+        <w:rPr>
+          <w:rFonts w:hint="eastAsia"/>
+        </w:rPr>
+        <w:t>、</w:t>
+      </w:r>
+      <w:r>
+        <w:rPr>
+          <w:rFonts w:hint="eastAsia"/>
+        </w:rPr>
+        <w:t>8101</w:t>
+      </w:r>
+      <w:r>
+        <w:rPr>
+          <w:rFonts w:hint="eastAsia"/>
+        </w:rPr>
+        <w:t>、</w:t>
+      </w:r>
+      <w:r>
+        <w:rPr>
+          <w:rFonts w:hint="eastAsia"/>
+        </w:rPr>
+        <w:t>8102</w:t>
+      </w:r>
+      <w:r>
+        <w:rPr>
+          <w:rFonts w:hint="eastAsia"/>
+        </w:rPr>
+        <w:t>、</w:t>
+      </w:r>
+      <w:r>
+        <w:rPr>
+          <w:rFonts w:hint="eastAsia"/>
+        </w:rPr>
+        <w:t>8103</w:t>
+      </w:r>
+      <w:r>
+        <w:rPr>
+          <w:rFonts w:hint="eastAsia"/>
+        </w:rPr>
+        <w:t>、</w:t>
+      </w:r>
+      <w:r>
+        <w:rPr>
+          <w:rFonts w:hint="eastAsia"/>
+        </w:rPr>
+        <w:t>8105</w:t>
+      </w:r>
+      <w:r>
+        <w:rPr>
+          <w:rFonts w:hint="eastAsia"/>
+        </w:rPr>
+        <w:t>、</w:t>
+      </w:r>
+      <w:r>
+        <w:rPr>
+          <w:rFonts w:hint="eastAsia"/>
+        </w:rPr>
+        <w:t>8107</w:t>
+      </w:r>
+      <w:r>
+        <w:rPr>
+          <w:rFonts w:hint="eastAsia"/>
+        </w:rPr>
+        <w:t>、</w:t>
+      </w:r>
+      <w:r>
+        <w:rPr>
+          <w:rFonts w:hint="eastAsia"/>
+        </w:rPr>
+        <w:t>8109</w:t>
+      </w:r>
+      <w:r>
+        <w:rPr>
+          <w:rFonts w:hint="eastAsia"/>
+        </w:rPr>
+        <w:t>、</w:t>
+      </w:r>
+      <w:r>
+        <w:rPr>
+          <w:rFonts w:hint="eastAsia"/>
+        </w:rPr>
+        <w:t>8119</w:t>
+      </w:r>
+      <w:r>
+        <w:rPr>
+          <w:rFonts w:hint="eastAsia"/>
+        </w:rPr>
+        <w:t>、</w:t>
+      </w:r>
+      <w:r>
+        <w:rPr>
+          <w:rFonts w:hint="eastAsia"/>
+        </w:rPr>
+        <w:t>8120</w:t>
+      </w:r>
+      <w:r>
+        <w:rPr>
+          <w:rFonts w:hint="eastAsia"/>
+        </w:rPr>
+        <w:t>、</w:t>
+      </w:r>
+      <w:r>
+        <w:rPr>
+          <w:rFonts w:hint="eastAsia"/>
+        </w:rPr>
+        <w:t xml:space="preserve"> 8122</w:t>
+      </w:r>
+      <w:r>
+        <w:rPr>
+          <w:rFonts w:hint="eastAsia"/>
+        </w:rPr>
+        <w:t>、</w:t>
+      </w:r>
+      <w:r>
+        <w:rPr>
+          <w:rFonts w:hint="eastAsia"/>
+        </w:rPr>
         <w:lastRenderedPageBreak/>
-        <w:t>1145</w:t>
-      </w:r>
-      <w:r>
-        <w:rPr>
-          <w:rFonts w:hint="eastAsia"/>
-        </w:rPr>
-        <w:t>、</w:t>
-      </w:r>
-      <w:r>
-        <w:rPr>
-          <w:rFonts w:hint="eastAsia"/>
-        </w:rPr>
-        <w:t>8101</w:t>
-      </w:r>
-      <w:r>
-        <w:rPr>
-          <w:rFonts w:hint="eastAsia"/>
-        </w:rPr>
-        <w:t>、</w:t>
-      </w:r>
-      <w:r>
-        <w:rPr>
-          <w:rFonts w:hint="eastAsia"/>
-        </w:rPr>
-        <w:t>8102</w:t>
-      </w:r>
-      <w:r>
-        <w:rPr>
-          <w:rFonts w:hint="eastAsia"/>
-        </w:rPr>
-        <w:t>、</w:t>
-      </w:r>
-      <w:r>
-        <w:rPr>
-          <w:rFonts w:hint="eastAsia"/>
-        </w:rPr>
-        <w:t>8103</w:t>
-      </w:r>
-      <w:r>
-        <w:rPr>
-          <w:rFonts w:hint="eastAsia"/>
-        </w:rPr>
-        <w:t>、</w:t>
-      </w:r>
-      <w:r>
-        <w:rPr>
-          <w:rFonts w:hint="eastAsia"/>
-        </w:rPr>
-        <w:t>8105</w:t>
-      </w:r>
-      <w:r>
-        <w:rPr>
-          <w:rFonts w:hint="eastAsia"/>
-        </w:rPr>
-        <w:t>、</w:t>
-      </w:r>
-      <w:r>
-        <w:rPr>
-          <w:rFonts w:hint="eastAsia"/>
-        </w:rPr>
-        <w:t>8107</w:t>
-      </w:r>
-      <w:r>
-        <w:rPr>
-          <w:rFonts w:hint="eastAsia"/>
-        </w:rPr>
-        <w:t>、</w:t>
-      </w:r>
-      <w:r>
-        <w:rPr>
-          <w:rFonts w:hint="eastAsia"/>
-        </w:rPr>
-        <w:t>8109</w:t>
-      </w:r>
-      <w:r>
-        <w:rPr>
-          <w:rFonts w:hint="eastAsia"/>
-        </w:rPr>
-        <w:t>、</w:t>
-      </w:r>
-      <w:r>
-        <w:rPr>
-          <w:rFonts w:hint="eastAsia"/>
-        </w:rPr>
-        <w:t>8119</w:t>
-      </w:r>
-      <w:r>
-        <w:rPr>
-          <w:rFonts w:hint="eastAsia"/>
-        </w:rPr>
-        <w:t>、</w:t>
-      </w:r>
-      <w:r>
-        <w:rPr>
-          <w:rFonts w:hint="eastAsia"/>
-        </w:rPr>
-        <w:t>8120</w:t>
-      </w:r>
-      <w:r>
-        <w:rPr>
-          <w:rFonts w:hint="eastAsia"/>
-        </w:rPr>
-        <w:t>、</w:t>
-      </w:r>
-      <w:r>
-        <w:rPr>
-          <w:rFonts w:hint="eastAsia"/>
-        </w:rPr>
-        <w:t xml:space="preserve"> 8122</w:t>
-      </w:r>
-      <w:r>
-        <w:rPr>
-          <w:rFonts w:hint="eastAsia"/>
-        </w:rPr>
-        <w:t>、</w:t>
-      </w:r>
-      <w:r>
-        <w:rPr>
-          <w:rFonts w:hint="eastAsia"/>
-        </w:rPr>
         <w:t xml:space="preserve">8125 </w:t>
       </w:r>
       <w:r>
@@ -27768,9 +27456,6 @@
       <w:pPr>
         <w:spacing w:before="180" w:after="180"/>
         <w:ind w:firstLineChars="0" w:firstLine="0"/>
-        <w:rPr>
-          <w:rFonts w:hint="eastAsia"/>
-        </w:rPr>
       </w:pPr>
     </w:p>
     <w:p>
@@ -27954,7 +27639,6 @@
         <w:rPr>
           <w:rFonts w:hint="eastAsia"/>
         </w:rPr>
-        <w:lastRenderedPageBreak/>
         <w:t>表</w:t>
       </w:r>
       <w:r>
@@ -28235,6 +27919,7 @@
               <w:jc w:val="center"/>
             </w:pPr>
             <w:r>
+              <w:lastRenderedPageBreak/>
               <w:t>海岸線</w:t>
             </w:r>
           </w:p>
@@ -29607,9 +29292,6 @@
       <w:pPr>
         <w:spacing w:before="180" w:after="180"/>
         <w:ind w:firstLineChars="0" w:firstLine="480"/>
-        <w:rPr>
-          <w:rFonts w:hint="eastAsia"/>
-        </w:rPr>
       </w:pPr>
       <w:r>
         <w:rPr>
@@ -29760,208 +29442,6 @@
           <w:rFonts w:hint="eastAsia"/>
         </w:rPr>
         <w:t>，三年間整體呈成長趨勢，公共運輸搭乘需求依然提升。</w:t>
-      </w:r>
-    </w:p>
-    <w:p>
-      <w:pPr>
-        <w:spacing w:before="180" w:after="180"/>
-        <w:ind w:firstLineChars="0" w:firstLine="0"/>
-        <w:rPr>
-          <w:rFonts w:hint="eastAsia"/>
-        </w:rPr>
-      </w:pPr>
-      <w:r>
-        <w:rPr>
-          <w:rFonts w:hint="eastAsia"/>
-        </w:rPr>
-        <w:tab/>
-      </w:r>
-      <w:r>
-        <w:rPr>
-          <w:rFonts w:hint="eastAsia"/>
-        </w:rPr>
-        <w:t>檢視各路線類別，海岸線為主要運量來源，三年間年總量皆居各路線之首，佔比維持在</w:t>
-      </w:r>
-      <w:r>
-        <w:rPr>
-          <w:rFonts w:hint="eastAsia"/>
-        </w:rPr>
-        <w:t>37%</w:t>
-      </w:r>
-      <w:r>
-        <w:rPr>
-          <w:rFonts w:hint="eastAsia"/>
-        </w:rPr>
-        <w:t>至</w:t>
-      </w:r>
-      <w:r>
-        <w:rPr>
-          <w:rFonts w:hint="eastAsia"/>
-        </w:rPr>
-        <w:t>44%</w:t>
-      </w:r>
-      <w:r>
-        <w:rPr>
-          <w:rFonts w:hint="eastAsia"/>
-        </w:rPr>
-        <w:t>之間，亦為</w:t>
-      </w:r>
-      <w:r>
-        <w:rPr>
-          <w:rFonts w:hint="eastAsia"/>
-        </w:rPr>
-        <w:t>113</w:t>
-      </w:r>
-      <w:r>
-        <w:rPr>
-          <w:rFonts w:hint="eastAsia"/>
-        </w:rPr>
-        <w:t>年成長幅度最高者，成長率為</w:t>
-      </w:r>
-      <w:r>
-        <w:rPr>
-          <w:rFonts w:hint="eastAsia"/>
-        </w:rPr>
-        <w:t>25.7%</w:t>
-      </w:r>
-      <w:r>
-        <w:rPr>
-          <w:rFonts w:hint="eastAsia"/>
-        </w:rPr>
-        <w:t>。</w:t>
-      </w:r>
-      <w:r>
-        <w:rPr>
-          <w:rFonts w:hint="eastAsia"/>
-        </w:rPr>
-        <w:t>114</w:t>
-      </w:r>
-      <w:r>
-        <w:rPr>
-          <w:rFonts w:hint="eastAsia"/>
-        </w:rPr>
-        <w:t>年雖較</w:t>
-      </w:r>
-      <w:r>
-        <w:rPr>
-          <w:rFonts w:hint="eastAsia"/>
-        </w:rPr>
-        <w:t>113</w:t>
-      </w:r>
-      <w:r>
-        <w:rPr>
-          <w:rFonts w:hint="eastAsia"/>
-        </w:rPr>
-        <w:t>年下滑，但仍高於</w:t>
-      </w:r>
-      <w:r>
-        <w:rPr>
-          <w:rFonts w:hint="eastAsia"/>
-        </w:rPr>
-        <w:t>112</w:t>
-      </w:r>
-      <w:r>
-        <w:rPr>
-          <w:rFonts w:hint="eastAsia"/>
-        </w:rPr>
-        <w:t>年水準，整體表現較平穩。縱谷線與知本線次之，皆佔約兩成，三年間變化幅度較不明顯，佔比大致維持穩定。值得注意，南迴線呈現逐年成長趨勢，由</w:t>
-      </w:r>
-      <w:r>
-        <w:rPr>
-          <w:rFonts w:hint="eastAsia"/>
-        </w:rPr>
-        <w:t>112</w:t>
-      </w:r>
-      <w:r>
-        <w:rPr>
-          <w:rFonts w:hint="eastAsia"/>
-        </w:rPr>
-        <w:lastRenderedPageBreak/>
-        <w:t>年的</w:t>
-      </w:r>
-      <w:r>
-        <w:rPr>
-          <w:rFonts w:hint="eastAsia"/>
-        </w:rPr>
-        <w:t>137,344</w:t>
-      </w:r>
-      <w:r>
-        <w:rPr>
-          <w:rFonts w:hint="eastAsia"/>
-        </w:rPr>
-        <w:t>人次增至</w:t>
-      </w:r>
-      <w:r>
-        <w:rPr>
-          <w:rFonts w:hint="eastAsia"/>
-        </w:rPr>
-        <w:t>114</w:t>
-      </w:r>
-      <w:r>
-        <w:rPr>
-          <w:rFonts w:hint="eastAsia"/>
-        </w:rPr>
-        <w:t>年的</w:t>
-      </w:r>
-      <w:r>
-        <w:rPr>
-          <w:rFonts w:hint="eastAsia"/>
-        </w:rPr>
-        <w:t>163,501</w:t>
-      </w:r>
-      <w:r>
-        <w:rPr>
-          <w:rFonts w:hint="eastAsia"/>
-        </w:rPr>
-        <w:t>人次，三年間成長近</w:t>
-      </w:r>
-      <w:r>
-        <w:rPr>
-          <w:rFonts w:hint="eastAsia"/>
-        </w:rPr>
-        <w:t>20%</w:t>
-      </w:r>
-      <w:r>
-        <w:rPr>
-          <w:rFonts w:hint="eastAsia"/>
-        </w:rPr>
-        <w:t>，唯各路線中三年皆成長者，亦為</w:t>
-      </w:r>
-      <w:r>
-        <w:rPr>
-          <w:rFonts w:hint="eastAsia"/>
-        </w:rPr>
-        <w:t>114</w:t>
-      </w:r>
-      <w:r>
-        <w:rPr>
-          <w:rFonts w:hint="eastAsia"/>
-        </w:rPr>
-        <w:t>年成長幅度最高者，成長率為</w:t>
-      </w:r>
-      <w:r>
-        <w:rPr>
-          <w:rFonts w:hint="eastAsia"/>
-        </w:rPr>
-        <w:t>8.3%</w:t>
-      </w:r>
-      <w:r>
-        <w:rPr>
-          <w:rFonts w:hint="eastAsia"/>
-        </w:rPr>
-        <w:t>。山海線對總運量貢獻較小，三年間佔比皆維持在</w:t>
-      </w:r>
-      <w:r>
-        <w:rPr>
-          <w:rFonts w:hint="eastAsia"/>
-        </w:rPr>
-        <w:t>2%</w:t>
-      </w:r>
-      <w:r>
-        <w:rPr>
-          <w:rFonts w:hint="eastAsia"/>
-        </w:rPr>
-        <w:t>左右，整體走勢相對平緩。</w:t>
       </w:r>
     </w:p>
     <w:p>
@@ -29973,6 +29453,205 @@
         <w:rPr>
           <w:rFonts w:hint="eastAsia"/>
         </w:rPr>
+        <w:tab/>
+      </w:r>
+      <w:r>
+        <w:rPr>
+          <w:rFonts w:hint="eastAsia"/>
+        </w:rPr>
+        <w:t>檢視各路線類別，海岸線為主要運量來源，三年間年總量皆居各路線之首，佔比維持在</w:t>
+      </w:r>
+      <w:r>
+        <w:rPr>
+          <w:rFonts w:hint="eastAsia"/>
+        </w:rPr>
+        <w:t>37%</w:t>
+      </w:r>
+      <w:r>
+        <w:rPr>
+          <w:rFonts w:hint="eastAsia"/>
+        </w:rPr>
+        <w:t>至</w:t>
+      </w:r>
+      <w:r>
+        <w:rPr>
+          <w:rFonts w:hint="eastAsia"/>
+        </w:rPr>
+        <w:t>44%</w:t>
+      </w:r>
+      <w:r>
+        <w:rPr>
+          <w:rFonts w:hint="eastAsia"/>
+        </w:rPr>
+        <w:t>之間，亦為</w:t>
+      </w:r>
+      <w:r>
+        <w:rPr>
+          <w:rFonts w:hint="eastAsia"/>
+        </w:rPr>
+        <w:t>113</w:t>
+      </w:r>
+      <w:r>
+        <w:rPr>
+          <w:rFonts w:hint="eastAsia"/>
+        </w:rPr>
+        <w:t>年成長幅度最高者，成長率為</w:t>
+      </w:r>
+      <w:r>
+        <w:rPr>
+          <w:rFonts w:hint="eastAsia"/>
+        </w:rPr>
+        <w:t>25.7%</w:t>
+      </w:r>
+      <w:r>
+        <w:rPr>
+          <w:rFonts w:hint="eastAsia"/>
+        </w:rPr>
+        <w:t>。</w:t>
+      </w:r>
+      <w:r>
+        <w:rPr>
+          <w:rFonts w:hint="eastAsia"/>
+        </w:rPr>
+        <w:t>114</w:t>
+      </w:r>
+      <w:r>
+        <w:rPr>
+          <w:rFonts w:hint="eastAsia"/>
+        </w:rPr>
+        <w:t>年雖較</w:t>
+      </w:r>
+      <w:r>
+        <w:rPr>
+          <w:rFonts w:hint="eastAsia"/>
+        </w:rPr>
+        <w:t>113</w:t>
+      </w:r>
+      <w:r>
+        <w:rPr>
+          <w:rFonts w:hint="eastAsia"/>
+        </w:rPr>
+        <w:t>年下滑，但仍高於</w:t>
+      </w:r>
+      <w:r>
+        <w:rPr>
+          <w:rFonts w:hint="eastAsia"/>
+        </w:rPr>
+        <w:t>112</w:t>
+      </w:r>
+      <w:r>
+        <w:rPr>
+          <w:rFonts w:hint="eastAsia"/>
+        </w:rPr>
+        <w:t>年水準，整體表現較平穩。縱谷線與知本線次之，皆佔約兩成，三年間變化幅度較不明顯，佔比大致維持穩定。值得注意，南迴線呈現逐年成長趨勢，由</w:t>
+      </w:r>
+      <w:r>
+        <w:rPr>
+          <w:rFonts w:hint="eastAsia"/>
+        </w:rPr>
+        <w:t>112</w:t>
+      </w:r>
+      <w:r>
+        <w:rPr>
+          <w:rFonts w:hint="eastAsia"/>
+        </w:rPr>
+        <w:t>年的</w:t>
+      </w:r>
+      <w:r>
+        <w:rPr>
+          <w:rFonts w:hint="eastAsia"/>
+        </w:rPr>
+        <w:t>137,344</w:t>
+      </w:r>
+      <w:r>
+        <w:rPr>
+          <w:rFonts w:hint="eastAsia"/>
+        </w:rPr>
+        <w:t>人次增至</w:t>
+      </w:r>
+      <w:r>
+        <w:rPr>
+          <w:rFonts w:hint="eastAsia"/>
+        </w:rPr>
+        <w:t>114</w:t>
+      </w:r>
+      <w:r>
+        <w:rPr>
+          <w:rFonts w:hint="eastAsia"/>
+        </w:rPr>
+        <w:t>年的</w:t>
+      </w:r>
+      <w:r>
+        <w:rPr>
+          <w:rFonts w:hint="eastAsia"/>
+        </w:rPr>
+        <w:t>163,501</w:t>
+      </w:r>
+      <w:r>
+        <w:rPr>
+          <w:rFonts w:hint="eastAsia"/>
+        </w:rPr>
+        <w:t>人次，三年間成長近</w:t>
+      </w:r>
+      <w:r>
+        <w:rPr>
+          <w:rFonts w:hint="eastAsia"/>
+        </w:rPr>
+        <w:t>20%</w:t>
+      </w:r>
+      <w:r>
+        <w:rPr>
+          <w:rFonts w:hint="eastAsia"/>
+        </w:rPr>
+        <w:t>，唯各路線中三年皆成長者，亦為</w:t>
+      </w:r>
+      <w:r>
+        <w:rPr>
+          <w:rFonts w:hint="eastAsia"/>
+        </w:rPr>
+        <w:t>114</w:t>
+      </w:r>
+      <w:r>
+        <w:rPr>
+          <w:rFonts w:hint="eastAsia"/>
+        </w:rPr>
+        <w:t>年成長幅度最高者，成長率為</w:t>
+      </w:r>
+      <w:r>
+        <w:rPr>
+          <w:rFonts w:hint="eastAsia"/>
+        </w:rPr>
+        <w:t>8.3%</w:t>
+      </w:r>
+      <w:r>
+        <w:rPr>
+          <w:rFonts w:hint="eastAsia"/>
+        </w:rPr>
+        <w:t>。山海線對總運量貢獻較小，三年間佔比皆維持在</w:t>
+      </w:r>
+      <w:r>
+        <w:rPr>
+          <w:rFonts w:hint="eastAsia"/>
+        </w:rPr>
+        <w:t>2%</w:t>
+      </w:r>
+      <w:r>
+        <w:rPr>
+          <w:rFonts w:hint="eastAsia"/>
+        </w:rPr>
+        <w:t>左右，整體走勢相對平緩。</w:t>
+      </w:r>
+    </w:p>
+    <w:p>
+      <w:pPr>
+        <w:spacing w:before="180" w:after="180"/>
+        <w:ind w:firstLineChars="0" w:firstLine="0"/>
+      </w:pPr>
+      <w:r>
+        <w:rPr>
+          <w:rFonts w:hint="eastAsia"/>
+        </w:rPr>
+        <w:lastRenderedPageBreak/>
         <w:tab/>
       </w:r>
       <w:r>
@@ -30521,9 +30200,6 @@
             <w:pPr>
               <w:spacing w:beforeLines="0" w:before="0" w:afterLines="0" w:after="0" w:line="240" w:lineRule="auto"/>
               <w:ind w:firstLineChars="0" w:firstLine="0"/>
-              <w:rPr>
-                <w:rFonts w:hint="eastAsia"/>
-              </w:rPr>
             </w:pPr>
             <w:r>
               <w:rPr>
@@ -31701,6 +31377,7 @@
               <w:jc w:val="center"/>
             </w:pPr>
             <w:r>
+              <w:lastRenderedPageBreak/>
               <w:t>無法區別</w:t>
             </w:r>
           </w:p>
@@ -32145,9 +31822,6 @@
       <w:pPr>
         <w:spacing w:before="180" w:after="180"/>
         <w:ind w:firstLineChars="0" w:firstLine="480"/>
-        <w:rPr>
-          <w:rFonts w:hint="eastAsia"/>
-        </w:rPr>
       </w:pPr>
       <w:r>
         <w:rPr>
@@ -32177,7 +31851,7 @@
         <w:rPr>
           <w:rFonts w:hint="eastAsia"/>
         </w:rPr>
-        <w:t>(</w:t>
+        <w:t>（</w:t>
       </w:r>
       <w:r>
         <w:rPr>
@@ -32189,7 +31863,13 @@
         <w:rPr>
           <w:rFonts w:hint="eastAsia"/>
         </w:rPr>
-        <w:t>TPASS)</w:t>
+        <w:t>TPASS</w:t>
+      </w:r>
+      <w:r>
+        <w:rPr>
+          <w:rFonts w:hint="eastAsia"/>
+        </w:rPr>
+        <w:t>）</w:t>
       </w:r>
       <w:r>
         <w:rPr>
@@ -32298,9 +31978,6 @@
       <w:pPr>
         <w:spacing w:before="180" w:after="180"/>
         <w:ind w:firstLineChars="0" w:firstLine="0"/>
-        <w:rPr>
-          <w:rFonts w:hint="eastAsia"/>
-        </w:rPr>
       </w:pPr>
       <w:r>
         <w:rPr>
@@ -32486,7 +32163,7 @@
         <w:rPr>
           <w:rFonts w:hint="eastAsia"/>
         </w:rPr>
-        <w:t>(</w:t>
+        <w:t>（</w:t>
       </w:r>
       <w:r>
         <w:rPr>
@@ -32498,7 +32175,13 @@
         <w:rPr>
           <w:rFonts w:hint="eastAsia"/>
         </w:rPr>
-        <w:t>TPASS)</w:t>
+        <w:t>TPASS</w:t>
+      </w:r>
+      <w:r>
+        <w:rPr>
+          <w:rFonts w:hint="eastAsia"/>
+        </w:rPr>
+        <w:t>）</w:t>
       </w:r>
       <w:r>
         <w:rPr>
@@ -32607,9 +32290,6 @@
       <w:pPr>
         <w:spacing w:before="180" w:after="180"/>
         <w:ind w:firstLineChars="0" w:firstLine="0"/>
-        <w:rPr>
-          <w:rFonts w:hint="eastAsia"/>
-        </w:rPr>
       </w:pPr>
       <w:r>
         <w:rPr>
@@ -32633,7 +32313,13 @@
         <w:rPr>
           <w:rFonts w:hint="eastAsia"/>
         </w:rPr>
-        <w:t>台東縣</w:t>
+        <w:t>臺東</w:t>
+      </w:r>
+      <w:r>
+        <w:rPr>
+          <w:rFonts w:hint="eastAsia"/>
+        </w:rPr>
+        <w:t>縣</w:t>
       </w:r>
       <w:r>
         <w:rPr>
@@ -32687,9 +32373,6 @@
     <w:p>
       <w:pPr>
         <w:pStyle w:val="3"/>
-        <w:rPr>
-          <w:rFonts w:hint="eastAsia"/>
-        </w:rPr>
       </w:pPr>
       <w:r>
         <w:rPr>
@@ -32766,9 +32449,6 @@
         <w:spacing w:before="180" w:after="180"/>
         <w:ind w:firstLine="540"/>
         <w:jc w:val="center"/>
-        <w:rPr>
-          <w:rFonts w:hint="eastAsia"/>
-        </w:rPr>
       </w:pPr>
       <w:r>
         <w:rPr>
@@ -33026,9 +32706,6 @@
             <w:pPr>
               <w:spacing w:beforeLines="0" w:before="0" w:afterLines="0" w:after="0" w:line="240" w:lineRule="auto"/>
               <w:ind w:firstLineChars="0" w:firstLine="0"/>
-              <w:rPr>
-                <w:rFonts w:hint="eastAsia"/>
-              </w:rPr>
             </w:pPr>
             <w:r>
               <w:rPr>
@@ -33604,7 +33281,10 @@
               <w:jc w:val="center"/>
             </w:pPr>
             <w:r>
-              <w:t>台東縣</w:t>
+              <w:t>臺東</w:t>
+            </w:r>
+            <w:r>
+              <w:t>縣</w:t>
             </w:r>
             <w:r>
               <w:t>299</w:t>
@@ -33677,9 +33357,6 @@
               <w:spacing w:beforeLines="0" w:before="0" w:afterLines="0" w:after="0" w:line="240" w:lineRule="auto"/>
               <w:ind w:firstLineChars="0" w:firstLine="0"/>
               <w:jc w:val="right"/>
-              <w:rPr>
-                <w:rFonts w:hint="eastAsia"/>
-              </w:rPr>
             </w:pPr>
             <w:r>
               <w:t>334.0%</w:t>
@@ -33698,9 +33375,6 @@
               <w:spacing w:beforeLines="0" w:before="0" w:afterLines="0" w:after="0" w:line="240" w:lineRule="auto"/>
               <w:ind w:firstLineChars="0" w:firstLine="0"/>
               <w:jc w:val="right"/>
-              <w:rPr>
-                <w:rFonts w:hint="eastAsia"/>
-              </w:rPr>
             </w:pPr>
             <w:r>
               <w:t>12.1%</w:t>
@@ -34241,9 +33915,6 @@
       <w:pPr>
         <w:spacing w:before="180" w:after="180"/>
         <w:ind w:firstLineChars="0" w:firstLine="480"/>
-        <w:rPr>
-          <w:rFonts w:hint="eastAsia"/>
-        </w:rPr>
       </w:pPr>
       <w:r>
         <w:rPr>
@@ -34291,7 +33962,7 @@
         <w:rPr>
           <w:rFonts w:hint="eastAsia"/>
         </w:rPr>
-        <w:t>(</w:t>
+        <w:t>（</w:t>
       </w:r>
       <w:r>
         <w:rPr>
@@ -34303,7 +33974,7 @@
         <w:rPr>
           <w:rFonts w:hint="eastAsia"/>
         </w:rPr>
-        <w:t>)</w:t>
+        <w:t>）</w:t>
       </w:r>
       <w:r>
         <w:rPr>
@@ -34322,301 +33993,6 @@
           <w:rFonts w:hint="eastAsia"/>
         </w:rPr>
         <w:t>，搭乘臺東線公路客運之人。</w:t>
-      </w:r>
-    </w:p>
-    <w:p>
-      <w:pPr>
-        <w:spacing w:before="180" w:after="180"/>
-        <w:ind w:firstLineChars="0" w:firstLine="0"/>
-        <w:rPr>
-          <w:rFonts w:hint="eastAsia"/>
-        </w:rPr>
-      </w:pPr>
-      <w:r>
-        <w:rPr>
-          <w:rFonts w:hint="eastAsia"/>
-        </w:rPr>
-        <w:tab/>
-      </w:r>
-      <w:r>
-        <w:rPr>
-          <w:rFonts w:hint="eastAsia"/>
-        </w:rPr>
-        <w:t>表</w:t>
-      </w:r>
-      <w:r>
-        <w:rPr>
-          <w:rFonts w:hint="eastAsia"/>
-        </w:rPr>
-        <w:t>2.2.3</w:t>
-      </w:r>
-      <w:r>
-        <w:rPr>
-          <w:rFonts w:hint="eastAsia"/>
-        </w:rPr>
-        <w:t>顯示，</w:t>
-      </w:r>
-      <w:r>
-        <w:rPr>
-          <w:rFonts w:hint="eastAsia"/>
-        </w:rPr>
-        <w:t>112</w:t>
-      </w:r>
-      <w:r>
-        <w:rPr>
-          <w:rFonts w:hint="eastAsia"/>
-        </w:rPr>
-        <w:t>至</w:t>
-      </w:r>
-      <w:r>
-        <w:rPr>
-          <w:rFonts w:hint="eastAsia"/>
-        </w:rPr>
-        <w:t>114</w:t>
-      </w:r>
-      <w:r>
-        <w:rPr>
-          <w:rFonts w:hint="eastAsia"/>
-        </w:rPr>
-        <w:t>年間，非定期票搭乘人次逐年下降，由</w:t>
-      </w:r>
-      <w:r>
-        <w:rPr>
-          <w:rFonts w:hint="eastAsia"/>
-        </w:rPr>
-        <w:t>112</w:t>
-      </w:r>
-      <w:r>
-        <w:rPr>
-          <w:rFonts w:hint="eastAsia"/>
-        </w:rPr>
-        <w:t>年的</w:t>
-      </w:r>
-      <w:r>
-        <w:rPr>
-          <w:rFonts w:hint="eastAsia"/>
-        </w:rPr>
-        <w:t>824,417</w:t>
-      </w:r>
-      <w:r>
-        <w:rPr>
-          <w:rFonts w:hint="eastAsia"/>
-        </w:rPr>
-        <w:t>人次降至</w:t>
-      </w:r>
-      <w:r>
-        <w:rPr>
-          <w:rFonts w:hint="eastAsia"/>
-        </w:rPr>
-        <w:t>114</w:t>
-      </w:r>
-      <w:r>
-        <w:rPr>
-          <w:rFonts w:hint="eastAsia"/>
-        </w:rPr>
-        <w:t>年的</w:t>
-      </w:r>
-      <w:r>
-        <w:rPr>
-          <w:rFonts w:hint="eastAsia"/>
-        </w:rPr>
-        <w:t>610,772</w:t>
-      </w:r>
-      <w:r>
-        <w:rPr>
-          <w:rFonts w:hint="eastAsia"/>
-        </w:rPr>
-        <w:t>人次，佔比亦從</w:t>
-      </w:r>
-      <w:r>
-        <w:rPr>
-          <w:rFonts w:hint="eastAsia"/>
-        </w:rPr>
-        <w:t>92.5%</w:t>
-      </w:r>
-      <w:r>
-        <w:rPr>
-          <w:rFonts w:hint="eastAsia"/>
-        </w:rPr>
-        <w:t>降至</w:t>
-      </w:r>
-      <w:r>
-        <w:rPr>
-          <w:rFonts w:hint="eastAsia"/>
-        </w:rPr>
-        <w:lastRenderedPageBreak/>
-        <w:t>65.3%</w:t>
-      </w:r>
-      <w:r>
-        <w:rPr>
-          <w:rFonts w:hint="eastAsia"/>
-        </w:rPr>
-        <w:t>；相對地，定期票使用人次則持續成長。</w:t>
-      </w:r>
-    </w:p>
-    <w:p>
-      <w:pPr>
-        <w:spacing w:before="180" w:after="180"/>
-        <w:ind w:firstLineChars="0" w:firstLine="0"/>
-        <w:rPr>
-          <w:rFonts w:hint="eastAsia"/>
-        </w:rPr>
-      </w:pPr>
-      <w:r>
-        <w:rPr>
-          <w:rFonts w:hint="eastAsia"/>
-        </w:rPr>
-        <w:tab/>
-      </w:r>
-      <w:r>
-        <w:rPr>
-          <w:rFonts w:hint="eastAsia"/>
-        </w:rPr>
-        <w:t>就定期票種類而言，臺東縣</w:t>
-      </w:r>
-      <w:r>
-        <w:rPr>
-          <w:rFonts w:hint="eastAsia"/>
-        </w:rPr>
-        <w:t>299</w:t>
-      </w:r>
-      <w:r>
-        <w:rPr>
-          <w:rFonts w:hint="eastAsia"/>
-        </w:rPr>
-        <w:t>為主要來源，</w:t>
-      </w:r>
-      <w:r>
-        <w:rPr>
-          <w:rFonts w:hint="eastAsia"/>
-        </w:rPr>
-        <w:t>114</w:t>
-      </w:r>
-      <w:r>
-        <w:rPr>
-          <w:rFonts w:hint="eastAsia"/>
-        </w:rPr>
-        <w:t>年搭乘人次達</w:t>
-      </w:r>
-      <w:r>
-        <w:rPr>
-          <w:rFonts w:hint="eastAsia"/>
-        </w:rPr>
-        <w:t>317,572</w:t>
-      </w:r>
-      <w:r>
-        <w:rPr>
-          <w:rFonts w:hint="eastAsia"/>
-        </w:rPr>
-        <w:t>人次，佔總量</w:t>
-      </w:r>
-      <w:r>
-        <w:rPr>
-          <w:rFonts w:hint="eastAsia"/>
-        </w:rPr>
-        <w:t>34%</w:t>
-      </w:r>
-      <w:r>
-        <w:rPr>
-          <w:rFonts w:hint="eastAsia"/>
-        </w:rPr>
-        <w:t>，且在整體總運量下滑</w:t>
-      </w:r>
-      <w:r>
-        <w:rPr>
-          <w:rFonts w:hint="eastAsia"/>
-        </w:rPr>
-        <w:t>10.</w:t>
-      </w:r>
-      <w:r>
-        <w:rPr>
-          <w:rFonts w:hint="eastAsia"/>
-        </w:rPr>
-        <w:t>0</w:t>
-      </w:r>
-      <w:r>
-        <w:rPr>
-          <w:rFonts w:hint="eastAsia"/>
-        </w:rPr>
-        <w:t>%</w:t>
-      </w:r>
-      <w:r>
-        <w:rPr>
-          <w:rFonts w:hint="eastAsia"/>
-        </w:rPr>
-        <w:t>的情況下，仍維持</w:t>
-      </w:r>
-      <w:r>
-        <w:rPr>
-          <w:rFonts w:hint="eastAsia"/>
-        </w:rPr>
-        <w:t>12.1%</w:t>
-      </w:r>
-      <w:r>
-        <w:rPr>
-          <w:rFonts w:hint="eastAsia"/>
-        </w:rPr>
-        <w:t>的正成長，反映臺東在地居民使用定期票的意願持續提升，臺東公路客運旅客逐漸轉向使用月票通勤。花蓮縣</w:t>
-      </w:r>
-      <w:r>
-        <w:rPr>
-          <w:rFonts w:hint="eastAsia"/>
-        </w:rPr>
-        <w:t>399</w:t>
-      </w:r>
-      <w:r>
-        <w:rPr>
-          <w:rFonts w:hint="eastAsia"/>
-        </w:rPr>
-        <w:t>使用人次雖較</w:t>
-      </w:r>
-      <w:r>
-        <w:rPr>
-          <w:rFonts w:hint="eastAsia"/>
-        </w:rPr>
-        <w:t>113</w:t>
-      </w:r>
-      <w:r>
-        <w:rPr>
-          <w:rFonts w:hint="eastAsia"/>
-        </w:rPr>
-        <w:t>年減少，但三年間整體仍有明顯的成長（</w:t>
-      </w:r>
-      <w:r>
-        <w:rPr>
-          <w:rFonts w:hint="eastAsia"/>
-        </w:rPr>
-        <w:t>113</w:t>
-      </w:r>
-      <w:r>
-        <w:rPr>
-          <w:rFonts w:hint="eastAsia"/>
-        </w:rPr>
-        <w:t>年成長率達</w:t>
-      </w:r>
-      <w:r>
-        <w:rPr>
-          <w:rFonts w:hint="eastAsia"/>
-        </w:rPr>
-        <w:t>517.4%</w:t>
-      </w:r>
-      <w:r>
-        <w:rPr>
-          <w:rFonts w:hint="eastAsia"/>
-        </w:rPr>
-        <w:t>）；花蓮縣</w:t>
-      </w:r>
-      <w:r>
-        <w:rPr>
-          <w:rFonts w:hint="eastAsia"/>
-        </w:rPr>
-        <w:t>199</w:t>
-      </w:r>
-      <w:r>
-        <w:rPr>
-          <w:rFonts w:hint="eastAsia"/>
-        </w:rPr>
-        <w:t>使用人次極少，對整體定期票結構影響影響有限。</w:t>
       </w:r>
     </w:p>
     <w:p>
@@ -34634,40 +34010,338 @@
         <w:rPr>
           <w:rFonts w:hint="eastAsia"/>
         </w:rPr>
-        <w:t>與花蓮縣公路客運定期票比較，整體而言定期票使用者大多來自台東縣，推測花蓮縣在地居民使用定期票的意願不高，不過三年來花蓮縣</w:t>
-      </w:r>
-      <w:r>
-        <w:rPr>
-          <w:rFonts w:hint="eastAsia"/>
-        </w:rPr>
-        <w:t>399</w:t>
-      </w:r>
-      <w:r>
-        <w:rPr>
-          <w:rFonts w:hint="eastAsia"/>
-        </w:rPr>
-        <w:t>及臺東縣</w:t>
-      </w:r>
-      <w:r>
-        <w:rPr>
-          <w:rFonts w:hint="eastAsia"/>
-        </w:rPr>
-        <w:t>299</w:t>
-      </w:r>
-      <w:r>
-        <w:rPr>
-          <w:rFonts w:hint="eastAsia"/>
-        </w:rPr>
-        <w:t>皆呈現上升趨勢，相對地，非定期票使用人次逐年下降。</w:t>
+        <w:t>表</w:t>
+      </w:r>
+      <w:r>
+        <w:rPr>
+          <w:rFonts w:hint="eastAsia"/>
+        </w:rPr>
+        <w:t>2.2.3</w:t>
+      </w:r>
+      <w:r>
+        <w:rPr>
+          <w:rFonts w:hint="eastAsia"/>
+        </w:rPr>
+        <w:t>顯示，</w:t>
+      </w:r>
+      <w:r>
+        <w:rPr>
+          <w:rFonts w:hint="eastAsia"/>
+        </w:rPr>
+        <w:t>112</w:t>
+      </w:r>
+      <w:r>
+        <w:rPr>
+          <w:rFonts w:hint="eastAsia"/>
+        </w:rPr>
+        <w:t>至</w:t>
+      </w:r>
+      <w:r>
+        <w:rPr>
+          <w:rFonts w:hint="eastAsia"/>
+        </w:rPr>
+        <w:t>114</w:t>
+      </w:r>
+      <w:r>
+        <w:rPr>
+          <w:rFonts w:hint="eastAsia"/>
+        </w:rPr>
+        <w:t>年間，非定期票搭乘人次逐年下降，由</w:t>
+      </w:r>
+      <w:r>
+        <w:rPr>
+          <w:rFonts w:hint="eastAsia"/>
+        </w:rPr>
+        <w:t>112</w:t>
+      </w:r>
+      <w:r>
+        <w:rPr>
+          <w:rFonts w:hint="eastAsia"/>
+        </w:rPr>
+        <w:lastRenderedPageBreak/>
+        <w:t>年的</w:t>
+      </w:r>
+      <w:r>
+        <w:rPr>
+          <w:rFonts w:hint="eastAsia"/>
+        </w:rPr>
+        <w:t>824,417</w:t>
+      </w:r>
+      <w:r>
+        <w:rPr>
+          <w:rFonts w:hint="eastAsia"/>
+        </w:rPr>
+        <w:t>人次降至</w:t>
+      </w:r>
+      <w:r>
+        <w:rPr>
+          <w:rFonts w:hint="eastAsia"/>
+        </w:rPr>
+        <w:t>114</w:t>
+      </w:r>
+      <w:r>
+        <w:rPr>
+          <w:rFonts w:hint="eastAsia"/>
+        </w:rPr>
+        <w:t>年的</w:t>
+      </w:r>
+      <w:r>
+        <w:rPr>
+          <w:rFonts w:hint="eastAsia"/>
+        </w:rPr>
+        <w:t>610,772</w:t>
+      </w:r>
+      <w:r>
+        <w:rPr>
+          <w:rFonts w:hint="eastAsia"/>
+        </w:rPr>
+        <w:t>人次，佔比亦從</w:t>
+      </w:r>
+      <w:r>
+        <w:rPr>
+          <w:rFonts w:hint="eastAsia"/>
+        </w:rPr>
+        <w:t>92.5%</w:t>
+      </w:r>
+      <w:r>
+        <w:rPr>
+          <w:rFonts w:hint="eastAsia"/>
+        </w:rPr>
+        <w:t>降至</w:t>
+      </w:r>
+      <w:r>
+        <w:rPr>
+          <w:rFonts w:hint="eastAsia"/>
+        </w:rPr>
+        <w:t>65.3%</w:t>
+      </w:r>
+      <w:r>
+        <w:rPr>
+          <w:rFonts w:hint="eastAsia"/>
+        </w:rPr>
+        <w:t>；相對地，定期票使用人次則持續成長。</w:t>
       </w:r>
     </w:p>
     <w:p>
       <w:pPr>
         <w:spacing w:before="180" w:after="180"/>
         <w:ind w:firstLineChars="0" w:firstLine="0"/>
-        <w:rPr>
-          <w:rFonts w:hint="eastAsia"/>
-        </w:rPr>
+      </w:pPr>
+      <w:r>
+        <w:rPr>
+          <w:rFonts w:hint="eastAsia"/>
+        </w:rPr>
+        <w:tab/>
+      </w:r>
+      <w:r>
+        <w:rPr>
+          <w:rFonts w:hint="eastAsia"/>
+        </w:rPr>
+        <w:t>就定期票種類而言，臺東縣</w:t>
+      </w:r>
+      <w:r>
+        <w:rPr>
+          <w:rFonts w:hint="eastAsia"/>
+        </w:rPr>
+        <w:t>299</w:t>
+      </w:r>
+      <w:r>
+        <w:rPr>
+          <w:rFonts w:hint="eastAsia"/>
+        </w:rPr>
+        <w:t>為主要來源，</w:t>
+      </w:r>
+      <w:r>
+        <w:rPr>
+          <w:rFonts w:hint="eastAsia"/>
+        </w:rPr>
+        <w:t>114</w:t>
+      </w:r>
+      <w:r>
+        <w:rPr>
+          <w:rFonts w:hint="eastAsia"/>
+        </w:rPr>
+        <w:t>年搭乘人次達</w:t>
+      </w:r>
+      <w:r>
+        <w:rPr>
+          <w:rFonts w:hint="eastAsia"/>
+        </w:rPr>
+        <w:t>317,572</w:t>
+      </w:r>
+      <w:r>
+        <w:rPr>
+          <w:rFonts w:hint="eastAsia"/>
+        </w:rPr>
+        <w:t>人次，佔總量</w:t>
+      </w:r>
+      <w:r>
+        <w:rPr>
+          <w:rFonts w:hint="eastAsia"/>
+        </w:rPr>
+        <w:t>34%</w:t>
+      </w:r>
+      <w:r>
+        <w:rPr>
+          <w:rFonts w:hint="eastAsia"/>
+        </w:rPr>
+        <w:t>，且在整體總運量下滑</w:t>
+      </w:r>
+      <w:r>
+        <w:rPr>
+          <w:rFonts w:hint="eastAsia"/>
+        </w:rPr>
+        <w:t>10.</w:t>
+      </w:r>
+      <w:r>
+        <w:rPr>
+          <w:rFonts w:hint="eastAsia"/>
+        </w:rPr>
+        <w:t>0</w:t>
+      </w:r>
+      <w:r>
+        <w:rPr>
+          <w:rFonts w:hint="eastAsia"/>
+        </w:rPr>
+        <w:t>%</w:t>
+      </w:r>
+      <w:r>
+        <w:rPr>
+          <w:rFonts w:hint="eastAsia"/>
+        </w:rPr>
+        <w:t>的情況下，仍維持</w:t>
+      </w:r>
+      <w:r>
+        <w:rPr>
+          <w:rFonts w:hint="eastAsia"/>
+        </w:rPr>
+        <w:t>12.1%</w:t>
+      </w:r>
+      <w:r>
+        <w:rPr>
+          <w:rFonts w:hint="eastAsia"/>
+        </w:rPr>
+        <w:t>的正成長，反映臺東在地居民使用定期票的意願持續提升，臺東公路客運旅客逐漸轉向使用月票通勤。花蓮縣</w:t>
+      </w:r>
+      <w:r>
+        <w:rPr>
+          <w:rFonts w:hint="eastAsia"/>
+        </w:rPr>
+        <w:t>399</w:t>
+      </w:r>
+      <w:r>
+        <w:rPr>
+          <w:rFonts w:hint="eastAsia"/>
+        </w:rPr>
+        <w:t>使用人次雖較</w:t>
+      </w:r>
+      <w:r>
+        <w:rPr>
+          <w:rFonts w:hint="eastAsia"/>
+        </w:rPr>
+        <w:t>113</w:t>
+      </w:r>
+      <w:r>
+        <w:rPr>
+          <w:rFonts w:hint="eastAsia"/>
+        </w:rPr>
+        <w:t>年減少，但三年間整體仍有明顯的成長（</w:t>
+      </w:r>
+      <w:r>
+        <w:rPr>
+          <w:rFonts w:hint="eastAsia"/>
+        </w:rPr>
+        <w:t>113</w:t>
+      </w:r>
+      <w:r>
+        <w:rPr>
+          <w:rFonts w:hint="eastAsia"/>
+        </w:rPr>
+        <w:t>年成長率達</w:t>
+      </w:r>
+      <w:r>
+        <w:rPr>
+          <w:rFonts w:hint="eastAsia"/>
+        </w:rPr>
+        <w:t>517.4%</w:t>
+      </w:r>
+      <w:r>
+        <w:rPr>
+          <w:rFonts w:hint="eastAsia"/>
+        </w:rPr>
+        <w:t>）；花蓮縣</w:t>
+      </w:r>
+      <w:r>
+        <w:rPr>
+          <w:rFonts w:hint="eastAsia"/>
+        </w:rPr>
+        <w:t>199</w:t>
+      </w:r>
+      <w:r>
+        <w:rPr>
+          <w:rFonts w:hint="eastAsia"/>
+        </w:rPr>
+        <w:t>使用人次極少，對整體定期票結構影響影響有限。</w:t>
+      </w:r>
+    </w:p>
+    <w:p>
+      <w:pPr>
+        <w:spacing w:before="180" w:after="180"/>
+        <w:ind w:firstLineChars="0" w:firstLine="0"/>
+      </w:pPr>
+      <w:r>
+        <w:rPr>
+          <w:rFonts w:hint="eastAsia"/>
+        </w:rPr>
+        <w:tab/>
+      </w:r>
+      <w:r>
+        <w:rPr>
+          <w:rFonts w:hint="eastAsia"/>
+        </w:rPr>
+        <w:t>與花蓮縣公路客運定期票比較，整體而言定期票使用者大多來自</w:t>
+      </w:r>
+      <w:r>
+        <w:rPr>
+          <w:rFonts w:hint="eastAsia"/>
+        </w:rPr>
+        <w:t>臺東</w:t>
+      </w:r>
+      <w:r>
+        <w:rPr>
+          <w:rFonts w:hint="eastAsia"/>
+        </w:rPr>
+        <w:t>縣，推測花蓮縣在地居民使用定期票的意願不高，不過三年來花蓮縣</w:t>
+      </w:r>
+      <w:r>
+        <w:rPr>
+          <w:rFonts w:hint="eastAsia"/>
+        </w:rPr>
+        <w:t>399</w:t>
+      </w:r>
+      <w:r>
+        <w:rPr>
+          <w:rFonts w:hint="eastAsia"/>
+        </w:rPr>
+        <w:t>及臺東縣</w:t>
+      </w:r>
+      <w:r>
+        <w:rPr>
+          <w:rFonts w:hint="eastAsia"/>
+        </w:rPr>
+        <w:t>299</w:t>
+      </w:r>
+      <w:r>
+        <w:rPr>
+          <w:rFonts w:hint="eastAsia"/>
+        </w:rPr>
+        <w:t>皆呈現上升趨勢，相對地，非定期票使用人次逐年下降。</w:t>
+      </w:r>
+    </w:p>
+    <w:p>
+      <w:pPr>
+        <w:spacing w:before="180" w:after="180"/>
+        <w:ind w:firstLineChars="0" w:firstLine="0"/>
       </w:pPr>
     </w:p>
     <w:sectPr>
@@ -35561,7 +35235,7 @@
       <w:adjustRightInd w:val="0"/>
       <w:snapToGrid w:val="0"/>
       <w:spacing w:beforeLines="10" w:before="10" w:afterLines="10" w:after="10" w:line="360" w:lineRule="auto"/>
-      <w:ind w:firstLineChars="0"/>
+      <w:ind w:firstLineChars="0" w:firstLine="0"/>
       <w:jc w:val="center"/>
       <w:outlineLvl w:val="0"/>
     </w:pPr>
@@ -35770,8 +35444,8 @@
   <w:style w:type="character" w:default="1" w:styleId="a0">
     <w:name w:val="Default Paragraph Font"/>
     <w:uiPriority w:val="1"/>
+    <w:semiHidden/>
     <w:unhideWhenUsed/>
-    <w:rsid w:val="00E05824"/>
   </w:style>
   <w:style w:type="table" w:default="1" w:styleId="a1">
     <w:name w:val="Normal Table"/>
@@ -35793,7 +35467,6 @@
     <w:uiPriority w:val="99"/>
     <w:semiHidden/>
     <w:unhideWhenUsed/>
-    <w:rsid w:val="00E05824"/>
   </w:style>
   <w:style w:type="character" w:customStyle="1" w:styleId="10">
     <w:name w:val="標題 1 字元"/>
@@ -35965,6 +35638,7 @@
       <w:numPr>
         <w:ilvl w:val="1"/>
       </w:numPr>
+      <w:ind w:firstLineChars="200" w:firstLine="520"/>
       <w:jc w:val="center"/>
     </w:pPr>
     <w:rPr>

--- a/參考文件/期中報告繳交區/115期中報告-趨勢分析.docx
+++ b/參考文件/期中報告繳交區/115期中報告-趨勢分析.docx
@@ -66,7 +66,7 @@
           <w:r>
             <w:fldChar w:fldCharType="separate"/>
           </w:r>
-          <w:hyperlink w:anchor="_Toc228827253" w:history="1">
+          <w:hyperlink w:anchor="_Toc228919639" w:history="1">
             <w:r>
               <w:rPr>
                 <w:rStyle w:val="af7"/>
@@ -121,7 +121,7 @@
                 <w:noProof/>
                 <w:webHidden/>
               </w:rPr>
-              <w:instrText xml:space="preserve"> PAGEREF _Toc228827253 \h </w:instrText>
+              <w:instrText xml:space="preserve"> PAGEREF _Toc228919639 \h </w:instrText>
             </w:r>
             <w:r>
               <w:rPr>
@@ -141,7 +141,7 @@
                 <w:noProof/>
                 <w:webHidden/>
               </w:rPr>
-              <w:t>2</w:t>
+              <w:t>3</w:t>
             </w:r>
             <w:r>
               <w:rPr>
@@ -168,7 +168,7 @@
               <w14:ligatures w14:val="standardContextual"/>
             </w:rPr>
           </w:pPr>
-          <w:hyperlink w:anchor="_Toc228827254" w:history="1">
+          <w:hyperlink w:anchor="_Toc228919640" w:history="1">
             <w:r>
               <w:rPr>
                 <w:rStyle w:val="af7"/>
@@ -202,7 +202,7 @@
                 <w:noProof/>
                 <w:webHidden/>
               </w:rPr>
-              <w:instrText xml:space="preserve"> PAGEREF _Toc228827254 \h </w:instrText>
+              <w:instrText xml:space="preserve"> PAGEREF _Toc228919640 \h </w:instrText>
             </w:r>
             <w:r>
               <w:rPr>
@@ -222,7 +222,7 @@
                 <w:noProof/>
                 <w:webHidden/>
               </w:rPr>
-              <w:t>2</w:t>
+              <w:t>3</w:t>
             </w:r>
             <w:r>
               <w:rPr>
@@ -249,7 +249,7 @@
               <w14:ligatures w14:val="standardContextual"/>
             </w:rPr>
           </w:pPr>
-          <w:hyperlink w:anchor="_Toc228827255" w:history="1">
+          <w:hyperlink w:anchor="_Toc228919641" w:history="1">
             <w:r>
               <w:rPr>
                 <w:rStyle w:val="af7"/>
@@ -291,7 +291,7 @@
                 <w:noProof/>
                 <w:webHidden/>
               </w:rPr>
-              <w:instrText xml:space="preserve"> PAGEREF _Toc228827255 \h </w:instrText>
+              <w:instrText xml:space="preserve"> PAGEREF _Toc228919641 \h </w:instrText>
             </w:r>
             <w:r>
               <w:rPr>
@@ -311,7 +311,7 @@
                 <w:noProof/>
                 <w:webHidden/>
               </w:rPr>
-              <w:t>2</w:t>
+              <w:t>3</w:t>
             </w:r>
             <w:r>
               <w:rPr>
@@ -338,7 +338,7 @@
               <w14:ligatures w14:val="standardContextual"/>
             </w:rPr>
           </w:pPr>
-          <w:hyperlink w:anchor="_Toc228827256" w:history="1">
+          <w:hyperlink w:anchor="_Toc228919642" w:history="1">
             <w:r>
               <w:rPr>
                 <w:rStyle w:val="af7"/>
@@ -380,7 +380,7 @@
                 <w:noProof/>
                 <w:webHidden/>
               </w:rPr>
-              <w:instrText xml:space="preserve"> PAGEREF _Toc228827256 \h </w:instrText>
+              <w:instrText xml:space="preserve"> PAGEREF _Toc228919642 \h </w:instrText>
             </w:r>
             <w:r>
               <w:rPr>
@@ -400,7 +400,7 @@
                 <w:noProof/>
                 <w:webHidden/>
               </w:rPr>
-              <w:t>5</w:t>
+              <w:t>6</w:t>
             </w:r>
             <w:r>
               <w:rPr>
@@ -427,7 +427,7 @@
               <w14:ligatures w14:val="standardContextual"/>
             </w:rPr>
           </w:pPr>
-          <w:hyperlink w:anchor="_Toc228827257" w:history="1">
+          <w:hyperlink w:anchor="_Toc228919643" w:history="1">
             <w:r>
               <w:rPr>
                 <w:rStyle w:val="af7"/>
@@ -469,7 +469,7 @@
                 <w:noProof/>
                 <w:webHidden/>
               </w:rPr>
-              <w:instrText xml:space="preserve"> PAGEREF _Toc228827257 \h </w:instrText>
+              <w:instrText xml:space="preserve"> PAGEREF _Toc228919643 \h </w:instrText>
             </w:r>
             <w:r>
               <w:rPr>
@@ -489,7 +489,7 @@
                 <w:noProof/>
                 <w:webHidden/>
               </w:rPr>
-              <w:t>6</w:t>
+              <w:t>7</w:t>
             </w:r>
             <w:r>
               <w:rPr>
@@ -516,7 +516,7 @@
               <w14:ligatures w14:val="standardContextual"/>
             </w:rPr>
           </w:pPr>
-          <w:hyperlink w:anchor="_Toc228827258" w:history="1">
+          <w:hyperlink w:anchor="_Toc228919644" w:history="1">
             <w:r>
               <w:rPr>
                 <w:rStyle w:val="af7"/>
@@ -558,7 +558,7 @@
                 <w:noProof/>
                 <w:webHidden/>
               </w:rPr>
-              <w:instrText xml:space="preserve"> PAGEREF _Toc228827258 \h </w:instrText>
+              <w:instrText xml:space="preserve"> PAGEREF _Toc228919644 \h </w:instrText>
             </w:r>
             <w:r>
               <w:rPr>
@@ -578,7 +578,7 @@
                 <w:noProof/>
                 <w:webHidden/>
               </w:rPr>
-              <w:t>8</w:t>
+              <w:t>9</w:t>
             </w:r>
             <w:r>
               <w:rPr>
@@ -605,7 +605,7 @@
               <w14:ligatures w14:val="standardContextual"/>
             </w:rPr>
           </w:pPr>
-          <w:hyperlink w:anchor="_Toc228827259" w:history="1">
+          <w:hyperlink w:anchor="_Toc228919645" w:history="1">
             <w:r>
               <w:rPr>
                 <w:rStyle w:val="af7"/>
@@ -647,7 +647,7 @@
                 <w:noProof/>
                 <w:webHidden/>
               </w:rPr>
-              <w:instrText xml:space="preserve"> PAGEREF _Toc228827259 \h </w:instrText>
+              <w:instrText xml:space="preserve"> PAGEREF _Toc228919645 \h </w:instrText>
             </w:r>
             <w:r>
               <w:rPr>
@@ -667,7 +667,7 @@
                 <w:noProof/>
                 <w:webHidden/>
               </w:rPr>
-              <w:t>10</w:t>
+              <w:t>11</w:t>
             </w:r>
             <w:r>
               <w:rPr>
@@ -694,7 +694,7 @@
               <w14:ligatures w14:val="standardContextual"/>
             </w:rPr>
           </w:pPr>
-          <w:hyperlink w:anchor="_Toc228827260" w:history="1">
+          <w:hyperlink w:anchor="_Toc228919646" w:history="1">
             <w:r>
               <w:rPr>
                 <w:rStyle w:val="af7"/>
@@ -728,7 +728,7 @@
                 <w:noProof/>
                 <w:webHidden/>
               </w:rPr>
-              <w:instrText xml:space="preserve"> PAGEREF _Toc228827260 \h </w:instrText>
+              <w:instrText xml:space="preserve"> PAGEREF _Toc228919646 \h </w:instrText>
             </w:r>
             <w:r>
               <w:rPr>
@@ -748,7 +748,7 @@
                 <w:noProof/>
                 <w:webHidden/>
               </w:rPr>
-              <w:t>11</w:t>
+              <w:t>12</w:t>
             </w:r>
             <w:r>
               <w:rPr>
@@ -775,7 +775,7 @@
               <w14:ligatures w14:val="standardContextual"/>
             </w:rPr>
           </w:pPr>
-          <w:hyperlink w:anchor="_Toc228827261" w:history="1">
+          <w:hyperlink w:anchor="_Toc228919647" w:history="1">
             <w:r>
               <w:rPr>
                 <w:rStyle w:val="af7"/>
@@ -817,7 +817,7 @@
                 <w:noProof/>
                 <w:webHidden/>
               </w:rPr>
-              <w:instrText xml:space="preserve"> PAGEREF _Toc228827261 \h </w:instrText>
+              <w:instrText xml:space="preserve"> PAGEREF _Toc228919647 \h </w:instrText>
             </w:r>
             <w:r>
               <w:rPr>
@@ -837,7 +837,7 @@
                 <w:noProof/>
                 <w:webHidden/>
               </w:rPr>
-              <w:t>11</w:t>
+              <w:t>12</w:t>
             </w:r>
             <w:r>
               <w:rPr>
@@ -864,7 +864,7 @@
               <w14:ligatures w14:val="standardContextual"/>
             </w:rPr>
           </w:pPr>
-          <w:hyperlink w:anchor="_Toc228827262" w:history="1">
+          <w:hyperlink w:anchor="_Toc228919648" w:history="1">
             <w:r>
               <w:rPr>
                 <w:rStyle w:val="af7"/>
@@ -906,7 +906,7 @@
                 <w:noProof/>
                 <w:webHidden/>
               </w:rPr>
-              <w:instrText xml:space="preserve"> PAGEREF _Toc228827262 \h </w:instrText>
+              <w:instrText xml:space="preserve"> PAGEREF _Toc228919648 \h </w:instrText>
             </w:r>
             <w:r>
               <w:rPr>
@@ -926,7 +926,7 @@
                 <w:noProof/>
                 <w:webHidden/>
               </w:rPr>
-              <w:t>13</w:t>
+              <w:t>14</w:t>
             </w:r>
             <w:r>
               <w:rPr>
@@ -953,7 +953,7 @@
               <w14:ligatures w14:val="standardContextual"/>
             </w:rPr>
           </w:pPr>
-          <w:hyperlink w:anchor="_Toc228827263" w:history="1">
+          <w:hyperlink w:anchor="_Toc228919649" w:history="1">
             <w:r>
               <w:rPr>
                 <w:rStyle w:val="af7"/>
@@ -995,7 +995,7 @@
                 <w:noProof/>
                 <w:webHidden/>
               </w:rPr>
-              <w:instrText xml:space="preserve"> PAGEREF _Toc228827263 \h </w:instrText>
+              <w:instrText xml:space="preserve"> PAGEREF _Toc228919649 \h </w:instrText>
             </w:r>
             <w:r>
               <w:rPr>
@@ -1015,7 +1015,7 @@
                 <w:noProof/>
                 <w:webHidden/>
               </w:rPr>
-              <w:t>14</w:t>
+              <w:t>15</w:t>
             </w:r>
             <w:r>
               <w:rPr>
@@ -1042,7 +1042,7 @@
               <w14:ligatures w14:val="standardContextual"/>
             </w:rPr>
           </w:pPr>
-          <w:hyperlink w:anchor="_Toc228827264" w:history="1">
+          <w:hyperlink w:anchor="_Toc228919650" w:history="1">
             <w:r>
               <w:rPr>
                 <w:rStyle w:val="af7"/>
@@ -1084,7 +1084,7 @@
                 <w:noProof/>
                 <w:webHidden/>
               </w:rPr>
-              <w:instrText xml:space="preserve"> PAGEREF _Toc228827264 \h </w:instrText>
+              <w:instrText xml:space="preserve"> PAGEREF _Toc228919650 \h </w:instrText>
             </w:r>
             <w:r>
               <w:rPr>
@@ -1104,7 +1104,7 @@
                 <w:noProof/>
                 <w:webHidden/>
               </w:rPr>
-              <w:t>16</w:t>
+              <w:t>17</w:t>
             </w:r>
             <w:r>
               <w:rPr>
@@ -1131,7 +1131,7 @@
               <w14:ligatures w14:val="standardContextual"/>
             </w:rPr>
           </w:pPr>
-          <w:hyperlink w:anchor="_Toc228827265" w:history="1">
+          <w:hyperlink w:anchor="_Toc228919651" w:history="1">
             <w:r>
               <w:rPr>
                 <w:rStyle w:val="af7"/>
@@ -1173,7 +1173,7 @@
                 <w:noProof/>
                 <w:webHidden/>
               </w:rPr>
-              <w:instrText xml:space="preserve"> PAGEREF _Toc228827265 \h </w:instrText>
+              <w:instrText xml:space="preserve"> PAGEREF _Toc228919651 \h </w:instrText>
             </w:r>
             <w:r>
               <w:rPr>
@@ -1216,7 +1216,7 @@
               <w14:ligatures w14:val="standardContextual"/>
             </w:rPr>
           </w:pPr>
-          <w:hyperlink w:anchor="_Toc228827266" w:history="1">
+          <w:hyperlink w:anchor="_Toc228919652" w:history="1">
             <w:r>
               <w:rPr>
                 <w:rStyle w:val="af7"/>
@@ -1271,7 +1271,7 @@
                 <w:noProof/>
                 <w:webHidden/>
               </w:rPr>
-              <w:instrText xml:space="preserve"> PAGEREF _Toc228827266 \h </w:instrText>
+              <w:instrText xml:space="preserve"> PAGEREF _Toc228919652 \h </w:instrText>
             </w:r>
             <w:r>
               <w:rPr>
@@ -1318,7 +1318,7 @@
               <w14:ligatures w14:val="standardContextual"/>
             </w:rPr>
           </w:pPr>
-          <w:hyperlink w:anchor="_Toc228827267" w:history="1">
+          <w:hyperlink w:anchor="_Toc228919653" w:history="1">
             <w:r>
               <w:rPr>
                 <w:rStyle w:val="af7"/>
@@ -1352,7 +1352,7 @@
                 <w:noProof/>
                 <w:webHidden/>
               </w:rPr>
-              <w:instrText xml:space="preserve"> PAGEREF _Toc228827267 \h </w:instrText>
+              <w:instrText xml:space="preserve"> PAGEREF _Toc228919653 \h </w:instrText>
             </w:r>
             <w:r>
               <w:rPr>
@@ -1399,7 +1399,7 @@
               <w14:ligatures w14:val="standardContextual"/>
             </w:rPr>
           </w:pPr>
-          <w:hyperlink w:anchor="_Toc228827268" w:history="1">
+          <w:hyperlink w:anchor="_Toc228919654" w:history="1">
             <w:r>
               <w:rPr>
                 <w:rStyle w:val="af7"/>
@@ -1441,7 +1441,7 @@
                 <w:noProof/>
                 <w:webHidden/>
               </w:rPr>
-              <w:instrText xml:space="preserve"> PAGEREF _Toc228827268 \h </w:instrText>
+              <w:instrText xml:space="preserve"> PAGEREF _Toc228919654 \h </w:instrText>
             </w:r>
             <w:r>
               <w:rPr>
@@ -1488,7 +1488,7 @@
               <w14:ligatures w14:val="standardContextual"/>
             </w:rPr>
           </w:pPr>
-          <w:hyperlink w:anchor="_Toc228827269" w:history="1">
+          <w:hyperlink w:anchor="_Toc228919655" w:history="1">
             <w:r>
               <w:rPr>
                 <w:rStyle w:val="af7"/>
@@ -1530,7 +1530,7 @@
                 <w:noProof/>
                 <w:webHidden/>
               </w:rPr>
-              <w:instrText xml:space="preserve"> PAGEREF _Toc228827269 \h </w:instrText>
+              <w:instrText xml:space="preserve"> PAGEREF _Toc228919655 \h </w:instrText>
             </w:r>
             <w:r>
               <w:rPr>
@@ -1577,7 +1577,7 @@
               <w14:ligatures w14:val="standardContextual"/>
             </w:rPr>
           </w:pPr>
-          <w:hyperlink w:anchor="_Toc228827270" w:history="1">
+          <w:hyperlink w:anchor="_Toc228919656" w:history="1">
             <w:r>
               <w:rPr>
                 <w:rStyle w:val="af7"/>
@@ -1619,7 +1619,7 @@
                 <w:noProof/>
                 <w:webHidden/>
               </w:rPr>
-              <w:instrText xml:space="preserve"> PAGEREF _Toc228827270 \h </w:instrText>
+              <w:instrText xml:space="preserve"> PAGEREF _Toc228919656 \h </w:instrText>
             </w:r>
             <w:r>
               <w:rPr>
@@ -1666,7 +1666,7 @@
               <w14:ligatures w14:val="standardContextual"/>
             </w:rPr>
           </w:pPr>
-          <w:hyperlink w:anchor="_Toc228827271" w:history="1">
+          <w:hyperlink w:anchor="_Toc228919657" w:history="1">
             <w:r>
               <w:rPr>
                 <w:rStyle w:val="af7"/>
@@ -1700,7 +1700,7 @@
                 <w:noProof/>
                 <w:webHidden/>
               </w:rPr>
-              <w:instrText xml:space="preserve"> PAGEREF _Toc228827271 \h </w:instrText>
+              <w:instrText xml:space="preserve"> PAGEREF _Toc228919657 \h </w:instrText>
             </w:r>
             <w:r>
               <w:rPr>
@@ -1747,7 +1747,7 @@
               <w14:ligatures w14:val="standardContextual"/>
             </w:rPr>
           </w:pPr>
-          <w:hyperlink w:anchor="_Toc228827272" w:history="1">
+          <w:hyperlink w:anchor="_Toc228919658" w:history="1">
             <w:r>
               <w:rPr>
                 <w:rStyle w:val="af7"/>
@@ -1789,7 +1789,7 @@
                 <w:noProof/>
                 <w:webHidden/>
               </w:rPr>
-              <w:instrText xml:space="preserve"> PAGEREF _Toc228827272 \h </w:instrText>
+              <w:instrText xml:space="preserve"> PAGEREF _Toc228919658 \h </w:instrText>
             </w:r>
             <w:r>
               <w:rPr>
@@ -1836,7 +1836,7 @@
               <w14:ligatures w14:val="standardContextual"/>
             </w:rPr>
           </w:pPr>
-          <w:hyperlink w:anchor="_Toc228827273" w:history="1">
+          <w:hyperlink w:anchor="_Toc228919659" w:history="1">
             <w:r>
               <w:rPr>
                 <w:rStyle w:val="af7"/>
@@ -1878,7 +1878,7 @@
                 <w:noProof/>
                 <w:webHidden/>
               </w:rPr>
-              <w:instrText xml:space="preserve"> PAGEREF _Toc228827273 \h </w:instrText>
+              <w:instrText xml:space="preserve"> PAGEREF _Toc228919659 \h </w:instrText>
             </w:r>
             <w:r>
               <w:rPr>
@@ -1925,7 +1925,7 @@
               <w14:ligatures w14:val="standardContextual"/>
             </w:rPr>
           </w:pPr>
-          <w:hyperlink w:anchor="_Toc228827274" w:history="1">
+          <w:hyperlink w:anchor="_Toc228919660" w:history="1">
             <w:r>
               <w:rPr>
                 <w:rStyle w:val="af7"/>
@@ -1967,7 +1967,7 @@
                 <w:noProof/>
                 <w:webHidden/>
               </w:rPr>
-              <w:instrText xml:space="preserve"> PAGEREF _Toc228827274 \h </w:instrText>
+              <w:instrText xml:space="preserve"> PAGEREF _Toc228919660 \h </w:instrText>
             </w:r>
             <w:r>
               <w:rPr>
@@ -1988,6 +1988,87 @@
                 <w:webHidden/>
               </w:rPr>
               <w:t>28</w:t>
+            </w:r>
+            <w:r>
+              <w:rPr>
+                <w:noProof/>
+                <w:webHidden/>
+              </w:rPr>
+              <w:fldChar w:fldCharType="end"/>
+            </w:r>
+          </w:hyperlink>
+        </w:p>
+        <w:p>
+          <w:pPr>
+            <w:pStyle w:val="21"/>
+            <w:tabs>
+              <w:tab w:val="right" w:leader="dot" w:pos="8296"/>
+            </w:tabs>
+            <w:spacing w:before="180" w:after="180"/>
+            <w:ind w:left="540" w:firstLine="540"/>
+            <w:rPr>
+              <w:rFonts w:asciiTheme="minorHAnsi" w:eastAsiaTheme="minorEastAsia" w:hAnsiTheme="minorHAnsi"/>
+              <w:noProof/>
+              <w:sz w:val="24"/>
+              <w:szCs w:val="24"/>
+              <w14:ligatures w14:val="standardContextual"/>
+            </w:rPr>
+          </w:pPr>
+          <w:hyperlink w:anchor="_Toc228919661" w:history="1">
+            <w:r>
+              <w:rPr>
+                <w:rStyle w:val="af7"/>
+                <w:noProof/>
+              </w:rPr>
+              <w:t xml:space="preserve">2.3 </w:t>
+            </w:r>
+            <w:r>
+              <w:rPr>
+                <w:rStyle w:val="af7"/>
+                <w:noProof/>
+              </w:rPr>
+              <w:t>小結</w:t>
+            </w:r>
+            <w:r>
+              <w:rPr>
+                <w:noProof/>
+                <w:webHidden/>
+              </w:rPr>
+              <w:tab/>
+            </w:r>
+            <w:r>
+              <w:rPr>
+                <w:noProof/>
+                <w:webHidden/>
+              </w:rPr>
+              <w:fldChar w:fldCharType="begin"/>
+            </w:r>
+            <w:r>
+              <w:rPr>
+                <w:noProof/>
+                <w:webHidden/>
+              </w:rPr>
+              <w:instrText xml:space="preserve"> PAGEREF _Toc228919661 \h </w:instrText>
+            </w:r>
+            <w:r>
+              <w:rPr>
+                <w:noProof/>
+                <w:webHidden/>
+              </w:rPr>
+            </w:r>
+            <w:r>
+              <w:rPr>
+                <w:noProof/>
+                <w:webHidden/>
+              </w:rPr>
+              <w:fldChar w:fldCharType="separate"/>
+            </w:r>
+            <w:r>
+              <w:rPr>
+                <w:noProof/>
+                <w:webHidden/>
+              </w:rPr>
+              <w:t>29</w:t>
             </w:r>
             <w:r>
               <w:rPr>
@@ -2043,7 +2124,7 @@
         <w:pStyle w:val="1"/>
         <w:spacing w:before="36" w:after="36"/>
       </w:pPr>
-      <w:bookmarkStart w:id="0" w:name="_Toc228827253"/>
+      <w:bookmarkStart w:id="0" w:name="_Toc228919639"/>
       <w:r>
         <w:rPr>
           <w:rFonts w:hint="eastAsia"/>
@@ -2088,7 +2169,7 @@
         <w:pStyle w:val="2"/>
         <w:spacing w:before="180" w:after="180"/>
       </w:pPr>
-      <w:bookmarkStart w:id="1" w:name="_Toc228827254"/>
+      <w:bookmarkStart w:id="1" w:name="_Toc228919640"/>
       <w:r>
         <w:rPr>
           <w:rFonts w:hint="eastAsia"/>
@@ -2101,7 +2182,7 @@
       <w:pPr>
         <w:pStyle w:val="3"/>
       </w:pPr>
-      <w:bookmarkStart w:id="2" w:name="_Toc228827255"/>
+      <w:bookmarkStart w:id="2" w:name="_Toc228919641"/>
       <w:r>
         <w:rPr>
           <w:rFonts w:hint="eastAsia"/>
@@ -7102,310 +7183,313 @@
     </w:p>
     <w:p>
       <w:pPr>
-        <w:spacing w:before="180" w:after="180"/>
-        <w:ind w:firstLine="540"/>
+        <w:widowControl/>
+        <w:spacing w:beforeLines="0" w:before="0" w:afterLines="0" w:after="160" w:line="278" w:lineRule="auto"/>
+        <w:ind w:firstLineChars="0" w:firstLine="0"/>
+        <w:jc w:val="left"/>
+        <w:rPr>
+          <w:rFonts w:hint="eastAsia"/>
+        </w:rPr>
       </w:pPr>
       <w:r>
-        <w:t>從圖</w:t>
-      </w:r>
-      <w:r>
-        <w:t>1.1.1</w:t>
-      </w:r>
-      <w:r>
-        <w:t>可以觀察出，花蓮縣市區客運有顯著下降趨勢，由表</w:t>
-      </w:r>
-      <w:r>
-        <w:t>1.1.1</w:t>
-      </w:r>
-      <w:r>
-        <w:t>可看出</w:t>
-      </w:r>
-      <w:r>
-        <w:t>112</w:t>
-      </w:r>
-      <w:r>
-        <w:t>年的總搭乘人次是</w:t>
-      </w:r>
-      <w:r>
-        <w:t>421,721</w:t>
-      </w:r>
-      <w:r>
+        <w:rPr>
+          <w:rFonts w:hint="eastAsia"/>
+        </w:rPr>
+        <w:t>一、</w:t>
+      </w:r>
+      <w:r>
+        <w:rPr>
+          <w:rFonts w:hint="eastAsia"/>
+        </w:rPr>
+        <w:t>太魯閣景區</w:t>
+      </w:r>
+      <w:r>
+        <w:rPr>
+          <w:rFonts w:hint="eastAsia"/>
+        </w:rPr>
+        <w:t>觀光需求</w:t>
+      </w:r>
+      <w:r>
+        <w:rPr>
+          <w:rFonts w:hint="eastAsia"/>
+        </w:rPr>
+        <w:t>未見復甦</w:t>
+      </w:r>
+      <w:r>
+        <w:rPr>
+          <w:rFonts w:hint="eastAsia"/>
+        </w:rPr>
+        <w:t>，拖累整體運量</w:t>
+      </w:r>
+    </w:p>
+    <w:p>
+      <w:pPr>
+        <w:widowControl/>
+        <w:spacing w:beforeLines="0" w:before="0" w:afterLines="0" w:after="160" w:line="278" w:lineRule="auto"/>
+        <w:ind w:firstLineChars="0" w:firstLine="480"/>
+        <w:jc w:val="left"/>
+        <w:rPr>
+          <w:rFonts w:hint="eastAsia"/>
+        </w:rPr>
+      </w:pPr>
+      <w:r>
+        <w:rPr>
+          <w:rFonts w:hint="eastAsia"/>
+        </w:rPr>
+        <w:t>花蓮市區客運三年搭乘人次累計衰退</w:t>
+      </w:r>
+      <w:r>
+        <w:rPr>
+          <w:rFonts w:hint="eastAsia"/>
+        </w:rPr>
+        <w:t>22.6%</w:t>
+      </w:r>
+      <w:r>
+        <w:rPr>
+          <w:rFonts w:hint="eastAsia"/>
+        </w:rPr>
+        <w:t>。此衰退的根本成因源於</w:t>
+      </w:r>
+      <w:r>
+        <w:rPr>
+          <w:rFonts w:hint="eastAsia"/>
+        </w:rPr>
+        <w:t>113</w:t>
+      </w:r>
+      <w:r>
+        <w:rPr>
+          <w:rFonts w:hint="eastAsia"/>
+        </w:rPr>
+        <w:t>年</w:t>
+      </w:r>
+      <w:r>
+        <w:rPr>
+          <w:rFonts w:hint="eastAsia"/>
+        </w:rPr>
+        <w:t>4</w:t>
+      </w:r>
+      <w:r>
+        <w:rPr>
+          <w:rFonts w:hint="eastAsia"/>
+        </w:rPr>
+        <w:t>月</w:t>
+      </w:r>
+      <w:r>
+        <w:rPr>
+          <w:rFonts w:hint="eastAsia"/>
+        </w:rPr>
+        <w:t>3</w:t>
+      </w:r>
+      <w:r>
+        <w:rPr>
+          <w:rFonts w:hint="eastAsia"/>
+        </w:rPr>
+        <w:t>日發生的強震，地震導致中橫公路大清水橋斷裂，太魯閣國家公園完全無法進出達</w:t>
+      </w:r>
+      <w:r>
+        <w:rPr>
+          <w:rFonts w:hint="eastAsia"/>
+        </w:rPr>
+        <w:t>5</w:t>
+      </w:r>
+      <w:r>
+        <w:rPr>
+          <w:rFonts w:hint="eastAsia"/>
+        </w:rPr>
+        <w:t>個月以上。依賴</w:t>
+      </w:r>
+      <w:r>
+        <w:rPr>
+          <w:rFonts w:hint="eastAsia"/>
+        </w:rPr>
+        <w:t>太魯閣</w:t>
+      </w:r>
+      <w:r>
+        <w:rPr>
+          <w:rFonts w:hint="eastAsia"/>
+        </w:rPr>
+        <w:t>景區進出的</w:t>
+      </w:r>
+      <w:r>
+        <w:rPr>
+          <w:rFonts w:hint="eastAsia"/>
+        </w:rPr>
+        <w:t>302</w:t>
+      </w:r>
+      <w:r>
+        <w:rPr>
+          <w:rFonts w:hint="eastAsia"/>
+        </w:rPr>
+        <w:t>路線在地震後運量急速崩</w:t>
+      </w:r>
+      <w:r>
+        <w:rPr>
+          <w:rFonts w:hint="eastAsia"/>
+        </w:rPr>
+        <w:t>跌</w:t>
+      </w:r>
+      <w:r>
+        <w:rPr>
+          <w:rFonts w:hint="eastAsia"/>
+        </w:rPr>
         <w:t>，</w:t>
       </w:r>
       <w:r>
-        <w:t>113</w:t>
-      </w:r>
-      <w:r>
-        <w:t>年則下滑至</w:t>
-      </w:r>
-      <w:r>
-        <w:t>376,407</w:t>
-      </w:r>
-      <w:r>
-        <w:t>人次，而</w:t>
-      </w:r>
-      <w:r>
+        <w:rPr>
+          <w:rFonts w:hint="eastAsia"/>
+        </w:rPr>
+        <w:t>同</w:t>
+      </w:r>
+      <w:r>
+        <w:rPr>
+          <w:rFonts w:hint="eastAsia"/>
+        </w:rPr>
+        <w:t>年</w:t>
+      </w:r>
+      <w:r>
+        <w:rPr>
+          <w:rFonts w:hint="eastAsia"/>
+        </w:rPr>
+        <w:t>該路線</w:t>
+      </w:r>
+      <w:r>
+        <w:rPr>
+          <w:rFonts w:hint="eastAsia"/>
+        </w:rPr>
+        <w:t>衰退</w:t>
+      </w:r>
+      <w:r>
+        <w:rPr>
+          <w:rFonts w:hint="eastAsia"/>
+        </w:rPr>
+        <w:t>七</w:t>
+      </w:r>
+      <w:r>
+        <w:rPr>
+          <w:rFonts w:hint="eastAsia"/>
+        </w:rPr>
+        <w:t>成運量</w:t>
+      </w:r>
+      <w:r>
+        <w:rPr>
+          <w:rFonts w:hint="eastAsia"/>
+        </w:rPr>
+        <w:t>，</w:t>
+      </w:r>
+      <w:r>
+        <w:rPr>
+          <w:rFonts w:hint="eastAsia"/>
+        </w:rPr>
         <w:t>114</w:t>
       </w:r>
       <w:r>
-        <w:t>年進一步降低至</w:t>
-      </w:r>
-      <w:r>
-        <w:t>326,583</w:t>
-      </w:r>
-      <w:r>
-        <w:t>人次之最低點，推測可能受</w:t>
-      </w:r>
-      <w:r>
-        <w:t>113</w:t>
-      </w:r>
-      <w:r>
-        <w:t>年</w:t>
-      </w:r>
-      <w:r>
-        <w:t>0403</w:t>
-      </w:r>
-      <w:r>
-        <w:t>發生的強震影響，許多基礎設施和路況受損嚴重且範圍極廣，導致</w:t>
-      </w:r>
-      <w:r>
-        <w:t>114</w:t>
-      </w:r>
-      <w:r>
-        <w:t>年搭乘人次持續下降，</w:t>
-      </w:r>
-      <w:r>
-        <w:rPr>
-          <w:rFonts w:hint="eastAsia"/>
-        </w:rPr>
-        <w:t>觀光景區因修復工程暫時關閉，已對花蓮地區觀光人潮造成一定程度之影響</w:t>
-      </w:r>
-      <w:r>
+        <w:rPr>
+          <w:rFonts w:hint="eastAsia"/>
+        </w:rPr>
+        <w:t>年進一步萎縮至月均</w:t>
+      </w:r>
+      <w:r>
+        <w:rPr>
+          <w:rFonts w:hint="eastAsia"/>
+        </w:rPr>
+        <w:t>僅</w:t>
+      </w:r>
+      <w:r>
+        <w:rPr>
+          <w:rFonts w:hint="eastAsia"/>
+        </w:rPr>
+        <w:t>313</w:t>
+      </w:r>
+      <w:r>
+        <w:rPr>
+          <w:rFonts w:hint="eastAsia"/>
+        </w:rPr>
+        <w:t>筆</w:t>
+      </w:r>
+      <w:r>
+        <w:rPr>
+          <w:rFonts w:hint="eastAsia"/>
+        </w:rPr>
+        <w:t>搭乘人次</w:t>
+      </w:r>
+      <w:r>
+        <w:rPr>
+          <w:rFonts w:hint="eastAsia"/>
+        </w:rPr>
         <w:t>。</w:t>
       </w:r>
-      <w:proofErr w:type="gramStart"/>
-      <w:r>
-        <w:t>三</w:t>
-      </w:r>
-      <w:proofErr w:type="gramEnd"/>
-      <w:r>
-        <w:t>年間總搭乘人次逐年下降，分析各路線比例，</w:t>
-      </w:r>
-      <w:r>
-        <w:t>112</w:t>
-      </w:r>
-      <w:r>
-        <w:t>年原本</w:t>
-      </w:r>
-      <w:r>
-        <w:t>占比</w:t>
-      </w:r>
-      <w:r>
-        <w:t>26.3%</w:t>
-      </w:r>
-      <w:r>
-        <w:t>的</w:t>
-      </w:r>
-      <w:r>
-        <w:t>302</w:t>
-      </w:r>
-      <w:r>
-        <w:t>，因太魯閣景區封閉，直至</w:t>
-      </w:r>
-      <w:r>
-        <w:t>114</w:t>
-      </w:r>
-      <w:r>
-        <w:t>年</w:t>
-      </w:r>
-      <w:r>
-        <w:t>占</w:t>
+      <w:r>
+        <w:rPr>
+          <w:rFonts w:hint="eastAsia"/>
+        </w:rPr>
+        <w:t>310</w:t>
+      </w:r>
+      <w:r>
+        <w:rPr>
+          <w:rFonts w:hint="eastAsia"/>
+        </w:rPr>
+        <w:t>路線</w:t>
+      </w:r>
+      <w:r>
+        <w:rPr>
+          <w:rFonts w:hint="eastAsia"/>
+        </w:rPr>
+        <w:t>因行經市區，有市區</w:t>
+      </w:r>
+      <w:r>
+        <w:rPr>
+          <w:rFonts w:hint="eastAsia"/>
+        </w:rPr>
+        <w:t>短途區間搭乘需求支撐</w:t>
+      </w:r>
+      <w:r>
+        <w:rPr>
+          <w:rFonts w:hint="eastAsia"/>
+        </w:rPr>
+        <w:t>，衰退幅度相對緩和，但仍反映景區客源的流失。</w:t>
+      </w:r>
+      <w:r>
+        <w:t>太魯</w:t>
       </w:r>
       <w:r>
         <w:lastRenderedPageBreak/>
-        <w:t>比</w:t>
-      </w:r>
-      <w:r>
-        <w:t>僅</w:t>
-      </w:r>
-      <w:r>
-        <w:t>1.2%</w:t>
-      </w:r>
-      <w:r>
-        <w:t>而成長率跌至</w:t>
-      </w:r>
-      <w:r>
-        <w:t>88.5%</w:t>
-      </w:r>
-      <w:r>
-        <w:t>；而</w:t>
-      </w:r>
-      <w:r>
-        <w:t>占比</w:t>
-      </w:r>
-      <w:r>
-        <w:t>第二多</w:t>
-      </w:r>
-      <w:r>
-        <w:t>27.2%</w:t>
-      </w:r>
-      <w:r>
-        <w:t>的</w:t>
-      </w:r>
-      <w:r>
-        <w:t>310</w:t>
-      </w:r>
-      <w:r>
-        <w:t>，也是逐年下跌至</w:t>
-      </w:r>
-      <w:r>
-        <w:t>114</w:t>
-      </w:r>
-      <w:r>
-        <w:t>年</w:t>
-      </w:r>
-      <w:r>
-        <w:t>占</w:t>
-      </w:r>
-      <w:r>
-        <w:t>比</w:t>
-      </w:r>
-      <w:r>
-        <w:t>6.4%</w:t>
-      </w:r>
-      <w:r>
-        <w:t>；相反地，</w:t>
-      </w:r>
-      <w:r>
-        <w:t>301</w:t>
-      </w:r>
-      <w:r>
-        <w:t>在觀光停滯期相對成長</w:t>
-      </w:r>
-      <w:r>
-        <w:t>18.0%</w:t>
-      </w:r>
-      <w:r>
-        <w:t>，</w:t>
-      </w:r>
-      <w:r>
-        <w:t>占</w:t>
-      </w:r>
-      <w:r>
-        <w:t>比由</w:t>
-      </w:r>
-      <w:r>
-        <w:t>36.7%</w:t>
-      </w:r>
-      <w:r>
-        <w:t>跨越至</w:t>
-      </w:r>
-      <w:r>
-        <w:t>54.1%</w:t>
-      </w:r>
-      <w:r>
-        <w:t>，成為支撐花蓮客運的絕對核心。而</w:t>
-      </w:r>
-      <w:r>
-        <w:t>1123</w:t>
-      </w:r>
-      <w:r>
-        <w:t>在</w:t>
-      </w:r>
-      <w:r>
-        <w:t>112</w:t>
-      </w:r>
-      <w:r>
-        <w:t>年至</w:t>
-      </w:r>
-      <w:r>
-        <w:t>113</w:t>
-      </w:r>
-      <w:r>
-        <w:t>年的成長率高達</w:t>
-      </w:r>
-      <w:r>
-        <w:t>759.2%</w:t>
-      </w:r>
-      <w:r>
-        <w:t>，卻自</w:t>
-      </w:r>
-      <w:r>
-        <w:t>113</w:t>
-      </w:r>
-      <w:r>
-        <w:t>年</w:t>
-      </w:r>
-      <w:r>
-        <w:t>11</w:t>
-      </w:r>
-      <w:r>
-        <w:t>月</w:t>
-      </w:r>
-      <w:r>
-        <w:t>1</w:t>
-      </w:r>
-      <w:r>
-        <w:t>日調整為</w:t>
-      </w:r>
-      <w:r>
-        <w:t>311</w:t>
-      </w:r>
-      <w:r>
-        <w:t>和</w:t>
-      </w:r>
-      <w:r>
-        <w:t>311A</w:t>
-      </w:r>
-      <w:r>
-        <w:t>，</w:t>
-      </w:r>
-      <w:r>
-        <w:t>311</w:t>
-      </w:r>
-      <w:r>
-        <w:t>發行後</w:t>
-      </w:r>
-      <w:r>
-        <w:rPr>
-          <w:rFonts w:hint="eastAsia"/>
-        </w:rPr>
-        <w:t>於</w:t>
-      </w:r>
-      <w:r>
-        <w:t>114</w:t>
-      </w:r>
-      <w:r>
-        <w:t>年搭乘次數</w:t>
-      </w:r>
-      <w:r>
-        <w:t>占</w:t>
-      </w:r>
-      <w:r>
-        <w:t>比升至</w:t>
-      </w:r>
-      <w:r>
-        <w:t>12.5%</w:t>
-      </w:r>
-      <w:r>
-        <w:t>，推測美</w:t>
-      </w:r>
-      <w:proofErr w:type="gramStart"/>
-      <w:r>
-        <w:t>崙</w:t>
-      </w:r>
-      <w:proofErr w:type="gramEnd"/>
-      <w:r>
-        <w:t>地區的民眾存在隱形需求。綜上所述也可推測出搭乘次數波動幅度有部分原因受</w:t>
-      </w:r>
-      <w:r>
-        <w:rPr>
-          <w:rFonts w:hint="eastAsia"/>
-        </w:rPr>
-        <w:t>到</w:t>
-      </w:r>
-      <w:r>
-        <w:t>景區修復進度帶動人潮影響。</w:t>
+        <w:t>閣</w:t>
+      </w:r>
+      <w:r>
+        <w:rPr>
+          <w:rFonts w:hint="eastAsia"/>
+        </w:rPr>
+        <w:t>國家公</w:t>
+      </w:r>
+      <w:r>
+        <w:t>園仍處震後關鍵重建期（整體復原預計至</w:t>
+      </w:r>
+      <w:r>
+        <w:rPr>
+          <w:rFonts w:hint="eastAsia"/>
+        </w:rPr>
+        <w:t>120</w:t>
+      </w:r>
+      <w:r>
+        <w:t>年），多數核心峽谷步道持續封閉，加上台</w:t>
+      </w:r>
+      <w:r>
+        <w:t>8</w:t>
+      </w:r>
+      <w:r>
+        <w:t>線東段每日僅</w:t>
+      </w:r>
+      <w:r>
+        <w:t>5</w:t>
+      </w:r>
+      <w:r>
+        <w:t>次放行、夜間封閉及天候下的機動管制，致使旅運可及性與行程確定性仍受限制，觀光客需求尚未明顯恢復</w:t>
+      </w:r>
+      <w:r>
+        <w:rPr>
+          <w:rFonts w:hint="eastAsia"/>
+        </w:rPr>
+        <w:t>。</w:t>
       </w:r>
     </w:p>
     <w:p>
@@ -7414,6 +7498,547 @@
         <w:spacing w:beforeLines="0" w:before="0" w:afterLines="0" w:after="160" w:line="278" w:lineRule="auto"/>
         <w:ind w:firstLineChars="0" w:firstLine="0"/>
         <w:jc w:val="left"/>
+      </w:pPr>
+      <w:r>
+        <w:rPr>
+          <w:rFonts w:hint="eastAsia"/>
+        </w:rPr>
+        <w:t>二、</w:t>
+      </w:r>
+      <w:r>
+        <w:t>市區線運量成長與占比提升</w:t>
+      </w:r>
+    </w:p>
+    <w:p>
+      <w:pPr>
+        <w:widowControl/>
+        <w:spacing w:beforeLines="0" w:before="0" w:afterLines="0" w:after="160" w:line="278" w:lineRule="auto"/>
+        <w:ind w:firstLineChars="0" w:firstLine="480"/>
+        <w:jc w:val="left"/>
+        <w:rPr>
+          <w:rFonts w:hint="eastAsia"/>
+        </w:rPr>
+      </w:pPr>
+      <w:r>
+        <w:rPr>
+          <w:rFonts w:hint="eastAsia"/>
+        </w:rPr>
+        <w:t>與景區線的崩潰形成鮮明對比，</w:t>
+      </w:r>
+      <w:r>
+        <w:rPr>
+          <w:rFonts w:hint="eastAsia"/>
+        </w:rPr>
+        <w:t>301</w:t>
+      </w:r>
+      <w:r>
+        <w:rPr>
+          <w:rFonts w:hint="eastAsia"/>
+        </w:rPr>
+        <w:t>於觀光停滯期相對成長</w:t>
+      </w:r>
+      <w:r>
+        <w:rPr>
+          <w:rFonts w:hint="eastAsia"/>
+        </w:rPr>
+        <w:t>18.0%</w:t>
+      </w:r>
+      <w:r>
+        <w:rPr>
+          <w:rFonts w:hint="eastAsia"/>
+        </w:rPr>
+        <w:t>，</w:t>
+      </w:r>
+      <w:r>
+        <w:rPr>
+          <w:rFonts w:hint="eastAsia"/>
+        </w:rPr>
+        <w:t>一來</w:t>
+      </w:r>
+      <w:proofErr w:type="gramStart"/>
+      <w:r>
+        <w:rPr>
+          <w:rFonts w:hint="eastAsia"/>
+        </w:rPr>
+        <w:t>一</w:t>
+      </w:r>
+      <w:proofErr w:type="gramEnd"/>
+      <w:r>
+        <w:rPr>
+          <w:rFonts w:hint="eastAsia"/>
+        </w:rPr>
+        <w:t>往，</w:t>
+      </w:r>
+      <w:r>
+        <w:rPr>
+          <w:rFonts w:hint="eastAsia"/>
+        </w:rPr>
+        <w:t>114</w:t>
+      </w:r>
+      <w:r>
+        <w:rPr>
+          <w:rFonts w:hint="eastAsia"/>
+        </w:rPr>
+        <w:t>年</w:t>
+      </w:r>
+      <w:r>
+        <w:rPr>
+          <w:rFonts w:hint="eastAsia"/>
+        </w:rPr>
+        <w:t>301</w:t>
+      </w:r>
+      <w:r>
+        <w:rPr>
+          <w:rFonts w:hint="eastAsia"/>
+        </w:rPr>
+        <w:t>在</w:t>
+      </w:r>
+      <w:r>
+        <w:t>整體</w:t>
+      </w:r>
+      <w:r>
+        <w:rPr>
+          <w:rFonts w:hint="eastAsia"/>
+        </w:rPr>
+        <w:t>花蓮市區客運</w:t>
+      </w:r>
+      <w:r>
+        <w:t>路網中</w:t>
+      </w:r>
+      <w:r>
+        <w:rPr>
+          <w:rFonts w:hint="eastAsia"/>
+        </w:rPr>
+        <w:t>突破</w:t>
+      </w:r>
+      <w:r>
+        <w:rPr>
+          <w:rFonts w:hint="eastAsia"/>
+        </w:rPr>
+        <w:t>過半</w:t>
+      </w:r>
+      <w:r>
+        <w:t>比重</w:t>
+      </w:r>
+      <w:r>
+        <w:rPr>
+          <w:rFonts w:hint="eastAsia"/>
+        </w:rPr>
+        <w:t>。</w:t>
+      </w:r>
+      <w:r>
+        <w:rPr>
+          <w:rFonts w:hint="eastAsia"/>
+        </w:rPr>
+        <w:t>301</w:t>
+      </w:r>
+      <w:r>
+        <w:rPr>
+          <w:rFonts w:hint="eastAsia"/>
+        </w:rPr>
+        <w:t>、</w:t>
+      </w:r>
+      <w:r>
+        <w:t>305</w:t>
+      </w:r>
+      <w:r>
+        <w:t>、</w:t>
+      </w:r>
+      <w:r>
+        <w:t>308</w:t>
+      </w:r>
+      <w:r>
+        <w:rPr>
+          <w:rFonts w:hint="eastAsia"/>
+        </w:rPr>
+        <w:t>作為純市區路</w:t>
+      </w:r>
+      <w:r>
+        <w:rPr>
+          <w:rFonts w:hint="eastAsia"/>
+        </w:rPr>
+        <w:t>線</w:t>
+      </w:r>
+      <w:r>
+        <w:rPr>
+          <w:rFonts w:hint="eastAsia"/>
+        </w:rPr>
+        <w:t>，不受中橫公路中斷的影響</w:t>
+      </w:r>
+      <w:r>
+        <w:rPr>
+          <w:rFonts w:hint="eastAsia"/>
+        </w:rPr>
+        <w:t>，</w:t>
+      </w:r>
+      <w:r>
+        <w:rPr>
+          <w:rFonts w:hint="eastAsia"/>
+        </w:rPr>
+        <w:t>加上</w:t>
+      </w:r>
+      <w:r>
+        <w:t>TPASS</w:t>
+      </w:r>
+      <w:r>
+        <w:t>通勤票</w:t>
+      </w:r>
+      <w:r>
+        <w:rPr>
+          <w:rFonts w:hint="eastAsia"/>
+        </w:rPr>
+        <w:t>的推廣</w:t>
+      </w:r>
+      <w:r>
+        <w:rPr>
+          <w:rFonts w:hint="eastAsia"/>
+        </w:rPr>
+        <w:t>，</w:t>
+      </w:r>
+      <w:r>
+        <w:rPr>
+          <w:rFonts w:hint="eastAsia"/>
+        </w:rPr>
+        <w:t>市區路線</w:t>
+      </w:r>
+      <w:r>
+        <w:rPr>
+          <w:rFonts w:hint="eastAsia"/>
+        </w:rPr>
+        <w:t>也成為</w:t>
+      </w:r>
+      <w:r>
+        <w:rPr>
+          <w:rFonts w:hint="eastAsia"/>
+        </w:rPr>
+        <w:t>TPASS</w:t>
+      </w:r>
+      <w:r>
+        <w:rPr>
+          <w:rFonts w:hint="eastAsia"/>
+        </w:rPr>
+        <w:t>政策下的</w:t>
+      </w:r>
+      <w:r>
+        <w:rPr>
+          <w:rFonts w:hint="eastAsia"/>
+        </w:rPr>
+        <w:t>受益者</w:t>
+      </w:r>
+      <w:r>
+        <w:rPr>
+          <w:rFonts w:hint="eastAsia"/>
+        </w:rPr>
+        <w:t>，</w:t>
+      </w:r>
+      <w:r>
+        <w:t>在</w:t>
+      </w:r>
+      <w:r>
+        <w:t>114</w:t>
+      </w:r>
+      <w:r>
+        <w:t>年</w:t>
+      </w:r>
+      <w:r>
+        <w:rPr>
+          <w:rFonts w:hint="eastAsia"/>
+        </w:rPr>
+        <w:t>呈現運量成長。</w:t>
+      </w:r>
+    </w:p>
+    <w:p>
+      <w:pPr>
+        <w:widowControl/>
+        <w:spacing w:beforeLines="0" w:before="0" w:afterLines="0" w:after="160" w:line="278" w:lineRule="auto"/>
+        <w:ind w:firstLineChars="0" w:firstLine="0"/>
+        <w:jc w:val="left"/>
+        <w:rPr>
+          <w:rFonts w:hint="eastAsia"/>
+        </w:rPr>
+      </w:pPr>
+      <w:r>
+        <w:rPr>
+          <w:rFonts w:hint="eastAsia"/>
+        </w:rPr>
+        <w:t>三、</w:t>
+      </w:r>
+      <w:r>
+        <w:rPr>
+          <w:rFonts w:hint="eastAsia"/>
+        </w:rPr>
+        <w:t>市區</w:t>
+      </w:r>
+      <w:r>
+        <w:t>路網結構已</w:t>
+      </w:r>
+      <w:r>
+        <w:rPr>
+          <w:rFonts w:hint="eastAsia"/>
+        </w:rPr>
+        <w:t>從</w:t>
+      </w:r>
+      <w:r>
+        <w:t>景區</w:t>
+      </w:r>
+      <w:r>
+        <w:rPr>
+          <w:rFonts w:hint="eastAsia"/>
+        </w:rPr>
+        <w:t>線回歸到由市區線主導</w:t>
+      </w:r>
+    </w:p>
+    <w:p>
+      <w:pPr>
+        <w:widowControl/>
+        <w:spacing w:beforeLines="0" w:before="0" w:afterLines="0" w:after="160" w:line="278" w:lineRule="auto"/>
+        <w:ind w:firstLineChars="0" w:firstLine="480"/>
+        <w:jc w:val="left"/>
+      </w:pPr>
+      <w:r>
+        <w:t>統聯</w:t>
+      </w:r>
+      <w:r>
+        <w:rPr>
+          <w:rFonts w:hint="eastAsia"/>
+        </w:rPr>
+        <w:t>客運在</w:t>
+      </w:r>
+      <w:r>
+        <w:rPr>
+          <w:rFonts w:hint="eastAsia"/>
+        </w:rPr>
+        <w:t>113</w:t>
+      </w:r>
+      <w:r>
+        <w:rPr>
+          <w:rFonts w:hint="eastAsia"/>
+        </w:rPr>
+        <w:t>年</w:t>
+      </w:r>
+      <w:r>
+        <w:rPr>
+          <w:rFonts w:hint="eastAsia"/>
+        </w:rPr>
+        <w:t>11</w:t>
+      </w:r>
+      <w:r>
+        <w:rPr>
+          <w:rFonts w:hint="eastAsia"/>
+        </w:rPr>
+        <w:t>月進行路線調整，將原有的</w:t>
+      </w:r>
+      <w:r>
+        <w:rPr>
+          <w:rFonts w:hint="eastAsia"/>
+        </w:rPr>
+        <w:t>1123</w:t>
+      </w:r>
+      <w:r>
+        <w:rPr>
+          <w:rFonts w:hint="eastAsia"/>
+        </w:rPr>
+        <w:t>路線分化為</w:t>
+      </w:r>
+      <w:r>
+        <w:rPr>
+          <w:rFonts w:hint="eastAsia"/>
+        </w:rPr>
+        <w:t>311</w:t>
+      </w:r>
+      <w:r>
+        <w:rPr>
+          <w:rFonts w:hint="eastAsia"/>
+        </w:rPr>
+        <w:t>主線與</w:t>
+      </w:r>
+      <w:r>
+        <w:rPr>
+          <w:rFonts w:hint="eastAsia"/>
+        </w:rPr>
+        <w:t>311A</w:t>
+      </w:r>
+      <w:r>
+        <w:rPr>
+          <w:rFonts w:hint="eastAsia"/>
+        </w:rPr>
+        <w:t>支線，</w:t>
+      </w:r>
+      <w:r>
+        <w:rPr>
+          <w:rFonts w:hint="eastAsia"/>
+        </w:rPr>
+        <w:t>311</w:t>
+      </w:r>
+      <w:r>
+        <w:rPr>
+          <w:rFonts w:hint="eastAsia"/>
+        </w:rPr>
+        <w:t>於</w:t>
+      </w:r>
+      <w:r>
+        <w:rPr>
+          <w:rFonts w:hint="eastAsia"/>
+        </w:rPr>
+        <w:t>114</w:t>
+      </w:r>
+      <w:r>
+        <w:rPr>
+          <w:rFonts w:hint="eastAsia"/>
+        </w:rPr>
+        <w:t>年的運量占比達</w:t>
+      </w:r>
+      <w:r>
+        <w:rPr>
+          <w:rFonts w:hint="eastAsia"/>
+        </w:rPr>
+        <w:t>12.5%</w:t>
+      </w:r>
+      <w:r>
+        <w:rPr>
+          <w:rFonts w:hint="eastAsia"/>
+        </w:rPr>
+        <w:t>。同時，</w:t>
+      </w:r>
+      <w:r>
+        <w:rPr>
+          <w:rFonts w:hint="eastAsia"/>
+        </w:rPr>
+        <w:t>303</w:t>
+      </w:r>
+      <w:r>
+        <w:rPr>
+          <w:rFonts w:hint="eastAsia"/>
+        </w:rPr>
+        <w:t>山線景點線在</w:t>
+      </w:r>
+      <w:r>
+        <w:rPr>
+          <w:rFonts w:hint="eastAsia"/>
+        </w:rPr>
+        <w:t>114</w:t>
+      </w:r>
+      <w:r>
+        <w:rPr>
+          <w:rFonts w:hint="eastAsia"/>
+        </w:rPr>
+        <w:t>年占比達</w:t>
+      </w:r>
+      <w:r>
+        <w:rPr>
+          <w:rFonts w:hint="eastAsia"/>
+        </w:rPr>
+        <w:t>12.7%</w:t>
+      </w:r>
+      <w:r>
+        <w:rPr>
+          <w:rFonts w:hint="eastAsia"/>
+        </w:rPr>
+        <w:t>，與</w:t>
+      </w:r>
+      <w:r>
+        <w:rPr>
+          <w:rFonts w:hint="eastAsia"/>
+        </w:rPr>
+        <w:t>311</w:t>
+      </w:r>
+      <w:r>
+        <w:rPr>
+          <w:rFonts w:hint="eastAsia"/>
+        </w:rPr>
+        <w:t>並肩成為第二梯隊。</w:t>
+      </w:r>
+      <w:r>
+        <w:t>整體來看，</w:t>
+      </w:r>
+      <w:r>
+        <w:t>114</w:t>
+      </w:r>
+      <w:r>
+        <w:t>年市區線體系（</w:t>
+      </w:r>
+      <w:r>
+        <w:t>301</w:t>
+      </w:r>
+      <w:r>
+        <w:t>、</w:t>
+      </w:r>
+      <w:r>
+        <w:t>305</w:t>
+      </w:r>
+      <w:r>
+        <w:t>、</w:t>
+      </w:r>
+      <w:r>
+        <w:t>308</w:t>
+      </w:r>
+      <w:r>
+        <w:t>、</w:t>
+      </w:r>
+      <w:r>
+        <w:t>311</w:t>
+      </w:r>
+      <w:r>
+        <w:t>等）占比明顯提高</w:t>
+      </w:r>
+      <w:r>
+        <w:rPr>
+          <w:rFonts w:hint="eastAsia"/>
+        </w:rPr>
+        <w:t>，</w:t>
+      </w:r>
+      <w:r>
+        <w:rPr>
+          <w:rFonts w:hint="eastAsia"/>
+        </w:rPr>
+        <w:t>顯示</w:t>
+      </w:r>
+      <w:r>
+        <w:rPr>
+          <w:rFonts w:hint="eastAsia"/>
+        </w:rPr>
+        <w:t>花蓮縣市區</w:t>
+      </w:r>
+      <w:r>
+        <w:rPr>
+          <w:rFonts w:hint="eastAsia"/>
+        </w:rPr>
+        <w:t>客運已從</w:t>
+      </w:r>
+      <w:r>
+        <w:t>由</w:t>
+      </w:r>
+      <w:r>
+        <w:t>112</w:t>
+      </w:r>
+      <w:r>
+        <w:t>年景區線主導（</w:t>
+      </w:r>
+      <w:r>
+        <w:t>302</w:t>
+      </w:r>
+      <w:r>
+        <w:t>、</w:t>
+      </w:r>
+      <w:r>
+        <w:t>310</w:t>
+      </w:r>
+      <w:r>
+        <w:t>占</w:t>
+      </w:r>
+      <w:r>
+        <w:t>53.5%</w:t>
+      </w:r>
+      <w:r>
+        <w:t>）轉為以市區與在地路線為主的分布型態。</w:t>
+      </w:r>
+    </w:p>
+    <w:p>
+      <w:pPr>
+        <w:widowControl/>
+        <w:spacing w:beforeLines="0" w:before="0" w:afterLines="0" w:after="160" w:line="278" w:lineRule="auto"/>
+        <w:ind w:firstLineChars="0" w:firstLine="0"/>
+        <w:jc w:val="left"/>
         <w:rPr>
           <w:rFonts w:cstheme="majorBidi"/>
           <w:b/>
@@ -7435,7 +8060,7 @@
       <w:pPr>
         <w:pStyle w:val="3"/>
       </w:pPr>
-      <w:bookmarkStart w:id="3" w:name="_Toc228827256"/>
+      <w:bookmarkStart w:id="3" w:name="_Toc228919642"/>
       <w:r>
         <w:lastRenderedPageBreak/>
         <w:t>月運量趨勢</w:t>
@@ -7775,7 +8400,7 @@
       <w:pPr>
         <w:pStyle w:val="3"/>
       </w:pPr>
-      <w:bookmarkStart w:id="4" w:name="_Toc228827257"/>
+      <w:bookmarkStart w:id="4" w:name="_Toc228919643"/>
       <w:r>
         <w:lastRenderedPageBreak/>
         <w:t>持卡身分分析</w:t>
@@ -10838,142 +11463,98 @@
         <w:t>114</w:t>
       </w:r>
       <w:r>
-        <w:t>年普通票人次為</w:t>
-      </w:r>
-      <w:r>
-        <w:t>218,768</w:t>
-      </w:r>
-      <w:r>
-        <w:t>人，占</w:t>
+        <w:t>年普通票，占比</w:t>
+      </w:r>
+      <w:r>
+        <w:t>67.0%</w:t>
+      </w:r>
+      <w:r>
+        <w:t>，較</w:t>
+      </w:r>
+      <w:r>
+        <w:t>113</w:t>
       </w:r>
       <w:r>
         <w:lastRenderedPageBreak/>
-        <w:t>比</w:t>
-      </w:r>
-      <w:r>
-        <w:t>67.0%</w:t>
-      </w:r>
-      <w:r>
-        <w:t>，較</w:t>
+        <w:t>年</w:t>
+      </w:r>
+      <w:r>
+        <w:t>64.2%</w:t>
+      </w:r>
+      <w:r>
+        <w:t>上升</w:t>
+      </w:r>
+      <w:r>
+        <w:t>2.8%</w:t>
+      </w:r>
+      <w:r>
+        <w:t>，顯示在</w:t>
+      </w:r>
+      <w:r>
+        <w:t>TPASS</w:t>
+      </w:r>
+      <w:r>
+        <w:t>定期票政策推動及通勤需求支撐下，普通票仍為市區客運主要使用族群。不過，普通票人次仍較</w:t>
       </w:r>
       <w:r>
         <w:t>113</w:t>
       </w:r>
       <w:r>
+        <w:t>年減少</w:t>
+      </w:r>
+      <w:r>
+        <w:t>9.5%</w:t>
+      </w:r>
+      <w:r>
+        <w:t>，反映整體運量下滑之影響。其他票種方面，敬老優待票，</w:t>
+      </w:r>
+      <w:r>
+        <w:rPr>
+          <w:rFonts w:hint="eastAsia"/>
+        </w:rPr>
+        <w:t>114</w:t>
+      </w:r>
+      <w:r>
+        <w:rPr>
+          <w:rFonts w:hint="eastAsia"/>
+        </w:rPr>
         <w:t>年</w:t>
       </w:r>
       <w:r>
-        <w:t>64.2%</w:t>
-      </w:r>
-      <w:r>
-        <w:t>上升</w:t>
-      </w:r>
-      <w:r>
-        <w:t>2.8%</w:t>
-      </w:r>
-      <w:r>
-        <w:t>，顯示在</w:t>
-      </w:r>
-      <w:r>
-        <w:t>TPASS</w:t>
-      </w:r>
-      <w:r>
-        <w:t>定期票政策推動及通勤需求支撐下，普通票仍為市區客運主要使用族群。不過，普通票人次仍較</w:t>
-      </w:r>
-      <w:r>
-        <w:t>113</w:t>
-      </w:r>
-      <w:r>
-        <w:t>年減少</w:t>
-      </w:r>
-      <w:r>
-        <w:t>9.5%</w:t>
-      </w:r>
-      <w:r>
-        <w:t>，反映整體運量下滑之影響。其他票種方面，敬老優待票由</w:t>
-      </w:r>
-      <w:r>
-        <w:t>113</w:t>
-      </w:r>
-      <w:r>
-        <w:t>年</w:t>
-      </w:r>
-      <w:r>
-        <w:t>33,514</w:t>
-      </w:r>
-      <w:r>
-        <w:t>人降至</w:t>
+        <w:t>年減</w:t>
+      </w:r>
+      <w:r>
+        <w:t>33.1%</w:t>
+      </w:r>
+      <w:r>
+        <w:t>，降幅最為明顯；其他優待票及學生票也分別年減</w:t>
+      </w:r>
+      <w:r>
+        <w:t>22.0%</w:t>
+      </w:r>
+      <w:r>
+        <w:t>及</w:t>
+      </w:r>
+      <w:r>
+        <w:t>12.0%</w:t>
+      </w:r>
+      <w:r>
+        <w:t>。整體而言，</w:t>
       </w:r>
       <w:r>
         <w:t>114</w:t>
       </w:r>
       <w:r>
-        <w:t>年</w:t>
-      </w:r>
-      <w:r>
-        <w:t>22,415</w:t>
-      </w:r>
-      <w:r>
-        <w:t>人，年減</w:t>
-      </w:r>
-      <w:r>
-        <w:t>33.1%</w:t>
-      </w:r>
-      <w:r>
-        <w:t>，降幅最為明顯；其他優待票及學生票也分別年減</w:t>
-      </w:r>
-      <w:r>
-        <w:t>22.0%</w:t>
-      </w:r>
-      <w:r>
-        <w:t>及</w:t>
-      </w:r>
-      <w:r>
-        <w:t>12.0%</w:t>
-      </w:r>
-      <w:r>
-        <w:t>。愛心優待票占比由</w:t>
-      </w:r>
-      <w:r>
-        <w:t>113</w:t>
-      </w:r>
-      <w:r>
-        <w:t>年</w:t>
-      </w:r>
-      <w:r>
-        <w:t>2.5%</w:t>
-      </w:r>
-      <w:r>
-        <w:t>小幅上升至</w:t>
-      </w:r>
-      <w:r>
-        <w:t>114</w:t>
-      </w:r>
-      <w:r>
-        <w:t>年</w:t>
-      </w:r>
-      <w:r>
-        <w:t>2.6%</w:t>
-      </w:r>
-      <w:r>
-        <w:t>，但</w:t>
-      </w:r>
-      <w:proofErr w:type="gramStart"/>
-      <w:r>
-        <w:t>人次仍年減</w:t>
-      </w:r>
-      <w:proofErr w:type="gramEnd"/>
-      <w:r>
-        <w:t>8.3%</w:t>
-      </w:r>
-      <w:r>
-        <w:t>。整體而言，</w:t>
-      </w:r>
-      <w:r>
-        <w:t>114</w:t>
-      </w:r>
-      <w:r>
-        <w:t>年各持卡身分人次多呈下降，顯示花蓮地區公共運輸需求仍受災後觀光活動減少及交通環境恢復期影響；但普通票（含</w:t>
+        <w:t>年各持卡身分人次</w:t>
+      </w:r>
+      <w:r>
+        <w:rPr>
+          <w:rFonts w:hint="eastAsia"/>
+        </w:rPr>
+        <w:t>大多</w:t>
+      </w:r>
+      <w:r>
+        <w:t>呈下降，顯示花蓮地區公共運輸需求仍受災後觀光活動減少及交通環境恢復期影響；但普通票（含</w:t>
       </w:r>
       <w:r>
         <w:t>TPASS</w:t>
@@ -11003,7 +11584,7 @@
       <w:pPr>
         <w:pStyle w:val="3"/>
       </w:pPr>
-      <w:bookmarkStart w:id="5" w:name="_Toc228827258"/>
+      <w:bookmarkStart w:id="5" w:name="_Toc228919644"/>
       <w:r>
         <w:lastRenderedPageBreak/>
         <w:t>定期票分析</w:t>
@@ -13235,14 +13816,11 @@
       </w:r>
       <w:proofErr w:type="gramEnd"/>
       <w:r>
+        <w:t>，</w:t>
+      </w:r>
+      <w:r>
         <w:lastRenderedPageBreak/>
-        <w:t>人次為</w:t>
-      </w:r>
-      <w:r>
-        <w:t>228,013</w:t>
-      </w:r>
-      <w:r>
-        <w:t>人，占比</w:t>
+        <w:t>占比</w:t>
       </w:r>
       <w:r>
         <w:t>69.8%</w:t>
@@ -13281,91 +13859,79 @@
         <w:t>113</w:t>
       </w:r>
       <w:r>
+        <w:t>年占比</w:t>
+      </w:r>
+      <w:r>
+        <w:t>12.6%</w:t>
+      </w:r>
+      <w:r>
+        <w:t>上升至</w:t>
+      </w:r>
+      <w:r>
+        <w:rPr>
+          <w:rFonts w:hint="eastAsia"/>
+        </w:rPr>
+        <w:t>114</w:t>
+      </w:r>
+      <w:r>
+        <w:rPr>
+          <w:rFonts w:hint="eastAsia"/>
+        </w:rPr>
         <w:t>年</w:t>
       </w:r>
       <w:r>
-        <w:t>47,332</w:t>
-      </w:r>
-      <w:r>
-        <w:t>人提升至</w:t>
-      </w:r>
-      <w:r>
-        <w:t>114</w:t>
-      </w:r>
-      <w:r>
-        <w:t>年</w:t>
-      </w:r>
-      <w:r>
-        <w:t>85,367</w:t>
-      </w:r>
-      <w:r>
-        <w:t>人，占比由</w:t>
-      </w:r>
-      <w:r>
-        <w:t>12.6%</w:t>
+        <w:t>26.1%</w:t>
+      </w:r>
+      <w:r>
+        <w:t>，年增</w:t>
+      </w:r>
+      <w:r>
+        <w:t>80.4%</w:t>
+      </w:r>
+      <w:r>
+        <w:t>；花蓮</w:t>
+      </w:r>
+      <w:r>
+        <w:t>399</w:t>
+      </w:r>
+      <w:r>
+        <w:t>方案占比</w:t>
+      </w:r>
+      <w:r>
+        <w:t>亦</w:t>
+      </w:r>
+      <w:r>
+        <w:t>由</w:t>
+      </w:r>
+      <w:r>
+        <w:t>2.5%</w:t>
       </w:r>
       <w:r>
         <w:t>上升至</w:t>
       </w:r>
       <w:r>
-        <w:t>26.1%</w:t>
+        <w:t>4.0%</w:t>
       </w:r>
       <w:r>
         <w:t>，年增</w:t>
       </w:r>
       <w:r>
-        <w:t>80.4%</w:t>
-      </w:r>
-      <w:r>
-        <w:t>；花蓮</w:t>
+        <w:t>42.6%</w:t>
+      </w:r>
+      <w:r>
+        <w:t>。整體而言，花蓮</w:t>
+      </w:r>
+      <w:r>
+        <w:t>199</w:t>
+      </w:r>
+      <w:r>
+        <w:t>及</w:t>
       </w:r>
       <w:r>
         <w:t>399</w:t>
       </w:r>
       <w:r>
-        <w:t>方案亦由</w:t>
-      </w:r>
-      <w:r>
-        <w:t>9,260</w:t>
-      </w:r>
-      <w:r>
-        <w:t>人增加至</w:t>
-      </w:r>
-      <w:r>
-        <w:t>13,203</w:t>
-      </w:r>
-      <w:r>
-        <w:t>人，占比由</w:t>
-      </w:r>
-      <w:r>
-        <w:t>2.5%</w:t>
-      </w:r>
-      <w:r>
-        <w:t>上升至</w:t>
-      </w:r>
-      <w:r>
-        <w:t>4.0%</w:t>
-      </w:r>
-      <w:r>
-        <w:t>，年增</w:t>
-      </w:r>
-      <w:r>
-        <w:t>42.6%</w:t>
-      </w:r>
-      <w:r>
-        <w:t>。整體而言，定期票（花蓮</w:t>
-      </w:r>
-      <w:r>
-        <w:t>199</w:t>
-      </w:r>
-      <w:r>
-        <w:t>及</w:t>
-      </w:r>
-      <w:r>
-        <w:t>399</w:t>
-      </w:r>
-      <w:r>
-        <w:t>）合計占比由</w:t>
+        <w:t>合計占比由</w:t>
       </w:r>
       <w:r>
         <w:t>112</w:t>
@@ -13413,7 +13979,7 @@
       <w:pPr>
         <w:pStyle w:val="3"/>
       </w:pPr>
-      <w:bookmarkStart w:id="6" w:name="_Toc228827259"/>
+      <w:bookmarkStart w:id="6" w:name="_Toc228919645"/>
       <w:r>
         <w:rPr>
           <w:rFonts w:hint="eastAsia"/>
@@ -13446,31 +14012,7 @@
         <w:t>114</w:t>
       </w:r>
       <w:r>
-        <w:t>年花蓮縣市區客運運量變化，整體搭乘人次呈現逐年下降趨勢，由</w:t>
-      </w:r>
-      <w:r>
-        <w:t>112</w:t>
-      </w:r>
-      <w:r>
-        <w:t>年</w:t>
-      </w:r>
-      <w:r>
-        <w:t>421,721</w:t>
-      </w:r>
-      <w:r>
-        <w:t>人次降至</w:t>
-      </w:r>
-      <w:r>
-        <w:t>114</w:t>
-      </w:r>
-      <w:r>
-        <w:t>年</w:t>
-      </w:r>
-      <w:r>
-        <w:t>326,583</w:t>
-      </w:r>
-      <w:r>
-        <w:t>人次，研判主要受</w:t>
+        <w:t>年花蓮縣市區客運運量變化，整體搭乘人次呈現逐年下降趨勢，研判主要受</w:t>
       </w:r>
       <w:r>
         <w:t>113</w:t>
@@ -13569,7 +14111,7 @@
         <w:t>30.1%</w:t>
       </w:r>
       <w:r>
-        <w:t>，反映民眾搭乘型態逐漸由單次付費轉向具成本效益之定期票使用。相較之下，敬老優待票、學生票及其他優待票人次多呈下降，顯示不同族群受災後交通條件、外出需求及生活型態變化影響程度不一。整體而言，後續市區客運營運規劃宜兼顧觀光復甦與在地民生需求，並持續配合</w:t>
+        <w:t>，反映民眾搭乘型態逐漸由單次付費轉向具成本效益之定期票使用。整體而言，後續市區客運營運規劃宜兼顧觀光復甦與在地民生需求，並持續配合</w:t>
       </w:r>
       <w:r>
         <w:t>TPASS</w:t>
@@ -13594,7 +14136,7 @@
         <w:pStyle w:val="2"/>
         <w:spacing w:before="180" w:after="180"/>
       </w:pPr>
-      <w:bookmarkStart w:id="7" w:name="_Toc228827260"/>
+      <w:bookmarkStart w:id="7" w:name="_Toc228919646"/>
       <w:proofErr w:type="gramStart"/>
       <w:r>
         <w:rPr>
@@ -13616,7 +14158,7 @@
       <w:pPr>
         <w:pStyle w:val="3"/>
       </w:pPr>
-      <w:bookmarkStart w:id="8" w:name="_Toc228827261"/>
+      <w:bookmarkStart w:id="8" w:name="_Toc228919647"/>
       <w:r>
         <w:t>年運量趨勢</w:t>
       </w:r>
@@ -16885,153 +17427,84 @@
       </w:r>
       <w:r>
         <w:lastRenderedPageBreak/>
-        <w:t>運量呈現逐年成長趨勢，總搭乘人次由</w:t>
+        <w:t>運量呈現逐年成長趨勢</w:t>
+      </w:r>
+      <w:r>
+        <w:rPr>
+          <w:rFonts w:hint="eastAsia"/>
+        </w:rPr>
+        <w:t>。</w:t>
+      </w:r>
+      <w:r>
+        <w:t>由表</w:t>
+      </w:r>
+      <w:r>
+        <w:t>1.2.1</w:t>
+      </w:r>
+      <w:r>
+        <w:t>進一步觀察各路線運量結構，</w:t>
       </w:r>
       <w:r>
         <w:t>112</w:t>
       </w:r>
       <w:r>
+        <w:t>年至</w:t>
+      </w:r>
+      <w:r>
+        <w:t>113</w:t>
+      </w:r>
+      <w:r>
+        <w:t>年間運量成長主要來自市區循環線及陸海空線，其中市區循環線</w:t>
+      </w:r>
+      <w:r>
+        <w:t>113</w:t>
+      </w:r>
+      <w:r>
+        <w:t>年年增</w:t>
+      </w:r>
+      <w:r>
+        <w:t>49.9%</w:t>
+      </w:r>
+      <w:r>
+        <w:t>，成長幅度較為明顯；陸海空線則</w:t>
+      </w:r>
+      <w:r>
+        <w:rPr>
+          <w:rFonts w:hint="eastAsia"/>
+        </w:rPr>
+        <w:t>於</w:t>
+      </w:r>
+      <w:r>
+        <w:t>113</w:t>
+      </w:r>
+      <w:r>
+        <w:t>年年增</w:t>
+      </w:r>
+      <w:r>
+        <w:t>11.1%</w:t>
+      </w:r>
+      <w:r>
+        <w:t>。至</w:t>
+      </w:r>
+      <w:r>
+        <w:t>114</w:t>
+      </w:r>
+      <w:r>
+        <w:t>年，雖兩條既有路線人次分別較</w:t>
+      </w:r>
+      <w:r>
+        <w:t>113</w:t>
+      </w:r>
+      <w:r>
+        <w:t>年下降，惟因新增及調整後路線投入服務，整體運量仍維持成長。</w:t>
+      </w:r>
+      <w:r>
+        <w:t>114</w:t>
+      </w:r>
+      <w:r>
         <w:t>年</w:t>
       </w:r>
       <w:r>
-        <w:t>113,578</w:t>
-      </w:r>
-      <w:r>
-        <w:t>人次增加至</w:t>
-      </w:r>
-      <w:r>
-        <w:t>113</w:t>
-      </w:r>
-      <w:r>
-        <w:t>年</w:t>
-      </w:r>
-      <w:r>
-        <w:t>147,636</w:t>
-      </w:r>
-      <w:r>
-        <w:t>人次，並於</w:t>
-      </w:r>
-      <w:r>
-        <w:t>114</w:t>
-      </w:r>
-      <w:r>
-        <w:t>年進一步提升至</w:t>
-      </w:r>
-      <w:r>
-        <w:t>158,345</w:t>
-      </w:r>
-      <w:r>
-        <w:t>人次，顯示市區客運服務使用量持續增加。由表</w:t>
-      </w:r>
-      <w:r>
-        <w:t>1.2.1</w:t>
-      </w:r>
-      <w:r>
-        <w:t>進一步觀察各路線運量結構，</w:t>
-      </w:r>
-      <w:r>
-        <w:t>112</w:t>
-      </w:r>
-      <w:r>
-        <w:t>年至</w:t>
-      </w:r>
-      <w:r>
-        <w:t>113</w:t>
-      </w:r>
-      <w:r>
-        <w:t>年間運量成長主要來自市區循環線及陸海空線，其中市區循環線由</w:t>
-      </w:r>
-      <w:r>
-        <w:t>112</w:t>
-      </w:r>
-      <w:r>
-        <w:t>年</w:t>
-      </w:r>
-      <w:r>
-        <w:t>55,154</w:t>
-      </w:r>
-      <w:r>
-        <w:t>人次增加至</w:t>
-      </w:r>
-      <w:r>
-        <w:t>113</w:t>
-      </w:r>
-      <w:r>
-        <w:t>年</w:t>
-      </w:r>
-      <w:r>
-        <w:t>82,699</w:t>
-      </w:r>
-      <w:r>
-        <w:t>人次，年增</w:t>
-      </w:r>
-      <w:r>
-        <w:t>49.9%</w:t>
-      </w:r>
-      <w:r>
-        <w:t>，成長幅度較為明顯；陸海空線則由</w:t>
-      </w:r>
-      <w:r>
-        <w:t>112</w:t>
-      </w:r>
-      <w:r>
-        <w:t>年</w:t>
-      </w:r>
-      <w:r>
-        <w:t>58,424</w:t>
-      </w:r>
-      <w:r>
-        <w:t>人次增加至</w:t>
-      </w:r>
-      <w:r>
-        <w:t>113</w:t>
-      </w:r>
-      <w:r>
-        <w:t>年</w:t>
-      </w:r>
-      <w:r>
-        <w:t>64,937</w:t>
-      </w:r>
-      <w:r>
-        <w:t>人次，年增</w:t>
-      </w:r>
-      <w:r>
-        <w:t>11.1%</w:t>
-      </w:r>
-      <w:r>
-        <w:t>。至</w:t>
-      </w:r>
-      <w:r>
-        <w:t>114</w:t>
-      </w:r>
-      <w:r>
-        <w:t>年，雖兩條既有路線人次分別較</w:t>
-      </w:r>
-      <w:r>
-        <w:t>113</w:t>
-      </w:r>
-      <w:r>
-        <w:t>年下降，市區循環線降至</w:t>
-      </w:r>
-      <w:r>
-        <w:t>74,060</w:t>
-      </w:r>
-      <w:r>
-        <w:t>人次，陸海空線降至</w:t>
-      </w:r>
-      <w:r>
-        <w:t>59,580</w:t>
-      </w:r>
-      <w:r>
-        <w:t>人次，惟因新增及調整後路線投入服務，整體運量仍維持成長。</w:t>
-      </w:r>
-      <w:r>
-        <w:t>114</w:t>
-      </w:r>
-      <w:r>
-        <w:t>年</w:t>
-      </w:r>
-      <w:r>
         <w:t>11</w:t>
       </w:r>
       <w:r>
@@ -17065,67 +17538,16 @@
         <w:t>203</w:t>
       </w:r>
       <w:r>
-        <w:t>路線；其中</w:t>
-      </w:r>
-      <w:r>
-        <w:t>101</w:t>
-      </w:r>
-      <w:r>
         <w:t>路線</w:t>
       </w:r>
       <w:r>
-        <w:t>114</w:t>
-      </w:r>
-      <w:r>
-        <w:t>年搭乘人次為</w:t>
-      </w:r>
-      <w:r>
-        <w:t>15,307</w:t>
-      </w:r>
-      <w:r>
-        <w:t>人次，占比</w:t>
-      </w:r>
-      <w:r>
-        <w:t>9.7%</w:t>
-      </w:r>
-      <w:r>
-        <w:t>，</w:t>
-      </w:r>
-      <w:r>
-        <w:t>202</w:t>
-      </w:r>
-      <w:r>
-        <w:t>、</w:t>
-      </w:r>
-      <w:r>
-        <w:t>201</w:t>
-      </w:r>
-      <w:r>
-        <w:t>及</w:t>
-      </w:r>
-      <w:r>
-        <w:t>203</w:t>
-      </w:r>
-      <w:r>
-        <w:t>路線占比分別為</w:t>
-      </w:r>
-      <w:r>
-        <w:t>2.5%</w:t>
-      </w:r>
-      <w:r>
-        <w:t>、</w:t>
-      </w:r>
-      <w:r>
-        <w:t>2.2%</w:t>
-      </w:r>
-      <w:r>
-        <w:t>及</w:t>
-      </w:r>
-      <w:r>
-        <w:t>1.3%</w:t>
-      </w:r>
-      <w:r>
-        <w:t>。整體而言，</w:t>
+        <w:rPr>
+          <w:rFonts w:hint="eastAsia"/>
+        </w:rPr>
+        <w:t>。</w:t>
+      </w:r>
+      <w:r>
+        <w:t>整體而言，</w:t>
       </w:r>
       <w:proofErr w:type="gramStart"/>
       <w:r>
@@ -17151,7 +17573,7 @@
       <w:pPr>
         <w:pStyle w:val="3"/>
       </w:pPr>
-      <w:bookmarkStart w:id="9" w:name="_Toc228827262"/>
+      <w:bookmarkStart w:id="9" w:name="_Toc228919648"/>
       <w:r>
         <w:lastRenderedPageBreak/>
         <w:t>月運量趨勢</w:t>
@@ -17438,13 +17860,7 @@
         <w:t>15,000</w:t>
       </w:r>
       <w:r>
-        <w:t>人次以上，反映整體運輸服務使用情形持續成長。就季節性變化而言，各年度皆呈現年中及年末運量較高之趨勢，推測與觀光活動、節假日及民眾出行需求增加有關。另</w:t>
-      </w:r>
-      <w:r>
-        <w:t>114</w:t>
-      </w:r>
-      <w:r>
-        <w:t>年部分月份出現短期波動，可能與路線調整、班次配置或特定期間需求變化相關。整體而言，</w:t>
+        <w:t>人次以上，反映整體運輸服務使用情形持續成長。整體而言，</w:t>
       </w:r>
       <w:proofErr w:type="gramStart"/>
       <w:r>
@@ -17470,7 +17886,7 @@
       <w:pPr>
         <w:pStyle w:val="3"/>
       </w:pPr>
-      <w:bookmarkStart w:id="10" w:name="_Toc228827263"/>
+      <w:bookmarkStart w:id="10" w:name="_Toc228919649"/>
       <w:r>
         <w:lastRenderedPageBreak/>
         <w:t>持卡身分分析</w:t>
@@ -20555,13 +20971,7 @@
         <w:t>TPASS</w:t>
       </w:r>
       <w:r>
-        <w:t>）為主要使用族群，搭乘人次為</w:t>
-      </w:r>
-      <w:r>
-        <w:t>108,722</w:t>
-      </w:r>
-      <w:r>
-        <w:t>人，占整體</w:t>
+        <w:t>）為主要使用族群，占整體</w:t>
       </w:r>
       <w:r>
         <w:t>68.7%</w:t>
@@ -20606,78 +21016,18 @@
         <w:t>比</w:t>
       </w:r>
       <w:r>
-        <w:t>持續上升；敬老優待票為</w:t>
-      </w:r>
-      <w:r>
-        <w:t>17,386</w:t>
-      </w:r>
-      <w:r>
-        <w:t>人，占</w:t>
-      </w:r>
-      <w:r>
-        <w:t>11.0%</w:t>
-      </w:r>
-      <w:r>
-        <w:t>，占比與</w:t>
+        <w:t>持續上升；</w:t>
+      </w:r>
+      <w:r>
+        <w:t>114</w:t>
+      </w:r>
+      <w:r>
+        <w:t>年整體搭乘人次較</w:t>
       </w:r>
       <w:r>
         <w:t>113</w:t>
       </w:r>
       <w:r>
-        <w:t>年相近，呈現相對穩定；其他優待票</w:t>
-      </w:r>
-      <w:r>
-        <w:t>13,433</w:t>
-      </w:r>
-      <w:r>
-        <w:t>人，占</w:t>
-      </w:r>
-      <w:r>
-        <w:t>8.5%</w:t>
-      </w:r>
-      <w:r>
-        <w:t>，學生票</w:t>
-      </w:r>
-      <w:r>
-        <w:t>12,887</w:t>
-      </w:r>
-      <w:r>
-        <w:t>人，占</w:t>
-      </w:r>
-      <w:r>
-        <w:t>8.1%</w:t>
-      </w:r>
-      <w:r>
-        <w:t>，兩者占比皆較前一年略為下降；愛心優待票為</w:t>
-      </w:r>
-      <w:r>
-        <w:t>5,917</w:t>
-      </w:r>
-      <w:r>
-        <w:t>人，占</w:t>
-      </w:r>
-      <w:r>
-        <w:t>3.7%</w:t>
-      </w:r>
-      <w:r>
-        <w:t>，占比小幅提升。就人次變化而言，</w:t>
-      </w:r>
-      <w:r>
-        <w:t>114</w:t>
-      </w:r>
-      <w:r>
-        <w:t>年整體搭乘人次為</w:t>
-      </w:r>
-      <w:r>
-        <w:t>158,345</w:t>
-      </w:r>
-      <w:r>
-        <w:t>人，較</w:t>
-      </w:r>
-      <w:r>
-        <w:t>113</w:t>
-      </w:r>
-      <w:r>
         <w:t>年增加</w:t>
       </w:r>
       <w:r>
@@ -20695,7 +21045,7 @@
         <w:t>13.3%</w:t>
       </w:r>
       <w:r>
-        <w:t>，為帶動運量成長之主要來源；愛心優待票亦呈正成長，其餘票種則多為小幅減少或持平。整體而言，</w:t>
+        <w:t>，為帶動運量成長之主要來源。整體而言，</w:t>
       </w:r>
       <w:proofErr w:type="gramStart"/>
       <w:r>
@@ -20703,7 +21053,19 @@
       </w:r>
       <w:proofErr w:type="gramEnd"/>
       <w:r>
-        <w:t>東縣市區客運持卡身分結構以一般通勤族群為主，並呈現普通票占比逐步提高之趨勢，顯示公共運輸使用逐漸回歸日常通勤導向，後續可持續觀察不同族群搭乘需求變化，作為票證政策及服務規劃之參考。</w:t>
+        <w:t>東縣市區客運持卡身分結構以一般通勤族群為主，並呈現普通票</w:t>
+      </w:r>
+      <w:r>
+        <w:t>（含</w:t>
+      </w:r>
+      <w:r>
+        <w:t>TPASS</w:t>
+      </w:r>
+      <w:r>
+        <w:t>）</w:t>
+      </w:r>
+      <w:r>
+        <w:t>占比逐步提高之趨勢，顯示公共運輸使用逐漸回歸日常通勤導向，後續可持續觀察不同族群搭乘需求變化，作為票證政策及服務規劃之參考。</w:t>
       </w:r>
     </w:p>
     <w:p>
@@ -20721,7 +21083,7 @@
       <w:pPr>
         <w:pStyle w:val="3"/>
       </w:pPr>
-      <w:bookmarkStart w:id="11" w:name="_Toc228827264"/>
+      <w:bookmarkStart w:id="11" w:name="_Toc228919650"/>
       <w:r>
         <w:lastRenderedPageBreak/>
         <w:t>定期票分析</w:t>
@@ -22537,43 +22899,79 @@
       </w:r>
       <w:proofErr w:type="gramEnd"/>
       <w:r>
-        <w:t>為主，搭乘人次為</w:t>
-      </w:r>
-      <w:r>
-        <w:t>128,398</w:t>
-      </w:r>
-      <w:r>
-        <w:t>人，占整體</w:t>
+        <w:t>為主，占整體</w:t>
       </w:r>
       <w:r>
         <w:t>81.1%</w:t>
       </w:r>
       <w:r>
-        <w:t>，較</w:t>
-      </w:r>
-      <w:r>
-        <w:t>113</w:t>
-      </w:r>
+        <w:t>。</w:t>
+      </w:r>
+      <w:r>
+        <w:t>114</w:t>
+      </w:r>
+      <w:r>
+        <w:t>年整體運量成長</w:t>
+      </w:r>
+      <w:r>
+        <w:t>7.3%</w:t>
+      </w:r>
+      <w:r>
+        <w:t>，其中</w:t>
+      </w:r>
+      <w:proofErr w:type="gramStart"/>
+      <w:r>
+        <w:t>臺</w:t>
+      </w:r>
+      <w:proofErr w:type="gramEnd"/>
+      <w:r>
+        <w:t>東</w:t>
+      </w:r>
+      <w:r>
+        <w:t>299</w:t>
+      </w:r>
+      <w:r>
+        <w:t>年增</w:t>
+      </w:r>
+      <w:r>
+        <w:t>43.3%</w:t>
+      </w:r>
+      <w:r>
+        <w:t>，明顯</w:t>
+      </w:r>
+      <w:proofErr w:type="gramStart"/>
+      <w:r>
+        <w:t>高於非定期票</w:t>
+      </w:r>
+      <w:proofErr w:type="gramEnd"/>
+      <w:r>
+        <w:t>年增</w:t>
+      </w:r>
+      <w:r>
+        <w:t>1.3%</w:t>
+      </w:r>
+      <w:r>
+        <w:t>。綜合</w:t>
+      </w:r>
+      <w:proofErr w:type="gramStart"/>
+      <w:r>
+        <w:rPr>
+          <w:rFonts w:hint="eastAsia"/>
+        </w:rPr>
+        <w:t>三</w:t>
+      </w:r>
+      <w:proofErr w:type="gramEnd"/>
       <w:r>
         <w:t>年</w:t>
       </w:r>
       <w:r>
-        <w:t>85.9%</w:t>
-      </w:r>
-      <w:r>
-        <w:t>下降</w:t>
-      </w:r>
-      <w:r>
-        <w:t>4.8</w:t>
-      </w:r>
-      <w:r>
-        <w:rPr>
-          <w:rFonts w:hint="eastAsia"/>
-        </w:rPr>
-        <w:t>%</w:t>
-      </w:r>
-      <w:r>
-        <w:t>；定期票「</w:t>
+        <w:rPr>
+          <w:rFonts w:hint="eastAsia"/>
+        </w:rPr>
+        <w:t>間</w:t>
+      </w:r>
+      <w:r>
+        <w:t>趨勢，</w:t>
       </w:r>
       <w:proofErr w:type="gramStart"/>
       <w:r>
@@ -22587,197 +22985,38 @@
         <w:t>299</w:t>
       </w:r>
       <w:r>
-        <w:t>」方案人次為</w:t>
-      </w:r>
-      <w:r>
-        <w:t>29,947</w:t>
-      </w:r>
-      <w:r>
-        <w:t>人，占</w:t>
-      </w:r>
-      <w:r>
-        <w:t>18.9%</w:t>
-      </w:r>
-      <w:r>
-        <w:t>，占比較</w:t>
-      </w:r>
-      <w:r>
-        <w:t>113</w:t>
-      </w:r>
-      <w:r>
-        <w:t>年</w:t>
-      </w:r>
-      <w:r>
-        <w:t>14.2%</w:t>
-      </w:r>
-      <w:r>
-        <w:t>提升</w:t>
-      </w:r>
-      <w:r>
-        <w:t>4.7</w:t>
-      </w:r>
-      <w:r>
-        <w:rPr>
-          <w:rFonts w:hint="eastAsia"/>
-        </w:rPr>
-        <w:t>%</w:t>
-      </w:r>
-      <w:r>
-        <w:t>。就人次變化而言，</w:t>
-      </w:r>
-      <w:r>
-        <w:t>114</w:t>
-      </w:r>
-      <w:r>
-        <w:t>年整體運量為</w:t>
-      </w:r>
-      <w:r>
-        <w:t>158,345</w:t>
-      </w:r>
-      <w:r>
-        <w:t>人次，較</w:t>
-      </w:r>
-      <w:r>
-        <w:t>113</w:t>
-      </w:r>
-      <w:r>
-        <w:t>年成長</w:t>
-      </w:r>
-      <w:r>
-        <w:t>7.3%</w:t>
-      </w:r>
-      <w:r>
-        <w:t>，其中</w:t>
+        <w:t>呈現逐年增加情形，反映定期票政策逐步提升民眾使用意願，並可能吸引固定通勤、通學及日常移動族群採用月票搭乘。整體而言，</w:t>
       </w:r>
       <w:proofErr w:type="gramStart"/>
       <w:r>
+        <w:t>雖非定期票</w:t>
+      </w:r>
+      <w:proofErr w:type="gramEnd"/>
+      <w:r>
+        <w:t>仍占多數，</w:t>
+      </w:r>
+      <w:proofErr w:type="gramStart"/>
+      <w:r>
+        <w:t>但定期票</w:t>
+      </w:r>
+      <w:proofErr w:type="gramEnd"/>
+      <w:r>
+        <w:t>占比持續上升，已成為</w:t>
+      </w:r>
+      <w:proofErr w:type="gramStart"/>
+      <w:r>
         <w:t>臺</w:t>
       </w:r>
       <w:proofErr w:type="gramEnd"/>
       <w:r>
-        <w:t>東</w:t>
-      </w:r>
-      <w:r>
-        <w:t>299</w:t>
-      </w:r>
-      <w:r>
-        <w:t>定期票年增</w:t>
-      </w:r>
-      <w:r>
-        <w:t>43.3%</w:t>
-      </w:r>
-      <w:r>
-        <w:t>，明顯</w:t>
-      </w:r>
-      <w:proofErr w:type="gramStart"/>
-      <w:r>
-        <w:t>高於非定期票</w:t>
-      </w:r>
-      <w:proofErr w:type="gramEnd"/>
-      <w:r>
-        <w:t>年增</w:t>
-      </w:r>
-      <w:r>
-        <w:t>1.3%</w:t>
-      </w:r>
-      <w:r>
-        <w:t>，顯示定期票使用成長速度較快。綜合</w:t>
-      </w:r>
-      <w:r>
-        <w:t>112</w:t>
-      </w:r>
-      <w:r>
-        <w:t>年至</w:t>
-      </w:r>
-      <w:r>
-        <w:t>114</w:t>
-      </w:r>
-      <w:r>
-        <w:t>年趨勢，</w:t>
-      </w:r>
-      <w:proofErr w:type="gramStart"/>
-      <w:r>
-        <w:t>臺</w:t>
-      </w:r>
-      <w:proofErr w:type="gramEnd"/>
-      <w:r>
-        <w:t>東</w:t>
-      </w:r>
-      <w:r>
-        <w:t>299</w:t>
-      </w:r>
-      <w:r>
-        <w:t>定期票占比由</w:t>
-      </w:r>
-      <w:r>
-        <w:t>112</w:t>
-      </w:r>
-      <w:r>
-        <w:t>年</w:t>
-      </w:r>
-      <w:r>
-        <w:t>3.6%</w:t>
-      </w:r>
-      <w:r>
-        <w:t>提升至</w:t>
-      </w:r>
-      <w:r>
-        <w:t>114</w:t>
-      </w:r>
-      <w:r>
-        <w:t>年</w:t>
-      </w:r>
-      <w:r>
-        <w:t>18.9%</w:t>
-      </w:r>
-      <w:r>
-        <w:t>，呈現</w:t>
-      </w:r>
-      <w:r>
-        <w:lastRenderedPageBreak/>
-        <w:t>逐年增加情形，反映定期票政策逐步提升民眾使用意願，並可能吸引固定通勤、通學及日常移動族群採用月票搭乘。整體而言，</w:t>
-      </w:r>
-      <w:proofErr w:type="gramStart"/>
-      <w:r>
-        <w:t>雖非定期票</w:t>
-      </w:r>
-      <w:proofErr w:type="gramEnd"/>
-      <w:r>
-        <w:t>仍占多數，</w:t>
-      </w:r>
-      <w:proofErr w:type="gramStart"/>
-      <w:r>
-        <w:t>但定期票</w:t>
-      </w:r>
-      <w:proofErr w:type="gramEnd"/>
-      <w:r>
-        <w:t>占比持續上升，已成為</w:t>
-      </w:r>
-      <w:proofErr w:type="gramStart"/>
-      <w:r>
-        <w:t>臺</w:t>
-      </w:r>
-      <w:proofErr w:type="gramEnd"/>
-      <w:r>
-        <w:t>東縣市區客運運量成長的重要支撐因素。</w:t>
-      </w:r>
-    </w:p>
-    <w:p>
-      <w:pPr>
-        <w:widowControl/>
-        <w:spacing w:beforeLines="0" w:before="0" w:afterLines="0" w:after="160" w:line="278" w:lineRule="auto"/>
-        <w:ind w:firstLineChars="0" w:firstLine="0"/>
-        <w:jc w:val="left"/>
-      </w:pPr>
-      <w:r>
-        <w:br w:type="page"/>
+        <w:t>東縣市區客運運量成長的重要因素。</w:t>
       </w:r>
     </w:p>
     <w:p>
       <w:pPr>
         <w:pStyle w:val="3"/>
       </w:pPr>
-      <w:bookmarkStart w:id="12" w:name="_Toc228827265"/>
+      <w:bookmarkStart w:id="12" w:name="_Toc228919651"/>
       <w:r>
         <w:lastRenderedPageBreak/>
         <w:t>小結</w:t>
@@ -22815,43 +23054,7 @@
       </w:r>
       <w:proofErr w:type="gramEnd"/>
       <w:r>
-        <w:t>東縣市區客運運量變化，整體搭乘人次由</w:t>
-      </w:r>
-      <w:r>
-        <w:t>112</w:t>
-      </w:r>
-      <w:r>
-        <w:t>年</w:t>
-      </w:r>
-      <w:r>
-        <w:t>113,578</w:t>
-      </w:r>
-      <w:r>
-        <w:t>人次增加至</w:t>
-      </w:r>
-      <w:r>
-        <w:t>113</w:t>
-      </w:r>
-      <w:r>
-        <w:t>年</w:t>
-      </w:r>
-      <w:r>
-        <w:t>147,636</w:t>
-      </w:r>
-      <w:r>
-        <w:t>人次，並於</w:t>
-      </w:r>
-      <w:r>
-        <w:t>114</w:t>
-      </w:r>
-      <w:r>
-        <w:t>年提升至</w:t>
-      </w:r>
-      <w:r>
-        <w:t>158,345</w:t>
-      </w:r>
-      <w:r>
-        <w:t>人次，呈現逐年成長趨勢，顯示市區客運服務使用量持續增加，公共運輸使用情形逐步提升。從路線結構觀察，</w:t>
+        <w:t>東縣市區客運運量變化，整體搭乘人次呈現逐年成長趨勢，顯示市區客運服務使用量持續增加，公共運輸使用情形逐步提升。從路線結構觀察，</w:t>
       </w:r>
       <w:r>
         <w:t>112</w:t>
@@ -22996,7 +23199,7 @@
         <w:t>81.1%</w:t>
       </w:r>
       <w:r>
-        <w:t>，但占比逐年下降。相對而言，定期票「</w:t>
+        <w:t>，但占比逐年下降。相對而言，定期票</w:t>
       </w:r>
       <w:proofErr w:type="gramStart"/>
       <w:r>
@@ -23010,7 +23213,7 @@
         <w:t>299</w:t>
       </w:r>
       <w:r>
-        <w:t>」使用人次明顯增加，占比由</w:t>
+        <w:t>使用人次明顯增加，占比由</w:t>
       </w:r>
       <w:r>
         <w:t>112</w:t>
@@ -23073,7 +23276,7 @@
         <w:pStyle w:val="1"/>
         <w:spacing w:before="36" w:after="36"/>
       </w:pPr>
-      <w:bookmarkStart w:id="13" w:name="_Toc228827266"/>
+      <w:bookmarkStart w:id="13" w:name="_Toc228919652"/>
       <w:r>
         <w:rPr>
           <w:rFonts w:hint="eastAsia"/>
@@ -23127,7 +23330,7 @@
         <w:pStyle w:val="2"/>
         <w:spacing w:before="180" w:after="180"/>
       </w:pPr>
-      <w:bookmarkStart w:id="14" w:name="_Toc228827267"/>
+      <w:bookmarkStart w:id="14" w:name="_Toc228919653"/>
       <w:r>
         <w:rPr>
           <w:rFonts w:hint="eastAsia"/>
@@ -23140,7 +23343,7 @@
       <w:pPr>
         <w:pStyle w:val="3"/>
       </w:pPr>
-      <w:bookmarkStart w:id="15" w:name="_Toc228827268"/>
+      <w:bookmarkStart w:id="15" w:name="_Toc228919654"/>
       <w:r>
         <w:rPr>
           <w:rFonts w:hint="eastAsia"/>
@@ -23180,7 +23383,7 @@
         <w:rPr>
           <w:rFonts w:hint="eastAsia"/>
         </w:rPr>
-        <w:t>為利於統計分析與規劃管理，以下資料依據花蓮縣政府交通相關網站「花蓮交通</w:t>
+        <w:t>為利於統計分析與規劃管理，以下資料依據花蓮縣政府交通相關網站花蓮交通</w:t>
       </w:r>
       <w:r>
         <w:rPr>
@@ -23192,7 +23395,7 @@
         <w:rPr>
           <w:rFonts w:hint="eastAsia"/>
         </w:rPr>
-        <w:t>點通」之分類標準，將公路客運路線分為三大類別，分別為海岸線、縱谷線及山海線。各類別之公路客運編號如下：</w:t>
+        <w:t>點通之分類標準，將公路客運路線分為三大類別，分別為海岸線、縱谷線及山海線。各類別之公路客運編號如下：</w:t>
       </w:r>
     </w:p>
     <w:p>
@@ -25000,7 +25203,7 @@
         <w:rPr>
           <w:rFonts w:hint="eastAsia"/>
         </w:rPr>
-        <w:t xml:space="preserve"> 2.1.1 </w:t>
+        <w:t>2.1.1</w:t>
       </w:r>
       <w:r>
         <w:rPr>
@@ -25012,7 +25215,7 @@
         <w:rPr>
           <w:rFonts w:hint="eastAsia"/>
         </w:rPr>
-        <w:t xml:space="preserve"> 2.1.1 </w:t>
+        <w:t>2.1.1</w:t>
       </w:r>
       <w:r>
         <w:rPr>
@@ -25024,7 +25227,7 @@
         <w:rPr>
           <w:rFonts w:hint="eastAsia"/>
         </w:rPr>
-        <w:t xml:space="preserve"> 112 </w:t>
+        <w:t>112</w:t>
       </w:r>
       <w:r>
         <w:rPr>
@@ -25042,121 +25245,84 @@
         <w:rPr>
           <w:rFonts w:hint="eastAsia"/>
         </w:rPr>
-        <w:t>年間呈現先升後降之趨勢。</w:t>
-      </w:r>
-      <w:r>
-        <w:rPr>
-          <w:rFonts w:hint="eastAsia"/>
-        </w:rPr>
-        <w:t>以</w:t>
-      </w:r>
-      <w:r>
-        <w:t>海岸線</w:t>
-      </w:r>
-      <w:r>
-        <w:rPr>
-          <w:rFonts w:hint="eastAsia"/>
-        </w:rPr>
-        <w:t>及</w:t>
-      </w:r>
-      <w:r>
-        <w:t>縱谷線</w:t>
-      </w:r>
-      <w:r>
-        <w:rPr>
-          <w:rFonts w:hint="eastAsia"/>
-        </w:rPr>
-        <w:t>為主</w:t>
-      </w:r>
-      <w:r>
-        <w:rPr>
-          <w:rFonts w:hint="eastAsia"/>
-        </w:rPr>
-        <w:t>要路線</w:t>
-      </w:r>
-      <w:r>
-        <w:rPr>
-          <w:rFonts w:hint="eastAsia"/>
-        </w:rPr>
-        <w:t>，合計占</w:t>
+        <w:t>年間呈現先升後降之趨勢。就路線結構而言，海岸線及縱谷線為主要運量來源，兩者合計約占花蓮縣公路客運總運量之九成</w:t>
+      </w:r>
+      <w:r>
+        <w:rPr>
+          <w:rFonts w:hint="eastAsia"/>
+        </w:rPr>
+        <w:t>。</w:t>
+      </w:r>
+    </w:p>
+    <w:p>
+      <w:pPr>
+        <w:spacing w:before="180" w:after="180"/>
+        <w:ind w:firstLineChars="0" w:firstLine="480"/>
+      </w:pPr>
+      <w:r>
+        <w:rPr>
+          <w:rFonts w:hint="eastAsia"/>
+        </w:rPr>
+        <w:t>進一步觀察各路線變化，</w:t>
+      </w:r>
+      <w:r>
+        <w:rPr>
+          <w:rFonts w:hint="eastAsia"/>
+        </w:rPr>
+        <w:t>113</w:t>
+      </w:r>
+      <w:r>
+        <w:rPr>
+          <w:rFonts w:hint="eastAsia"/>
+        </w:rPr>
+        <w:t>年整體運量成長主要由海岸線帶動。然而，</w:t>
+      </w:r>
+      <w:r>
+        <w:rPr>
+          <w:rFonts w:hint="eastAsia"/>
+        </w:rPr>
+        <w:t>114</w:t>
+      </w:r>
+      <w:r>
+        <w:rPr>
+          <w:rFonts w:hint="eastAsia"/>
+        </w:rPr>
+        <w:t>年總運量明顯萎縮，各路線</w:t>
       </w:r>
       <w:proofErr w:type="gramStart"/>
       <w:r>
         <w:rPr>
           <w:rFonts w:hint="eastAsia"/>
         </w:rPr>
-        <w:t>9</w:t>
-      </w:r>
-      <w:r>
-        <w:rPr>
-          <w:rFonts w:hint="eastAsia"/>
-        </w:rPr>
-        <w:t>成</w:t>
+        <w:t>運量均呈下滑</w:t>
       </w:r>
       <w:proofErr w:type="gramEnd"/>
       <w:r>
         <w:rPr>
           <w:rFonts w:hint="eastAsia"/>
         </w:rPr>
-        <w:t>的花蓮縣公路客運運量</w:t>
-      </w:r>
-      <w:r>
-        <w:rPr>
-          <w:rFonts w:hint="eastAsia"/>
-        </w:rPr>
-        <w:t>。</w:t>
-      </w:r>
-      <w:r>
-        <w:rPr>
-          <w:rFonts w:hint="eastAsia"/>
-        </w:rPr>
-        <w:t>113</w:t>
-      </w:r>
-      <w:r>
-        <w:rPr>
-          <w:rFonts w:hint="eastAsia"/>
-        </w:rPr>
-        <w:t>年的</w:t>
-      </w:r>
-      <w:r>
-        <w:t>成長幾乎被海岸線一條線扛起來</w:t>
-      </w:r>
-      <w:r>
-        <w:rPr>
-          <w:rFonts w:hint="eastAsia"/>
-        </w:rPr>
-        <w:t>。</w:t>
-      </w:r>
-      <w:r>
-        <w:rPr>
-          <w:rFonts w:hint="eastAsia"/>
-        </w:rPr>
-        <w:t xml:space="preserve">114 </w:t>
-      </w:r>
-      <w:r>
-        <w:rPr>
-          <w:rFonts w:hint="eastAsia"/>
-        </w:rPr>
-        <w:t>年運量出現明顯萎縮</w:t>
-      </w:r>
-      <w:r>
-        <w:rPr>
-          <w:rFonts w:hint="eastAsia"/>
-        </w:rPr>
-        <w:t>，各路線運量皆下滑，背後原因有待觀察</w:t>
-      </w:r>
-      <w:r>
-        <w:rPr>
-          <w:rFonts w:hint="eastAsia"/>
-        </w:rPr>
-        <w:t>。</w:t>
+        <w:t>，反映花蓮縣公路客運需求出現普遍性減弱。其背後成因仍需結合路線調整、旅遊需求、通勤型態及其他外部因素進一步觀察與</w:t>
+      </w:r>
+      <w:proofErr w:type="gramStart"/>
+      <w:r>
+        <w:rPr>
+          <w:rFonts w:hint="eastAsia"/>
+        </w:rPr>
+        <w:t>釐</w:t>
+      </w:r>
+      <w:proofErr w:type="gramEnd"/>
+      <w:r>
+        <w:rPr>
+          <w:rFonts w:hint="eastAsia"/>
+        </w:rPr>
+        <w:t>清。</w:t>
       </w:r>
     </w:p>
     <w:p>
       <w:pPr>
         <w:pStyle w:val="3"/>
       </w:pPr>
-      <w:bookmarkStart w:id="16" w:name="_Toc228827269"/>
+      <w:bookmarkStart w:id="16" w:name="_Toc228919655"/>
       <w:r>
         <w:t>持卡身分分析</w:t>
       </w:r>
@@ -25171,7 +25337,7 @@
         <w:rPr>
           <w:rFonts w:hint="eastAsia"/>
         </w:rPr>
-        <w:t>依據交通部「票政協作平台」之「票證標準說明文件</w:t>
+        <w:t>依據交通部票政協作平台之票證標準說明文件</w:t>
       </w:r>
       <w:r>
         <w:rPr>
@@ -25183,7 +25349,7 @@
         <w:rPr>
           <w:rFonts w:hint="eastAsia"/>
         </w:rPr>
-        <w:t>」，將票種統一正名為「身分別」，並劃分為五大類，分別為：普通身分（含</w:t>
+        <w:t>，將票種統一正名為身分別，並劃分為五大類，分別為：普通身分（含</w:t>
       </w:r>
       <w:r>
         <w:rPr>
@@ -27316,7 +27482,7 @@
         <w:rPr>
           <w:rFonts w:hint="eastAsia"/>
         </w:rPr>
-        <w:t>年花蓮縣公路客運持卡身分結構以「普通（含</w:t>
+        <w:t>年花蓮縣公路客運持卡身分結構以普通（含</w:t>
       </w:r>
       <w:r>
         <w:rPr>
@@ -27328,7 +27494,7 @@
         <w:rPr>
           <w:rFonts w:hint="eastAsia"/>
         </w:rPr>
-        <w:t>）」為主，占比</w:t>
+        <w:t>）為主，占比</w:t>
       </w:r>
       <w:r>
         <w:rPr>
@@ -27340,7 +27506,7 @@
         <w:rPr>
           <w:rFonts w:hint="eastAsia"/>
         </w:rPr>
-        <w:t>；其次為「敬老優待」，占比</w:t>
+        <w:t>；其次為敬老優待，占比</w:t>
       </w:r>
       <w:r>
         <w:rPr>
@@ -27352,62 +27518,7 @@
         <w:rPr>
           <w:rFonts w:hint="eastAsia"/>
         </w:rPr>
-        <w:t>，兩者合計逾七成五。其餘依序為愛心優待（</w:t>
-      </w:r>
-      <w:r>
-        <w:rPr>
-          <w:rFonts w:hint="eastAsia"/>
-        </w:rPr>
-        <w:t>12.9%</w:t>
-      </w:r>
-      <w:r>
-        <w:rPr>
-          <w:rFonts w:hint="eastAsia"/>
-        </w:rPr>
-        <w:t>）、學生（</w:t>
-      </w:r>
-      <w:r>
-        <w:rPr>
-          <w:rFonts w:hint="eastAsia"/>
-        </w:rPr>
-        <w:t>6.5%</w:t>
-      </w:r>
-      <w:r>
-        <w:rPr>
-          <w:rFonts w:hint="eastAsia"/>
-        </w:rPr>
-        <w:t>）、無</w:t>
-      </w:r>
-      <w:r>
-        <w:rPr>
-          <w:rFonts w:hint="eastAsia"/>
-        </w:rPr>
-        <w:lastRenderedPageBreak/>
-        <w:t>法區別（</w:t>
-      </w:r>
-      <w:r>
-        <w:rPr>
-          <w:rFonts w:hint="eastAsia"/>
-        </w:rPr>
-        <w:t>3.3%</w:t>
-      </w:r>
-      <w:r>
-        <w:rPr>
-          <w:rFonts w:hint="eastAsia"/>
-        </w:rPr>
-        <w:t>）及其他優待（</w:t>
-      </w:r>
-      <w:r>
-        <w:rPr>
-          <w:rFonts w:hint="eastAsia"/>
-        </w:rPr>
-        <w:t>1.9%</w:t>
-      </w:r>
-      <w:r>
-        <w:rPr>
-          <w:rFonts w:hint="eastAsia"/>
-        </w:rPr>
-        <w:t>）。</w:t>
+        <w:t>，兩者合計逾七成五。</w:t>
       </w:r>
     </w:p>
     <w:p>
@@ -27419,6 +27530,7 @@
         <w:rPr>
           <w:rFonts w:hint="eastAsia"/>
         </w:rPr>
+        <w:lastRenderedPageBreak/>
         <w:t>觀察</w:t>
       </w:r>
       <w:r>
@@ -27443,7 +27555,7 @@
         <w:rPr>
           <w:rFonts w:hint="eastAsia"/>
         </w:rPr>
-        <w:t>年各身分變化趨勢，「普通（含</w:t>
+        <w:t>年各身分變化趨勢，普通（含</w:t>
       </w:r>
       <w:r>
         <w:rPr>
@@ -27455,7 +27567,7 @@
         <w:rPr>
           <w:rFonts w:hint="eastAsia"/>
         </w:rPr>
-        <w:t>）」運量於</w:t>
+        <w:t>）運量於</w:t>
       </w:r>
       <w:r>
         <w:rPr>
@@ -27491,7 +27603,7 @@
         <w:rPr>
           <w:rFonts w:hint="eastAsia"/>
         </w:rPr>
-        <w:t>。「敬老優待」</w:t>
+        <w:t>。敬老優待</w:t>
       </w:r>
       <w:r>
         <w:rPr>
@@ -27551,7 +27663,7 @@
         <w:rPr>
           <w:rFonts w:hint="eastAsia"/>
         </w:rPr>
-        <w:t>。「愛心優待」為唯一連續兩年運量正成長之類別，占比逐年升至</w:t>
+        <w:t>。愛心優待為唯一連續兩年運量正成長之類別，占比逐年升至</w:t>
       </w:r>
       <w:r>
         <w:rPr>
@@ -27577,7 +27689,7 @@
         <w:rPr>
           <w:rFonts w:hint="eastAsia"/>
         </w:rPr>
-        <w:t>「學生」與「其他優待」運量及占比皆連續兩年下滑，其中學生占比由</w:t>
+        <w:t>學生與其他優待運量及占比皆連續兩年下滑，其中學生占比由</w:t>
       </w:r>
       <w:r>
         <w:rPr>
@@ -27601,7 +27713,7 @@
         <w:rPr>
           <w:rFonts w:hint="eastAsia"/>
         </w:rPr>
-        <w:t>；而「無法區別」之資料量與占比則呈逐年遞增。</w:t>
+        <w:t>；而無法區別之資料量與占比則呈逐年遞增。</w:t>
       </w:r>
     </w:p>
     <w:p>
@@ -27613,7 +27725,7 @@
         <w:rPr>
           <w:rFonts w:hint="eastAsia"/>
         </w:rPr>
-        <w:t>整體而言，持卡身分結構已逐漸集中於「普通」及「敬老優待」，且敬老與愛心優待族群之占比顯著擴張，學生族群則呈現萎縮。未來可依</w:t>
+        <w:t>整體而言，持卡身分結構已逐漸集中於普通及敬老優待，且敬老與愛心優待族群之占比顯著擴張，學生族群則呈現萎縮。未來可依</w:t>
       </w:r>
       <w:proofErr w:type="gramStart"/>
       <w:r>
@@ -27634,7 +27746,7 @@
       <w:pPr>
         <w:pStyle w:val="3"/>
       </w:pPr>
-      <w:bookmarkStart w:id="17" w:name="_Toc228827270"/>
+      <w:bookmarkStart w:id="17" w:name="_Toc228919656"/>
       <w:r>
         <w:rPr>
           <w:rFonts w:hint="eastAsia"/>
@@ -27649,7 +27761,7 @@
         <w:ind w:firstLineChars="0" w:firstLine="480"/>
       </w:pPr>
       <w:r>
-        <w:t>依據「票政協作平台」之「票種次類型代碼表」，本章節將相關票種次類型統一定義為「定期票」，並以花東地區為分析範圍，針對三類定期票進行探討，分別為：花蓮縣</w:t>
+        <w:t>依據票政協作平台之票種次類型代碼表，本章節將相關票種次類型統一定義為定期票，並以花東地區為分析範圍，針對三類定期票進行探討，分別為：花蓮縣</w:t>
       </w:r>
       <w:r>
         <w:t>199</w:t>
@@ -28018,7 +28130,6 @@
               <w:rPr>
                 <w:rFonts w:hint="eastAsia"/>
               </w:rPr>
-              <w:lastRenderedPageBreak/>
               <w:t>定期票</w:t>
             </w:r>
           </w:p>
@@ -28037,7 +28148,6 @@
               <w:jc w:val="center"/>
             </w:pPr>
             <w:r>
-              <w:lastRenderedPageBreak/>
               <w:t>112</w:t>
             </w:r>
           </w:p>
@@ -28146,6 +28256,7 @@
               <w:jc w:val="center"/>
             </w:pPr>
             <w:r>
+              <w:lastRenderedPageBreak/>
               <w:t>花蓮縣</w:t>
             </w:r>
             <w:r>
@@ -29355,21 +29466,21 @@
         <w:rPr>
           <w:rFonts w:hint="eastAsia"/>
         </w:rPr>
-        <w:t>年花蓮縣公路客運持卡票種結構以「</w:t>
+        <w:t>年花蓮縣公路客運持卡票種結構</w:t>
       </w:r>
       <w:proofErr w:type="gramStart"/>
       <w:r>
         <w:rPr>
           <w:rFonts w:hint="eastAsia"/>
         </w:rPr>
-        <w:t>非定期票</w:t>
+        <w:t>以非定期票</w:t>
       </w:r>
       <w:proofErr w:type="gramEnd"/>
       <w:r>
         <w:rPr>
           <w:rFonts w:hint="eastAsia"/>
         </w:rPr>
-        <w:t>」為主，占比</w:t>
+        <w:t>為主，占比</w:t>
       </w:r>
       <w:r>
         <w:rPr>
@@ -29381,7 +29492,7 @@
         <w:rPr>
           <w:rFonts w:hint="eastAsia"/>
         </w:rPr>
-        <w:t>。定期票中以「花蓮縣</w:t>
+        <w:t>。定期票中以花蓮縣</w:t>
       </w:r>
       <w:r>
         <w:rPr>
@@ -29393,7 +29504,7 @@
         <w:rPr>
           <w:rFonts w:hint="eastAsia"/>
         </w:rPr>
-        <w:t>」及「</w:t>
+        <w:t>及</w:t>
       </w:r>
       <w:proofErr w:type="gramStart"/>
       <w:r>
@@ -29425,31 +29536,7 @@
         <w:rPr>
           <w:rFonts w:hint="eastAsia"/>
         </w:rPr>
-        <w:t>」為主要票種，占比分別為</w:t>
-      </w:r>
-      <w:r>
-        <w:rPr>
-          <w:rFonts w:hint="eastAsia"/>
-        </w:rPr>
-        <w:t xml:space="preserve"> 15.5% </w:t>
-      </w:r>
-      <w:r>
-        <w:rPr>
-          <w:rFonts w:hint="eastAsia"/>
-        </w:rPr>
-        <w:t>及</w:t>
-      </w:r>
-      <w:r>
-        <w:rPr>
-          <w:rFonts w:hint="eastAsia"/>
-        </w:rPr>
-        <w:t xml:space="preserve"> 3.7%</w:t>
-      </w:r>
-      <w:r>
-        <w:rPr>
-          <w:rFonts w:hint="eastAsia"/>
-        </w:rPr>
-        <w:t>；「花蓮縣</w:t>
+        <w:t>為主要票種；花蓮縣</w:t>
       </w:r>
       <w:r>
         <w:rPr>
@@ -29461,7 +29548,7 @@
         <w:rPr>
           <w:rFonts w:hint="eastAsia"/>
         </w:rPr>
-        <w:t>」之使用量則趨近於零。</w:t>
+        <w:t>之使用量則趨近於零。</w:t>
       </w:r>
     </w:p>
     <w:p>
@@ -29509,7 +29596,7 @@
         <w:rPr>
           <w:rFonts w:hint="eastAsia"/>
         </w:rPr>
-        <w:t>年呈現大幅成長，其中「花蓮縣</w:t>
+        <w:t>年呈現大幅成長，其中花蓮縣</w:t>
       </w:r>
       <w:r>
         <w:rPr>
@@ -29521,7 +29608,7 @@
         <w:rPr>
           <w:rFonts w:hint="eastAsia"/>
         </w:rPr>
-        <w:t>」與「</w:t>
+        <w:t>與</w:t>
       </w:r>
       <w:proofErr w:type="gramStart"/>
       <w:r>
@@ -29553,7 +29640,7 @@
         <w:rPr>
           <w:rFonts w:hint="eastAsia"/>
         </w:rPr>
-        <w:t>」成長率分別達</w:t>
+        <w:t>成長率分別達</w:t>
       </w:r>
       <w:r>
         <w:rPr>
@@ -29615,7 +29702,7 @@
         <w:rPr>
           <w:rFonts w:hint="eastAsia"/>
         </w:rPr>
-        <w:t>，「花蓮縣</w:t>
+        <w:t>，花蓮縣</w:t>
       </w:r>
       <w:r>
         <w:rPr>
@@ -29627,7 +29714,7 @@
         <w:rPr>
           <w:rFonts w:hint="eastAsia"/>
         </w:rPr>
-        <w:t>」與「</w:t>
+        <w:t>與</w:t>
       </w:r>
       <w:proofErr w:type="gramStart"/>
       <w:r>
@@ -29659,7 +29746,7 @@
         <w:rPr>
           <w:rFonts w:hint="eastAsia"/>
         </w:rPr>
-        <w:t>」則分別下降</w:t>
+        <w:t>則分別下降</w:t>
       </w:r>
       <w:r>
         <w:rPr>
@@ -29781,7 +29868,7 @@
         <w:rPr>
           <w:rFonts w:hint="eastAsia"/>
         </w:rPr>
-        <w:t>方案，「花蓮縣</w:t>
+        <w:t>方案，花蓮縣</w:t>
       </w:r>
       <w:r>
         <w:rPr>
@@ -29793,7 +29880,7 @@
         <w:rPr>
           <w:rFonts w:hint="eastAsia"/>
         </w:rPr>
-        <w:t>」實際使用需求極低。未來規劃可針對各票種之使用率差異，檢視資源配置與特定方案之執行效益。</w:t>
+        <w:t>實際使用需求極低。未來規劃可針對各票種之使用率差異，檢視資源配置與特定方案之執行效益。</w:t>
       </w:r>
     </w:p>
     <w:p>
@@ -29801,7 +29888,7 @@
         <w:pStyle w:val="2"/>
         <w:spacing w:before="180" w:after="180"/>
       </w:pPr>
-      <w:bookmarkStart w:id="18" w:name="_Toc228827271"/>
+      <w:bookmarkStart w:id="18" w:name="_Toc228919657"/>
       <w:proofErr w:type="gramStart"/>
       <w:r>
         <w:rPr>
@@ -29822,7 +29909,7 @@
       <w:pPr>
         <w:pStyle w:val="3"/>
       </w:pPr>
-      <w:bookmarkStart w:id="19" w:name="_Toc228827272"/>
+      <w:bookmarkStart w:id="19" w:name="_Toc228919658"/>
       <w:r>
         <w:t>年運量分析</w:t>
       </w:r>
@@ -29953,34 +30040,40 @@
         <w:rPr>
           <w:rFonts w:hint="eastAsia"/>
         </w:rPr>
+        <w:t>沿</w:t>
+      </w:r>
+      <w:proofErr w:type="gramStart"/>
+      <w:r>
+        <w:rPr>
+          <w:rFonts w:hint="eastAsia"/>
+        </w:rPr>
+        <w:t>臺</w:t>
+      </w:r>
+      <w:proofErr w:type="gramEnd"/>
+      <w:r>
+        <w:rPr>
+          <w:rFonts w:hint="eastAsia"/>
+        </w:rPr>
+        <w:t>東縣海岸山脈東部臨太平洋公路行駛，主要服務濱海</w:t>
+      </w:r>
+      <w:r>
+        <w:rPr>
+          <w:rFonts w:hint="eastAsia"/>
+        </w:rPr>
+        <w:t xml:space="preserve"> </w:t>
+      </w:r>
+      <w:r>
+        <w:rPr>
+          <w:rFonts w:hint="eastAsia"/>
+        </w:rPr>
+        <w:t>聚落及</w:t>
+      </w:r>
+      <w:r>
+        <w:rPr>
+          <w:rFonts w:hint="eastAsia"/>
+        </w:rPr>
         <w:lastRenderedPageBreak/>
-        <w:t>沿</w:t>
-      </w:r>
-      <w:proofErr w:type="gramStart"/>
-      <w:r>
-        <w:rPr>
-          <w:rFonts w:hint="eastAsia"/>
-        </w:rPr>
-        <w:t>臺</w:t>
-      </w:r>
-      <w:proofErr w:type="gramEnd"/>
-      <w:r>
-        <w:rPr>
-          <w:rFonts w:hint="eastAsia"/>
-        </w:rPr>
-        <w:t>東縣海岸山脈東部臨太平洋公路行駛，主要服務濱海</w:t>
-      </w:r>
-      <w:r>
-        <w:rPr>
-          <w:rFonts w:hint="eastAsia"/>
-        </w:rPr>
-        <w:t xml:space="preserve"> </w:t>
-      </w:r>
-      <w:r>
-        <w:rPr>
-          <w:rFonts w:hint="eastAsia"/>
-        </w:rPr>
-        <w:t>聚落及觀光需求，其路線編號如下：</w:t>
+        <w:t>觀光需求，其路線編號如下：</w:t>
       </w:r>
     </w:p>
     <w:p>
@@ -32656,164 +32749,53 @@
         <w:ind w:firstLineChars="0" w:firstLine="480"/>
       </w:pPr>
       <w:r>
-        <w:rPr>
-          <w:rFonts w:hint="eastAsia"/>
-        </w:rPr>
-        <w:t>整體而言，</w:t>
-      </w:r>
-      <w:r>
-        <w:rPr>
-          <w:rFonts w:hint="eastAsia"/>
-        </w:rPr>
-        <w:t>113</w:t>
-      </w:r>
-      <w:r>
-        <w:rPr>
-          <w:rFonts w:hint="eastAsia"/>
-        </w:rPr>
-        <w:t>年總運量為三年間最高，搭乘人次由</w:t>
-      </w:r>
-      <w:r>
-        <w:rPr>
-          <w:rFonts w:hint="eastAsia"/>
-        </w:rPr>
+        <w:t>由圖表資料可知，</w:t>
+      </w:r>
+      <w:proofErr w:type="gramStart"/>
+      <w:r>
+        <w:t>臺</w:t>
+      </w:r>
+      <w:proofErr w:type="gramEnd"/>
+      <w:r>
+        <w:t>東縣公路客運年總運量於</w:t>
+      </w:r>
+      <w:r>
         <w:t xml:space="preserve"> 112 </w:t>
       </w:r>
       <w:r>
-        <w:rPr>
-          <w:rFonts w:hint="eastAsia"/>
-        </w:rPr>
-        <w:t>年的</w:t>
-      </w:r>
-      <w:r>
-        <w:rPr>
-          <w:rFonts w:hint="eastAsia"/>
-        </w:rPr>
-        <w:t xml:space="preserve"> 891,008 </w:t>
-      </w:r>
-      <w:r>
-        <w:rPr>
-          <w:rFonts w:hint="eastAsia"/>
-        </w:rPr>
-        <w:t>人次成長至</w:t>
-      </w:r>
-      <w:r>
-        <w:rPr>
-          <w:rFonts w:hint="eastAsia"/>
-        </w:rPr>
-        <w:t xml:space="preserve"> 113 </w:t>
-      </w:r>
-      <w:r>
-        <w:rPr>
-          <w:rFonts w:hint="eastAsia"/>
-        </w:rPr>
-        <w:t>年的</w:t>
-      </w:r>
-      <w:r>
-        <w:rPr>
-          <w:rFonts w:hint="eastAsia"/>
-        </w:rPr>
-        <w:t xml:space="preserve"> 1,038,751 </w:t>
+        <w:t>年至</w:t>
+      </w:r>
+      <w:r>
+        <w:t xml:space="preserve"> 114 </w:t>
+      </w:r>
+      <w:r>
+        <w:t>年間亦呈現先升後降之變化。儘管如此，</w:t>
+      </w:r>
+      <w:r>
+        <w:t>114</w:t>
+      </w:r>
+      <w:r>
+        <w:t>年搭乘人次仍高於</w:t>
+      </w:r>
+      <w:r>
+        <w:t>112</w:t>
+      </w:r>
+      <w:r>
+        <w:t>年，約成長</w:t>
+      </w:r>
+      <w:r>
+        <w:t xml:space="preserve"> 3%</w:t>
+      </w:r>
+      <w:r>
+        <w:t>，顯示</w:t>
       </w:r>
       <w:proofErr w:type="gramStart"/>
       <w:r>
-        <w:rPr>
-          <w:rFonts w:hint="eastAsia"/>
-        </w:rPr>
-        <w:t>人次，</w:t>
+        <w:t>三</w:t>
       </w:r>
       <w:proofErr w:type="gramEnd"/>
       <w:r>
-        <w:rPr>
-          <w:rFonts w:hint="eastAsia"/>
-        </w:rPr>
-        <w:t xml:space="preserve">114 </w:t>
-      </w:r>
-      <w:r>
-        <w:rPr>
-          <w:rFonts w:hint="eastAsia"/>
-        </w:rPr>
-        <w:t>年則落回至</w:t>
-      </w:r>
-      <w:r>
-        <w:rPr>
-          <w:rFonts w:hint="eastAsia"/>
-        </w:rPr>
-        <w:t xml:space="preserve"> 934,698 </w:t>
-      </w:r>
-      <w:proofErr w:type="gramStart"/>
-      <w:r>
-        <w:rPr>
-          <w:rFonts w:hint="eastAsia"/>
-        </w:rPr>
-        <w:t>人次，</w:t>
-      </w:r>
-      <w:proofErr w:type="gramEnd"/>
-      <w:r>
-        <w:rPr>
-          <w:rFonts w:hint="eastAsia"/>
-        </w:rPr>
-        <w:t>較</w:t>
-      </w:r>
-      <w:r>
-        <w:rPr>
-          <w:rFonts w:hint="eastAsia"/>
-        </w:rPr>
-        <w:t>113</w:t>
-      </w:r>
-      <w:r>
-        <w:rPr>
-          <w:rFonts w:hint="eastAsia"/>
-        </w:rPr>
-        <w:t>年下滑逾</w:t>
-      </w:r>
-      <w:r>
-        <w:rPr>
-          <w:rFonts w:hint="eastAsia"/>
-        </w:rPr>
-        <w:t>10%</w:t>
-      </w:r>
-      <w:r>
-        <w:rPr>
-          <w:rFonts w:hint="eastAsia"/>
-        </w:rPr>
-        <w:t>。儘管如此，</w:t>
-      </w:r>
-      <w:r>
-        <w:rPr>
-          <w:rFonts w:hint="eastAsia"/>
-        </w:rPr>
-        <w:t>114</w:t>
-      </w:r>
-      <w:r>
-        <w:rPr>
-          <w:rFonts w:hint="eastAsia"/>
-        </w:rPr>
-        <w:t>年搭乘量相較於</w:t>
-      </w:r>
-      <w:r>
-        <w:rPr>
-          <w:rFonts w:hint="eastAsia"/>
-        </w:rPr>
-        <w:t>112</w:t>
-      </w:r>
-      <w:r>
-        <w:rPr>
-          <w:rFonts w:hint="eastAsia"/>
-        </w:rPr>
-        <w:t>年仍成長約</w:t>
-      </w:r>
-      <w:r>
-        <w:rPr>
-          <w:rFonts w:hint="eastAsia"/>
-        </w:rPr>
-        <w:t>3%</w:t>
-      </w:r>
-      <w:r>
-        <w:rPr>
-          <w:rFonts w:hint="eastAsia"/>
-        </w:rPr>
-        <w:t>，三年間整體呈成長趨勢，公共運輸搭乘需求依然提升。</w:t>
+        <w:t>年間整體公路客運需求仍略有提升。</w:t>
       </w:r>
     </w:p>
     <w:p>
@@ -32901,43 +32883,7 @@
         <w:rPr>
           <w:rFonts w:hint="eastAsia"/>
         </w:rPr>
-        <w:t>。</w:t>
-      </w:r>
-      <w:r>
-        <w:rPr>
-          <w:rFonts w:hint="eastAsia"/>
-        </w:rPr>
-        <w:t>114</w:t>
-      </w:r>
-      <w:r>
-        <w:rPr>
-          <w:rFonts w:hint="eastAsia"/>
-        </w:rPr>
-        <w:t>年雖較</w:t>
-      </w:r>
-      <w:r>
-        <w:rPr>
-          <w:rFonts w:hint="eastAsia"/>
-        </w:rPr>
-        <w:t>113</w:t>
-      </w:r>
-      <w:r>
-        <w:rPr>
-          <w:rFonts w:hint="eastAsia"/>
-        </w:rPr>
-        <w:t>年下滑，但仍高於</w:t>
-      </w:r>
-      <w:r>
-        <w:rPr>
-          <w:rFonts w:hint="eastAsia"/>
-        </w:rPr>
-        <w:t>112</w:t>
-      </w:r>
-      <w:r>
-        <w:rPr>
-          <w:rFonts w:hint="eastAsia"/>
-        </w:rPr>
-        <w:t>年水準，整體表現較平穩。縱谷線與</w:t>
+        <w:t>。縱谷線與</w:t>
       </w:r>
       <w:proofErr w:type="gramStart"/>
       <w:r>
@@ -32993,56 +32939,7 @@
         <w:rPr>
           <w:rFonts w:hint="eastAsia"/>
         </w:rPr>
-        <w:t>線呈現逐年成長趨勢，由</w:t>
-      </w:r>
-      <w:r>
-        <w:rPr>
-          <w:rFonts w:hint="eastAsia"/>
-        </w:rPr>
-        <w:t>112</w:t>
-      </w:r>
-      <w:r>
-        <w:rPr>
-          <w:rFonts w:hint="eastAsia"/>
-        </w:rPr>
-        <w:lastRenderedPageBreak/>
-        <w:t>年的</w:t>
-      </w:r>
-      <w:r>
-        <w:rPr>
-          <w:rFonts w:hint="eastAsia"/>
-        </w:rPr>
-        <w:t>137,344</w:t>
-      </w:r>
-      <w:r>
-        <w:rPr>
-          <w:rFonts w:hint="eastAsia"/>
-        </w:rPr>
-        <w:t>人次增至</w:t>
-      </w:r>
-      <w:r>
-        <w:rPr>
-          <w:rFonts w:hint="eastAsia"/>
-        </w:rPr>
-        <w:t>114</w:t>
-      </w:r>
-      <w:r>
-        <w:rPr>
-          <w:rFonts w:hint="eastAsia"/>
-        </w:rPr>
-        <w:t>年的</w:t>
-      </w:r>
-      <w:r>
-        <w:rPr>
-          <w:rFonts w:hint="eastAsia"/>
-        </w:rPr>
-        <w:t>163,501</w:t>
-      </w:r>
-      <w:r>
-        <w:rPr>
-          <w:rFonts w:hint="eastAsia"/>
-        </w:rPr>
-        <w:t>人次，三年間成長近</w:t>
+        <w:t>線呈現逐年成長趨勢，三年間成長近</w:t>
       </w:r>
       <w:r>
         <w:rPr>
@@ -33130,6 +33027,7 @@
         <w:rPr>
           <w:rFonts w:hint="eastAsia"/>
         </w:rPr>
+        <w:lastRenderedPageBreak/>
         <w:tab/>
       </w:r>
       <w:r>
@@ -33160,62 +33058,62 @@
         <w:rPr>
           <w:rFonts w:hint="eastAsia"/>
         </w:rPr>
-        <w:t>年明顯回落，共同證實</w:t>
-      </w:r>
-      <w:r>
-        <w:rPr>
-          <w:rFonts w:hint="eastAsia"/>
-        </w:rPr>
-        <w:t>113</w:t>
-      </w:r>
-      <w:r>
-        <w:rPr>
-          <w:rFonts w:hint="eastAsia"/>
-        </w:rPr>
-        <w:t>年為花東公路客運旺季的事實，海岸線同樣為各路線之首，是大幅受搭乘人次影響的路線，不同的是山海線的成長趨勢，由</w:t>
-      </w:r>
-      <w:r>
-        <w:rPr>
-          <w:rFonts w:hint="eastAsia"/>
-        </w:rPr>
-        <w:t>112</w:t>
-      </w:r>
-      <w:r>
-        <w:rPr>
-          <w:rFonts w:hint="eastAsia"/>
-        </w:rPr>
-        <w:t>年</w:t>
-      </w:r>
-      <w:r>
-        <w:rPr>
-          <w:rFonts w:hint="eastAsia"/>
-        </w:rPr>
-        <w:t>41,442</w:t>
-      </w:r>
-      <w:r>
-        <w:rPr>
-          <w:rFonts w:hint="eastAsia"/>
-        </w:rPr>
-        <w:t>人次，跌至</w:t>
-      </w:r>
-      <w:r>
-        <w:rPr>
-          <w:rFonts w:hint="eastAsia"/>
-        </w:rPr>
-        <w:t>26,553</w:t>
-      </w:r>
-      <w:r>
-        <w:rPr>
-          <w:rFonts w:hint="eastAsia"/>
-        </w:rPr>
-        <w:t>人次，逐年呈現負成長趨勢。</w:t>
+        <w:t>年明顯回落</w:t>
+      </w:r>
+      <w:r>
+        <w:rPr>
+          <w:rFonts w:hint="eastAsia"/>
+        </w:rPr>
+        <w:t>；</w:t>
+      </w:r>
+      <w:r>
+        <w:rPr>
+          <w:rFonts w:hint="eastAsia"/>
+        </w:rPr>
+        <w:t>海岸線同樣為各路線之首</w:t>
+      </w:r>
+      <w:r>
+        <w:rPr>
+          <w:rFonts w:hint="eastAsia"/>
+        </w:rPr>
+        <w:t>。</w:t>
+      </w:r>
+      <w:r>
+        <w:rPr>
+          <w:rFonts w:hint="eastAsia"/>
+        </w:rPr>
+        <w:t>不同的是山海線的成長趨勢，</w:t>
+      </w:r>
+      <w:r>
+        <w:rPr>
+          <w:rFonts w:hint="eastAsia"/>
+        </w:rPr>
+        <w:t>花蓮縣公路客運山海線三年間皆</w:t>
+      </w:r>
+      <w:r>
+        <w:rPr>
+          <w:rFonts w:hint="eastAsia"/>
+        </w:rPr>
+        <w:t>呈現</w:t>
+      </w:r>
+      <w:r>
+        <w:rPr>
+          <w:rFonts w:hint="eastAsia"/>
+        </w:rPr>
+        <w:t>跌幅趨勢</w:t>
+      </w:r>
+      <w:r>
+        <w:rPr>
+          <w:rFonts w:hint="eastAsia"/>
+        </w:rPr>
+        <w:t>。</w:t>
       </w:r>
     </w:p>
     <w:p>
       <w:pPr>
         <w:pStyle w:val="3"/>
       </w:pPr>
-      <w:bookmarkStart w:id="20" w:name="_Toc228827273"/>
+      <w:bookmarkStart w:id="20" w:name="_Toc228919659"/>
       <w:r>
         <w:t>持卡身分分析</w:t>
       </w:r>
@@ -33544,7 +33442,7 @@
         </w:trPr>
         <w:tc>
           <w:tcPr>
-            <w:tcW w:w="993" w:type="pct"/>
+            <w:tcW w:w="994" w:type="pct"/>
             <w:tcBorders>
               <w:tl2br w:val="single" w:sz="4" w:space="0" w:color="auto"/>
             </w:tcBorders>
@@ -33682,7 +33580,7 @@
         </w:trPr>
         <w:tc>
           <w:tcPr>
-            <w:tcW w:w="993" w:type="pct"/>
+            <w:tcW w:w="994" w:type="pct"/>
             <w:vMerge w:val="restart"/>
             <w:vAlign w:val="center"/>
             <w:hideMark/>
@@ -33830,7 +33728,7 @@
         </w:trPr>
         <w:tc>
           <w:tcPr>
-            <w:tcW w:w="993" w:type="pct"/>
+            <w:tcW w:w="994" w:type="pct"/>
             <w:vMerge/>
             <w:vAlign w:val="center"/>
             <w:hideMark/>
@@ -33940,7 +33838,7 @@
         </w:trPr>
         <w:tc>
           <w:tcPr>
-            <w:tcW w:w="993" w:type="pct"/>
+            <w:tcW w:w="994" w:type="pct"/>
             <w:vMerge w:val="restart"/>
             <w:noWrap/>
             <w:vAlign w:val="center"/>
@@ -34062,7 +33960,7 @@
         </w:trPr>
         <w:tc>
           <w:tcPr>
-            <w:tcW w:w="993" w:type="pct"/>
+            <w:tcW w:w="994" w:type="pct"/>
             <w:vMerge/>
             <w:vAlign w:val="center"/>
             <w:hideMark/>
@@ -34172,7 +34070,7 @@
         </w:trPr>
         <w:tc>
           <w:tcPr>
-            <w:tcW w:w="993" w:type="pct"/>
+            <w:tcW w:w="994" w:type="pct"/>
             <w:vMerge w:val="restart"/>
             <w:noWrap/>
             <w:vAlign w:val="center"/>
@@ -34185,7 +34083,6 @@
               <w:jc w:val="center"/>
             </w:pPr>
             <w:r>
-              <w:lastRenderedPageBreak/>
               <w:t>學生</w:t>
             </w:r>
           </w:p>
@@ -34295,7 +34192,7 @@
         </w:trPr>
         <w:tc>
           <w:tcPr>
-            <w:tcW w:w="993" w:type="pct"/>
+            <w:tcW w:w="994" w:type="pct"/>
             <w:vMerge/>
             <w:vAlign w:val="center"/>
             <w:hideMark/>
@@ -34405,7 +34302,7 @@
         </w:trPr>
         <w:tc>
           <w:tcPr>
-            <w:tcW w:w="993" w:type="pct"/>
+            <w:tcW w:w="994" w:type="pct"/>
             <w:vMerge w:val="restart"/>
             <w:noWrap/>
             <w:vAlign w:val="center"/>
@@ -34527,7 +34424,7 @@
         </w:trPr>
         <w:tc>
           <w:tcPr>
-            <w:tcW w:w="993" w:type="pct"/>
+            <w:tcW w:w="994" w:type="pct"/>
             <w:vMerge/>
             <w:vAlign w:val="center"/>
             <w:hideMark/>
@@ -34637,7 +34534,7 @@
         </w:trPr>
         <w:tc>
           <w:tcPr>
-            <w:tcW w:w="993" w:type="pct"/>
+            <w:tcW w:w="994" w:type="pct"/>
             <w:vMerge w:val="restart"/>
             <w:noWrap/>
             <w:vAlign w:val="center"/>
@@ -34759,7 +34656,7 @@
         </w:trPr>
         <w:tc>
           <w:tcPr>
-            <w:tcW w:w="993" w:type="pct"/>
+            <w:tcW w:w="994" w:type="pct"/>
             <w:vMerge/>
             <w:vAlign w:val="center"/>
             <w:hideMark/>
@@ -34869,7 +34766,7 @@
         </w:trPr>
         <w:tc>
           <w:tcPr>
-            <w:tcW w:w="993" w:type="pct"/>
+            <w:tcW w:w="994" w:type="pct"/>
             <w:vMerge w:val="restart"/>
             <w:noWrap/>
             <w:vAlign w:val="center"/>
@@ -34991,7 +34888,7 @@
         </w:trPr>
         <w:tc>
           <w:tcPr>
-            <w:tcW w:w="993" w:type="pct"/>
+            <w:tcW w:w="994" w:type="pct"/>
             <w:vMerge/>
             <w:vAlign w:val="center"/>
             <w:hideMark/>
@@ -35101,7 +34998,7 @@
         </w:trPr>
         <w:tc>
           <w:tcPr>
-            <w:tcW w:w="993" w:type="pct"/>
+            <w:tcW w:w="994" w:type="pct"/>
             <w:vMerge w:val="restart"/>
             <w:noWrap/>
             <w:vAlign w:val="center"/>
@@ -35223,7 +35120,7 @@
         </w:trPr>
         <w:tc>
           <w:tcPr>
-            <w:tcW w:w="993" w:type="pct"/>
+            <w:tcW w:w="994" w:type="pct"/>
             <w:vMerge/>
             <w:hideMark/>
           </w:tcPr>
@@ -35337,19 +35234,27 @@
         <w:rPr>
           <w:rFonts w:hint="eastAsia"/>
         </w:rPr>
-        <w:t>2</w:t>
-      </w:r>
-      <w:r>
-        <w:rPr>
-          <w:rFonts w:hint="eastAsia"/>
-        </w:rPr>
-        <w:t>.2.1</w:t>
-      </w:r>
-      <w:r>
-        <w:rPr>
-          <w:rFonts w:hint="eastAsia"/>
-        </w:rPr>
-        <w:t>顯示，各持卡身分中，敬老優待及普通</w:t>
+        <w:t xml:space="preserve"> 2.2.1 </w:t>
+      </w:r>
+      <w:r>
+        <w:rPr>
+          <w:rFonts w:hint="eastAsia"/>
+        </w:rPr>
+        <w:t>可知，</w:t>
+      </w:r>
+      <w:proofErr w:type="gramStart"/>
+      <w:r>
+        <w:rPr>
+          <w:rFonts w:hint="eastAsia"/>
+        </w:rPr>
+        <w:t>臺</w:t>
+      </w:r>
+      <w:proofErr w:type="gramEnd"/>
+      <w:r>
+        <w:rPr>
+          <w:rFonts w:hint="eastAsia"/>
+        </w:rPr>
+        <w:t>東縣公路客運持卡身分中，敬老優待及普通</w:t>
       </w:r>
       <w:r>
         <w:rPr>
@@ -35367,7 +35272,7 @@
         <w:rPr>
           <w:rFonts w:hint="eastAsia"/>
         </w:rPr>
-        <w:t>TPASS</w:t>
+        <w:t xml:space="preserve"> TPASS</w:t>
       </w:r>
       <w:r>
         <w:rPr>
@@ -35379,7 +35284,19 @@
         <w:rPr>
           <w:rFonts w:hint="eastAsia"/>
         </w:rPr>
-        <w:t>為三年最主要客群，不過兩者三年來占比合計逐年下降從</w:t>
+        <w:t>為三年間最主要客群。然而，兩者合計占比由</w:t>
+      </w:r>
+      <w:r>
+        <w:rPr>
+          <w:rFonts w:hint="eastAsia"/>
+        </w:rPr>
+        <w:t>112</w:t>
+      </w:r>
+      <w:r>
+        <w:rPr>
+          <w:rFonts w:hint="eastAsia"/>
+        </w:rPr>
+        <w:t>年約</w:t>
       </w:r>
       <w:r>
         <w:rPr>
@@ -35391,7 +35308,19 @@
         <w:rPr>
           <w:rFonts w:hint="eastAsia"/>
         </w:rPr>
-        <w:t>降至</w:t>
+        <w:t>下降至</w:t>
+      </w:r>
+      <w:r>
+        <w:rPr>
+          <w:rFonts w:hint="eastAsia"/>
+        </w:rPr>
+        <w:t>114</w:t>
+      </w:r>
+      <w:r>
+        <w:rPr>
+          <w:rFonts w:hint="eastAsia"/>
+        </w:rPr>
+        <w:t>年約</w:t>
       </w:r>
       <w:r>
         <w:rPr>
@@ -35403,7 +35332,7 @@
         <w:rPr>
           <w:rFonts w:hint="eastAsia"/>
         </w:rPr>
-        <w:t>。然而無法區別身分之人逐年攀升，從</w:t>
+        <w:t>，顯示主要客群集中度略有降低。另一方面，無法區別身分人次逐年攀升，占比由</w:t>
       </w:r>
       <w:r>
         <w:rPr>
@@ -35415,19 +35344,67 @@
         <w:rPr>
           <w:rFonts w:hint="eastAsia"/>
         </w:rPr>
+        <w:t>年之</w:t>
+      </w:r>
+      <w:r>
+        <w:rPr>
+          <w:rFonts w:hint="eastAsia"/>
+        </w:rPr>
+        <w:t xml:space="preserve">3.1% </w:t>
+      </w:r>
+      <w:r>
+        <w:rPr>
+          <w:rFonts w:hint="eastAsia"/>
+        </w:rPr>
+        <w:t>提升至</w:t>
+      </w:r>
+      <w:r>
+        <w:rPr>
+          <w:rFonts w:hint="eastAsia"/>
+        </w:rPr>
+        <w:t xml:space="preserve">114 </w:t>
+      </w:r>
+      <w:r>
+        <w:rPr>
+          <w:rFonts w:hint="eastAsia"/>
+        </w:rPr>
+        <w:t>年之</w:t>
+      </w:r>
+      <w:r>
+        <w:rPr>
+          <w:rFonts w:hint="eastAsia"/>
+        </w:rPr>
+        <w:t xml:space="preserve"> 22.4%</w:t>
+      </w:r>
+      <w:r>
+        <w:rPr>
+          <w:rFonts w:hint="eastAsia"/>
+        </w:rPr>
+        <w:t>，並於</w:t>
+      </w:r>
+      <w:r>
+        <w:rPr>
+          <w:rFonts w:hint="eastAsia"/>
+        </w:rPr>
+        <w:t>113</w:t>
+      </w:r>
+      <w:r>
+        <w:rPr>
+          <w:rFonts w:hint="eastAsia"/>
+        </w:rPr>
         <w:t>年</w:t>
       </w:r>
       <w:r>
         <w:rPr>
           <w:rFonts w:hint="eastAsia"/>
         </w:rPr>
-        <w:t>3.1%</w:t>
-      </w:r>
-      <w:r>
-        <w:rPr>
-          <w:rFonts w:hint="eastAsia"/>
-        </w:rPr>
-        <w:t>至</w:t>
+        <w:t>加劇上升</w:t>
+      </w:r>
+      <w:r>
+        <w:rPr>
+          <w:rFonts w:hint="eastAsia"/>
+        </w:rPr>
+        <w:t>，</w:t>
       </w:r>
       <w:r>
         <w:rPr>
@@ -35439,87 +35416,43 @@
         <w:rPr>
           <w:rFonts w:hint="eastAsia"/>
         </w:rPr>
-        <w:t>年</w:t>
-      </w:r>
-      <w:proofErr w:type="gramStart"/>
-      <w:r>
-        <w:rPr>
-          <w:rFonts w:hint="eastAsia"/>
-        </w:rPr>
-        <w:t>佔</w:t>
-      </w:r>
-      <w:proofErr w:type="gramEnd"/>
-      <w:r>
-        <w:rPr>
-          <w:rFonts w:hint="eastAsia"/>
-        </w:rPr>
-        <w:t>比已達</w:t>
-      </w:r>
-      <w:r>
-        <w:rPr>
-          <w:rFonts w:hint="eastAsia"/>
-        </w:rPr>
-        <w:t>22.4%</w:t>
-      </w:r>
-      <w:r>
-        <w:rPr>
-          <w:rFonts w:hint="eastAsia"/>
-        </w:rPr>
-        <w:t>，亦為</w:t>
-      </w:r>
-      <w:r>
-        <w:rPr>
-          <w:rFonts w:hint="eastAsia"/>
-        </w:rPr>
-        <w:t>113</w:t>
-      </w:r>
-      <w:r>
-        <w:rPr>
-          <w:rFonts w:hint="eastAsia"/>
-        </w:rPr>
-        <w:t>年成長幅度最高者，成長率為</w:t>
-      </w:r>
-      <w:r>
-        <w:rPr>
-          <w:rFonts w:hint="eastAsia"/>
-        </w:rPr>
-        <w:t>433.2%</w:t>
-      </w:r>
-      <w:r>
-        <w:rPr>
-          <w:rFonts w:hint="eastAsia"/>
-        </w:rPr>
-        <w:t>，躍升為第三大票種，此趨勢持續壓縮其他票種的結構分析意義。</w:t>
+        <w:t>年已成為第三大類別。此一變化使部分持卡身分結構的解讀受到影響，後續分析宜留意資料辨識率變化對各類別占比的干擾。</w:t>
       </w:r>
     </w:p>
     <w:p>
       <w:pPr>
         <w:spacing w:before="180" w:after="180"/>
-        <w:ind w:firstLineChars="0" w:firstLine="0"/>
+        <w:ind w:firstLineChars="0" w:firstLine="480"/>
       </w:pPr>
       <w:r>
         <w:rPr>
           <w:rFonts w:hint="eastAsia"/>
         </w:rPr>
-        <w:tab/>
-      </w:r>
-      <w:r>
-        <w:rPr>
-          <w:rFonts w:hint="eastAsia"/>
-        </w:rPr>
-        <w:t>檢視各身分類別，敬老優待於</w:t>
-      </w:r>
-      <w:r>
-        <w:rPr>
-          <w:rFonts w:hint="eastAsia"/>
-        </w:rPr>
-        <w:t>113</w:t>
-      </w:r>
-      <w:r>
-        <w:rPr>
-          <w:rFonts w:hint="eastAsia"/>
-        </w:rPr>
-        <w:t>年小幅成長後，</w:t>
+        <w:t>檢視各身分類別，敬老優待，占比由</w:t>
+      </w:r>
+      <w:r>
+        <w:rPr>
+          <w:rFonts w:hint="eastAsia"/>
+        </w:rPr>
+        <w:t>112</w:t>
+      </w:r>
+      <w:r>
+        <w:rPr>
+          <w:rFonts w:hint="eastAsia"/>
+        </w:rPr>
+        <w:t>年的</w:t>
+      </w:r>
+      <w:r>
+        <w:rPr>
+          <w:rFonts w:hint="eastAsia"/>
+        </w:rPr>
+        <w:t>39.2%</w:t>
+      </w:r>
+      <w:r>
+        <w:rPr>
+          <w:rFonts w:hint="eastAsia"/>
+        </w:rPr>
+        <w:t>降至</w:t>
       </w:r>
       <w:r>
         <w:rPr>
@@ -35531,153 +35464,37 @@
         <w:rPr>
           <w:rFonts w:hint="eastAsia"/>
         </w:rPr>
-        <w:t>年明顯回落至</w:t>
-      </w:r>
-      <w:r>
-        <w:rPr>
-          <w:rFonts w:hint="eastAsia"/>
-        </w:rPr>
-        <w:t>318,542</w:t>
-      </w:r>
-      <w:r>
-        <w:rPr>
-          <w:rFonts w:hint="eastAsia"/>
-        </w:rPr>
-        <w:t>人次，</w:t>
-      </w:r>
-      <w:proofErr w:type="gramStart"/>
-      <w:r>
-        <w:rPr>
-          <w:rFonts w:hint="eastAsia"/>
-        </w:rPr>
-        <w:t>佔</w:t>
-      </w:r>
-      <w:proofErr w:type="gramEnd"/>
-      <w:r>
-        <w:rPr>
-          <w:rFonts w:hint="eastAsia"/>
-        </w:rPr>
-        <w:t>比由</w:t>
-      </w:r>
-      <w:r>
-        <w:rPr>
-          <w:rFonts w:hint="eastAsia"/>
-        </w:rPr>
-        <w:t>112</w:t>
-      </w:r>
-      <w:r>
-        <w:rPr>
-          <w:rFonts w:hint="eastAsia"/>
-        </w:rPr>
         <w:t>年的</w:t>
       </w:r>
       <w:r>
         <w:rPr>
           <w:rFonts w:hint="eastAsia"/>
         </w:rPr>
-        <w:t>39.2%</w:t>
-      </w:r>
-      <w:r>
-        <w:rPr>
-          <w:rFonts w:hint="eastAsia"/>
-        </w:rPr>
-        <w:t>降至</w:t>
-      </w:r>
-      <w:r>
-        <w:rPr>
-          <w:rFonts w:hint="eastAsia"/>
-        </w:rPr>
-        <w:t>114</w:t>
-      </w:r>
-      <w:r>
-        <w:rPr>
-          <w:rFonts w:hint="eastAsia"/>
-        </w:rPr>
-        <w:t>年</w:t>
-      </w:r>
-      <w:r>
-        <w:rPr>
-          <w:rFonts w:hint="eastAsia"/>
-        </w:rPr>
         <w:t>34.1%</w:t>
       </w:r>
       <w:r>
         <w:rPr>
           <w:rFonts w:hint="eastAsia"/>
         </w:rPr>
-        <w:t>，變化趨勢較不穩定；學生身分則持續下滑，由</w:t>
-      </w:r>
-      <w:r>
-        <w:rPr>
-          <w:rFonts w:hint="eastAsia"/>
-        </w:rPr>
-        <w:t>112</w:t>
-      </w:r>
-      <w:r>
-        <w:rPr>
-          <w:rFonts w:hint="eastAsia"/>
-        </w:rPr>
-        <w:t>年的</w:t>
-      </w:r>
-      <w:r>
-        <w:rPr>
-          <w:rFonts w:hint="eastAsia"/>
-        </w:rPr>
-        <w:t>197,410</w:t>
-      </w:r>
-      <w:r>
-        <w:rPr>
-          <w:rFonts w:hint="eastAsia"/>
-        </w:rPr>
-        <w:t>人次降至</w:t>
-      </w:r>
-      <w:r>
-        <w:rPr>
-          <w:rFonts w:hint="eastAsia"/>
-        </w:rPr>
-        <w:t>114</w:t>
-      </w:r>
-      <w:r>
-        <w:rPr>
-          <w:rFonts w:hint="eastAsia"/>
-        </w:rPr>
-        <w:t>年的</w:t>
-      </w:r>
-      <w:r>
-        <w:rPr>
-          <w:rFonts w:hint="eastAsia"/>
-        </w:rPr>
-        <w:t>91,658</w:t>
-      </w:r>
-      <w:r>
-        <w:rPr>
-          <w:rFonts w:hint="eastAsia"/>
-        </w:rPr>
-        <w:t>人次，三年降幅逾</w:t>
-      </w:r>
-      <w:r>
-        <w:rPr>
-          <w:rFonts w:hint="eastAsia"/>
-        </w:rPr>
-        <w:t>50%</w:t>
-      </w:r>
-      <w:r>
-        <w:rPr>
-          <w:rFonts w:hint="eastAsia"/>
-        </w:rPr>
-        <w:t>，亦為</w:t>
-      </w:r>
-      <w:r>
-        <w:rPr>
-          <w:rFonts w:hint="eastAsia"/>
-        </w:rPr>
-        <w:t>114</w:t>
-      </w:r>
-      <w:r>
-        <w:rPr>
-          <w:rFonts w:hint="eastAsia"/>
-        </w:rPr>
-        <w:t>年跌幅最高者，成長率為</w:t>
+        <w:t>，變化趨勢較不穩定。學生身分則持續下滑，三年間降幅逾五成，亦為</w:t>
+      </w:r>
+      <w:r>
+        <w:rPr>
+          <w:rFonts w:hint="eastAsia"/>
+        </w:rPr>
+        <w:t xml:space="preserve">114 </w:t>
+      </w:r>
+      <w:r>
+        <w:rPr>
+          <w:rFonts w:hint="eastAsia"/>
+        </w:rPr>
+        <w:t>年跌幅最高之類別，</w:t>
+      </w:r>
+      <w:r>
+        <w:rPr>
+          <w:rFonts w:hint="eastAsia"/>
+        </w:rPr>
+        <w:t>達</w:t>
       </w:r>
       <w:r>
         <w:rPr>
@@ -35689,271 +35506,31 @@
         <w:rPr>
           <w:rFonts w:hint="eastAsia"/>
         </w:rPr>
-        <w:t>。兩者</w:t>
-      </w:r>
-      <w:proofErr w:type="gramStart"/>
-      <w:r>
-        <w:rPr>
-          <w:rFonts w:hint="eastAsia"/>
-        </w:rPr>
-        <w:t>佔</w:t>
-      </w:r>
-      <w:proofErr w:type="gramEnd"/>
-      <w:r>
-        <w:rPr>
-          <w:rFonts w:hint="eastAsia"/>
-        </w:rPr>
-        <w:t>比同步下降，與無法區別身分人次的快速擴張在時間上十分吻合，推測部分敬老及學生票乘客轉移為無法區別身分之身分。普通</w:t>
-      </w:r>
-      <w:r>
-        <w:rPr>
-          <w:rFonts w:hint="eastAsia"/>
-        </w:rPr>
-        <w:t>（</w:t>
-      </w:r>
-      <w:r>
-        <w:rPr>
-          <w:rFonts w:hint="eastAsia"/>
-        </w:rPr>
-        <w:t>含</w:t>
-      </w:r>
-      <w:r>
-        <w:rPr>
-          <w:rFonts w:hint="eastAsia"/>
-        </w:rPr>
-        <w:t>TPASS</w:t>
-      </w:r>
-      <w:r>
-        <w:rPr>
-          <w:rFonts w:hint="eastAsia"/>
-        </w:rPr>
-        <w:t>）</w:t>
-      </w:r>
-      <w:r>
-        <w:rPr>
-          <w:rFonts w:hint="eastAsia"/>
-        </w:rPr>
-        <w:t>於</w:t>
-      </w:r>
-      <w:r>
-        <w:rPr>
-          <w:rFonts w:hint="eastAsia"/>
-        </w:rPr>
-        <w:t>113</w:t>
-      </w:r>
-      <w:r>
-        <w:rPr>
-          <w:rFonts w:hint="eastAsia"/>
-        </w:rPr>
-        <w:t>年成長</w:t>
-      </w:r>
-      <w:r>
-        <w:rPr>
-          <w:rFonts w:hint="eastAsia"/>
-        </w:rPr>
-        <w:t>21.2%</w:t>
-      </w:r>
-      <w:r>
-        <w:rPr>
-          <w:rFonts w:hint="eastAsia"/>
-        </w:rPr>
-        <w:t>，但</w:t>
-      </w:r>
-      <w:r>
-        <w:rPr>
-          <w:rFonts w:hint="eastAsia"/>
-        </w:rPr>
-        <w:t>114</w:t>
-      </w:r>
-      <w:r>
-        <w:rPr>
-          <w:rFonts w:hint="eastAsia"/>
-        </w:rPr>
-        <w:t>年數據同</w:t>
-      </w:r>
-      <w:r>
-        <w:rPr>
-          <w:rFonts w:hint="eastAsia"/>
-        </w:rPr>
-        <w:t>112</w:t>
-      </w:r>
-      <w:r>
-        <w:rPr>
-          <w:rFonts w:hint="eastAsia"/>
-        </w:rPr>
-        <w:t>年</w:t>
-      </w:r>
-      <w:proofErr w:type="gramStart"/>
-      <w:r>
-        <w:rPr>
-          <w:rFonts w:hint="eastAsia"/>
-        </w:rPr>
-        <w:t>人次皆近</w:t>
-      </w:r>
-      <w:r>
-        <w:rPr>
-          <w:rFonts w:hint="eastAsia"/>
-        </w:rPr>
-        <w:t>30</w:t>
-      </w:r>
-      <w:r>
-        <w:rPr>
-          <w:rFonts w:hint="eastAsia"/>
-        </w:rPr>
-        <w:t>萬</w:t>
-      </w:r>
-      <w:proofErr w:type="gramEnd"/>
-      <w:r>
-        <w:rPr>
-          <w:rFonts w:hint="eastAsia"/>
-        </w:rPr>
-        <w:t>人，其週期同敬老優待一般，於</w:t>
-      </w:r>
-      <w:r>
-        <w:rPr>
-          <w:rFonts w:hint="eastAsia"/>
-        </w:rPr>
-        <w:t>113</w:t>
-      </w:r>
-      <w:r>
-        <w:rPr>
-          <w:rFonts w:hint="eastAsia"/>
-        </w:rPr>
-        <w:t>年小幅成長後，</w:t>
-      </w:r>
-      <w:r>
-        <w:rPr>
-          <w:rFonts w:hint="eastAsia"/>
-        </w:rPr>
-        <w:t>114</w:t>
-      </w:r>
-      <w:r>
-        <w:rPr>
-          <w:rFonts w:hint="eastAsia"/>
-        </w:rPr>
-        <w:t>年明顯回落；其他優待與愛心優待</w:t>
-      </w:r>
-      <w:proofErr w:type="gramStart"/>
-      <w:r>
-        <w:rPr>
-          <w:rFonts w:hint="eastAsia"/>
-        </w:rPr>
-        <w:t>佔</w:t>
-      </w:r>
-      <w:proofErr w:type="gramEnd"/>
-      <w:r>
-        <w:rPr>
-          <w:rFonts w:hint="eastAsia"/>
-        </w:rPr>
-        <w:t>比皆不到</w:t>
-      </w:r>
-      <w:r>
-        <w:rPr>
-          <w:rFonts w:hint="eastAsia"/>
-        </w:rPr>
-        <w:t>3%</w:t>
-      </w:r>
-      <w:r>
-        <w:rPr>
-          <w:rFonts w:hint="eastAsia"/>
-        </w:rPr>
-        <w:t>，變動幅度有限，較難判斷是否存在票種轉移情形及趨勢。</w:t>
+        <w:t>。由於敬老與學生占比下降的時間點，與無法區別身分人次快速擴張相近，推測部分原可辨識之敬老或學生票乘客，可能轉入無法區別身分之資料類別；惟此仍需進一步檢視票證資料辨識規則或系統紀錄方式，方能確認。</w:t>
       </w:r>
     </w:p>
     <w:p>
       <w:pPr>
         <w:spacing w:before="180" w:after="180"/>
-        <w:ind w:firstLineChars="0" w:firstLine="0"/>
+        <w:ind w:firstLineChars="0" w:firstLine="480"/>
       </w:pPr>
       <w:r>
         <w:rPr>
           <w:rFonts w:hint="eastAsia"/>
         </w:rPr>
-        <w:tab/>
-      </w:r>
-      <w:r>
-        <w:rPr>
-          <w:rFonts w:hint="eastAsia"/>
-        </w:rPr>
-        <w:t>與花蓮縣公路客運持卡身分比較，整體分布相對於</w:t>
-      </w:r>
-      <w:proofErr w:type="gramStart"/>
-      <w:r>
-        <w:rPr>
-          <w:rFonts w:hint="eastAsia"/>
-        </w:rPr>
-        <w:t>臺</w:t>
-      </w:r>
-      <w:proofErr w:type="gramEnd"/>
-      <w:r>
-        <w:rPr>
-          <w:rFonts w:hint="eastAsia"/>
-        </w:rPr>
-        <w:t>東縣，花蓮縣即使總運量呈現</w:t>
-      </w:r>
-      <w:proofErr w:type="gramStart"/>
-      <w:r>
-        <w:rPr>
-          <w:rFonts w:hint="eastAsia"/>
-        </w:rPr>
-        <w:t>平穩，</w:t>
-      </w:r>
-      <w:proofErr w:type="gramEnd"/>
-      <w:r>
-        <w:rPr>
-          <w:rFonts w:hint="eastAsia"/>
-        </w:rPr>
-        <w:t>各身分卻皆呈現上漲或下跌趨勢</w:t>
-      </w:r>
-      <w:r>
-        <w:rPr>
-          <w:rFonts w:hint="eastAsia"/>
-        </w:rPr>
-        <w:t>。反而是</w:t>
-      </w:r>
-      <w:proofErr w:type="gramStart"/>
-      <w:r>
-        <w:rPr>
-          <w:rFonts w:hint="eastAsia"/>
-        </w:rPr>
-        <w:t>臺</w:t>
-      </w:r>
-      <w:proofErr w:type="gramEnd"/>
-      <w:r>
-        <w:rPr>
-          <w:rFonts w:hint="eastAsia"/>
-        </w:rPr>
-        <w:t>東</w:t>
-      </w:r>
-      <w:r>
-        <w:rPr>
-          <w:rFonts w:hint="eastAsia"/>
-        </w:rPr>
-        <w:t>縣</w:t>
-      </w:r>
-      <w:r>
-        <w:rPr>
-          <w:rFonts w:hint="eastAsia"/>
-        </w:rPr>
-        <w:t>在無法辨識持卡</w:t>
-      </w:r>
-      <w:r>
-        <w:rPr>
-          <w:rFonts w:hint="eastAsia"/>
-        </w:rPr>
-        <w:t>身分</w:t>
-      </w:r>
-      <w:r>
-        <w:rPr>
-          <w:rFonts w:hint="eastAsia"/>
-        </w:rPr>
-        <w:t>的現象，</w:t>
-      </w:r>
-      <w:r>
-        <w:rPr>
-          <w:rFonts w:hint="eastAsia"/>
-        </w:rPr>
-        <w:t>於</w:t>
+        <w:t>普通（含</w:t>
+      </w:r>
+      <w:r>
+        <w:rPr>
+          <w:rFonts w:hint="eastAsia"/>
+        </w:rPr>
+        <w:t xml:space="preserve"> TPASS</w:t>
+      </w:r>
+      <w:r>
+        <w:rPr>
+          <w:rFonts w:hint="eastAsia"/>
+        </w:rPr>
+        <w:t>），整體變化型態與敬老優待相似，皆呈現</w:t>
       </w:r>
       <w:r>
         <w:rPr>
@@ -35965,26 +35542,38 @@
         <w:rPr>
           <w:rFonts w:hint="eastAsia"/>
         </w:rPr>
-        <w:t>年開始逐步加劇</w:t>
-      </w:r>
-      <w:r>
-        <w:rPr>
-          <w:rFonts w:hint="eastAsia"/>
-        </w:rPr>
-        <w:t>，連帶影響其他類別之身分占比下降</w:t>
-      </w:r>
-      <w:r>
-        <w:rPr>
-          <w:rFonts w:hint="eastAsia"/>
-        </w:rPr>
-        <w:t>。</w:t>
+        <w:t>年成長、</w:t>
+      </w:r>
+      <w:r>
+        <w:rPr>
+          <w:rFonts w:hint="eastAsia"/>
+        </w:rPr>
+        <w:t>114</w:t>
+      </w:r>
+      <w:r>
+        <w:rPr>
+          <w:rFonts w:hint="eastAsia"/>
+        </w:rPr>
+        <w:t>年回落之趨勢。其他優待與愛心優待占比皆不到</w:t>
+      </w:r>
+      <w:r>
+        <w:rPr>
+          <w:rFonts w:hint="eastAsia"/>
+        </w:rPr>
+        <w:t>3%</w:t>
+      </w:r>
+      <w:r>
+        <w:rPr>
+          <w:rFonts w:hint="eastAsia"/>
+        </w:rPr>
+        <w:t>，對整體結構影響有限，較難據此判斷是否存在明顯票種轉移或客群變化。</w:t>
       </w:r>
     </w:p>
     <w:p>
       <w:pPr>
         <w:pStyle w:val="3"/>
       </w:pPr>
-      <w:bookmarkStart w:id="21" w:name="_Toc228827274"/>
+      <w:bookmarkStart w:id="21" w:name="_Toc228919660"/>
       <w:r>
         <w:rPr>
           <w:rFonts w:hint="eastAsia"/>
@@ -37724,21 +37313,13 @@
         <w:rPr>
           <w:rFonts w:hint="eastAsia"/>
         </w:rPr>
-        <w:t>年間，</w:t>
-      </w:r>
-      <w:proofErr w:type="gramStart"/>
-      <w:r>
-        <w:rPr>
-          <w:rFonts w:hint="eastAsia"/>
-        </w:rPr>
-        <w:t>非定期票</w:t>
-      </w:r>
-      <w:proofErr w:type="gramEnd"/>
-      <w:r>
-        <w:rPr>
-          <w:rFonts w:hint="eastAsia"/>
-        </w:rPr>
-        <w:t>搭乘人次逐年下降，由</w:t>
+        <w:t>年間，非定期票搭乘人次逐年下降，佔比</w:t>
+      </w:r>
+      <w:r>
+        <w:rPr>
+          <w:rFonts w:hint="eastAsia"/>
+        </w:rPr>
+        <w:t>由</w:t>
       </w:r>
       <w:r>
         <w:rPr>
@@ -37756,13 +37337,13 @@
         <w:rPr>
           <w:rFonts w:hint="eastAsia"/>
         </w:rPr>
-        <w:t>824,417</w:t>
-      </w:r>
-      <w:r>
-        <w:rPr>
-          <w:rFonts w:hint="eastAsia"/>
-        </w:rPr>
-        <w:t>人次降至</w:t>
+        <w:t>92.5%</w:t>
+      </w:r>
+      <w:r>
+        <w:rPr>
+          <w:rFonts w:hint="eastAsia"/>
+        </w:rPr>
+        <w:t>降至</w:t>
       </w:r>
       <w:r>
         <w:rPr>
@@ -37780,51 +37361,16 @@
         <w:rPr>
           <w:rFonts w:hint="eastAsia"/>
         </w:rPr>
-        <w:t>610,772</w:t>
-      </w:r>
-      <w:r>
-        <w:rPr>
-          <w:rFonts w:hint="eastAsia"/>
-        </w:rPr>
-        <w:t>人次，</w:t>
-      </w:r>
-      <w:proofErr w:type="gramStart"/>
-      <w:r>
-        <w:rPr>
-          <w:rFonts w:hint="eastAsia"/>
-        </w:rPr>
-        <w:t>佔</w:t>
-      </w:r>
-      <w:proofErr w:type="gramEnd"/>
-      <w:r>
-        <w:rPr>
-          <w:rFonts w:hint="eastAsia"/>
-        </w:rPr>
-        <w:t>比亦從</w:t>
-      </w:r>
-      <w:r>
-        <w:rPr>
-          <w:rFonts w:hint="eastAsia"/>
-        </w:rPr>
-        <w:t>92.5%</w:t>
-      </w:r>
-      <w:r>
-        <w:rPr>
-          <w:rFonts w:hint="eastAsia"/>
-        </w:rPr>
-        <w:t>降至</w:t>
-      </w:r>
-      <w:r>
-        <w:rPr>
-          <w:rFonts w:hint="eastAsia"/>
-        </w:rPr>
         <w:t>65.3%</w:t>
       </w:r>
       <w:r>
         <w:rPr>
           <w:rFonts w:hint="eastAsia"/>
         </w:rPr>
-        <w:t>；相對地，定期票使用人次則持續成長。</w:t>
+        <w:t>；</w:t>
+      </w:r>
+      <w:r>
+        <w:t>相對地，定期票使用人次則持續成長，顯示臺東縣公路客運票種結構逐漸由非定期票為主，轉向定期票與非定期票並存的型態。</w:t>
       </w:r>
     </w:p>
     <w:p>
@@ -37842,21 +37388,7 @@
         <w:rPr>
           <w:rFonts w:hint="eastAsia"/>
         </w:rPr>
-        <w:t>就定期票種類而言，</w:t>
-      </w:r>
-      <w:proofErr w:type="gramStart"/>
-      <w:r>
-        <w:rPr>
-          <w:rFonts w:hint="eastAsia"/>
-        </w:rPr>
-        <w:t>臺</w:t>
-      </w:r>
-      <w:proofErr w:type="gramEnd"/>
-      <w:r>
-        <w:rPr>
-          <w:rFonts w:hint="eastAsia"/>
-        </w:rPr>
-        <w:t>東縣</w:t>
+        <w:t>就定期票種類而言，臺東縣</w:t>
       </w:r>
       <w:r>
         <w:rPr>
@@ -37874,39 +37406,19 @@
         <w:rPr>
           <w:rFonts w:hint="eastAsia"/>
         </w:rPr>
+        <w:t>於</w:t>
+      </w:r>
+      <w:r>
+        <w:rPr>
+          <w:rFonts w:hint="eastAsia"/>
+        </w:rPr>
         <w:t>114</w:t>
       </w:r>
       <w:r>
         <w:rPr>
           <w:rFonts w:hint="eastAsia"/>
         </w:rPr>
-        <w:t>年搭乘人次達</w:t>
-      </w:r>
-      <w:r>
-        <w:rPr>
-          <w:rFonts w:hint="eastAsia"/>
-        </w:rPr>
-        <w:t>317,572</w:t>
-      </w:r>
-      <w:r>
-        <w:rPr>
-          <w:rFonts w:hint="eastAsia"/>
-        </w:rPr>
-        <w:t>人次，</w:t>
-      </w:r>
-      <w:proofErr w:type="gramStart"/>
-      <w:r>
-        <w:rPr>
-          <w:rFonts w:hint="eastAsia"/>
-        </w:rPr>
-        <w:t>佔</w:t>
-      </w:r>
-      <w:proofErr w:type="gramEnd"/>
-      <w:r>
-        <w:rPr>
-          <w:rFonts w:hint="eastAsia"/>
-        </w:rPr>
-        <w:t>總量</w:t>
+        <w:t>年佔總量</w:t>
       </w:r>
       <w:r>
         <w:rPr>
@@ -37954,35 +37466,7 @@
         <w:rPr>
           <w:rFonts w:hint="eastAsia"/>
         </w:rPr>
-        <w:t>的正成長，反映</w:t>
-      </w:r>
-      <w:proofErr w:type="gramStart"/>
-      <w:r>
-        <w:rPr>
-          <w:rFonts w:hint="eastAsia"/>
-        </w:rPr>
-        <w:t>臺</w:t>
-      </w:r>
-      <w:proofErr w:type="gramEnd"/>
-      <w:r>
-        <w:rPr>
-          <w:rFonts w:hint="eastAsia"/>
-        </w:rPr>
-        <w:t>東在地居民使用定期票的意願持續提升，</w:t>
-      </w:r>
-      <w:proofErr w:type="gramStart"/>
-      <w:r>
-        <w:rPr>
-          <w:rFonts w:hint="eastAsia"/>
-        </w:rPr>
-        <w:t>臺</w:t>
-      </w:r>
-      <w:proofErr w:type="gramEnd"/>
-      <w:r>
-        <w:rPr>
-          <w:rFonts w:hint="eastAsia"/>
-        </w:rPr>
-        <w:t>東公路客運旅客逐漸轉向使用月票通勤。花蓮縣</w:t>
+        <w:t>的正成長，反映臺東在地居民使用定期票的意願持續提升，臺東公路客運旅客逐漸轉向使用月票通勤。花蓮縣</w:t>
       </w:r>
       <w:r>
         <w:rPr>
@@ -38057,90 +37541,573 @@
         <w:tab/>
       </w:r>
       <w:r>
-        <w:rPr>
-          <w:rFonts w:hint="eastAsia"/>
-        </w:rPr>
-        <w:t>與花蓮縣公路客運定期票比較，整體而言定期票使用者大多來自</w:t>
+        <w:t>與花蓮縣公路客運定期票結構相比，臺東縣公路客運之定期票使用主要來自</w:t>
       </w:r>
       <w:proofErr w:type="gramStart"/>
       <w:r>
-        <w:rPr>
-          <w:rFonts w:hint="eastAsia"/>
-        </w:rPr>
         <w:t>臺</w:t>
       </w:r>
       <w:proofErr w:type="gramEnd"/>
       <w:r>
-        <w:rPr>
-          <w:rFonts w:hint="eastAsia"/>
-        </w:rPr>
-        <w:t>東</w:t>
-      </w:r>
-      <w:r>
-        <w:rPr>
-          <w:rFonts w:hint="eastAsia"/>
-        </w:rPr>
-        <w:t>縣，推測花蓮縣在地居民使用定期票的意願不高，不過三年來花蓮縣</w:t>
-      </w:r>
-      <w:r>
-        <w:rPr>
-          <w:rFonts w:hint="eastAsia"/>
-        </w:rPr>
-        <w:t>399</w:t>
-      </w:r>
-      <w:r>
-        <w:rPr>
-          <w:rFonts w:hint="eastAsia"/>
-        </w:rPr>
+        <w:t>東縣</w:t>
+      </w:r>
+      <w:r>
+        <w:t xml:space="preserve"> 299</w:t>
+      </w:r>
+      <w:r>
+        <w:t>，顯示臺東在地定期票方案對公路客運需求具有較明顯支撐作用。相對而言，花蓮縣公路客運仍以非定期票為主，推測花蓮縣在地居民使用定期票搭乘公路客運之意願相對有限。不過，三年間花蓮縣</w:t>
+      </w:r>
+      <w:r>
+        <w:t xml:space="preserve"> 399</w:t>
+      </w:r>
+      <w:r>
         <w:t>及</w:t>
       </w:r>
       <w:proofErr w:type="gramStart"/>
       <w:r>
-        <w:rPr>
-          <w:rFonts w:hint="eastAsia"/>
-        </w:rPr>
         <w:t>臺</w:t>
       </w:r>
       <w:proofErr w:type="gramEnd"/>
       <w:r>
-        <w:rPr>
-          <w:rFonts w:hint="eastAsia"/>
-        </w:rPr>
         <w:t>東縣</w:t>
       </w:r>
       <w:r>
-        <w:rPr>
-          <w:rFonts w:hint="eastAsia"/>
-        </w:rPr>
-        <w:t>299</w:t>
-      </w:r>
-      <w:r>
-        <w:rPr>
-          <w:rFonts w:hint="eastAsia"/>
-        </w:rPr>
-        <w:t>皆呈現上升趨勢，相對地，</w:t>
-      </w:r>
-      <w:proofErr w:type="gramStart"/>
-      <w:r>
-        <w:rPr>
-          <w:rFonts w:hint="eastAsia"/>
-        </w:rPr>
-        <w:t>非定期票</w:t>
-      </w:r>
-      <w:proofErr w:type="gramEnd"/>
-      <w:r>
-        <w:rPr>
-          <w:rFonts w:hint="eastAsia"/>
-        </w:rPr>
-        <w:t>使用人次逐年下降。</w:t>
+        <w:t xml:space="preserve"> 299</w:t>
+      </w:r>
+      <w:r>
+        <w:t>皆呈現成長趨勢，而非定期票使用人次則逐年下降，顯示</w:t>
+      </w:r>
+      <w:r>
+        <w:t xml:space="preserve"> TPASS </w:t>
+      </w:r>
+      <w:r>
+        <w:t>對花東公路客運票種結構已產生一定程度的替代與重組效果。</w:t>
       </w:r>
     </w:p>
     <w:p>
       <w:pPr>
-        <w:widowControl/>
-        <w:spacing w:beforeLines="0" w:before="0" w:afterLines="0" w:after="160" w:line="278" w:lineRule="auto"/>
-        <w:ind w:firstLineChars="0" w:firstLine="0"/>
-        <w:jc w:val="left"/>
+        <w:pStyle w:val="2"/>
+        <w:spacing w:before="180" w:after="180"/>
+      </w:pPr>
+      <w:bookmarkStart w:id="22" w:name="_Toc228919661"/>
+      <w:r>
+        <w:rPr>
+          <w:rFonts w:hint="eastAsia"/>
+        </w:rPr>
+        <w:t>小結</w:t>
+      </w:r>
+      <w:bookmarkEnd w:id="22"/>
+    </w:p>
+    <w:p>
+      <w:pPr>
+        <w:spacing w:before="180" w:after="180"/>
+        <w:ind w:firstLine="540"/>
+      </w:pPr>
+      <w:r>
+        <w:rPr>
+          <w:rFonts w:hint="eastAsia"/>
+        </w:rPr>
+        <w:t>綜合花蓮縣與</w:t>
+      </w:r>
+      <w:proofErr w:type="gramStart"/>
+      <w:r>
+        <w:rPr>
+          <w:rFonts w:hint="eastAsia"/>
+        </w:rPr>
+        <w:t>臺</w:t>
+      </w:r>
+      <w:proofErr w:type="gramEnd"/>
+      <w:r>
+        <w:rPr>
+          <w:rFonts w:hint="eastAsia"/>
+        </w:rPr>
+        <w:t>東縣公路客運運量、持卡身分及票種結構觀察，兩縣於</w:t>
+      </w:r>
+      <w:r>
+        <w:rPr>
+          <w:rFonts w:hint="eastAsia"/>
+        </w:rPr>
+        <w:t>112</w:t>
+      </w:r>
+      <w:r>
+        <w:rPr>
+          <w:rFonts w:hint="eastAsia"/>
+        </w:rPr>
+        <w:t>年至</w:t>
+      </w:r>
+      <w:r>
+        <w:rPr>
+          <w:rFonts w:hint="eastAsia"/>
+        </w:rPr>
+        <w:t>114</w:t>
+      </w:r>
+      <w:r>
+        <w:rPr>
+          <w:rFonts w:hint="eastAsia"/>
+        </w:rPr>
+        <w:t>年間皆呈現</w:t>
+      </w:r>
+      <w:r>
+        <w:rPr>
+          <w:rFonts w:hint="eastAsia"/>
+        </w:rPr>
+        <w:t>113</w:t>
+      </w:r>
+      <w:r>
+        <w:rPr>
+          <w:rFonts w:hint="eastAsia"/>
+        </w:rPr>
+        <w:t>年成長、</w:t>
+      </w:r>
+      <w:r>
+        <w:rPr>
+          <w:rFonts w:hint="eastAsia"/>
+        </w:rPr>
+        <w:t>114</w:t>
+      </w:r>
+      <w:r>
+        <w:rPr>
+          <w:rFonts w:hint="eastAsia"/>
+        </w:rPr>
+        <w:t>年回落之共同趨勢，顯示</w:t>
+      </w:r>
+      <w:r>
+        <w:rPr>
+          <w:rFonts w:hint="eastAsia"/>
+        </w:rPr>
+        <w:t>113</w:t>
+      </w:r>
+      <w:r>
+        <w:rPr>
+          <w:rFonts w:hint="eastAsia"/>
+        </w:rPr>
+        <w:t>年可能為花東地區公路客運需求相對較高的年份。然而，兩縣在運量結構、客群變化與定期票使用情形上仍呈現不同特徵。</w:t>
+      </w:r>
+    </w:p>
+    <w:p>
+      <w:pPr>
+        <w:spacing w:before="180" w:after="180"/>
+        <w:ind w:firstLine="540"/>
+      </w:pPr>
+      <w:r>
+        <w:rPr>
+          <w:rFonts w:hint="eastAsia"/>
+        </w:rPr>
+        <w:t>就整體運量而言，花蓮縣</w:t>
+      </w:r>
+      <w:r>
+        <w:rPr>
+          <w:rFonts w:hint="eastAsia"/>
+        </w:rPr>
+        <w:t>114</w:t>
+      </w:r>
+      <w:r>
+        <w:rPr>
+          <w:rFonts w:hint="eastAsia"/>
+        </w:rPr>
+        <w:t>年各路線運量皆明顯下滑，反映公路客運需求出現較全面性的萎縮；相較之下，</w:t>
+      </w:r>
+      <w:proofErr w:type="gramStart"/>
+      <w:r>
+        <w:rPr>
+          <w:rFonts w:hint="eastAsia"/>
+        </w:rPr>
+        <w:t>臺</w:t>
+      </w:r>
+      <w:proofErr w:type="gramEnd"/>
+      <w:r>
+        <w:rPr>
+          <w:rFonts w:hint="eastAsia"/>
+        </w:rPr>
+        <w:t>東縣雖同樣於</w:t>
+      </w:r>
+      <w:r>
+        <w:rPr>
+          <w:rFonts w:hint="eastAsia"/>
+        </w:rPr>
+        <w:t>114</w:t>
+      </w:r>
+      <w:r>
+        <w:rPr>
+          <w:rFonts w:hint="eastAsia"/>
+        </w:rPr>
+        <w:t>年回落，但總運量仍高於</w:t>
+      </w:r>
+      <w:r>
+        <w:rPr>
+          <w:rFonts w:hint="eastAsia"/>
+        </w:rPr>
+        <w:t>112</w:t>
+      </w:r>
+      <w:r>
+        <w:rPr>
+          <w:rFonts w:hint="eastAsia"/>
+        </w:rPr>
+        <w:t>年，且南</w:t>
+      </w:r>
+      <w:proofErr w:type="gramStart"/>
+      <w:r>
+        <w:rPr>
+          <w:rFonts w:hint="eastAsia"/>
+        </w:rPr>
+        <w:t>迴</w:t>
+      </w:r>
+      <w:proofErr w:type="gramEnd"/>
+      <w:r>
+        <w:rPr>
+          <w:rFonts w:hint="eastAsia"/>
+        </w:rPr>
+        <w:t>線仍維持成長，顯示</w:t>
+      </w:r>
+      <w:proofErr w:type="gramStart"/>
+      <w:r>
+        <w:rPr>
+          <w:rFonts w:hint="eastAsia"/>
+        </w:rPr>
+        <w:t>臺</w:t>
+      </w:r>
+      <w:proofErr w:type="gramEnd"/>
+      <w:r>
+        <w:rPr>
+          <w:rFonts w:hint="eastAsia"/>
+        </w:rPr>
+        <w:t>東公路客運需求雖受短期波動影響，但部分路線仍具擴張動能。</w:t>
+      </w:r>
+      <w:proofErr w:type="gramStart"/>
+      <w:r>
+        <w:rPr>
+          <w:rFonts w:hint="eastAsia"/>
+        </w:rPr>
+        <w:t>兩縣皆以</w:t>
+      </w:r>
+      <w:proofErr w:type="gramEnd"/>
+      <w:r>
+        <w:rPr>
+          <w:rFonts w:hint="eastAsia"/>
+        </w:rPr>
+        <w:t>海岸線為主要運量來源，且對總運量變動具有關鍵影響，顯示海岸線在花東公路客運系統中扮演核心幹線角色。</w:t>
+      </w:r>
+    </w:p>
+    <w:p>
+      <w:pPr>
+        <w:spacing w:before="180" w:after="180"/>
+        <w:ind w:firstLine="540"/>
+      </w:pPr>
+      <w:r>
+        <w:rPr>
+          <w:rFonts w:hint="eastAsia"/>
+        </w:rPr>
+        <w:lastRenderedPageBreak/>
+        <w:t>就持卡身分結構而言，花蓮縣客群逐漸集中於普通（含</w:t>
+      </w:r>
+      <w:r>
+        <w:rPr>
+          <w:rFonts w:hint="eastAsia"/>
+        </w:rPr>
+        <w:t xml:space="preserve"> TPASS</w:t>
+      </w:r>
+      <w:r>
+        <w:rPr>
+          <w:rFonts w:hint="eastAsia"/>
+        </w:rPr>
+        <w:t>）與敬老優待，其中敬老與愛心優待占比明顯提升，學生族群則呈現萎縮。</w:t>
+      </w:r>
+      <w:proofErr w:type="gramStart"/>
+      <w:r>
+        <w:rPr>
+          <w:rFonts w:hint="eastAsia"/>
+        </w:rPr>
+        <w:t>臺</w:t>
+      </w:r>
+      <w:proofErr w:type="gramEnd"/>
+      <w:r>
+        <w:rPr>
+          <w:rFonts w:hint="eastAsia"/>
+        </w:rPr>
+        <w:t>東縣同樣以敬老優待與普通（含</w:t>
+      </w:r>
+      <w:r>
+        <w:rPr>
+          <w:rFonts w:hint="eastAsia"/>
+        </w:rPr>
+        <w:t xml:space="preserve"> TPASS</w:t>
+      </w:r>
+      <w:r>
+        <w:rPr>
+          <w:rFonts w:hint="eastAsia"/>
+        </w:rPr>
+        <w:t>）為主要客群，但自</w:t>
+      </w:r>
+      <w:r>
+        <w:rPr>
+          <w:rFonts w:hint="eastAsia"/>
+        </w:rPr>
+        <w:t>113</w:t>
+      </w:r>
+      <w:r>
+        <w:rPr>
+          <w:rFonts w:hint="eastAsia"/>
+        </w:rPr>
+        <w:t>年起無法區別身分占比快速上升，已對其他身分類別占比判讀造成干擾。因此，花蓮縣的客群變化較能反映實際使用結構轉變；</w:t>
+      </w:r>
+      <w:proofErr w:type="gramStart"/>
+      <w:r>
+        <w:rPr>
+          <w:rFonts w:hint="eastAsia"/>
+        </w:rPr>
+        <w:t>臺</w:t>
+      </w:r>
+      <w:proofErr w:type="gramEnd"/>
+      <w:r>
+        <w:rPr>
+          <w:rFonts w:hint="eastAsia"/>
+        </w:rPr>
+        <w:t>東縣則需先</w:t>
+      </w:r>
+      <w:proofErr w:type="gramStart"/>
+      <w:r>
+        <w:rPr>
+          <w:rFonts w:hint="eastAsia"/>
+        </w:rPr>
+        <w:t>釐清票</w:t>
+      </w:r>
+      <w:proofErr w:type="gramEnd"/>
+      <w:r>
+        <w:rPr>
+          <w:rFonts w:hint="eastAsia"/>
+        </w:rPr>
+        <w:t>證資料辨識問題，方能更準確判斷各身分族群之消長。</w:t>
+      </w:r>
+    </w:p>
+    <w:p>
+      <w:pPr>
+        <w:spacing w:before="180" w:after="180"/>
+        <w:ind w:firstLine="540"/>
+      </w:pPr>
+      <w:r>
+        <w:rPr>
+          <w:rFonts w:hint="eastAsia"/>
+        </w:rPr>
+        <w:t>就票種結構而言，</w:t>
+      </w:r>
+      <w:proofErr w:type="gramStart"/>
+      <w:r>
+        <w:rPr>
+          <w:rFonts w:hint="eastAsia"/>
+        </w:rPr>
+        <w:t>兩縣皆可</w:t>
+      </w:r>
+      <w:proofErr w:type="gramEnd"/>
+      <w:r>
+        <w:rPr>
+          <w:rFonts w:hint="eastAsia"/>
+        </w:rPr>
+        <w:t>觀察</w:t>
+      </w:r>
+      <w:proofErr w:type="gramStart"/>
+      <w:r>
+        <w:rPr>
+          <w:rFonts w:hint="eastAsia"/>
+        </w:rPr>
+        <w:t>到非定期票</w:t>
+      </w:r>
+      <w:proofErr w:type="gramEnd"/>
+      <w:r>
+        <w:rPr>
+          <w:rFonts w:hint="eastAsia"/>
+        </w:rPr>
+        <w:t>占比下降、定期票使用增加之現象，顯示</w:t>
+      </w:r>
+      <w:r>
+        <w:rPr>
+          <w:rFonts w:hint="eastAsia"/>
+        </w:rPr>
+        <w:t xml:space="preserve"> TPASS </w:t>
+      </w:r>
+      <w:r>
+        <w:rPr>
+          <w:rFonts w:hint="eastAsia"/>
+        </w:rPr>
+        <w:t>對公路客運搭乘行為已產生一定影響。不過，兩縣定期票發展程度並不相同。花蓮縣公路客運仍</w:t>
+      </w:r>
+      <w:proofErr w:type="gramStart"/>
+      <w:r>
+        <w:rPr>
+          <w:rFonts w:hint="eastAsia"/>
+        </w:rPr>
+        <w:t>以非定期票</w:t>
+      </w:r>
+      <w:proofErr w:type="gramEnd"/>
+      <w:r>
+        <w:rPr>
+          <w:rFonts w:hint="eastAsia"/>
+        </w:rPr>
+        <w:t>為主，定期票雖於</w:t>
+      </w:r>
+      <w:r>
+        <w:rPr>
+          <w:rFonts w:hint="eastAsia"/>
+        </w:rPr>
+        <w:t>113</w:t>
+      </w:r>
+      <w:r>
+        <w:rPr>
+          <w:rFonts w:hint="eastAsia"/>
+        </w:rPr>
+        <w:t>年大幅成長，但</w:t>
+      </w:r>
+      <w:r>
+        <w:rPr>
+          <w:rFonts w:hint="eastAsia"/>
+        </w:rPr>
+        <w:t>114</w:t>
+      </w:r>
+      <w:r>
+        <w:rPr>
+          <w:rFonts w:hint="eastAsia"/>
+        </w:rPr>
+        <w:t>年亦隨整體運量下滑而減少，顯示其穩定性仍有待觀察。相較之下，</w:t>
+      </w:r>
+      <w:proofErr w:type="gramStart"/>
+      <w:r>
+        <w:rPr>
+          <w:rFonts w:hint="eastAsia"/>
+        </w:rPr>
+        <w:t>臺</w:t>
+      </w:r>
+      <w:proofErr w:type="gramEnd"/>
+      <w:r>
+        <w:rPr>
+          <w:rFonts w:hint="eastAsia"/>
+        </w:rPr>
+        <w:t>東縣</w:t>
+      </w:r>
+      <w:proofErr w:type="gramStart"/>
+      <w:r>
+        <w:rPr>
+          <w:rFonts w:hint="eastAsia"/>
+        </w:rPr>
+        <w:t>臺</w:t>
+      </w:r>
+      <w:proofErr w:type="gramEnd"/>
+      <w:r>
+        <w:rPr>
+          <w:rFonts w:hint="eastAsia"/>
+        </w:rPr>
+        <w:t>東縣</w:t>
+      </w:r>
+      <w:r>
+        <w:rPr>
+          <w:rFonts w:hint="eastAsia"/>
+        </w:rPr>
+        <w:t xml:space="preserve"> 299</w:t>
+      </w:r>
+      <w:r>
+        <w:rPr>
+          <w:rFonts w:hint="eastAsia"/>
+        </w:rPr>
+        <w:t>於</w:t>
+      </w:r>
+      <w:r>
+        <w:rPr>
+          <w:rFonts w:hint="eastAsia"/>
+        </w:rPr>
+        <w:t>114</w:t>
+      </w:r>
+      <w:r>
+        <w:rPr>
+          <w:rFonts w:hint="eastAsia"/>
+        </w:rPr>
+        <w:t>年在總運量下滑的情況下仍持續成長，反映</w:t>
+      </w:r>
+      <w:proofErr w:type="gramStart"/>
+      <w:r>
+        <w:rPr>
+          <w:rFonts w:hint="eastAsia"/>
+        </w:rPr>
+        <w:t>臺</w:t>
+      </w:r>
+      <w:proofErr w:type="gramEnd"/>
+      <w:r>
+        <w:rPr>
+          <w:rFonts w:hint="eastAsia"/>
+        </w:rPr>
+        <w:t>東在地定期票使用具有較高黏著度，公路客運逐漸朝規律通勤或固定使用型態發展。</w:t>
+      </w:r>
+    </w:p>
+    <w:p>
+      <w:pPr>
+        <w:spacing w:before="180" w:after="180"/>
+        <w:ind w:firstLine="540"/>
+        <w:rPr>
+          <w:rFonts w:hint="eastAsia"/>
+        </w:rPr>
+      </w:pPr>
+      <w:r>
+        <w:rPr>
+          <w:rFonts w:hint="eastAsia"/>
+        </w:rPr>
+        <w:t>整體而言，花蓮縣公路客運呈現整體需求轉弱、客群高齡化與定期票使用仍有限之特徵；</w:t>
+      </w:r>
+      <w:proofErr w:type="gramStart"/>
+      <w:r>
+        <w:rPr>
+          <w:rFonts w:hint="eastAsia"/>
+        </w:rPr>
+        <w:t>臺</w:t>
+      </w:r>
+      <w:proofErr w:type="gramEnd"/>
+      <w:r>
+        <w:rPr>
+          <w:rFonts w:hint="eastAsia"/>
+        </w:rPr>
+        <w:t>東縣公路客運則呈現海岸線穩定主導、南</w:t>
+      </w:r>
+      <w:proofErr w:type="gramStart"/>
+      <w:r>
+        <w:rPr>
+          <w:rFonts w:hint="eastAsia"/>
+        </w:rPr>
+        <w:t>迴</w:t>
+      </w:r>
+      <w:proofErr w:type="gramEnd"/>
+      <w:r>
+        <w:rPr>
+          <w:rFonts w:hint="eastAsia"/>
+        </w:rPr>
+        <w:t>線持續成長、定期票使用快速擴張，但身分資料辨識問題加劇之特徵。未來規劃上，花蓮縣可優先檢視</w:t>
+      </w:r>
+      <w:r>
+        <w:rPr>
+          <w:rFonts w:hint="eastAsia"/>
+        </w:rPr>
+        <w:t>114</w:t>
+      </w:r>
+      <w:r>
+        <w:rPr>
+          <w:rFonts w:hint="eastAsia"/>
+        </w:rPr>
+        <w:t>年各路線普遍下滑之原因，並針對高齡及愛心優待族群調整服務配置；</w:t>
+      </w:r>
+      <w:proofErr w:type="gramStart"/>
+      <w:r>
+        <w:rPr>
+          <w:rFonts w:hint="eastAsia"/>
+        </w:rPr>
+        <w:t>臺</w:t>
+      </w:r>
+      <w:proofErr w:type="gramEnd"/>
+      <w:r>
+        <w:rPr>
+          <w:rFonts w:hint="eastAsia"/>
+        </w:rPr>
+        <w:t>東縣則可持續強化定期票通勤服務，同時改善持卡身分資料辨識品質，以提升後續運量分析與政策評估之可靠性。</w:t>
+      </w:r>
+    </w:p>
+    <w:p>
+      <w:pPr>
+        <w:spacing w:before="180" w:after="180"/>
+        <w:ind w:firstLine="540"/>
         <w:rPr>
           <w:rFonts w:hint="eastAsia"/>
         </w:rPr>
@@ -39269,7 +39236,6 @@
   <w:style w:type="character" w:default="1" w:styleId="a0">
     <w:name w:val="Default Paragraph Font"/>
     <w:uiPriority w:val="1"/>
-    <w:semiHidden/>
     <w:unhideWhenUsed/>
   </w:style>
   <w:style w:type="table" w:default="1" w:styleId="a1">

--- a/參考文件/期中報告繳交區/115期中報告-趨勢分析.docx
+++ b/參考文件/期中報告繳交區/115期中報告-趨勢分析.docx
@@ -66,7 +66,7 @@
           <w:r>
             <w:fldChar w:fldCharType="separate"/>
           </w:r>
-          <w:hyperlink w:anchor="_Toc228919639" w:history="1">
+          <w:hyperlink w:anchor="_Toc228952103" w:history="1">
             <w:r>
               <w:rPr>
                 <w:rStyle w:val="af7"/>
@@ -121,7 +121,7 @@
                 <w:noProof/>
                 <w:webHidden/>
               </w:rPr>
-              <w:instrText xml:space="preserve"> PAGEREF _Toc228919639 \h </w:instrText>
+              <w:instrText xml:space="preserve"> PAGEREF _Toc228952103 \h </w:instrText>
             </w:r>
             <w:r>
               <w:rPr>
@@ -168,7 +168,7 @@
               <w14:ligatures w14:val="standardContextual"/>
             </w:rPr>
           </w:pPr>
-          <w:hyperlink w:anchor="_Toc228919640" w:history="1">
+          <w:hyperlink w:anchor="_Toc228952104" w:history="1">
             <w:r>
               <w:rPr>
                 <w:rStyle w:val="af7"/>
@@ -202,7 +202,7 @@
                 <w:noProof/>
                 <w:webHidden/>
               </w:rPr>
-              <w:instrText xml:space="preserve"> PAGEREF _Toc228919640 \h </w:instrText>
+              <w:instrText xml:space="preserve"> PAGEREF _Toc228952104 \h </w:instrText>
             </w:r>
             <w:r>
               <w:rPr>
@@ -249,7 +249,7 @@
               <w14:ligatures w14:val="standardContextual"/>
             </w:rPr>
           </w:pPr>
-          <w:hyperlink w:anchor="_Toc228919641" w:history="1">
+          <w:hyperlink w:anchor="_Toc228952105" w:history="1">
             <w:r>
               <w:rPr>
                 <w:rStyle w:val="af7"/>
@@ -291,7 +291,7 @@
                 <w:noProof/>
                 <w:webHidden/>
               </w:rPr>
-              <w:instrText xml:space="preserve"> PAGEREF _Toc228919641 \h </w:instrText>
+              <w:instrText xml:space="preserve"> PAGEREF _Toc228952105 \h </w:instrText>
             </w:r>
             <w:r>
               <w:rPr>
@@ -338,7 +338,7 @@
               <w14:ligatures w14:val="standardContextual"/>
             </w:rPr>
           </w:pPr>
-          <w:hyperlink w:anchor="_Toc228919642" w:history="1">
+          <w:hyperlink w:anchor="_Toc228952106" w:history="1">
             <w:r>
               <w:rPr>
                 <w:rStyle w:val="af7"/>
@@ -359,7 +359,21 @@
                 <w:rStyle w:val="af7"/>
                 <w:noProof/>
               </w:rPr>
-              <w:t>月運量趨勢</w:t>
+              <w:t>月運</w:t>
+            </w:r>
+            <w:r>
+              <w:rPr>
+                <w:rStyle w:val="af7"/>
+                <w:noProof/>
+              </w:rPr>
+              <w:t>量</w:t>
+            </w:r>
+            <w:r>
+              <w:rPr>
+                <w:rStyle w:val="af7"/>
+                <w:noProof/>
+              </w:rPr>
+              <w:t>趨勢</w:t>
             </w:r>
             <w:r>
               <w:rPr>
@@ -380,7 +394,7 @@
                 <w:noProof/>
                 <w:webHidden/>
               </w:rPr>
-              <w:instrText xml:space="preserve"> PAGEREF _Toc228919642 \h </w:instrText>
+              <w:instrText xml:space="preserve"> PAGEREF _Toc228952106 \h </w:instrText>
             </w:r>
             <w:r>
               <w:rPr>
@@ -427,7 +441,7 @@
               <w14:ligatures w14:val="standardContextual"/>
             </w:rPr>
           </w:pPr>
-          <w:hyperlink w:anchor="_Toc228919643" w:history="1">
+          <w:hyperlink w:anchor="_Toc228952107" w:history="1">
             <w:r>
               <w:rPr>
                 <w:rStyle w:val="af7"/>
@@ -469,7 +483,7 @@
                 <w:noProof/>
                 <w:webHidden/>
               </w:rPr>
-              <w:instrText xml:space="preserve"> PAGEREF _Toc228919643 \h </w:instrText>
+              <w:instrText xml:space="preserve"> PAGEREF _Toc228952107 \h </w:instrText>
             </w:r>
             <w:r>
               <w:rPr>
@@ -516,7 +530,7 @@
               <w14:ligatures w14:val="standardContextual"/>
             </w:rPr>
           </w:pPr>
-          <w:hyperlink w:anchor="_Toc228919644" w:history="1">
+          <w:hyperlink w:anchor="_Toc228952108" w:history="1">
             <w:r>
               <w:rPr>
                 <w:rStyle w:val="af7"/>
@@ -558,7 +572,7 @@
                 <w:noProof/>
                 <w:webHidden/>
               </w:rPr>
-              <w:instrText xml:space="preserve"> PAGEREF _Toc228919644 \h </w:instrText>
+              <w:instrText xml:space="preserve"> PAGEREF _Toc228952108 \h </w:instrText>
             </w:r>
             <w:r>
               <w:rPr>
@@ -605,7 +619,7 @@
               <w14:ligatures w14:val="standardContextual"/>
             </w:rPr>
           </w:pPr>
-          <w:hyperlink w:anchor="_Toc228919645" w:history="1">
+          <w:hyperlink w:anchor="_Toc228952109" w:history="1">
             <w:r>
               <w:rPr>
                 <w:rStyle w:val="af7"/>
@@ -647,7 +661,7 @@
                 <w:noProof/>
                 <w:webHidden/>
               </w:rPr>
-              <w:instrText xml:space="preserve"> PAGEREF _Toc228919645 \h </w:instrText>
+              <w:instrText xml:space="preserve"> PAGEREF _Toc228952109 \h </w:instrText>
             </w:r>
             <w:r>
               <w:rPr>
@@ -694,7 +708,7 @@
               <w14:ligatures w14:val="standardContextual"/>
             </w:rPr>
           </w:pPr>
-          <w:hyperlink w:anchor="_Toc228919646" w:history="1">
+          <w:hyperlink w:anchor="_Toc228952110" w:history="1">
             <w:r>
               <w:rPr>
                 <w:rStyle w:val="af7"/>
@@ -728,7 +742,7 @@
                 <w:noProof/>
                 <w:webHidden/>
               </w:rPr>
-              <w:instrText xml:space="preserve"> PAGEREF _Toc228919646 \h </w:instrText>
+              <w:instrText xml:space="preserve"> PAGEREF _Toc228952110 \h </w:instrText>
             </w:r>
             <w:r>
               <w:rPr>
@@ -775,7 +789,7 @@
               <w14:ligatures w14:val="standardContextual"/>
             </w:rPr>
           </w:pPr>
-          <w:hyperlink w:anchor="_Toc228919647" w:history="1">
+          <w:hyperlink w:anchor="_Toc228952111" w:history="1">
             <w:r>
               <w:rPr>
                 <w:rStyle w:val="af7"/>
@@ -817,7 +831,7 @@
                 <w:noProof/>
                 <w:webHidden/>
               </w:rPr>
-              <w:instrText xml:space="preserve"> PAGEREF _Toc228919647 \h </w:instrText>
+              <w:instrText xml:space="preserve"> PAGEREF _Toc228952111 \h </w:instrText>
             </w:r>
             <w:r>
               <w:rPr>
@@ -864,7 +878,7 @@
               <w14:ligatures w14:val="standardContextual"/>
             </w:rPr>
           </w:pPr>
-          <w:hyperlink w:anchor="_Toc228919648" w:history="1">
+          <w:hyperlink w:anchor="_Toc228952112" w:history="1">
             <w:r>
               <w:rPr>
                 <w:rStyle w:val="af7"/>
@@ -906,7 +920,7 @@
                 <w:noProof/>
                 <w:webHidden/>
               </w:rPr>
-              <w:instrText xml:space="preserve"> PAGEREF _Toc228919648 \h </w:instrText>
+              <w:instrText xml:space="preserve"> PAGEREF _Toc228952112 \h </w:instrText>
             </w:r>
             <w:r>
               <w:rPr>
@@ -953,7 +967,7 @@
               <w14:ligatures w14:val="standardContextual"/>
             </w:rPr>
           </w:pPr>
-          <w:hyperlink w:anchor="_Toc228919649" w:history="1">
+          <w:hyperlink w:anchor="_Toc228952113" w:history="1">
             <w:r>
               <w:rPr>
                 <w:rStyle w:val="af7"/>
@@ -995,7 +1009,7 @@
                 <w:noProof/>
                 <w:webHidden/>
               </w:rPr>
-              <w:instrText xml:space="preserve"> PAGEREF _Toc228919649 \h </w:instrText>
+              <w:instrText xml:space="preserve"> PAGEREF _Toc228952113 \h </w:instrText>
             </w:r>
             <w:r>
               <w:rPr>
@@ -1042,7 +1056,7 @@
               <w14:ligatures w14:val="standardContextual"/>
             </w:rPr>
           </w:pPr>
-          <w:hyperlink w:anchor="_Toc228919650" w:history="1">
+          <w:hyperlink w:anchor="_Toc228952114" w:history="1">
             <w:r>
               <w:rPr>
                 <w:rStyle w:val="af7"/>
@@ -1084,7 +1098,7 @@
                 <w:noProof/>
                 <w:webHidden/>
               </w:rPr>
-              <w:instrText xml:space="preserve"> PAGEREF _Toc228919650 \h </w:instrText>
+              <w:instrText xml:space="preserve"> PAGEREF _Toc228952114 \h </w:instrText>
             </w:r>
             <w:r>
               <w:rPr>
@@ -1131,7 +1145,7 @@
               <w14:ligatures w14:val="standardContextual"/>
             </w:rPr>
           </w:pPr>
-          <w:hyperlink w:anchor="_Toc228919651" w:history="1">
+          <w:hyperlink w:anchor="_Toc228952115" w:history="1">
             <w:r>
               <w:rPr>
                 <w:rStyle w:val="af7"/>
@@ -1173,7 +1187,7 @@
                 <w:noProof/>
                 <w:webHidden/>
               </w:rPr>
-              <w:instrText xml:space="preserve"> PAGEREF _Toc228919651 \h </w:instrText>
+              <w:instrText xml:space="preserve"> PAGEREF _Toc228952115 \h </w:instrText>
             </w:r>
             <w:r>
               <w:rPr>
@@ -1216,7 +1230,7 @@
               <w14:ligatures w14:val="standardContextual"/>
             </w:rPr>
           </w:pPr>
-          <w:hyperlink w:anchor="_Toc228919652" w:history="1">
+          <w:hyperlink w:anchor="_Toc228952116" w:history="1">
             <w:r>
               <w:rPr>
                 <w:rStyle w:val="af7"/>
@@ -1271,7 +1285,7 @@
                 <w:noProof/>
                 <w:webHidden/>
               </w:rPr>
-              <w:instrText xml:space="preserve"> PAGEREF _Toc228919652 \h </w:instrText>
+              <w:instrText xml:space="preserve"> PAGEREF _Toc228952116 \h </w:instrText>
             </w:r>
             <w:r>
               <w:rPr>
@@ -1318,7 +1332,7 @@
               <w14:ligatures w14:val="standardContextual"/>
             </w:rPr>
           </w:pPr>
-          <w:hyperlink w:anchor="_Toc228919653" w:history="1">
+          <w:hyperlink w:anchor="_Toc228952117" w:history="1">
             <w:r>
               <w:rPr>
                 <w:rStyle w:val="af7"/>
@@ -1352,7 +1366,7 @@
                 <w:noProof/>
                 <w:webHidden/>
               </w:rPr>
-              <w:instrText xml:space="preserve"> PAGEREF _Toc228919653 \h </w:instrText>
+              <w:instrText xml:space="preserve"> PAGEREF _Toc228952117 \h </w:instrText>
             </w:r>
             <w:r>
               <w:rPr>
@@ -1399,7 +1413,7 @@
               <w14:ligatures w14:val="standardContextual"/>
             </w:rPr>
           </w:pPr>
-          <w:hyperlink w:anchor="_Toc228919654" w:history="1">
+          <w:hyperlink w:anchor="_Toc228952118" w:history="1">
             <w:r>
               <w:rPr>
                 <w:rStyle w:val="af7"/>
@@ -1441,7 +1455,7 @@
                 <w:noProof/>
                 <w:webHidden/>
               </w:rPr>
-              <w:instrText xml:space="preserve"> PAGEREF _Toc228919654 \h </w:instrText>
+              <w:instrText xml:space="preserve"> PAGEREF _Toc228952118 \h </w:instrText>
             </w:r>
             <w:r>
               <w:rPr>
@@ -1488,7 +1502,7 @@
               <w14:ligatures w14:val="standardContextual"/>
             </w:rPr>
           </w:pPr>
-          <w:hyperlink w:anchor="_Toc228919655" w:history="1">
+          <w:hyperlink w:anchor="_Toc228952119" w:history="1">
             <w:r>
               <w:rPr>
                 <w:rStyle w:val="af7"/>
@@ -1530,7 +1544,7 @@
                 <w:noProof/>
                 <w:webHidden/>
               </w:rPr>
-              <w:instrText xml:space="preserve"> PAGEREF _Toc228919655 \h </w:instrText>
+              <w:instrText xml:space="preserve"> PAGEREF _Toc228952119 \h </w:instrText>
             </w:r>
             <w:r>
               <w:rPr>
@@ -1577,7 +1591,7 @@
               <w14:ligatures w14:val="standardContextual"/>
             </w:rPr>
           </w:pPr>
-          <w:hyperlink w:anchor="_Toc228919656" w:history="1">
+          <w:hyperlink w:anchor="_Toc228952120" w:history="1">
             <w:r>
               <w:rPr>
                 <w:rStyle w:val="af7"/>
@@ -1619,7 +1633,7 @@
                 <w:noProof/>
                 <w:webHidden/>
               </w:rPr>
-              <w:instrText xml:space="preserve"> PAGEREF _Toc228919656 \h </w:instrText>
+              <w:instrText xml:space="preserve"> PAGEREF _Toc228952120 \h </w:instrText>
             </w:r>
             <w:r>
               <w:rPr>
@@ -1666,7 +1680,7 @@
               <w14:ligatures w14:val="standardContextual"/>
             </w:rPr>
           </w:pPr>
-          <w:hyperlink w:anchor="_Toc228919657" w:history="1">
+          <w:hyperlink w:anchor="_Toc228952121" w:history="1">
             <w:r>
               <w:rPr>
                 <w:rStyle w:val="af7"/>
@@ -1700,7 +1714,7 @@
                 <w:noProof/>
                 <w:webHidden/>
               </w:rPr>
-              <w:instrText xml:space="preserve"> PAGEREF _Toc228919657 \h </w:instrText>
+              <w:instrText xml:space="preserve"> PAGEREF _Toc228952121 \h </w:instrText>
             </w:r>
             <w:r>
               <w:rPr>
@@ -1747,7 +1761,7 @@
               <w14:ligatures w14:val="standardContextual"/>
             </w:rPr>
           </w:pPr>
-          <w:hyperlink w:anchor="_Toc228919658" w:history="1">
+          <w:hyperlink w:anchor="_Toc228952122" w:history="1">
             <w:r>
               <w:rPr>
                 <w:rStyle w:val="af7"/>
@@ -1789,7 +1803,7 @@
                 <w:noProof/>
                 <w:webHidden/>
               </w:rPr>
-              <w:instrText xml:space="preserve"> PAGEREF _Toc228919658 \h </w:instrText>
+              <w:instrText xml:space="preserve"> PAGEREF _Toc228952122 \h </w:instrText>
             </w:r>
             <w:r>
               <w:rPr>
@@ -1836,7 +1850,7 @@
               <w14:ligatures w14:val="standardContextual"/>
             </w:rPr>
           </w:pPr>
-          <w:hyperlink w:anchor="_Toc228919659" w:history="1">
+          <w:hyperlink w:anchor="_Toc228952123" w:history="1">
             <w:r>
               <w:rPr>
                 <w:rStyle w:val="af7"/>
@@ -1878,7 +1892,7 @@
                 <w:noProof/>
                 <w:webHidden/>
               </w:rPr>
-              <w:instrText xml:space="preserve"> PAGEREF _Toc228919659 \h </w:instrText>
+              <w:instrText xml:space="preserve"> PAGEREF _Toc228952123 \h </w:instrText>
             </w:r>
             <w:r>
               <w:rPr>
@@ -1925,7 +1939,7 @@
               <w14:ligatures w14:val="standardContextual"/>
             </w:rPr>
           </w:pPr>
-          <w:hyperlink w:anchor="_Toc228919660" w:history="1">
+          <w:hyperlink w:anchor="_Toc228952124" w:history="1">
             <w:r>
               <w:rPr>
                 <w:rStyle w:val="af7"/>
@@ -1967,7 +1981,7 @@
                 <w:noProof/>
                 <w:webHidden/>
               </w:rPr>
-              <w:instrText xml:space="preserve"> PAGEREF _Toc228919660 \h </w:instrText>
+              <w:instrText xml:space="preserve"> PAGEREF _Toc228952124 \h </w:instrText>
             </w:r>
             <w:r>
               <w:rPr>
@@ -2014,7 +2028,7 @@
               <w14:ligatures w14:val="standardContextual"/>
             </w:rPr>
           </w:pPr>
-          <w:hyperlink w:anchor="_Toc228919661" w:history="1">
+          <w:hyperlink w:anchor="_Toc228952125" w:history="1">
             <w:r>
               <w:rPr>
                 <w:rStyle w:val="af7"/>
@@ -2048,7 +2062,7 @@
                 <w:noProof/>
                 <w:webHidden/>
               </w:rPr>
-              <w:instrText xml:space="preserve"> PAGEREF _Toc228919661 \h </w:instrText>
+              <w:instrText xml:space="preserve"> PAGEREF _Toc228952125 \h </w:instrText>
             </w:r>
             <w:r>
               <w:rPr>
@@ -2124,7 +2138,7 @@
         <w:pStyle w:val="1"/>
         <w:spacing w:before="36" w:after="36"/>
       </w:pPr>
-      <w:bookmarkStart w:id="0" w:name="_Toc228919639"/>
+      <w:bookmarkStart w:id="0" w:name="_Toc228952103"/>
       <w:r>
         <w:rPr>
           <w:rFonts w:hint="eastAsia"/>
@@ -2169,7 +2183,7 @@
         <w:pStyle w:val="2"/>
         <w:spacing w:before="180" w:after="180"/>
       </w:pPr>
-      <w:bookmarkStart w:id="1" w:name="_Toc228919640"/>
+      <w:bookmarkStart w:id="1" w:name="_Toc228952104"/>
       <w:r>
         <w:rPr>
           <w:rFonts w:hint="eastAsia"/>
@@ -2182,7 +2196,7 @@
       <w:pPr>
         <w:pStyle w:val="3"/>
       </w:pPr>
-      <w:bookmarkStart w:id="2" w:name="_Toc228919641"/>
+      <w:bookmarkStart w:id="2" w:name="_Toc228952105"/>
       <w:r>
         <w:rPr>
           <w:rFonts w:hint="eastAsia"/>
@@ -7187,9 +7201,6 @@
         <w:spacing w:beforeLines="0" w:before="0" w:afterLines="0" w:after="160" w:line="278" w:lineRule="auto"/>
         <w:ind w:firstLineChars="0" w:firstLine="0"/>
         <w:jc w:val="left"/>
-        <w:rPr>
-          <w:rFonts w:hint="eastAsia"/>
-        </w:rPr>
       </w:pPr>
       <w:r>
         <w:rPr>
@@ -7228,9 +7239,6 @@
         <w:spacing w:beforeLines="0" w:before="0" w:afterLines="0" w:after="160" w:line="278" w:lineRule="auto"/>
         <w:ind w:firstLineChars="0" w:firstLine="480"/>
         <w:jc w:val="left"/>
-        <w:rPr>
-          <w:rFonts w:hint="eastAsia"/>
-        </w:rPr>
       </w:pPr>
       <w:r>
         <w:rPr>
@@ -7386,7 +7394,14 @@
         <w:rPr>
           <w:rFonts w:hint="eastAsia"/>
         </w:rPr>
-        <w:t>年進一步萎縮至月均</w:t>
+        <w:t>年進一步萎縮至</w:t>
+      </w:r>
+      <w:proofErr w:type="gramStart"/>
+      <w:r>
+        <w:rPr>
+          <w:rFonts w:hint="eastAsia"/>
+        </w:rPr>
+        <w:t>月均</w:t>
       </w:r>
       <w:r>
         <w:rPr>
@@ -7406,6 +7421,7 @@
         </w:rPr>
         <w:t>筆</w:t>
       </w:r>
+      <w:proofErr w:type="gramEnd"/>
       <w:r>
         <w:rPr>
           <w:rFonts w:hint="eastAsia"/>
@@ -7515,9 +7531,6 @@
         <w:spacing w:beforeLines="0" w:before="0" w:afterLines="0" w:after="160" w:line="278" w:lineRule="auto"/>
         <w:ind w:firstLineChars="0" w:firstLine="480"/>
         <w:jc w:val="left"/>
-        <w:rPr>
-          <w:rFonts w:hint="eastAsia"/>
-        </w:rPr>
       </w:pPr>
       <w:r>
         <w:rPr>
@@ -7547,13 +7560,7 @@
         <w:rPr>
           <w:rFonts w:hint="eastAsia"/>
         </w:rPr>
-        <w:t>，</w:t>
-      </w:r>
-      <w:r>
-        <w:rPr>
-          <w:rFonts w:hint="eastAsia"/>
-        </w:rPr>
-        <w:t>一來</w:t>
+        <w:t>，一來</w:t>
       </w:r>
       <w:proofErr w:type="gramStart"/>
       <w:r>
@@ -7753,9 +7760,6 @@
         <w:spacing w:beforeLines="0" w:before="0" w:afterLines="0" w:after="160" w:line="278" w:lineRule="auto"/>
         <w:ind w:firstLineChars="0" w:firstLine="0"/>
         <w:jc w:val="left"/>
-        <w:rPr>
-          <w:rFonts w:hint="eastAsia"/>
-        </w:rPr>
       </w:pPr>
       <w:r>
         <w:rPr>
@@ -7906,11 +7910,19 @@
         </w:rPr>
         <w:t>303</w:t>
       </w:r>
-      <w:r>
-        <w:rPr>
-          <w:rFonts w:hint="eastAsia"/>
-        </w:rPr>
-        <w:t>山線景點線在</w:t>
+      <w:proofErr w:type="gramStart"/>
+      <w:r>
+        <w:rPr>
+          <w:rFonts w:hint="eastAsia"/>
+        </w:rPr>
+        <w:t>山線景點</w:t>
+      </w:r>
+      <w:proofErr w:type="gramEnd"/>
+      <w:r>
+        <w:rPr>
+          <w:rFonts w:hint="eastAsia"/>
+        </w:rPr>
+        <w:t>線在</w:t>
       </w:r>
       <w:r>
         <w:rPr>
@@ -8060,7 +8072,7 @@
       <w:pPr>
         <w:pStyle w:val="3"/>
       </w:pPr>
-      <w:bookmarkStart w:id="3" w:name="_Toc228919642"/>
+      <w:bookmarkStart w:id="3" w:name="_Toc228952106"/>
       <w:r>
         <w:lastRenderedPageBreak/>
         <w:t>月運量趨勢</w:t>
@@ -8280,7 +8292,7 @@
         <w:rPr>
           <w:rFonts w:cs="Times New Roman"/>
         </w:rPr>
-        <w:t>年花蓮縣市區客運月運量整體呈現緩步成長趨勢，雖部分月份略有波動，惟全年大致維持穩定上升；</w:t>
+        <w:t>年花蓮縣市區客運月運量整體呈現緩步成長趨勢；</w:t>
       </w:r>
       <w:r>
         <w:rPr>
@@ -8304,7 +8316,7 @@
         <w:rPr>
           <w:rFonts w:cs="Times New Roman"/>
         </w:rPr>
-        <w:t>月出現明顯下滑，研判可能與</w:t>
+        <w:t>月出現明顯下滑，與</w:t>
       </w:r>
       <w:r>
         <w:rPr>
@@ -8376,7 +8388,7 @@
         <w:rPr>
           <w:rFonts w:cs="Times New Roman"/>
         </w:rPr>
-        <w:t>通勤月票政策推動及民眾日常通勤、就學、就醫等基本民生運輸需求支撐下，各月運量仍維持一定水準，並呈現小幅波動回升情形。</w:t>
+        <w:t>通勤月票政策推動及民眾日常通勤、就學、就醫等基本民生運輸需求支撐下，各月運量仍維持一定水準，並呈現小幅回升情形。</w:t>
       </w:r>
     </w:p>
     <w:p>
@@ -8400,7 +8412,7 @@
       <w:pPr>
         <w:pStyle w:val="3"/>
       </w:pPr>
-      <w:bookmarkStart w:id="4" w:name="_Toc228919643"/>
+      <w:bookmarkStart w:id="4" w:name="_Toc228952107"/>
       <w:r>
         <w:lastRenderedPageBreak/>
         <w:t>持卡身分分析</w:t>
@@ -8552,15 +8564,7 @@
         <w:t xml:space="preserve">　</w:t>
       </w:r>
       <w:r>
-        <w:t>花蓮縣市區客運</w:t>
-      </w:r>
-      <w:proofErr w:type="gramStart"/>
-      <w:r>
-        <w:t>搭車持卡</w:t>
-      </w:r>
-      <w:proofErr w:type="gramEnd"/>
-      <w:r>
-        <w:t>身分長條圖</w:t>
+        <w:t>花蓮縣市區客運搭車持卡身分長條圖</w:t>
       </w:r>
     </w:p>
     <w:p>
@@ -8668,15 +8672,7 @@
         <w:t>114</w:t>
       </w:r>
       <w:r>
-        <w:t>年花蓮縣市區客運</w:t>
-      </w:r>
-      <w:proofErr w:type="gramStart"/>
-      <w:r>
-        <w:t>搭車持卡</w:t>
-      </w:r>
-      <w:proofErr w:type="gramEnd"/>
-      <w:r>
-        <w:t>身分統計表</w:t>
+        <w:t>年花蓮縣市區客運搭車持卡身分統計表</w:t>
       </w:r>
     </w:p>
     <w:tbl>
@@ -11488,13 +11484,7 @@
         <w:t>2.8%</w:t>
       </w:r>
       <w:r>
-        <w:t>，顯示在</w:t>
-      </w:r>
-      <w:r>
-        <w:t>TPASS</w:t>
-      </w:r>
-      <w:r>
-        <w:t>定期票政策推動及通勤需求支撐下，普通票仍為市區客運主要使用族群。不過，普通票人次仍較</w:t>
+        <w:t>，顯示普通票仍為市區客運主要使用族群。不過，普通票人次仍較</w:t>
       </w:r>
       <w:r>
         <w:t>113</w:t>
@@ -11554,7 +11544,16 @@
         <w:t>大多</w:t>
       </w:r>
       <w:r>
-        <w:t>呈下降，顯示花蓮地區公共運輸需求仍受災後觀光活動減少及交通環境恢復期影響；但普通票（含</w:t>
+        <w:t>呈下降</w:t>
+      </w:r>
+      <w:r>
+        <w:rPr>
+          <w:rFonts w:hint="eastAsia"/>
+        </w:rPr>
+        <w:t>，</w:t>
+      </w:r>
+      <w:r>
+        <w:t>但普通票（含</w:t>
       </w:r>
       <w:r>
         <w:t>TPASS</w:t>
@@ -11584,7 +11583,7 @@
       <w:pPr>
         <w:pStyle w:val="3"/>
       </w:pPr>
-      <w:bookmarkStart w:id="5" w:name="_Toc228919644"/>
+      <w:bookmarkStart w:id="5" w:name="_Toc228952108"/>
       <w:r>
         <w:lastRenderedPageBreak/>
         <w:t>定期票分析</w:t>
@@ -13779,179 +13778,167 @@
         <w:t>1.1.3</w:t>
       </w:r>
       <w:r>
-        <w:t>顯示，</w:t>
+        <w:t>顯示，花蓮縣市區客運定期票使用情形呈現明顯成長趨勢，</w:t>
+      </w:r>
+      <w:proofErr w:type="gramStart"/>
+      <w:r>
+        <w:t>非定期票</w:t>
+      </w:r>
+      <w:proofErr w:type="gramEnd"/>
+      <w:r>
+        <w:t>占比則逐年下降。</w:t>
+      </w:r>
+      <w:proofErr w:type="gramStart"/>
+      <w:r>
+        <w:t>11</w:t>
+      </w:r>
+      <w:r>
+        <w:rPr>
+          <w:rFonts w:hint="eastAsia"/>
+        </w:rPr>
+        <w:t>4</w:t>
+      </w:r>
+      <w:r>
+        <w:t>年非定期票</w:t>
+      </w:r>
+      <w:proofErr w:type="gramEnd"/>
+      <w:r>
+        <w:t>，占比</w:t>
+      </w:r>
+      <w:r>
+        <w:t>69.8%</w:t>
+      </w:r>
+      <w:r>
+        <w:t>，</w:t>
+      </w:r>
+      <w:r>
+        <w:lastRenderedPageBreak/>
+        <w:t>雖仍為主要票種，但較</w:t>
+      </w:r>
+      <w:r>
+        <w:t>113</w:t>
+      </w:r>
+      <w:r>
+        <w:t>年</w:t>
+      </w:r>
+      <w:r>
+        <w:t>85.0%</w:t>
+      </w:r>
+      <w:r>
+        <w:t>大幅下降</w:t>
+      </w:r>
+      <w:r>
+        <w:t>15.2</w:t>
+      </w:r>
+      <w:r>
+        <w:t>%</w:t>
+      </w:r>
+      <w:r>
+        <w:t>；相對地，定期票使用顯著增加，其中花蓮</w:t>
+      </w:r>
+      <w:r>
+        <w:t>199</w:t>
+      </w:r>
+      <w:r>
+        <w:t>方案由</w:t>
+      </w:r>
+      <w:r>
+        <w:t>113</w:t>
+      </w:r>
+      <w:r>
+        <w:t>年占比</w:t>
+      </w:r>
+      <w:r>
+        <w:t>12.6%</w:t>
+      </w:r>
+      <w:r>
+        <w:t>上升至</w:t>
+      </w:r>
+      <w:r>
+        <w:rPr>
+          <w:rFonts w:hint="eastAsia"/>
+        </w:rPr>
+        <w:t>114</w:t>
+      </w:r>
+      <w:r>
+        <w:rPr>
+          <w:rFonts w:hint="eastAsia"/>
+        </w:rPr>
+        <w:t>年</w:t>
+      </w:r>
+      <w:r>
+        <w:t>26.1%</w:t>
+      </w:r>
+      <w:r>
+        <w:t>，年增</w:t>
+      </w:r>
+      <w:r>
+        <w:t>80.4%</w:t>
+      </w:r>
+      <w:r>
+        <w:t>；花蓮</w:t>
+      </w:r>
+      <w:r>
+        <w:t>399</w:t>
+      </w:r>
+      <w:r>
+        <w:t>方案占比</w:t>
+      </w:r>
+      <w:r>
+        <w:t>亦</w:t>
+      </w:r>
+      <w:r>
+        <w:t>由</w:t>
+      </w:r>
+      <w:r>
+        <w:t>2.5%</w:t>
+      </w:r>
+      <w:r>
+        <w:t>上升至</w:t>
+      </w:r>
+      <w:r>
+        <w:t>4.0%</w:t>
+      </w:r>
+      <w:r>
+        <w:t>，年增</w:t>
+      </w:r>
+      <w:r>
+        <w:t>42.6%</w:t>
+      </w:r>
+      <w:r>
+        <w:t>。整體而言，花蓮</w:t>
+      </w:r>
+      <w:r>
+        <w:t>199</w:t>
+      </w:r>
+      <w:r>
+        <w:t>及</w:t>
+      </w:r>
+      <w:r>
+        <w:t>399</w:t>
+      </w:r>
+      <w:r>
+        <w:t>合計占比由</w:t>
       </w:r>
       <w:r>
         <w:t>112</w:t>
       </w:r>
       <w:r>
-        <w:t>年至</w:t>
+        <w:t>年</w:t>
+      </w:r>
+      <w:r>
+        <w:t>3.3%</w:t>
+      </w:r>
+      <w:r>
+        <w:t>提升至</w:t>
       </w:r>
       <w:r>
         <w:t>114</w:t>
       </w:r>
       <w:r>
-        <w:t>年花蓮縣市區客運定期票使用情形呈現明顯成長趨勢，</w:t>
-      </w:r>
-      <w:proofErr w:type="gramStart"/>
-      <w:r>
-        <w:t>非定期票</w:t>
-      </w:r>
-      <w:proofErr w:type="gramEnd"/>
-      <w:r>
-        <w:t>占比則逐年下降。</w:t>
-      </w:r>
-      <w:proofErr w:type="gramStart"/>
-      <w:r>
-        <w:t>11</w:t>
-      </w:r>
-      <w:r>
-        <w:rPr>
-          <w:rFonts w:hint="eastAsia"/>
-        </w:rPr>
-        <w:t>4</w:t>
-      </w:r>
-      <w:r>
-        <w:t>年非定期票</w:t>
-      </w:r>
-      <w:proofErr w:type="gramEnd"/>
-      <w:r>
-        <w:t>，</w:t>
-      </w:r>
-      <w:r>
-        <w:lastRenderedPageBreak/>
-        <w:t>占比</w:t>
-      </w:r>
-      <w:r>
-        <w:t>69.8%</w:t>
-      </w:r>
-      <w:r>
-        <w:t>，雖仍為主要票種，但較</w:t>
-      </w:r>
-      <w:r>
-        <w:t>113</w:t>
-      </w:r>
-      <w:r>
         <w:t>年</w:t>
       </w:r>
       <w:r>
-        <w:t>85.0%</w:t>
-      </w:r>
-      <w:r>
-        <w:t>大幅下降</w:t>
-      </w:r>
-      <w:r>
-        <w:t>15.2</w:t>
-      </w:r>
-      <w:r>
-        <w:t>%</w:t>
-      </w:r>
-      <w:r>
-        <w:t>；相對地，定期票使用顯著增加，其中花蓮</w:t>
-      </w:r>
-      <w:r>
-        <w:t>199</w:t>
-      </w:r>
-      <w:r>
-        <w:t>方案人次由</w:t>
-      </w:r>
-      <w:r>
-        <w:t>113</w:t>
-      </w:r>
-      <w:r>
-        <w:t>年占比</w:t>
-      </w:r>
-      <w:r>
-        <w:t>12.6%</w:t>
-      </w:r>
-      <w:r>
-        <w:t>上升至</w:t>
-      </w:r>
-      <w:r>
-        <w:rPr>
-          <w:rFonts w:hint="eastAsia"/>
-        </w:rPr>
-        <w:t>114</w:t>
-      </w:r>
-      <w:r>
-        <w:rPr>
-          <w:rFonts w:hint="eastAsia"/>
-        </w:rPr>
-        <w:t>年</w:t>
-      </w:r>
-      <w:r>
-        <w:t>26.1%</w:t>
-      </w:r>
-      <w:r>
-        <w:t>，年增</w:t>
-      </w:r>
-      <w:r>
-        <w:t>80.4%</w:t>
-      </w:r>
-      <w:r>
-        <w:t>；花蓮</w:t>
-      </w:r>
-      <w:r>
-        <w:t>399</w:t>
-      </w:r>
-      <w:r>
-        <w:t>方案占比</w:t>
-      </w:r>
-      <w:r>
-        <w:t>亦</w:t>
-      </w:r>
-      <w:r>
-        <w:t>由</w:t>
-      </w:r>
-      <w:r>
-        <w:t>2.5%</w:t>
-      </w:r>
-      <w:r>
-        <w:t>上升至</w:t>
-      </w:r>
-      <w:r>
-        <w:t>4.0%</w:t>
-      </w:r>
-      <w:r>
-        <w:t>，年增</w:t>
-      </w:r>
-      <w:r>
-        <w:t>42.6%</w:t>
-      </w:r>
-      <w:r>
-        <w:t>。整體而言，花蓮</w:t>
-      </w:r>
-      <w:r>
-        <w:t>199</w:t>
-      </w:r>
-      <w:r>
-        <w:t>及</w:t>
-      </w:r>
-      <w:r>
-        <w:t>399</w:t>
-      </w:r>
-      <w:r>
-        <w:t>合計占比由</w:t>
-      </w:r>
-      <w:r>
-        <w:t>112</w:t>
-      </w:r>
-      <w:r>
-        <w:t>年</w:t>
-      </w:r>
-      <w:r>
-        <w:t>3.3%</w:t>
-      </w:r>
-      <w:r>
-        <w:t>提升至</w:t>
-      </w:r>
-      <w:r>
-        <w:t>114</w:t>
-      </w:r>
-      <w:r>
-        <w:t>年</w:t>
-      </w:r>
-      <w:r>
         <w:t>30.1%</w:t>
       </w:r>
       <w:r>
@@ -13961,7 +13948,7 @@
         <w:t>TPASS</w:t>
       </w:r>
       <w:r>
-        <w:t>相關政策推動已逐步改變民眾搭乘型態，使通勤族群由單次付費轉向定期票使用，並對穩定市區客運運量產生支撐效果。</w:t>
+        <w:t>相關政策推動已逐步改變民眾搭乘型態，並對穩定市區客運運量產生支撐效果。</w:t>
       </w:r>
     </w:p>
     <w:p>
@@ -13979,7 +13966,7 @@
       <w:pPr>
         <w:pStyle w:val="3"/>
       </w:pPr>
-      <w:bookmarkStart w:id="6" w:name="_Toc228919645"/>
+      <w:bookmarkStart w:id="6" w:name="_Toc228952109"/>
       <w:r>
         <w:rPr>
           <w:rFonts w:hint="eastAsia"/>
@@ -13994,7 +13981,6 @@
         <w:spacing w:before="180" w:after="180"/>
         <w:ind w:firstLineChars="0" w:firstLine="480"/>
       </w:pPr>
-      <w:proofErr w:type="gramStart"/>
       <w:r>
         <w:t>綜整</w:t>
       </w:r>
@@ -14002,17 +13988,13 @@
         <w:t>112</w:t>
       </w:r>
       <w:r>
-        <w:t>年</w:t>
-      </w:r>
-      <w:proofErr w:type="gramEnd"/>
-      <w:r>
-        <w:t>至</w:t>
+        <w:t>年至</w:t>
       </w:r>
       <w:r>
         <w:t>114</w:t>
       </w:r>
       <w:r>
-        <w:t>年花蓮縣市區客運運量變化，整體搭乘人次呈現逐年下降趨勢，研判主要受</w:t>
+        <w:t>年花蓮縣市區客運運量變化，整體搭乘人次呈現逐年下降趨勢，主要受</w:t>
       </w:r>
       <w:r>
         <w:t>113</w:t>
@@ -14136,7 +14118,7 @@
         <w:pStyle w:val="2"/>
         <w:spacing w:before="180" w:after="180"/>
       </w:pPr>
-      <w:bookmarkStart w:id="7" w:name="_Toc228919646"/>
+      <w:bookmarkStart w:id="7" w:name="_Toc228952110"/>
       <w:proofErr w:type="gramStart"/>
       <w:r>
         <w:rPr>
@@ -14158,7 +14140,7 @@
       <w:pPr>
         <w:pStyle w:val="3"/>
       </w:pPr>
-      <w:bookmarkStart w:id="8" w:name="_Toc228919647"/>
+      <w:bookmarkStart w:id="8" w:name="_Toc228952111"/>
       <w:r>
         <w:t>年運量趨勢</w:t>
       </w:r>
@@ -17405,6 +17387,33 @@
       <w:r>
         <w:t>可觀察，</w:t>
       </w:r>
+      <w:proofErr w:type="gramStart"/>
+      <w:r>
+        <w:t>臺</w:t>
+      </w:r>
+      <w:proofErr w:type="gramEnd"/>
+      <w:r>
+        <w:t>東縣市區客運整體運量呈現逐年成</w:t>
+      </w:r>
+      <w:r>
+        <w:lastRenderedPageBreak/>
+        <w:t>長趨勢</w:t>
+      </w:r>
+      <w:r>
+        <w:rPr>
+          <w:rFonts w:hint="eastAsia"/>
+        </w:rPr>
+        <w:t>。</w:t>
+      </w:r>
+      <w:r>
+        <w:t>由表</w:t>
+      </w:r>
+      <w:r>
+        <w:t>1.2.1</w:t>
+      </w:r>
+      <w:r>
+        <w:t>進一步觀察各路線運量結構，</w:t>
+      </w:r>
       <w:r>
         <w:t>112</w:t>
       </w:r>
@@ -17412,45 +17421,6 @@
         <w:t>年至</w:t>
       </w:r>
       <w:r>
-        <w:t>114</w:t>
-      </w:r>
-      <w:r>
-        <w:t>年</w:t>
-      </w:r>
-      <w:proofErr w:type="gramStart"/>
-      <w:r>
-        <w:t>臺</w:t>
-      </w:r>
-      <w:proofErr w:type="gramEnd"/>
-      <w:r>
-        <w:t>東縣市區客運整體</w:t>
-      </w:r>
-      <w:r>
-        <w:lastRenderedPageBreak/>
-        <w:t>運量呈現逐年成長趨勢</w:t>
-      </w:r>
-      <w:r>
-        <w:rPr>
-          <w:rFonts w:hint="eastAsia"/>
-        </w:rPr>
-        <w:t>。</w:t>
-      </w:r>
-      <w:r>
-        <w:t>由表</w:t>
-      </w:r>
-      <w:r>
-        <w:t>1.2.1</w:t>
-      </w:r>
-      <w:r>
-        <w:t>進一步觀察各路線運量結構，</w:t>
-      </w:r>
-      <w:r>
-        <w:t>112</w:t>
-      </w:r>
-      <w:r>
-        <w:t>年至</w:t>
-      </w:r>
-      <w:r>
         <w:t>113</w:t>
       </w:r>
       <w:r>
@@ -17466,7 +17436,7 @@
         <w:t>49.9%</w:t>
       </w:r>
       <w:r>
-        <w:t>，成長幅度較為明顯；陸海空線則</w:t>
+        <w:t>，成長幅度明顯；陸海空線則</w:t>
       </w:r>
       <w:r>
         <w:rPr>
@@ -17573,7 +17543,7 @@
       <w:pPr>
         <w:pStyle w:val="3"/>
       </w:pPr>
-      <w:bookmarkStart w:id="9" w:name="_Toc228919648"/>
+      <w:bookmarkStart w:id="9" w:name="_Toc228952112"/>
       <w:r>
         <w:lastRenderedPageBreak/>
         <w:t>月運量趨勢</w:t>
@@ -17781,94 +17751,61 @@
         <w:t>，</w:t>
       </w:r>
       <w:r>
+        <w:t>臺東縣市區客運月運量整體呈現穩定成長趨勢。</w:t>
+      </w:r>
+      <w:r>
         <w:t>112</w:t>
       </w:r>
       <w:r>
-        <w:t>年至</w:t>
+        <w:t>年各月運量約介於</w:t>
+      </w:r>
+      <w:r>
+        <w:t>6,000</w:t>
+      </w:r>
+      <w:r>
+        <w:t>至</w:t>
+      </w:r>
+      <w:r>
+        <w:t>12,000</w:t>
+      </w:r>
+      <w:r>
+        <w:t>人次之間，整體水準相對較低；</w:t>
+      </w:r>
+      <w:r>
+        <w:t>113</w:t>
+      </w:r>
+      <w:r>
+        <w:t>年運量明顯提升，多數月份維持在</w:t>
+      </w:r>
+      <w:r>
+        <w:t>10,000</w:t>
+      </w:r>
+      <w:r>
+        <w:t>至</w:t>
+      </w:r>
+      <w:r>
+        <w:t>15,000</w:t>
+      </w:r>
+      <w:r>
+        <w:t>人次區間，顯示市區客運使用需求逐步增加；</w:t>
       </w:r>
       <w:r>
         <w:t>114</w:t>
       </w:r>
       <w:r>
-        <w:t>年</w:t>
-      </w:r>
-      <w:proofErr w:type="gramStart"/>
-      <w:r>
-        <w:t>臺</w:t>
-      </w:r>
-      <w:proofErr w:type="gramEnd"/>
-      <w:r>
-        <w:t>東縣市區客運月運量整體呈現穩定成長趨勢。</w:t>
-      </w:r>
-      <w:r>
-        <w:t>112</w:t>
-      </w:r>
-      <w:r>
-        <w:t>年各月運量約介於</w:t>
-      </w:r>
-      <w:r>
-        <w:t>6,000</w:t>
-      </w:r>
-      <w:r>
-        <w:t>至</w:t>
+        <w:t>年運量則進一步提高，多數月份維持在</w:t>
       </w:r>
       <w:r>
         <w:t>12,000</w:t>
       </w:r>
       <w:r>
-        <w:t>人次</w:t>
-      </w:r>
-      <w:proofErr w:type="gramStart"/>
-      <w:r>
-        <w:t>之間，</w:t>
-      </w:r>
-      <w:proofErr w:type="gramEnd"/>
-      <w:r>
-        <w:t>整體水準相對較低；</w:t>
-      </w:r>
-      <w:r>
-        <w:t>113</w:t>
-      </w:r>
-      <w:r>
-        <w:t>年運量明顯提升，多數月份維持在</w:t>
-      </w:r>
-      <w:r>
-        <w:t>10,000</w:t>
-      </w:r>
-      <w:r>
-        <w:t>至</w:t>
+        <w:t>人次以上，部分月份更達</w:t>
       </w:r>
       <w:r>
         <w:t>15,000</w:t>
       </w:r>
       <w:r>
-        <w:t>人次區間，顯示市區客運使用需求逐步增加；</w:t>
-      </w:r>
-      <w:r>
-        <w:t>114</w:t>
-      </w:r>
-      <w:r>
-        <w:t>年運量則進一步提高，多數月份維持在</w:t>
-      </w:r>
-      <w:r>
-        <w:t>12,000</w:t>
-      </w:r>
-      <w:r>
-        <w:t>人次以上，部分月份更達</w:t>
-      </w:r>
-      <w:r>
-        <w:t>15,000</w:t>
-      </w:r>
-      <w:r>
-        <w:t>人次以上，反映整體運輸服務使用情形持續成長。整體而言，</w:t>
-      </w:r>
-      <w:proofErr w:type="gramStart"/>
-      <w:r>
-        <w:t>臺</w:t>
-      </w:r>
-      <w:proofErr w:type="gramEnd"/>
-      <w:r>
-        <w:t>東縣市區客運月運量呈現穩定向上發展趨勢，顯示公共運輸服務逐步被民眾接受，後續可持續觀察運量變化並配合需求進行服務優化。</w:t>
+        <w:t>人次以上，反映整體運輸服務使用情形持續成長。整體而言，臺東縣市區客運月運量呈現穩定向上發展趨勢，顯示公共運輸服務逐步被民眾接受，後續可持續觀察運量變化並配合需求進行服務優化。</w:t>
       </w:r>
     </w:p>
     <w:p>
@@ -17886,7 +17823,7 @@
       <w:pPr>
         <w:pStyle w:val="3"/>
       </w:pPr>
-      <w:bookmarkStart w:id="10" w:name="_Toc228919649"/>
+      <w:bookmarkStart w:id="10" w:name="_Toc228952113"/>
       <w:r>
         <w:lastRenderedPageBreak/>
         <w:t>持卡身分分析</w:t>
@@ -21022,7 +20959,16 @@
         <w:t>114</w:t>
       </w:r>
       <w:r>
-        <w:t>年整體搭乘人次較</w:t>
+        <w:t>年整</w:t>
+      </w:r>
+      <w:r>
+        <w:rPr>
+          <w:rFonts w:hint="eastAsia"/>
+        </w:rPr>
+        <w:t>年</w:t>
+      </w:r>
+      <w:r>
+        <w:t>搭乘人次較</w:t>
       </w:r>
       <w:r>
         <w:t>113</w:t>
@@ -21083,7 +21029,7 @@
       <w:pPr>
         <w:pStyle w:val="3"/>
       </w:pPr>
-      <w:bookmarkStart w:id="11" w:name="_Toc228919650"/>
+      <w:bookmarkStart w:id="11" w:name="_Toc228952114"/>
       <w:r>
         <w:lastRenderedPageBreak/>
         <w:t>定期票分析</w:t>
@@ -22883,125 +22829,85 @@
         <w:t>114</w:t>
       </w:r>
       <w:r>
+        <w:t>年臺東縣市區客運票證使用仍以非定期票為主，占整體</w:t>
+      </w:r>
+      <w:r>
+        <w:t>81.1%</w:t>
+      </w:r>
+      <w:r>
+        <w:t>。</w:t>
+      </w:r>
+      <w:r>
+        <w:t>114</w:t>
+      </w:r>
+      <w:r>
+        <w:t>年整體運量成長</w:t>
+      </w:r>
+      <w:r>
+        <w:t>7.3%</w:t>
+      </w:r>
+      <w:r>
+        <w:t>，其中</w:t>
+      </w:r>
+      <w:proofErr w:type="gramStart"/>
+      <w:r>
+        <w:t>臺</w:t>
+      </w:r>
+      <w:proofErr w:type="gramEnd"/>
+      <w:r>
+        <w:t>東</w:t>
+      </w:r>
+      <w:r>
+        <w:t>299</w:t>
+      </w:r>
+      <w:r>
+        <w:t>年增</w:t>
+      </w:r>
+      <w:r>
+        <w:t>43.3%</w:t>
+      </w:r>
+      <w:r>
+        <w:t>，明顯高於非定期票年增</w:t>
+      </w:r>
+      <w:r>
+        <w:t>1.3%</w:t>
+      </w:r>
+      <w:r>
+        <w:t>。綜合</w:t>
+      </w:r>
+      <w:proofErr w:type="gramStart"/>
+      <w:r>
+        <w:rPr>
+          <w:rFonts w:hint="eastAsia"/>
+        </w:rPr>
+        <w:t>三</w:t>
+      </w:r>
+      <w:proofErr w:type="gramEnd"/>
+      <w:r>
         <w:t>年</w:t>
       </w:r>
+      <w:r>
+        <w:rPr>
+          <w:rFonts w:hint="eastAsia"/>
+        </w:rPr>
+        <w:t>間</w:t>
+      </w:r>
+      <w:r>
+        <w:t>趨勢，</w:t>
+      </w:r>
       <w:proofErr w:type="gramStart"/>
       <w:r>
         <w:t>臺</w:t>
       </w:r>
       <w:proofErr w:type="gramEnd"/>
       <w:r>
-        <w:t>東縣市區客運票證使用仍</w:t>
-      </w:r>
-      <w:proofErr w:type="gramStart"/>
-      <w:r>
-        <w:t>以非定期票</w:t>
-      </w:r>
-      <w:proofErr w:type="gramEnd"/>
-      <w:r>
-        <w:t>為主，占整體</w:t>
-      </w:r>
-      <w:r>
-        <w:t>81.1%</w:t>
-      </w:r>
-      <w:r>
-        <w:t>。</w:t>
-      </w:r>
-      <w:r>
-        <w:t>114</w:t>
-      </w:r>
-      <w:r>
-        <w:t>年整體運量成長</w:t>
-      </w:r>
-      <w:r>
-        <w:t>7.3%</w:t>
-      </w:r>
-      <w:r>
-        <w:t>，其中</w:t>
-      </w:r>
-      <w:proofErr w:type="gramStart"/>
-      <w:r>
-        <w:t>臺</w:t>
-      </w:r>
-      <w:proofErr w:type="gramEnd"/>
-      <w:r>
         <w:t>東</w:t>
       </w:r>
       <w:r>
         <w:t>299</w:t>
       </w:r>
       <w:r>
-        <w:t>年增</w:t>
-      </w:r>
-      <w:r>
-        <w:t>43.3%</w:t>
-      </w:r>
-      <w:r>
-        <w:t>，明顯</w:t>
-      </w:r>
-      <w:proofErr w:type="gramStart"/>
-      <w:r>
-        <w:t>高於非定期票</w:t>
-      </w:r>
-      <w:proofErr w:type="gramEnd"/>
-      <w:r>
-        <w:t>年增</w:t>
-      </w:r>
-      <w:r>
-        <w:t>1.3%</w:t>
-      </w:r>
-      <w:r>
-        <w:t>。綜合</w:t>
-      </w:r>
-      <w:proofErr w:type="gramStart"/>
-      <w:r>
-        <w:rPr>
-          <w:rFonts w:hint="eastAsia"/>
-        </w:rPr>
-        <w:t>三</w:t>
-      </w:r>
-      <w:proofErr w:type="gramEnd"/>
-      <w:r>
-        <w:t>年</w:t>
-      </w:r>
-      <w:r>
-        <w:rPr>
-          <w:rFonts w:hint="eastAsia"/>
-        </w:rPr>
-        <w:t>間</w:t>
-      </w:r>
-      <w:r>
-        <w:t>趨勢，</w:t>
-      </w:r>
-      <w:proofErr w:type="gramStart"/>
-      <w:r>
-        <w:t>臺</w:t>
-      </w:r>
-      <w:proofErr w:type="gramEnd"/>
-      <w:r>
-        <w:t>東</w:t>
-      </w:r>
-      <w:r>
-        <w:t>299</w:t>
-      </w:r>
-      <w:r>
-        <w:t>呈現逐年增加情形，反映定期票政策逐步提升民眾使用意願，並可能吸引固定通勤、通學及日常移動族群採用月票搭乘。整體而言，</w:t>
-      </w:r>
-      <w:proofErr w:type="gramStart"/>
-      <w:r>
-        <w:t>雖非定期票</w:t>
-      </w:r>
-      <w:proofErr w:type="gramEnd"/>
-      <w:r>
-        <w:t>仍占多數，</w:t>
-      </w:r>
-      <w:proofErr w:type="gramStart"/>
-      <w:r>
-        <w:t>但定期票</w:t>
-      </w:r>
-      <w:proofErr w:type="gramEnd"/>
-      <w:r>
-        <w:t>占比持續上升，已成為</w:t>
+        <w:t>呈現逐年增加情形，反映定期票政策逐步提升民眾使用意願，並可能吸引固定通勤、通學及日常移動族群採用月票搭乘。整體而言，雖非定期票仍占多數，但定期票占比持續上升，已成為</w:t>
       </w:r>
       <w:proofErr w:type="gramStart"/>
       <w:r>
@@ -23016,7 +22922,7 @@
       <w:pPr>
         <w:pStyle w:val="3"/>
       </w:pPr>
-      <w:bookmarkStart w:id="12" w:name="_Toc228919651"/>
+      <w:bookmarkStart w:id="12" w:name="_Toc228952115"/>
       <w:r>
         <w:lastRenderedPageBreak/>
         <w:t>小結</w:t>
@@ -23054,7 +22960,7 @@
       </w:r>
       <w:proofErr w:type="gramEnd"/>
       <w:r>
-        <w:t>東縣市區客運運量變化，整體搭乘人次呈現逐年成長趨勢，顯示市區客運服務使用量持續增加，公共運輸使用情形逐步提升。從路線結構觀察，</w:t>
+        <w:t>東縣市區客運運量變化，整體搭乘人次呈現逐年成長趨勢，顯示市區客運服務使用量持續增加。從路線結構觀察，</w:t>
       </w:r>
       <w:r>
         <w:t>112</w:t>
@@ -23276,7 +23182,7 @@
         <w:pStyle w:val="1"/>
         <w:spacing w:before="36" w:after="36"/>
       </w:pPr>
-      <w:bookmarkStart w:id="13" w:name="_Toc228919652"/>
+      <w:bookmarkStart w:id="13" w:name="_Toc228952116"/>
       <w:r>
         <w:rPr>
           <w:rFonts w:hint="eastAsia"/>
@@ -23330,7 +23236,7 @@
         <w:pStyle w:val="2"/>
         <w:spacing w:before="180" w:after="180"/>
       </w:pPr>
-      <w:bookmarkStart w:id="14" w:name="_Toc228919653"/>
+      <w:bookmarkStart w:id="14" w:name="_Toc228952117"/>
       <w:r>
         <w:rPr>
           <w:rFonts w:hint="eastAsia"/>
@@ -23343,7 +23249,7 @@
       <w:pPr>
         <w:pStyle w:val="3"/>
       </w:pPr>
-      <w:bookmarkStart w:id="15" w:name="_Toc228919654"/>
+      <w:bookmarkStart w:id="15" w:name="_Toc228952118"/>
       <w:r>
         <w:rPr>
           <w:rFonts w:hint="eastAsia"/>
@@ -25221,31 +25127,27 @@
         <w:rPr>
           <w:rFonts w:hint="eastAsia"/>
         </w:rPr>
-        <w:t>可知，花蓮縣公路客運年總運量於</w:t>
-      </w:r>
-      <w:r>
-        <w:rPr>
-          <w:rFonts w:hint="eastAsia"/>
-        </w:rPr>
-        <w:t>112</w:t>
-      </w:r>
-      <w:r>
-        <w:rPr>
-          <w:rFonts w:hint="eastAsia"/>
-        </w:rPr>
-        <w:t>年至</w:t>
-      </w:r>
-      <w:r>
-        <w:rPr>
-          <w:rFonts w:hint="eastAsia"/>
-        </w:rPr>
-        <w:t xml:space="preserve"> 114 </w:t>
-      </w:r>
-      <w:r>
-        <w:rPr>
-          <w:rFonts w:hint="eastAsia"/>
-        </w:rPr>
-        <w:t>年間呈現先升後降之趨勢。就路線結構而言，海岸線及縱谷線為主要運量來源，兩者合計約占花蓮縣公路客運總運量之九成</w:t>
+        <w:t>可知，花蓮縣公路客運運量</w:t>
+      </w:r>
+      <w:proofErr w:type="gramStart"/>
+      <w:r>
+        <w:rPr>
+          <w:rFonts w:hint="eastAsia"/>
+        </w:rPr>
+        <w:t>三</w:t>
+      </w:r>
+      <w:proofErr w:type="gramEnd"/>
+      <w:r>
+        <w:rPr>
+          <w:rFonts w:hint="eastAsia"/>
+        </w:rPr>
+        <w:t>年</w:t>
+      </w:r>
+      <w:r>
+        <w:rPr>
+          <w:rFonts w:hint="eastAsia"/>
+        </w:rPr>
+        <w:t>間呈現先升後降。就路線結構而言，海岸線及縱谷線為主要運量來源，兩者合計約占花蓮縣公路客運總運量之九成</w:t>
       </w:r>
       <w:r>
         <w:rPr>
@@ -25253,12 +25155,6 @@
         </w:rPr>
         <w:t>。</w:t>
       </w:r>
-    </w:p>
-    <w:p>
-      <w:pPr>
-        <w:spacing w:before="180" w:after="180"/>
-        <w:ind w:firstLineChars="0" w:firstLine="480"/>
-      </w:pPr>
       <w:r>
         <w:rPr>
           <w:rFonts w:hint="eastAsia"/>
@@ -25301,28 +25197,26 @@
         <w:rPr>
           <w:rFonts w:hint="eastAsia"/>
         </w:rPr>
-        <w:t>，反映花蓮縣公路客運需求出現普遍性減弱。其背後成因仍需結合路線調整、旅遊需求、通勤型態及其他外部因素進一步觀察與</w:t>
-      </w:r>
-      <w:proofErr w:type="gramStart"/>
-      <w:r>
-        <w:rPr>
-          <w:rFonts w:hint="eastAsia"/>
-        </w:rPr>
-        <w:t>釐</w:t>
-      </w:r>
-      <w:proofErr w:type="gramEnd"/>
-      <w:r>
-        <w:rPr>
-          <w:rFonts w:hint="eastAsia"/>
-        </w:rPr>
-        <w:t>清。</w:t>
+        <w:t>，反映花蓮縣公路客運需求</w:t>
+      </w:r>
+      <w:r>
+        <w:rPr>
+          <w:rFonts w:hint="eastAsia"/>
+        </w:rPr>
+        <w:t>疲弱</w:t>
+      </w:r>
+      <w:r>
+        <w:rPr>
+          <w:rFonts w:hint="eastAsia"/>
+        </w:rPr>
+        <w:t>。其背後成因仍需結合路線調整、旅遊需求、通勤型態及其他外部因素進一步觀察與釐清。</w:t>
       </w:r>
     </w:p>
     <w:p>
       <w:pPr>
         <w:pStyle w:val="3"/>
       </w:pPr>
-      <w:bookmarkStart w:id="16" w:name="_Toc228919655"/>
+      <w:bookmarkStart w:id="16" w:name="_Toc228952119"/>
       <w:r>
         <w:t>持卡身分分析</w:t>
       </w:r>
@@ -27494,31 +27388,19 @@
         <w:rPr>
           <w:rFonts w:hint="eastAsia"/>
         </w:rPr>
-        <w:t>）為主，占比</w:t>
-      </w:r>
-      <w:r>
-        <w:rPr>
-          <w:rFonts w:hint="eastAsia"/>
-        </w:rPr>
-        <w:t>42.5%</w:t>
-      </w:r>
-      <w:r>
-        <w:rPr>
-          <w:rFonts w:hint="eastAsia"/>
-        </w:rPr>
-        <w:t>；其次為敬老優待，占比</w:t>
-      </w:r>
-      <w:r>
-        <w:rPr>
-          <w:rFonts w:hint="eastAsia"/>
-        </w:rPr>
-        <w:t>32.9%</w:t>
-      </w:r>
-      <w:r>
-        <w:rPr>
-          <w:rFonts w:hint="eastAsia"/>
-        </w:rPr>
-        <w:t>，兩者合計逾七成五。</w:t>
+        <w:t>）為主</w:t>
+      </w:r>
+      <w:r>
+        <w:rPr>
+          <w:rFonts w:hint="eastAsia"/>
+        </w:rPr>
+        <w:t>，</w:t>
+      </w:r>
+      <w:r>
+        <w:rPr>
+          <w:rFonts w:hint="eastAsia"/>
+        </w:rPr>
+        <w:t>其次為敬老優待，兩者合計逾七成五。</w:t>
       </w:r>
     </w:p>
     <w:p>
@@ -27530,8 +27412,80 @@
         <w:rPr>
           <w:rFonts w:hint="eastAsia"/>
         </w:rPr>
+        <w:t>觀察各身分變化趨勢，普通（含</w:t>
+      </w:r>
+      <w:r>
+        <w:rPr>
+          <w:rFonts w:hint="eastAsia"/>
+        </w:rPr>
+        <w:t>TPASS</w:t>
+      </w:r>
+      <w:r>
+        <w:rPr>
+          <w:rFonts w:hint="eastAsia"/>
+        </w:rPr>
+        <w:t>）運量於</w:t>
+      </w:r>
+      <w:r>
+        <w:rPr>
+          <w:rFonts w:hint="eastAsia"/>
+        </w:rPr>
+        <w:t>113</w:t>
+      </w:r>
+      <w:r>
+        <w:rPr>
+          <w:rFonts w:hint="eastAsia"/>
+        </w:rPr>
+        <w:t>年達高峰後，</w:t>
+      </w:r>
+      <w:r>
+        <w:rPr>
+          <w:rFonts w:hint="eastAsia"/>
+        </w:rPr>
         <w:lastRenderedPageBreak/>
-        <w:t>觀察</w:t>
+        <w:t>114</w:t>
+      </w:r>
+      <w:r>
+        <w:rPr>
+          <w:rFonts w:hint="eastAsia"/>
+        </w:rPr>
+        <w:t>年衰退</w:t>
+      </w:r>
+      <w:r>
+        <w:rPr>
+          <w:rFonts w:hint="eastAsia"/>
+        </w:rPr>
+        <w:t>23.6%</w:t>
+      </w:r>
+      <w:r>
+        <w:rPr>
+          <w:rFonts w:hint="eastAsia"/>
+        </w:rPr>
+        <w:t>。敬老優待</w:t>
+      </w:r>
+      <w:r>
+        <w:rPr>
+          <w:rFonts w:hint="eastAsia"/>
+        </w:rPr>
+        <w:t>114</w:t>
+      </w:r>
+      <w:r>
+        <w:rPr>
+          <w:rFonts w:hint="eastAsia"/>
+        </w:rPr>
+        <w:t>年運量雖微幅下跌</w:t>
+      </w:r>
+      <w:r>
+        <w:rPr>
+          <w:rFonts w:hint="eastAsia"/>
+        </w:rPr>
+        <w:t>5.9%</w:t>
+      </w:r>
+      <w:r>
+        <w:rPr>
+          <w:rFonts w:hint="eastAsia"/>
+        </w:rPr>
+        <w:t>，但整體占比由</w:t>
       </w:r>
       <w:r>
         <w:rPr>
@@ -27543,102 +27497,6 @@
         <w:rPr>
           <w:rFonts w:hint="eastAsia"/>
         </w:rPr>
-        <w:t>年至</w:t>
-      </w:r>
-      <w:r>
-        <w:rPr>
-          <w:rFonts w:hint="eastAsia"/>
-        </w:rPr>
-        <w:t>114</w:t>
-      </w:r>
-      <w:r>
-        <w:rPr>
-          <w:rFonts w:hint="eastAsia"/>
-        </w:rPr>
-        <w:t>年各身分變化趨勢，普通（含</w:t>
-      </w:r>
-      <w:r>
-        <w:rPr>
-          <w:rFonts w:hint="eastAsia"/>
-        </w:rPr>
-        <w:t>TPASS</w:t>
-      </w:r>
-      <w:r>
-        <w:rPr>
-          <w:rFonts w:hint="eastAsia"/>
-        </w:rPr>
-        <w:t>）運量於</w:t>
-      </w:r>
-      <w:r>
-        <w:rPr>
-          <w:rFonts w:hint="eastAsia"/>
-        </w:rPr>
-        <w:t>113</w:t>
-      </w:r>
-      <w:r>
-        <w:rPr>
-          <w:rFonts w:hint="eastAsia"/>
-        </w:rPr>
-        <w:t>年達高峰後，</w:t>
-      </w:r>
-      <w:r>
-        <w:rPr>
-          <w:rFonts w:hint="eastAsia"/>
-        </w:rPr>
-        <w:t>114</w:t>
-      </w:r>
-      <w:r>
-        <w:rPr>
-          <w:rFonts w:hint="eastAsia"/>
-        </w:rPr>
-        <w:t>年衰退</w:t>
-      </w:r>
-      <w:r>
-        <w:rPr>
-          <w:rFonts w:hint="eastAsia"/>
-        </w:rPr>
-        <w:t>23.6%</w:t>
-      </w:r>
-      <w:r>
-        <w:rPr>
-          <w:rFonts w:hint="eastAsia"/>
-        </w:rPr>
-        <w:t>。敬老優待</w:t>
-      </w:r>
-      <w:r>
-        <w:rPr>
-          <w:rFonts w:hint="eastAsia"/>
-        </w:rPr>
-        <w:t>114</w:t>
-      </w:r>
-      <w:r>
-        <w:rPr>
-          <w:rFonts w:hint="eastAsia"/>
-        </w:rPr>
-        <w:t>年運量雖微幅下跌</w:t>
-      </w:r>
-      <w:r>
-        <w:rPr>
-          <w:rFonts w:hint="eastAsia"/>
-        </w:rPr>
-        <w:t>5.9%</w:t>
-      </w:r>
-      <w:r>
-        <w:rPr>
-          <w:rFonts w:hint="eastAsia"/>
-        </w:rPr>
-        <w:t>，但整體占比由</w:t>
-      </w:r>
-      <w:r>
-        <w:rPr>
-          <w:rFonts w:hint="eastAsia"/>
-        </w:rPr>
-        <w:t>112</w:t>
-      </w:r>
-      <w:r>
-        <w:rPr>
-          <w:rFonts w:hint="eastAsia"/>
-        </w:rPr>
         <w:t>年之</w:t>
       </w:r>
       <w:r>
@@ -27675,21 +27533,7 @@
         <w:rPr>
           <w:rFonts w:hint="eastAsia"/>
         </w:rPr>
-        <w:t>。</w:t>
-      </w:r>
-      <w:proofErr w:type="gramStart"/>
-      <w:r>
-        <w:rPr>
-          <w:rFonts w:hint="eastAsia"/>
-        </w:rPr>
-        <w:t>反之，</w:t>
-      </w:r>
-      <w:proofErr w:type="gramEnd"/>
-      <w:r>
-        <w:rPr>
-          <w:rFonts w:hint="eastAsia"/>
-        </w:rPr>
-        <w:t>學生與其他優待運量及占比皆連續兩年下滑，其中學生占比由</w:t>
+        <w:t>。反之，學生與其他優待運量及占比皆連續兩年下滑，其中學生占比由</w:t>
       </w:r>
       <w:r>
         <w:rPr>
@@ -27746,7 +27590,7 @@
       <w:pPr>
         <w:pStyle w:val="3"/>
       </w:pPr>
-      <w:bookmarkStart w:id="17" w:name="_Toc228919656"/>
+      <w:bookmarkStart w:id="17" w:name="_Toc228952120"/>
       <w:r>
         <w:rPr>
           <w:rFonts w:hint="eastAsia"/>
@@ -28256,7 +28100,6 @@
               <w:jc w:val="center"/>
             </w:pPr>
             <w:r>
-              <w:lastRenderedPageBreak/>
               <w:t>花蓮縣</w:t>
             </w:r>
             <w:r>
@@ -28496,6 +28339,7 @@
               <w:jc w:val="center"/>
             </w:pPr>
             <w:r>
+              <w:lastRenderedPageBreak/>
               <w:t>花蓮縣</w:t>
             </w:r>
             <w:r>
@@ -29486,7 +29330,7 @@
         <w:rPr>
           <w:rFonts w:hint="eastAsia"/>
         </w:rPr>
-        <w:t xml:space="preserve"> 80.8%</w:t>
+        <w:t>八成</w:t>
       </w:r>
       <w:r>
         <w:rPr>
@@ -29536,43 +29380,57 @@
         <w:rPr>
           <w:rFonts w:hint="eastAsia"/>
         </w:rPr>
-        <w:t>為主要票種；花蓮縣</w:t>
-      </w:r>
-      <w:r>
-        <w:rPr>
-          <w:rFonts w:hint="eastAsia"/>
-        </w:rPr>
-        <w:t xml:space="preserve"> 199</w:t>
-      </w:r>
-      <w:r>
-        <w:rPr>
-          <w:rFonts w:hint="eastAsia"/>
-        </w:rPr>
-        <w:t>之使用量則趨近於零。</w:t>
-      </w:r>
-    </w:p>
-    <w:p>
-      <w:pPr>
-        <w:spacing w:before="180" w:after="180"/>
-        <w:ind w:firstLineChars="0" w:firstLine="480"/>
-      </w:pPr>
-      <w:r>
-        <w:rPr>
-          <w:rFonts w:hint="eastAsia"/>
-        </w:rPr>
-        <w:t>觀察</w:t>
-      </w:r>
-      <w:r>
-        <w:rPr>
-          <w:rFonts w:hint="eastAsia"/>
-        </w:rPr>
-        <w:t xml:space="preserve"> 112 </w:t>
-      </w:r>
-      <w:r>
-        <w:rPr>
-          <w:rFonts w:hint="eastAsia"/>
-        </w:rPr>
-        <w:t>年至</w:t>
+        <w:t>為主要票種</w:t>
+      </w:r>
+      <w:r>
+        <w:rPr>
+          <w:rFonts w:hint="eastAsia"/>
+        </w:rPr>
+        <w:t>，各</w:t>
+      </w:r>
+      <w:proofErr w:type="gramStart"/>
+      <w:r>
+        <w:rPr>
+          <w:rFonts w:hint="eastAsia"/>
+        </w:rPr>
+        <w:t>佔</w:t>
+      </w:r>
+      <w:proofErr w:type="gramEnd"/>
+      <w:r>
+        <w:rPr>
+          <w:rFonts w:hint="eastAsia"/>
+        </w:rPr>
+        <w:t>定期票八成及兩成</w:t>
+      </w:r>
+      <w:r>
+        <w:rPr>
+          <w:rFonts w:hint="eastAsia"/>
+        </w:rPr>
+        <w:t>。觀察變化趨勢，定期票於</w:t>
+      </w:r>
+      <w:r>
+        <w:rPr>
+          <w:rFonts w:hint="eastAsia"/>
+        </w:rPr>
+        <w:t xml:space="preserve"> 113 </w:t>
+      </w:r>
+      <w:r>
+        <w:rPr>
+          <w:rFonts w:hint="eastAsia"/>
+        </w:rPr>
+        <w:t>年呈現大幅成長</w:t>
+      </w:r>
+      <w:r>
+        <w:rPr>
+          <w:rFonts w:hint="eastAsia"/>
+        </w:rPr>
+        <w:t>，</w:t>
+      </w:r>
+      <w:r>
+        <w:rPr>
+          <w:rFonts w:hint="eastAsia"/>
+        </w:rPr>
+        <w:t>至</w:t>
       </w:r>
       <w:r>
         <w:rPr>
@@ -29584,19 +29442,33 @@
         <w:rPr>
           <w:rFonts w:hint="eastAsia"/>
         </w:rPr>
-        <w:t>年變化趨勢，定期票於</w:t>
-      </w:r>
-      <w:r>
-        <w:rPr>
-          <w:rFonts w:hint="eastAsia"/>
-        </w:rPr>
-        <w:t xml:space="preserve"> 113 </w:t>
-      </w:r>
-      <w:r>
-        <w:rPr>
-          <w:rFonts w:hint="eastAsia"/>
-        </w:rPr>
-        <w:t>年呈現大幅成長，其中花蓮縣</w:t>
+        <w:t>年，各類票種運量皆轉為負成長，</w:t>
+      </w:r>
+      <w:proofErr w:type="gramStart"/>
+      <w:r>
+        <w:rPr>
+          <w:rFonts w:hint="eastAsia"/>
+        </w:rPr>
+        <w:t>非定期票</w:t>
+      </w:r>
+      <w:proofErr w:type="gramEnd"/>
+      <w:r>
+        <w:rPr>
+          <w:rFonts w:hint="eastAsia"/>
+        </w:rPr>
+        <w:t>衰退</w:t>
+      </w:r>
+      <w:r>
+        <w:rPr>
+          <w:rFonts w:hint="eastAsia"/>
+        </w:rPr>
+        <w:t xml:space="preserve"> 22.6%</w:t>
+      </w:r>
+      <w:r>
+        <w:rPr>
+          <w:rFonts w:hint="eastAsia"/>
+        </w:rPr>
+        <w:t>，花蓮縣</w:t>
       </w:r>
       <w:r>
         <w:rPr>
@@ -29640,112 +29512,6 @@
         <w:rPr>
           <w:rFonts w:hint="eastAsia"/>
         </w:rPr>
-        <w:t>成長率分別達</w:t>
-      </w:r>
-      <w:r>
-        <w:rPr>
-          <w:rFonts w:hint="eastAsia"/>
-        </w:rPr>
-        <w:t xml:space="preserve"> 632.6% </w:t>
-      </w:r>
-      <w:r>
-        <w:rPr>
-          <w:rFonts w:hint="eastAsia"/>
-        </w:rPr>
-        <w:t>與</w:t>
-      </w:r>
-      <w:r>
-        <w:rPr>
-          <w:rFonts w:hint="eastAsia"/>
-        </w:rPr>
-        <w:t xml:space="preserve"> 144.1%</w:t>
-      </w:r>
-      <w:r>
-        <w:rPr>
-          <w:rFonts w:hint="eastAsia"/>
-        </w:rPr>
-        <w:t>。至</w:t>
-      </w:r>
-      <w:r>
-        <w:rPr>
-          <w:rFonts w:hint="eastAsia"/>
-        </w:rPr>
-        <w:t xml:space="preserve"> 114 </w:t>
-      </w:r>
-      <w:r>
-        <w:rPr>
-          <w:rFonts w:hint="eastAsia"/>
-        </w:rPr>
-        <w:t>年，各類票種運量皆轉為負成長，</w:t>
-      </w:r>
-      <w:proofErr w:type="gramStart"/>
-      <w:r>
-        <w:rPr>
-          <w:rFonts w:hint="eastAsia"/>
-        </w:rPr>
-        <w:t>非定期票</w:t>
-      </w:r>
-      <w:proofErr w:type="gramEnd"/>
-      <w:r>
-        <w:rPr>
-          <w:rFonts w:hint="eastAsia"/>
-        </w:rPr>
-        <w:t>衰退</w:t>
-      </w:r>
-      <w:r>
-        <w:rPr>
-          <w:rFonts w:hint="eastAsia"/>
-        </w:rPr>
-        <w:t xml:space="preserve"> 22.6%</w:t>
-      </w:r>
-      <w:r>
-        <w:rPr>
-          <w:rFonts w:hint="eastAsia"/>
-        </w:rPr>
-        <w:t>，花蓮縣</w:t>
-      </w:r>
-      <w:r>
-        <w:rPr>
-          <w:rFonts w:hint="eastAsia"/>
-        </w:rPr>
-        <w:t xml:space="preserve"> 399</w:t>
-      </w:r>
-      <w:r>
-        <w:rPr>
-          <w:rFonts w:hint="eastAsia"/>
-        </w:rPr>
-        <w:t>與</w:t>
-      </w:r>
-      <w:proofErr w:type="gramStart"/>
-      <w:r>
-        <w:rPr>
-          <w:rFonts w:hint="eastAsia"/>
-        </w:rPr>
-        <w:t>臺</w:t>
-      </w:r>
-      <w:proofErr w:type="gramEnd"/>
-      <w:r>
-        <w:rPr>
-          <w:rFonts w:hint="eastAsia"/>
-        </w:rPr>
-        <w:t>東</w:t>
-      </w:r>
-      <w:r>
-        <w:rPr>
-          <w:rFonts w:hint="eastAsia"/>
-        </w:rPr>
-        <w:t>縣</w:t>
-      </w:r>
-      <w:r>
-        <w:rPr>
-          <w:rFonts w:hint="eastAsia"/>
-        </w:rPr>
-        <w:t xml:space="preserve"> 299</w:t>
-      </w:r>
-      <w:r>
-        <w:rPr>
-          <w:rFonts w:hint="eastAsia"/>
-        </w:rPr>
         <w:t>則分別下降</w:t>
       </w:r>
       <w:r>
@@ -29770,117 +29536,13 @@
         <w:rPr>
           <w:rFonts w:hint="eastAsia"/>
         </w:rPr>
+        <w:t>，定期票有穩定客群較抗跌</w:t>
+      </w:r>
+      <w:r>
+        <w:rPr>
+          <w:rFonts w:hint="eastAsia"/>
+        </w:rPr>
         <w:t>。</w:t>
-      </w:r>
-    </w:p>
-    <w:p>
-      <w:pPr>
-        <w:spacing w:before="180" w:after="180"/>
-        <w:ind w:firstLineChars="0" w:firstLine="480"/>
-      </w:pPr>
-      <w:r>
-        <w:rPr>
-          <w:rFonts w:hint="eastAsia"/>
-        </w:rPr>
-        <w:t>整體而言，</w:t>
-      </w:r>
-      <w:proofErr w:type="gramStart"/>
-      <w:r>
-        <w:rPr>
-          <w:rFonts w:hint="eastAsia"/>
-        </w:rPr>
-        <w:t>非定期票</w:t>
-      </w:r>
-      <w:proofErr w:type="gramEnd"/>
-      <w:r>
-        <w:rPr>
-          <w:rFonts w:hint="eastAsia"/>
-        </w:rPr>
-        <w:t>占比雖由</w:t>
-      </w:r>
-      <w:r>
-        <w:rPr>
-          <w:rFonts w:hint="eastAsia"/>
-        </w:rPr>
-        <w:t xml:space="preserve"> 112 </w:t>
-      </w:r>
-      <w:r>
-        <w:rPr>
-          <w:rFonts w:hint="eastAsia"/>
-        </w:rPr>
-        <w:t>年之</w:t>
-      </w:r>
-      <w:r>
-        <w:rPr>
-          <w:rFonts w:hint="eastAsia"/>
-        </w:rPr>
-        <w:t xml:space="preserve"> 96.5% </w:t>
-      </w:r>
-      <w:r>
-        <w:rPr>
-          <w:rFonts w:hint="eastAsia"/>
-        </w:rPr>
-        <w:t>降至</w:t>
-      </w:r>
-      <w:r>
-        <w:rPr>
-          <w:rFonts w:hint="eastAsia"/>
-        </w:rPr>
-        <w:t xml:space="preserve"> 114 </w:t>
-      </w:r>
-      <w:r>
-        <w:rPr>
-          <w:rFonts w:hint="eastAsia"/>
-        </w:rPr>
-        <w:t>年之</w:t>
-      </w:r>
-      <w:r>
-        <w:rPr>
-          <w:rFonts w:hint="eastAsia"/>
-        </w:rPr>
-        <w:t xml:space="preserve"> 80.8%</w:t>
-      </w:r>
-      <w:r>
-        <w:rPr>
-          <w:rFonts w:hint="eastAsia"/>
-        </w:rPr>
-        <w:t>，但仍為市場主體；定期票結構則高度集中於</w:t>
-      </w:r>
-      <w:r>
-        <w:rPr>
-          <w:rFonts w:hint="eastAsia"/>
-        </w:rPr>
-        <w:t xml:space="preserve"> 399 </w:t>
-      </w:r>
-      <w:r>
-        <w:rPr>
-          <w:rFonts w:hint="eastAsia"/>
-        </w:rPr>
-        <w:t>與</w:t>
-      </w:r>
-      <w:r>
-        <w:rPr>
-          <w:rFonts w:hint="eastAsia"/>
-        </w:rPr>
-        <w:t xml:space="preserve"> 299 </w:t>
-      </w:r>
-      <w:r>
-        <w:rPr>
-          <w:rFonts w:hint="eastAsia"/>
-        </w:rPr>
-        <w:t>方案，花蓮縣</w:t>
-      </w:r>
-      <w:r>
-        <w:rPr>
-          <w:rFonts w:hint="eastAsia"/>
-        </w:rPr>
-        <w:t xml:space="preserve"> 199</w:t>
-      </w:r>
-      <w:r>
-        <w:rPr>
-          <w:rFonts w:hint="eastAsia"/>
-        </w:rPr>
-        <w:t>實際使用需求極低。未來規劃可針對各票種之使用率差異，檢視資源配置與特定方案之執行效益。</w:t>
       </w:r>
     </w:p>
     <w:p>
@@ -29888,7 +29550,7 @@
         <w:pStyle w:val="2"/>
         <w:spacing w:before="180" w:after="180"/>
       </w:pPr>
-      <w:bookmarkStart w:id="18" w:name="_Toc228919657"/>
+      <w:bookmarkStart w:id="18" w:name="_Toc228952121"/>
       <w:proofErr w:type="gramStart"/>
       <w:r>
         <w:rPr>
@@ -29909,7 +29571,7 @@
       <w:pPr>
         <w:pStyle w:val="3"/>
       </w:pPr>
-      <w:bookmarkStart w:id="19" w:name="_Toc228919658"/>
+      <w:bookmarkStart w:id="19" w:name="_Toc228952122"/>
       <w:r>
         <w:t>年運量分析</w:t>
       </w:r>
@@ -30066,14 +29728,7 @@
         <w:rPr>
           <w:rFonts w:hint="eastAsia"/>
         </w:rPr>
-        <w:t>聚落及</w:t>
-      </w:r>
-      <w:r>
-        <w:rPr>
-          <w:rFonts w:hint="eastAsia"/>
-        </w:rPr>
-        <w:lastRenderedPageBreak/>
-        <w:t>觀光需求，其路線編號如下：</w:t>
+        <w:t>聚落及觀光需求，其路線編號如下：</w:t>
       </w:r>
     </w:p>
     <w:p>
@@ -30442,6 +30097,7 @@
         <w:rPr>
           <w:rFonts w:hint="eastAsia"/>
         </w:rPr>
+        <w:lastRenderedPageBreak/>
         <w:t>山海線</w:t>
       </w:r>
     </w:p>
@@ -31078,7 +30734,6 @@
         <w:rPr>
           <w:rFonts w:hint="eastAsia"/>
         </w:rPr>
-        <w:lastRenderedPageBreak/>
         <w:t>表</w:t>
       </w:r>
       <w:r>
@@ -32757,19 +32412,16 @@
       </w:r>
       <w:proofErr w:type="gramEnd"/>
       <w:r>
-        <w:t>東縣公路客運年總運量於</w:t>
-      </w:r>
-      <w:r>
-        <w:t xml:space="preserve"> 112 </w:t>
-      </w:r>
-      <w:r>
-        <w:t>年至</w:t>
-      </w:r>
-      <w:r>
-        <w:t xml:space="preserve"> 114 </w:t>
-      </w:r>
-      <w:r>
-        <w:t>年間亦呈現先升後降之變化。儘管如此，</w:t>
+        <w:t>東縣公路客運運量於</w:t>
+      </w:r>
+      <w:r>
+        <w:rPr>
+          <w:rFonts w:hint="eastAsia"/>
+        </w:rPr>
+        <w:t>三年</w:t>
+      </w:r>
+      <w:r>
+        <w:t>間亦呈現先升後降。儘管如此，</w:t>
       </w:r>
       <w:r>
         <w:t>114</w:t>
@@ -32827,195 +32479,111 @@
         <w:rPr>
           <w:rFonts w:hint="eastAsia"/>
         </w:rPr>
-        <w:t>比維持在</w:t>
-      </w:r>
-      <w:r>
-        <w:rPr>
-          <w:rFonts w:hint="eastAsia"/>
-        </w:rPr>
-        <w:t>37%</w:t>
-      </w:r>
-      <w:r>
-        <w:rPr>
-          <w:rFonts w:hint="eastAsia"/>
-        </w:rPr>
-        <w:t>至</w:t>
-      </w:r>
-      <w:r>
-        <w:rPr>
-          <w:rFonts w:hint="eastAsia"/>
-        </w:rPr>
-        <w:t>44%</w:t>
+        <w:t>比</w:t>
+      </w:r>
+      <w:r>
+        <w:rPr>
+          <w:rFonts w:hint="eastAsia"/>
+        </w:rPr>
+        <w:t>四成</w:t>
+      </w:r>
+      <w:r>
+        <w:rPr>
+          <w:rFonts w:hint="eastAsia"/>
+        </w:rPr>
+        <w:t>，亦為</w:t>
+      </w:r>
+      <w:r>
+        <w:rPr>
+          <w:rFonts w:hint="eastAsia"/>
+        </w:rPr>
+        <w:t>113</w:t>
+      </w:r>
+      <w:r>
+        <w:rPr>
+          <w:rFonts w:hint="eastAsia"/>
+        </w:rPr>
+        <w:t>年成長幅度最高者，成長率為</w:t>
+      </w:r>
+      <w:r>
+        <w:rPr>
+          <w:rFonts w:hint="eastAsia"/>
+        </w:rPr>
+        <w:t>25.7%</w:t>
+      </w:r>
+      <w:r>
+        <w:rPr>
+          <w:rFonts w:hint="eastAsia"/>
+        </w:rPr>
+        <w:t>。縱谷線與</w:t>
       </w:r>
       <w:proofErr w:type="gramStart"/>
       <w:r>
         <w:rPr>
           <w:rFonts w:hint="eastAsia"/>
         </w:rPr>
-        <w:t>之間，</w:t>
+        <w:t>知本線次之</w:t>
       </w:r>
       <w:proofErr w:type="gramEnd"/>
       <w:r>
         <w:rPr>
           <w:rFonts w:hint="eastAsia"/>
         </w:rPr>
-        <w:t>亦為</w:t>
-      </w:r>
-      <w:r>
-        <w:rPr>
-          <w:rFonts w:hint="eastAsia"/>
-        </w:rPr>
-        <w:t>113</w:t>
-      </w:r>
-      <w:r>
-        <w:rPr>
-          <w:rFonts w:hint="eastAsia"/>
-        </w:rPr>
-        <w:t>年成長幅度最高者，成長率為</w:t>
-      </w:r>
-      <w:r>
-        <w:rPr>
-          <w:rFonts w:hint="eastAsia"/>
-        </w:rPr>
-        <w:t>25.7%</w:t>
-      </w:r>
-      <w:r>
-        <w:rPr>
-          <w:rFonts w:hint="eastAsia"/>
-        </w:rPr>
-        <w:t>。縱谷線與</w:t>
+        <w:t>，皆</w:t>
       </w:r>
       <w:proofErr w:type="gramStart"/>
       <w:r>
         <w:rPr>
           <w:rFonts w:hint="eastAsia"/>
         </w:rPr>
-        <w:t>知本線次之</w:t>
+        <w:t>佔</w:t>
       </w:r>
       <w:proofErr w:type="gramEnd"/>
       <w:r>
         <w:rPr>
           <w:rFonts w:hint="eastAsia"/>
         </w:rPr>
-        <w:t>，皆</w:t>
+        <w:t>約兩成。值得注意，南</w:t>
       </w:r>
       <w:proofErr w:type="gramStart"/>
       <w:r>
         <w:rPr>
           <w:rFonts w:hint="eastAsia"/>
         </w:rPr>
-        <w:t>佔</w:t>
+        <w:t>迴</w:t>
       </w:r>
       <w:proofErr w:type="gramEnd"/>
       <w:r>
         <w:rPr>
           <w:rFonts w:hint="eastAsia"/>
         </w:rPr>
-        <w:t>約兩成，三年間變化幅度較不明顯，</w:t>
+        <w:t>線呈現逐年成長趨勢，三年間成長近</w:t>
+      </w:r>
+      <w:r>
+        <w:rPr>
+          <w:rFonts w:hint="eastAsia"/>
+        </w:rPr>
+        <w:t>20%</w:t>
+      </w:r>
+      <w:r>
+        <w:rPr>
+          <w:rFonts w:hint="eastAsia"/>
+        </w:rPr>
+        <w:t>，</w:t>
       </w:r>
       <w:proofErr w:type="gramStart"/>
       <w:r>
         <w:rPr>
           <w:rFonts w:hint="eastAsia"/>
         </w:rPr>
-        <w:t>佔</w:t>
+        <w:t>唯各路線</w:t>
       </w:r>
       <w:proofErr w:type="gramEnd"/>
       <w:r>
         <w:rPr>
           <w:rFonts w:hint="eastAsia"/>
         </w:rPr>
-        <w:t>比大致維持穩定。值得注意，南</w:t>
-      </w:r>
-      <w:proofErr w:type="gramStart"/>
-      <w:r>
-        <w:rPr>
-          <w:rFonts w:hint="eastAsia"/>
-        </w:rPr>
-        <w:t>迴</w:t>
-      </w:r>
-      <w:proofErr w:type="gramEnd"/>
-      <w:r>
-        <w:rPr>
-          <w:rFonts w:hint="eastAsia"/>
-        </w:rPr>
-        <w:t>線呈現逐年成長趨勢，三年間成長近</w:t>
-      </w:r>
-      <w:r>
-        <w:rPr>
-          <w:rFonts w:hint="eastAsia"/>
-        </w:rPr>
-        <w:t>20%</w:t>
-      </w:r>
-      <w:r>
-        <w:rPr>
-          <w:rFonts w:hint="eastAsia"/>
-        </w:rPr>
-        <w:t>，</w:t>
-      </w:r>
-      <w:proofErr w:type="gramStart"/>
-      <w:r>
-        <w:rPr>
-          <w:rFonts w:hint="eastAsia"/>
-        </w:rPr>
-        <w:t>唯各路線</w:t>
-      </w:r>
-      <w:proofErr w:type="gramEnd"/>
-      <w:r>
-        <w:rPr>
-          <w:rFonts w:hint="eastAsia"/>
-        </w:rPr>
-        <w:t>中三年皆成長者，亦為</w:t>
-      </w:r>
-      <w:r>
-        <w:rPr>
-          <w:rFonts w:hint="eastAsia"/>
-        </w:rPr>
-        <w:t>114</w:t>
-      </w:r>
-      <w:r>
-        <w:rPr>
-          <w:rFonts w:hint="eastAsia"/>
-        </w:rPr>
-        <w:t>年成長幅度最高者，成長率為</w:t>
-      </w:r>
-      <w:r>
-        <w:rPr>
-          <w:rFonts w:hint="eastAsia"/>
-        </w:rPr>
-        <w:t>8.3%</w:t>
-      </w:r>
-      <w:r>
-        <w:rPr>
-          <w:rFonts w:hint="eastAsia"/>
-        </w:rPr>
-        <w:t>。山海線對總運量貢獻較小，三年間</w:t>
-      </w:r>
-      <w:proofErr w:type="gramStart"/>
-      <w:r>
-        <w:rPr>
-          <w:rFonts w:hint="eastAsia"/>
-        </w:rPr>
-        <w:t>佔</w:t>
-      </w:r>
-      <w:proofErr w:type="gramEnd"/>
-      <w:r>
-        <w:rPr>
-          <w:rFonts w:hint="eastAsia"/>
-        </w:rPr>
-        <w:t>比皆維持在</w:t>
-      </w:r>
-      <w:r>
-        <w:rPr>
-          <w:rFonts w:hint="eastAsia"/>
-        </w:rPr>
-        <w:t>2%</w:t>
-      </w:r>
-      <w:r>
-        <w:rPr>
-          <w:rFonts w:hint="eastAsia"/>
-        </w:rPr>
-        <w:t>左右，整體走勢相對平緩。</w:t>
+        <w:t>中三年皆成長者。山海線對總運量貢獻較小，整體走勢相對平緩。</w:t>
       </w:r>
     </w:p>
     <w:p>
@@ -33027,7 +32595,6 @@
         <w:rPr>
           <w:rFonts w:hint="eastAsia"/>
         </w:rPr>
-        <w:lastRenderedPageBreak/>
         <w:tab/>
       </w:r>
       <w:r>
@@ -33076,31 +32643,33 @@
         <w:rPr>
           <w:rFonts w:hint="eastAsia"/>
         </w:rPr>
-        <w:t>。</w:t>
-      </w:r>
-      <w:r>
-        <w:rPr>
-          <w:rFonts w:hint="eastAsia"/>
-        </w:rPr>
-        <w:t>不同的是山海線的成長趨勢，</w:t>
-      </w:r>
-      <w:r>
-        <w:rPr>
-          <w:rFonts w:hint="eastAsia"/>
-        </w:rPr>
-        <w:t>花蓮縣公路客運山海線三年間皆</w:t>
-      </w:r>
-      <w:r>
-        <w:rPr>
-          <w:rFonts w:hint="eastAsia"/>
-        </w:rPr>
-        <w:t>呈現</w:t>
-      </w:r>
-      <w:r>
-        <w:rPr>
-          <w:rFonts w:hint="eastAsia"/>
-        </w:rPr>
-        <w:t>跌幅趨勢</w:t>
+        <w:t>；然而，</w:t>
+      </w:r>
+      <w:proofErr w:type="gramStart"/>
+      <w:r>
+        <w:rPr>
+          <w:rFonts w:hint="eastAsia"/>
+        </w:rPr>
+        <w:t>臺</w:t>
+      </w:r>
+      <w:proofErr w:type="gramEnd"/>
+      <w:r>
+        <w:rPr>
+          <w:rFonts w:hint="eastAsia"/>
+        </w:rPr>
+        <w:t>東縣公路客運運量雖年增率衰退，但三年間運量趨勢仍是小幅上升，而花蓮縣公路</w:t>
+      </w:r>
+      <w:r>
+        <w:rPr>
+          <w:rFonts w:hint="eastAsia"/>
+        </w:rPr>
+        <w:t>客運運</w:t>
+      </w:r>
+      <w:r>
+        <w:rPr>
+          <w:rFonts w:hint="eastAsia"/>
+        </w:rPr>
+        <w:t>量則是呈現趨勢下降</w:t>
       </w:r>
       <w:r>
         <w:rPr>
@@ -33113,8 +32682,9 @@
       <w:pPr>
         <w:pStyle w:val="3"/>
       </w:pPr>
-      <w:bookmarkStart w:id="20" w:name="_Toc228919659"/>
-      <w:r>
+      <w:bookmarkStart w:id="20" w:name="_Toc228952123"/>
+      <w:r>
+        <w:lastRenderedPageBreak/>
         <w:t>持卡身分分析</w:t>
       </w:r>
       <w:bookmarkEnd w:id="20"/>
@@ -35228,6 +34798,7 @@
         <w:rPr>
           <w:rFonts w:hint="eastAsia"/>
         </w:rPr>
+        <w:lastRenderedPageBreak/>
         <w:t>由表</w:t>
       </w:r>
       <w:r>
@@ -35573,7 +35144,7 @@
       <w:pPr>
         <w:pStyle w:val="3"/>
       </w:pPr>
-      <w:bookmarkStart w:id="21" w:name="_Toc228919660"/>
+      <w:bookmarkStart w:id="21" w:name="_Toc228952124"/>
       <w:r>
         <w:rPr>
           <w:rFonts w:hint="eastAsia"/>
@@ -37291,6 +36862,40 @@
         </w:rPr>
         <w:t>顯示，</w:t>
       </w:r>
+      <w:proofErr w:type="gramStart"/>
+      <w:r>
+        <w:rPr>
+          <w:rFonts w:hint="eastAsia"/>
+        </w:rPr>
+        <w:t>非定期票</w:t>
+      </w:r>
+      <w:proofErr w:type="gramEnd"/>
+      <w:r>
+        <w:rPr>
+          <w:rFonts w:hint="eastAsia"/>
+        </w:rPr>
+        <w:t>搭乘人次逐年下降，</w:t>
+      </w:r>
+      <w:proofErr w:type="gramStart"/>
+      <w:r>
+        <w:rPr>
+          <w:rFonts w:hint="eastAsia"/>
+        </w:rPr>
+        <w:t>佔</w:t>
+      </w:r>
+      <w:proofErr w:type="gramEnd"/>
+      <w:r>
+        <w:rPr>
+          <w:rFonts w:hint="eastAsia"/>
+        </w:rPr>
+        <w:t>比</w:t>
+      </w:r>
+      <w:r>
+        <w:rPr>
+          <w:rFonts w:hint="eastAsia"/>
+        </w:rPr>
+        <w:t>由</w:t>
+      </w:r>
       <w:r>
         <w:rPr>
           <w:rFonts w:hint="eastAsia"/>
@@ -37301,7 +36906,19 @@
         <w:rPr>
           <w:rFonts w:hint="eastAsia"/>
         </w:rPr>
-        <w:t>至</w:t>
+        <w:t>年的</w:t>
+      </w:r>
+      <w:r>
+        <w:rPr>
+          <w:rFonts w:hint="eastAsia"/>
+        </w:rPr>
+        <w:t>92.5%</w:t>
+      </w:r>
+      <w:r>
+        <w:rPr>
+          <w:rFonts w:hint="eastAsia"/>
+        </w:rPr>
+        <w:t>降至</w:t>
       </w:r>
       <w:r>
         <w:rPr>
@@ -37313,54 +36930,12 @@
         <w:rPr>
           <w:rFonts w:hint="eastAsia"/>
         </w:rPr>
-        <w:t>年間，非定期票搭乘人次逐年下降，佔比</w:t>
-      </w:r>
-      <w:r>
-        <w:rPr>
-          <w:rFonts w:hint="eastAsia"/>
-        </w:rPr>
-        <w:t>由</w:t>
-      </w:r>
-      <w:r>
-        <w:rPr>
-          <w:rFonts w:hint="eastAsia"/>
-        </w:rPr>
-        <w:t>112</w:t>
-      </w:r>
-      <w:r>
-        <w:rPr>
-          <w:rFonts w:hint="eastAsia"/>
-        </w:rPr>
         <w:t>年的</w:t>
       </w:r>
       <w:r>
         <w:rPr>
           <w:rFonts w:hint="eastAsia"/>
         </w:rPr>
-        <w:t>92.5%</w:t>
-      </w:r>
-      <w:r>
-        <w:rPr>
-          <w:rFonts w:hint="eastAsia"/>
-        </w:rPr>
-        <w:t>降至</w:t>
-      </w:r>
-      <w:r>
-        <w:rPr>
-          <w:rFonts w:hint="eastAsia"/>
-        </w:rPr>
-        <w:t>114</w:t>
-      </w:r>
-      <w:r>
-        <w:rPr>
-          <w:rFonts w:hint="eastAsia"/>
-        </w:rPr>
-        <w:t>年的</w:t>
-      </w:r>
-      <w:r>
-        <w:rPr>
-          <w:rFonts w:hint="eastAsia"/>
-        </w:rPr>
         <w:t>65.3%</w:t>
       </w:r>
       <w:r>
@@ -37370,7 +36945,31 @@
         <w:t>；</w:t>
       </w:r>
       <w:r>
-        <w:t>相對地，定期票使用人次則持續成長，顯示臺東縣公路客運票種結構逐漸由非定期票為主，轉向定期票與非定期票並存的型態。</w:t>
+        <w:t>相對地，定期票使用人次則持續成長，顯示</w:t>
+      </w:r>
+      <w:proofErr w:type="gramStart"/>
+      <w:r>
+        <w:t>臺</w:t>
+      </w:r>
+      <w:proofErr w:type="gramEnd"/>
+      <w:r>
+        <w:t>東縣公路客運票種結構逐漸</w:t>
+      </w:r>
+      <w:proofErr w:type="gramStart"/>
+      <w:r>
+        <w:t>由非定期票</w:t>
+      </w:r>
+      <w:proofErr w:type="gramEnd"/>
+      <w:r>
+        <w:t>為主，轉向定期票</w:t>
+      </w:r>
+      <w:proofErr w:type="gramStart"/>
+      <w:r>
+        <w:t>與非定期票</w:t>
+      </w:r>
+      <w:proofErr w:type="gramEnd"/>
+      <w:r>
+        <w:t>並存的型態。</w:t>
       </w:r>
     </w:p>
     <w:p>
@@ -37388,7 +36987,21 @@
         <w:rPr>
           <w:rFonts w:hint="eastAsia"/>
         </w:rPr>
-        <w:t>就定期票種類而言，臺東縣</w:t>
+        <w:t>就定期票種類而言，</w:t>
+      </w:r>
+      <w:proofErr w:type="gramStart"/>
+      <w:r>
+        <w:rPr>
+          <w:rFonts w:hint="eastAsia"/>
+        </w:rPr>
+        <w:t>臺</w:t>
+      </w:r>
+      <w:proofErr w:type="gramEnd"/>
+      <w:r>
+        <w:rPr>
+          <w:rFonts w:hint="eastAsia"/>
+        </w:rPr>
+        <w:t>東縣</w:t>
       </w:r>
       <w:r>
         <w:rPr>
@@ -37418,7 +37031,21 @@
         <w:rPr>
           <w:rFonts w:hint="eastAsia"/>
         </w:rPr>
-        <w:t>年佔總量</w:t>
+        <w:t>年</w:t>
+      </w:r>
+      <w:proofErr w:type="gramStart"/>
+      <w:r>
+        <w:rPr>
+          <w:rFonts w:hint="eastAsia"/>
+        </w:rPr>
+        <w:t>佔</w:t>
+      </w:r>
+      <w:proofErr w:type="gramEnd"/>
+      <w:r>
+        <w:rPr>
+          <w:rFonts w:hint="eastAsia"/>
+        </w:rPr>
+        <w:t>總量</w:t>
       </w:r>
       <w:r>
         <w:rPr>
@@ -37466,7 +37093,35 @@
         <w:rPr>
           <w:rFonts w:hint="eastAsia"/>
         </w:rPr>
-        <w:t>的正成長，反映臺東在地居民使用定期票的意願持續提升，臺東公路客運旅客逐漸轉向使用月票通勤。花蓮縣</w:t>
+        <w:t>的正成長，反映</w:t>
+      </w:r>
+      <w:proofErr w:type="gramStart"/>
+      <w:r>
+        <w:rPr>
+          <w:rFonts w:hint="eastAsia"/>
+        </w:rPr>
+        <w:t>臺</w:t>
+      </w:r>
+      <w:proofErr w:type="gramEnd"/>
+      <w:r>
+        <w:rPr>
+          <w:rFonts w:hint="eastAsia"/>
+        </w:rPr>
+        <w:t>東在地居民使用定期票的意願持續提升，</w:t>
+      </w:r>
+      <w:proofErr w:type="gramStart"/>
+      <w:r>
+        <w:rPr>
+          <w:rFonts w:hint="eastAsia"/>
+        </w:rPr>
+        <w:t>臺</w:t>
+      </w:r>
+      <w:proofErr w:type="gramEnd"/>
+      <w:r>
+        <w:rPr>
+          <w:rFonts w:hint="eastAsia"/>
+        </w:rPr>
+        <w:t>東公路客運旅客逐漸轉向使用月票通勤。花蓮縣</w:t>
       </w:r>
       <w:r>
         <w:rPr>
@@ -37541,7 +37196,7 @@
         <w:tab/>
       </w:r>
       <w:r>
-        <w:t>與花蓮縣公路客運定期票結構相比，臺東縣公路客運之定期票使用主要來自</w:t>
+        <w:t>與花蓮縣公路客運定期票結構相比，</w:t>
       </w:r>
       <w:proofErr w:type="gramStart"/>
       <w:r>
@@ -37549,13 +37204,37 @@
       </w:r>
       <w:proofErr w:type="gramEnd"/>
       <w:r>
+        <w:t>東縣公路客運之定期票使用主要來自</w:t>
+      </w:r>
+      <w:proofErr w:type="gramStart"/>
+      <w:r>
+        <w:t>臺</w:t>
+      </w:r>
+      <w:proofErr w:type="gramEnd"/>
+      <w:r>
         <w:t>東縣</w:t>
       </w:r>
       <w:r>
         <w:t xml:space="preserve"> 299</w:t>
       </w:r>
       <w:r>
-        <w:t>，顯示臺東在地定期票方案對公路客運需求具有較明顯支撐作用。相對而言，花蓮縣公路客運仍以非定期票為主，推測花蓮縣在地居民使用定期票搭乘公路客運之意願相對有限。不過，三年間花蓮縣</w:t>
+        <w:t>，顯示</w:t>
+      </w:r>
+      <w:proofErr w:type="gramStart"/>
+      <w:r>
+        <w:t>臺</w:t>
+      </w:r>
+      <w:proofErr w:type="gramEnd"/>
+      <w:r>
+        <w:t>東在地定期票方案對公路客運需求具有較明顯支撐作用。相對而言，花蓮縣公路客運仍</w:t>
+      </w:r>
+      <w:proofErr w:type="gramStart"/>
+      <w:r>
+        <w:t>以非定期票</w:t>
+      </w:r>
+      <w:proofErr w:type="gramEnd"/>
+      <w:r>
+        <w:t>為主，推測花蓮縣在地居民使用定期票搭乘公路客運之意願相對有限。不過，三年間花蓮縣</w:t>
       </w:r>
       <w:r>
         <w:t xml:space="preserve"> 399</w:t>
@@ -37575,7 +37254,15 @@
         <w:t xml:space="preserve"> 299</w:t>
       </w:r>
       <w:r>
-        <w:t>皆呈現成長趨勢，而非定期票使用人次則逐年下降，顯示</w:t>
+        <w:t>皆呈現成長趨勢，</w:t>
+      </w:r>
+      <w:proofErr w:type="gramStart"/>
+      <w:r>
+        <w:t>而非定期票</w:t>
+      </w:r>
+      <w:proofErr w:type="gramEnd"/>
+      <w:r>
+        <w:t>使用人次則逐年下降，顯示</w:t>
       </w:r>
       <w:r>
         <w:t xml:space="preserve"> TPASS </w:t>
@@ -37589,7 +37276,7 @@
         <w:pStyle w:val="2"/>
         <w:spacing w:before="180" w:after="180"/>
       </w:pPr>
-      <w:bookmarkStart w:id="22" w:name="_Toc228919661"/>
+      <w:bookmarkStart w:id="22" w:name="_Toc228952125"/>
       <w:r>
         <w:rPr>
           <w:rFonts w:hint="eastAsia"/>
@@ -38039,9 +37726,6 @@
       <w:pPr>
         <w:spacing w:before="180" w:after="180"/>
         <w:ind w:firstLine="540"/>
-        <w:rPr>
-          <w:rFonts w:hint="eastAsia"/>
-        </w:rPr>
       </w:pPr>
       <w:r>
         <w:rPr>
@@ -38106,8 +37790,10 @@
     </w:p>
     <w:p>
       <w:pPr>
-        <w:spacing w:before="180" w:after="180"/>
-        <w:ind w:firstLine="540"/>
+        <w:widowControl/>
+        <w:spacing w:beforeLines="0" w:before="0" w:afterLines="0" w:after="160" w:line="278" w:lineRule="auto"/>
+        <w:ind w:firstLineChars="0" w:firstLine="0"/>
+        <w:jc w:val="left"/>
         <w:rPr>
           <w:rFonts w:hint="eastAsia"/>
         </w:rPr>
@@ -38604,6 +38290,36 @@
   </w:num>
   <w:num w:numId="5" w16cid:durableId="1941910309">
     <w:abstractNumId w:val="0"/>
+  </w:num>
+  <w:num w:numId="6" w16cid:durableId="2045523584">
+    <w:abstractNumId w:val="2"/>
+    <w:lvlOverride w:ilvl="0">
+      <w:startOverride w:val="1"/>
+    </w:lvlOverride>
+    <w:lvlOverride w:ilvl="1">
+      <w:startOverride w:val="1"/>
+    </w:lvlOverride>
+    <w:lvlOverride w:ilvl="2">
+      <w:startOverride w:val="1"/>
+    </w:lvlOverride>
+    <w:lvlOverride w:ilvl="3">
+      <w:startOverride w:val="1"/>
+    </w:lvlOverride>
+    <w:lvlOverride w:ilvl="4">
+      <w:startOverride w:val="1"/>
+    </w:lvlOverride>
+    <w:lvlOverride w:ilvl="5">
+      <w:startOverride w:val="1"/>
+    </w:lvlOverride>
+    <w:lvlOverride w:ilvl="6">
+      <w:startOverride w:val="1"/>
+    </w:lvlOverride>
+    <w:lvlOverride w:ilvl="7">
+      <w:startOverride w:val="1"/>
+    </w:lvlOverride>
+    <w:lvlOverride w:ilvl="8">
+      <w:startOverride w:val="1"/>
+    </w:lvlOverride>
   </w:num>
 </w:numbering>
 </file>
@@ -39236,6 +38952,7 @@
   <w:style w:type="character" w:default="1" w:styleId="a0">
     <w:name w:val="Default Paragraph Font"/>
     <w:uiPriority w:val="1"/>
+    <w:semiHidden/>
     <w:unhideWhenUsed/>
   </w:style>
   <w:style w:type="table" w:default="1" w:styleId="a1">
